--- a/patients/templates/patients/docs/card_paid_template.docx
+++ b/patients/templates/patients/docs/card_paid_template.docx
@@ -5744,7 +5744,6 @@
       </w:pPr>
     </w:p>
     <w:sectPr>
-      <w:headerReference w:type="default" r:id="rId7"/>
       <w:pgSz w:w="11906" w:h="16838"/>
       <w:pgMar w:top="851" w:right="567" w:bottom="567" w:left="1134" w:header="397" w:footer="397" w:gutter="0"/>
       <w:cols w:space="708"/>
@@ -5790,29 +5789,6 @@
     </w:p>
   </w:footnote>
 </w:footnotes>
-</file>
-
-<file path=word/header1.xml><?xml version="1.0" encoding="utf-8"?>
-<w:hdr xmlns:wpc="http://schemas.microsoft.com/office/word/2010/wordprocessingCanvas" xmlns:cx="http://schemas.microsoft.com/office/drawing/2014/chartex" xmlns:cx1="http://schemas.microsoft.com/office/drawing/2015/9/8/chartex" xmlns:cx2="http://schemas.microsoft.com/office/drawing/2015/10/21/chartex" xmlns:cx3="http://schemas.microsoft.com/office/drawing/2016/5/9/chartex" xmlns:cx4="http://schemas.microsoft.com/office/drawing/2016/5/10/chartex" xmlns:cx5="http://schemas.microsoft.com/office/drawing/2016/5/11/chartex" xmlns:cx6="http://schemas.microsoft.com/office/drawing/2016/5/12/chartex" xmlns:cx7="http://schemas.microsoft.com/office/drawing/2016/5/13/chartex" xmlns:cx8="http://schemas.microsoft.com/office/drawing/2016/5/14/chartex" xmlns:mc="http://schemas.openxmlformats.org/markup-compatibility/2006" xmlns:aink="http://schemas.microsoft.com/office/drawing/2016/ink" xmlns:am3d="http://schemas.microsoft.com/office/drawing/2017/model3d" xmlns:o="urn:schemas-microsoft-com:office:office" xmlns:oel="http://schemas.microsoft.com/office/2019/extlst" xmlns:r="http://schemas.openxmlformats.org/officeDocument/2006/relationships" xmlns:m="http://schemas.openxmlformats.org/officeDocument/2006/math" xmlns:v="urn:schemas-microsoft-com:vml" xmlns:wp14="http://schemas.microsoft.com/office/word/2010/wordprocessingDrawing" xmlns:wp="http://schemas.openxmlformats.org/drawingml/2006/wordprocessingDrawing" xmlns:w10="urn:schemas-microsoft-com:office:word" xmlns:w="http://schemas.openxmlformats.org/wordprocessingml/2006/main" xmlns:w14="http://schemas.microsoft.com/office/word/2010/wordml" xmlns:w15="http://schemas.microsoft.com/office/word/2012/wordml" xmlns:w16cex="http://schemas.microsoft.com/office/word/2018/wordml/cex" xmlns:w16cid="http://schemas.microsoft.com/office/word/2016/wordml/cid" xmlns:w16="http://schemas.microsoft.com/office/word/2018/wordml" xmlns:w16du="http://schemas.microsoft.com/office/word/2023/wordml/word16du" xmlns:w16sdtdh="http://schemas.microsoft.com/office/word/2020/wordml/sdtdatahash" xmlns:w16sdtfl="http://schemas.microsoft.com/office/word/2024/wordml/sdtformatlock" xmlns:w16se="http://schemas.microsoft.com/office/word/2015/wordml/symex" xmlns:wpg="http://schemas.microsoft.com/office/word/2010/wordprocessingGroup" xmlns:wpi="http://schemas.microsoft.com/office/word/2010/wordprocessingInk" xmlns:wne="http://schemas.microsoft.com/office/word/2006/wordml" xmlns:wps="http://schemas.microsoft.com/office/word/2010/wordprocessingShape" mc:Ignorable="w14 w15 w16se w16cid w16 w16cex w16sdtdh w16sdtfl w16du wp14">
-  <w:p>
-    <w:pPr>
-      <w:pStyle w:val="a9"/>
-      <w:rPr>
-        <w:rFonts w:ascii="Arial" w:hAnsi="Arial" w:cs="Arial"/>
-        <w:sz w:val="12"/>
-        <w:szCs w:val="12"/>
-      </w:rPr>
-    </w:pPr>
-    <w:r>
-      <w:rPr>
-        <w:rFonts w:ascii="Arial" w:hAnsi="Arial" w:cs="Arial"/>
-        <w:sz w:val="12"/>
-        <w:szCs w:val="12"/>
-      </w:rPr>
-      <w:t>Подготовлено с использованием системы ГАРАНТ</w:t>
-    </w:r>
-  </w:p>
-</w:hdr>
 </file>
 
 <file path=word/styles.xml><?xml version="1.0" encoding="utf-8"?>

--- a/patients/templates/patients/docs/card_paid_template.docx
+++ b/patients/templates/patients/docs/card_paid_template.docx
@@ -127,23 +127,7 @@
                 <w:b/>
                 <w:bCs/>
               </w:rPr>
-              <w:t>Общество с ограниченной ответственностью Медицинский центр «</w:t>
-            </w:r>
-            <w:proofErr w:type="spellStart"/>
-            <w:r>
-              <w:rPr>
-                <w:b/>
-                <w:bCs/>
-              </w:rPr>
-              <w:t>РевмаМед</w:t>
-            </w:r>
-            <w:proofErr w:type="spellEnd"/>
-            <w:r>
-              <w:rPr>
-                <w:b/>
-                <w:bCs/>
-              </w:rPr>
-              <w:t>»</w:t>
+              <w:t>Общество с ограниченной ответственностью Медицинский центр «РевмаМед»</w:t>
             </w:r>
           </w:p>
           <w:p/>
@@ -607,9 +591,9 @@
                 <w:szCs w:val="28"/>
                 <w:u w:val="single"/>
               </w:rPr>
-              <w:t xml:space="preserve">{{ </w:t>
-            </w:r>
-            <w:proofErr w:type="spellStart"/>
+              <w:t>{{ card</w:t>
+            </w:r>
+            <w:proofErr w:type="gramEnd"/>
             <w:r>
               <w:rPr>
                 <w:b/>
@@ -617,27 +601,7 @@
                 <w:szCs w:val="28"/>
                 <w:u w:val="single"/>
               </w:rPr>
-              <w:t>card</w:t>
-            </w:r>
-            <w:proofErr w:type="gramEnd"/>
-            <w:r>
-              <w:rPr>
-                <w:b/>
-                <w:sz w:val="28"/>
-                <w:szCs w:val="28"/>
-                <w:u w:val="single"/>
-              </w:rPr>
-              <w:t>_number</w:t>
-            </w:r>
-            <w:proofErr w:type="spellEnd"/>
-            <w:r>
-              <w:rPr>
-                <w:b/>
-                <w:sz w:val="28"/>
-                <w:szCs w:val="28"/>
-                <w:u w:val="single"/>
-              </w:rPr>
-              <w:t xml:space="preserve"> }}</w:t>
+              <w:t>_number }}</w:t>
             </w:r>
           </w:p>
         </w:tc>
@@ -800,34 +764,16 @@
                 <w:szCs w:val="20"/>
                 <w:lang w:val="en-US"/>
               </w:rPr>
-              <w:t xml:space="preserve">{{ </w:t>
-            </w:r>
-            <w:proofErr w:type="spellStart"/>
+              <w:t>{{ c</w:t>
+            </w:r>
+            <w:proofErr w:type="gramEnd"/>
             <w:r>
               <w:rPr>
                 <w:sz w:val="20"/>
                 <w:szCs w:val="20"/>
                 <w:lang w:val="en-US"/>
               </w:rPr>
-              <w:t>c</w:t>
-            </w:r>
-            <w:proofErr w:type="gramEnd"/>
-            <w:r>
-              <w:rPr>
-                <w:sz w:val="20"/>
-                <w:szCs w:val="20"/>
-                <w:lang w:val="en-US"/>
-              </w:rPr>
-              <w:t>_day</w:t>
-            </w:r>
-            <w:proofErr w:type="spellEnd"/>
-            <w:r>
-              <w:rPr>
-                <w:sz w:val="20"/>
-                <w:szCs w:val="20"/>
-                <w:lang w:val="en-US"/>
-              </w:rPr>
-              <w:t xml:space="preserve"> }}</w:t>
+              <w:t>_day }}</w:t>
             </w:r>
           </w:p>
         </w:tc>
@@ -879,42 +825,24 @@
                 <w:szCs w:val="20"/>
                 <w:lang w:val="en-US"/>
               </w:rPr>
-              <w:t xml:space="preserve">{{ </w:t>
-            </w:r>
-            <w:proofErr w:type="spellStart"/>
+              <w:t>{{ cur</w:t>
+            </w:r>
+            <w:proofErr w:type="gramEnd"/>
             <w:r>
               <w:rPr>
                 <w:sz w:val="20"/>
                 <w:szCs w:val="20"/>
                 <w:lang w:val="en-US"/>
               </w:rPr>
-              <w:t>cur</w:t>
-            </w:r>
-            <w:proofErr w:type="gramEnd"/>
+              <w:t>_</w:t>
+            </w:r>
             <w:r>
               <w:rPr>
                 <w:sz w:val="20"/>
                 <w:szCs w:val="20"/>
                 <w:lang w:val="en-US"/>
               </w:rPr>
-              <w:t>_</w:t>
-            </w:r>
-            <w:r>
-              <w:rPr>
-                <w:sz w:val="20"/>
-                <w:szCs w:val="20"/>
-                <w:lang w:val="en-US"/>
-              </w:rPr>
-              <w:t>month_ru</w:t>
-            </w:r>
-            <w:proofErr w:type="spellEnd"/>
-            <w:r>
-              <w:rPr>
-                <w:sz w:val="20"/>
-                <w:szCs w:val="20"/>
-                <w:lang w:val="en-US"/>
-              </w:rPr>
-              <w:t xml:space="preserve"> }}</w:t>
+              <w:t>month_ru }}</w:t>
             </w:r>
           </w:p>
         </w:tc>
@@ -966,34 +894,16 @@
                 <w:szCs w:val="20"/>
                 <w:lang w:val="en-US"/>
               </w:rPr>
-              <w:t xml:space="preserve">{{ </w:t>
-            </w:r>
-            <w:proofErr w:type="spellStart"/>
+              <w:t>{{ current</w:t>
+            </w:r>
+            <w:proofErr w:type="gramEnd"/>
             <w:r>
               <w:rPr>
                 <w:sz w:val="20"/>
                 <w:szCs w:val="20"/>
                 <w:lang w:val="en-US"/>
               </w:rPr>
-              <w:t>current</w:t>
-            </w:r>
-            <w:proofErr w:type="gramEnd"/>
-            <w:r>
-              <w:rPr>
-                <w:sz w:val="20"/>
-                <w:szCs w:val="20"/>
-                <w:lang w:val="en-US"/>
-              </w:rPr>
-              <w:t>_year</w:t>
-            </w:r>
-            <w:proofErr w:type="spellEnd"/>
-            <w:r>
-              <w:rPr>
-                <w:sz w:val="20"/>
-                <w:szCs w:val="20"/>
-                <w:lang w:val="en-US"/>
-              </w:rPr>
-              <w:t xml:space="preserve"> }}</w:t>
+              <w:t>_year }}</w:t>
             </w:r>
           </w:p>
         </w:tc>
@@ -1071,16 +981,25 @@
                 <w:szCs w:val="20"/>
                 <w:lang w:val="en-US"/>
               </w:rPr>
-              <w:t xml:space="preserve">{{ </w:t>
-            </w:r>
-            <w:proofErr w:type="spellStart"/>
+              <w:t>{{ first</w:t>
+            </w:r>
+            <w:proofErr w:type="gramEnd"/>
             <w:r>
               <w:rPr>
                 <w:sz w:val="20"/>
                 <w:szCs w:val="20"/>
                 <w:lang w:val="en-US"/>
               </w:rPr>
-              <w:t>first</w:t>
+              <w:t>_</w:t>
+            </w:r>
+            <w:proofErr w:type="gramStart"/>
+            <w:r>
+              <w:rPr>
+                <w:sz w:val="20"/>
+                <w:szCs w:val="20"/>
+                <w:lang w:val="en-US"/>
+              </w:rPr>
+              <w:t>name }</w:t>
             </w:r>
             <w:proofErr w:type="gramEnd"/>
             <w:r>
@@ -1089,6 +1008,24 @@
                 <w:szCs w:val="20"/>
                 <w:lang w:val="en-US"/>
               </w:rPr>
+              <w:t xml:space="preserve">} </w:t>
+            </w:r>
+            <w:proofErr w:type="gramStart"/>
+            <w:r>
+              <w:rPr>
+                <w:sz w:val="20"/>
+                <w:szCs w:val="20"/>
+                <w:lang w:val="en-US"/>
+              </w:rPr>
+              <w:t>{{ last</w:t>
+            </w:r>
+            <w:proofErr w:type="gramEnd"/>
+            <w:r>
+              <w:rPr>
+                <w:sz w:val="20"/>
+                <w:szCs w:val="20"/>
+                <w:lang w:val="en-US"/>
+              </w:rPr>
               <w:t>_</w:t>
             </w:r>
             <w:proofErr w:type="gramStart"/>
@@ -1098,70 +1035,7 @@
                 <w:szCs w:val="20"/>
                 <w:lang w:val="en-US"/>
               </w:rPr>
-              <w:t>name</w:t>
-            </w:r>
-            <w:proofErr w:type="spellEnd"/>
-            <w:r>
-              <w:rPr>
-                <w:sz w:val="20"/>
-                <w:szCs w:val="20"/>
-                <w:lang w:val="en-US"/>
-              </w:rPr>
-              <w:t xml:space="preserve"> }</w:t>
-            </w:r>
-            <w:proofErr w:type="gramEnd"/>
-            <w:r>
-              <w:rPr>
-                <w:sz w:val="20"/>
-                <w:szCs w:val="20"/>
-                <w:lang w:val="en-US"/>
-              </w:rPr>
-              <w:t xml:space="preserve">} </w:t>
-            </w:r>
-            <w:proofErr w:type="gramStart"/>
-            <w:r>
-              <w:rPr>
-                <w:sz w:val="20"/>
-                <w:szCs w:val="20"/>
-                <w:lang w:val="en-US"/>
-              </w:rPr>
-              <w:t xml:space="preserve">{{ </w:t>
-            </w:r>
-            <w:proofErr w:type="spellStart"/>
-            <w:r>
-              <w:rPr>
-                <w:sz w:val="20"/>
-                <w:szCs w:val="20"/>
-                <w:lang w:val="en-US"/>
-              </w:rPr>
-              <w:t>last</w:t>
-            </w:r>
-            <w:proofErr w:type="gramEnd"/>
-            <w:r>
-              <w:rPr>
-                <w:sz w:val="20"/>
-                <w:szCs w:val="20"/>
-                <w:lang w:val="en-US"/>
-              </w:rPr>
-              <w:t>_</w:t>
-            </w:r>
-            <w:proofErr w:type="gramStart"/>
-            <w:r>
-              <w:rPr>
-                <w:sz w:val="20"/>
-                <w:szCs w:val="20"/>
-                <w:lang w:val="en-US"/>
-              </w:rPr>
-              <w:t>name</w:t>
-            </w:r>
-            <w:proofErr w:type="spellEnd"/>
-            <w:r>
-              <w:rPr>
-                <w:sz w:val="20"/>
-                <w:szCs w:val="20"/>
-                <w:lang w:val="en-US"/>
-              </w:rPr>
-              <w:t xml:space="preserve"> }</w:t>
+              <w:t>name }</w:t>
             </w:r>
             <w:proofErr w:type="gramEnd"/>
             <w:r>
@@ -1239,7 +1113,6 @@
               </w:rPr>
               <w:t xml:space="preserve">{{ </w:t>
             </w:r>
-            <w:proofErr w:type="spellStart"/>
             <w:r>
               <w:rPr>
                 <w:sz w:val="20"/>
@@ -1255,7 +1128,6 @@
               </w:rPr>
               <w:t>_day</w:t>
             </w:r>
-            <w:proofErr w:type="spellEnd"/>
             <w:r>
               <w:rPr>
                 <w:sz w:val="20"/>
@@ -1313,7 +1185,6 @@
               </w:rPr>
               <w:t xml:space="preserve">{{ </w:t>
             </w:r>
-            <w:proofErr w:type="spellStart"/>
             <w:r>
               <w:rPr>
                 <w:sz w:val="20"/>
@@ -1329,7 +1200,6 @@
               </w:rPr>
               <w:t>_month_name</w:t>
             </w:r>
-            <w:proofErr w:type="spellEnd"/>
             <w:r>
               <w:rPr>
                 <w:sz w:val="20"/>
@@ -1381,34 +1251,16 @@
                 <w:szCs w:val="20"/>
                 <w:lang w:val="en-US"/>
               </w:rPr>
-              <w:t xml:space="preserve">{{ </w:t>
-            </w:r>
-            <w:proofErr w:type="spellStart"/>
+              <w:t>{{ b</w:t>
+            </w:r>
+            <w:proofErr w:type="gramEnd"/>
             <w:r>
               <w:rPr>
                 <w:sz w:val="20"/>
                 <w:szCs w:val="20"/>
                 <w:lang w:val="en-US"/>
               </w:rPr>
-              <w:t>b</w:t>
-            </w:r>
-            <w:proofErr w:type="gramEnd"/>
-            <w:r>
-              <w:rPr>
-                <w:sz w:val="20"/>
-                <w:szCs w:val="20"/>
-                <w:lang w:val="en-US"/>
-              </w:rPr>
-              <w:t>_year</w:t>
-            </w:r>
-            <w:proofErr w:type="spellEnd"/>
-            <w:r>
-              <w:rPr>
-                <w:sz w:val="20"/>
-                <w:szCs w:val="20"/>
-                <w:lang w:val="en-US"/>
-              </w:rPr>
-              <w:t xml:space="preserve"> }}</w:t>
+              <w:t>_year }}</w:t>
             </w:r>
           </w:p>
         </w:tc>
@@ -1579,11 +1431,9 @@
               </w:rPr>
               <w:t xml:space="preserve">{{ </w:t>
             </w:r>
-            <w:proofErr w:type="spellStart"/>
             <w:r>
               <w:t>passport</w:t>
             </w:r>
-            <w:proofErr w:type="spellEnd"/>
             <w:proofErr w:type="gramEnd"/>
             <w:r>
               <w:rPr>
@@ -1641,7 +1491,6 @@
               </w:rPr>
               <w:t xml:space="preserve">{{ </w:t>
             </w:r>
-            <w:proofErr w:type="spellStart"/>
             <w:r>
               <w:rPr>
                 <w:sz w:val="20"/>
@@ -1657,7 +1506,6 @@
               </w:rPr>
               <w:t>_series</w:t>
             </w:r>
-            <w:proofErr w:type="spellEnd"/>
             <w:r>
               <w:rPr>
                 <w:sz w:val="20"/>
@@ -1717,7 +1565,6 @@
               </w:rPr>
               <w:t xml:space="preserve">{{ </w:t>
             </w:r>
-            <w:proofErr w:type="spellStart"/>
             <w:r>
               <w:rPr>
                 <w:sz w:val="20"/>
@@ -1733,7 +1580,6 @@
               </w:rPr>
               <w:t>_number</w:t>
             </w:r>
-            <w:proofErr w:type="spellEnd"/>
             <w:r>
               <w:rPr>
                 <w:sz w:val="20"/>
@@ -1802,7 +1648,6 @@
               </w:rPr>
               <w:t xml:space="preserve">{{ </w:t>
             </w:r>
-            <w:proofErr w:type="spellStart"/>
             <w:r>
               <w:rPr>
                 <w:sz w:val="20"/>
@@ -1818,7 +1663,6 @@
               </w:rPr>
               <w:t>_number</w:t>
             </w:r>
-            <w:proofErr w:type="spellEnd"/>
             <w:r>
               <w:rPr>
                 <w:sz w:val="20"/>
@@ -1928,7 +1772,6 @@
               </w:rPr>
               <w:t xml:space="preserve">{{ </w:t>
             </w:r>
-            <w:proofErr w:type="spellStart"/>
             <w:r>
               <w:rPr>
                 <w:sz w:val="20"/>
@@ -1936,7 +1779,6 @@
               </w:rPr>
               <w:t>area</w:t>
             </w:r>
-            <w:proofErr w:type="spellEnd"/>
             <w:proofErr w:type="gramEnd"/>
             <w:r>
               <w:rPr>
@@ -2002,7 +1844,6 @@
               </w:rPr>
               <w:t xml:space="preserve">{{ </w:t>
             </w:r>
-            <w:proofErr w:type="spellStart"/>
             <w:r>
               <w:rPr>
                 <w:sz w:val="20"/>
@@ -2010,7 +1851,6 @@
               </w:rPr>
               <w:t>district</w:t>
             </w:r>
-            <w:proofErr w:type="spellEnd"/>
             <w:proofErr w:type="gramEnd"/>
             <w:r>
               <w:rPr>
@@ -2071,7 +1911,6 @@
               </w:rPr>
               <w:t xml:space="preserve">{{ </w:t>
             </w:r>
-            <w:proofErr w:type="spellStart"/>
             <w:r>
               <w:rPr>
                 <w:sz w:val="20"/>
@@ -2079,7 +1918,6 @@
               </w:rPr>
               <w:t>locality</w:t>
             </w:r>
-            <w:proofErr w:type="spellEnd"/>
             <w:proofErr w:type="gramEnd"/>
             <w:r>
               <w:rPr>
@@ -2143,11 +1981,9 @@
               </w:rPr>
               <w:t xml:space="preserve">{{ </w:t>
             </w:r>
-            <w:proofErr w:type="spellStart"/>
             <w:r>
               <w:t>street</w:t>
             </w:r>
-            <w:proofErr w:type="spellEnd"/>
             <w:proofErr w:type="gramEnd"/>
             <w:r>
               <w:t xml:space="preserve"> </w:t>
@@ -2206,11 +2042,9 @@
               </w:rPr>
               <w:t xml:space="preserve">{{ </w:t>
             </w:r>
-            <w:proofErr w:type="spellStart"/>
             <w:r>
               <w:t>home</w:t>
             </w:r>
-            <w:proofErr w:type="spellEnd"/>
             <w:proofErr w:type="gramEnd"/>
             <w:r>
               <w:t xml:space="preserve"> </w:t>
@@ -2270,11 +2104,9 @@
               </w:rPr>
               <w:t xml:space="preserve">{{ </w:t>
             </w:r>
-            <w:proofErr w:type="spellStart"/>
             <w:r>
               <w:t>building</w:t>
             </w:r>
-            <w:proofErr w:type="spellEnd"/>
             <w:proofErr w:type="gramEnd"/>
             <w:r>
               <w:t xml:space="preserve"> </w:t>
@@ -2336,11 +2168,9 @@
               </w:rPr>
               <w:t xml:space="preserve">{{ </w:t>
             </w:r>
-            <w:proofErr w:type="spellStart"/>
             <w:r>
               <w:t>apartment</w:t>
             </w:r>
-            <w:proofErr w:type="spellEnd"/>
             <w:proofErr w:type="gramEnd"/>
             <w:r>
               <w:rPr>
@@ -3376,21 +3206,12 @@
                 <w:szCs w:val="20"/>
               </w:rPr>
             </w:pPr>
-            <w:proofErr w:type="spellStart"/>
-            <w:r>
-              <w:rPr>
-                <w:sz w:val="20"/>
-                <w:szCs w:val="20"/>
-              </w:rPr>
-              <w:t>щийся</w:t>
-            </w:r>
-            <w:proofErr w:type="spellEnd"/>
-            <w:r>
-              <w:rPr>
-                <w:sz w:val="20"/>
-                <w:szCs w:val="20"/>
-              </w:rPr>
-              <w:t xml:space="preserve"> — 4, не работает — 5, прочее — 6</w:t>
+            <w:r>
+              <w:rPr>
+                <w:sz w:val="20"/>
+                <w:szCs w:val="20"/>
+              </w:rPr>
+              <w:t>щийся — 4, не работает — 5, прочее — 6</w:t>
             </w:r>
           </w:p>
         </w:tc>
@@ -5458,17 +5279,8 @@
                 <w:sz w:val="20"/>
                 <w:szCs w:val="20"/>
               </w:rPr>
-              <w:t xml:space="preserve">антиген К1 системы </w:t>
-            </w:r>
-            <w:proofErr w:type="spellStart"/>
-            <w:r>
-              <w:rPr>
-                <w:sz w:val="20"/>
-                <w:szCs w:val="20"/>
-              </w:rPr>
-              <w:t>Kell</w:t>
-            </w:r>
-            <w:proofErr w:type="spellEnd"/>
+              <w:t>антиген К1 системы Kell</w:t>
+            </w:r>
           </w:p>
         </w:tc>
         <w:tc>
@@ -5618,23 +5430,7 @@
           <w:sz w:val="20"/>
           <w:szCs w:val="20"/>
         </w:rPr>
-        <w:t xml:space="preserve">иные виды непереносимости в </w:t>
-      </w:r>
-      <w:proofErr w:type="spellStart"/>
-      <w:r>
-        <w:rPr>
-          <w:sz w:val="20"/>
-          <w:szCs w:val="20"/>
-        </w:rPr>
-        <w:t>анаамнезе</w:t>
-      </w:r>
-      <w:proofErr w:type="spellEnd"/>
-      <w:r>
-        <w:rPr>
-          <w:sz w:val="20"/>
-          <w:szCs w:val="20"/>
-        </w:rPr>
-        <w:t>,</w:t>
+        <w:t>иные виды непереносимости в анаамнезе,</w:t>
       </w:r>
       <w:r>
         <w:rPr>
@@ -5743,9 +5539,1777 @@
         </w:rPr>
       </w:pPr>
     </w:p>
+    <w:p>
+      <w:pPr>
+        <w:rPr>
+          <w:sz w:val="20"/>
+          <w:szCs w:val="20"/>
+        </w:rPr>
+      </w:pPr>
+      <w:r>
+        <w:rPr>
+          <w:sz w:val="20"/>
+          <w:szCs w:val="20"/>
+        </w:rPr>
+        <w:br w:type="page"/>
+      </w:r>
+    </w:p>
+    <w:p>
+      <w:pPr>
+        <w:pStyle w:val="af3"/>
+        <w:tabs>
+          <w:tab w:val="left" w:pos="765"/>
+          <w:tab w:val="left" w:pos="1725"/>
+          <w:tab w:val="left" w:leader="underscore" w:pos="7372"/>
+        </w:tabs>
+        <w:spacing w:line="100" w:lineRule="atLeast"/>
+        <w:rPr>
+          <w:rStyle w:val="11"/>
+          <w:rFonts w:ascii="Times New Roman" w:hAnsi="Times New Roman"/>
+          <w:b/>
+          <w:bCs/>
+          <w:color w:val="000000"/>
+          <w:lang w:val="ru-RU"/>
+        </w:rPr>
+      </w:pPr>
+      <w:r>
+        <w:rPr>
+          <w:noProof/>
+          <w:sz w:val="26"/>
+          <w:szCs w:val="26"/>
+        </w:rPr>
+        <w:lastRenderedPageBreak/>
+        <w:drawing>
+          <wp:anchor distT="0" distB="0" distL="114300" distR="114300" simplePos="0" relativeHeight="251659264" behindDoc="1" locked="0" layoutInCell="1" allowOverlap="1" wp14:anchorId="6DA5DEBA" wp14:editId="100E2C1F">
+            <wp:simplePos x="0" y="0"/>
+            <wp:positionH relativeFrom="column">
+              <wp:posOffset>59690</wp:posOffset>
+            </wp:positionH>
+            <wp:positionV relativeFrom="paragraph">
+              <wp:posOffset>0</wp:posOffset>
+            </wp:positionV>
+            <wp:extent cx="6705600" cy="748665"/>
+            <wp:effectExtent l="0" t="0" r="0" b="0"/>
+            <wp:wrapTight wrapText="bothSides">
+              <wp:wrapPolygon edited="0">
+                <wp:start x="798" y="1099"/>
+                <wp:lineTo x="368" y="6046"/>
+                <wp:lineTo x="368" y="10992"/>
+                <wp:lineTo x="736" y="11542"/>
+                <wp:lineTo x="245" y="19786"/>
+                <wp:lineTo x="20311" y="19786"/>
+                <wp:lineTo x="20434" y="3298"/>
+                <wp:lineTo x="1657" y="1099"/>
+                <wp:lineTo x="798" y="1099"/>
+              </wp:wrapPolygon>
+            </wp:wrapTight>
+            <wp:docPr id="2" name="Рисунок 2"/>
+            <wp:cNvGraphicFramePr/>
+            <a:graphic xmlns:a="http://schemas.openxmlformats.org/drawingml/2006/main">
+              <a:graphicData uri="http://schemas.openxmlformats.org/drawingml/2006/picture">
+                <pic:pic xmlns:pic="http://schemas.openxmlformats.org/drawingml/2006/picture">
+                  <pic:nvPicPr>
+                    <pic:cNvPr id="2" name="Рисунок 2"/>
+                    <pic:cNvPicPr/>
+                  </pic:nvPicPr>
+                  <pic:blipFill>
+                    <a:blip r:embed="rId8" cstate="print">
+                      <a:extLst>
+                        <a:ext uri="{28A0092B-C50C-407E-A947-70E740481C1C}">
+                          <a14:useLocalDpi xmlns:a14="http://schemas.microsoft.com/office/drawing/2010/main" val="0"/>
+                        </a:ext>
+                      </a:extLst>
+                    </a:blip>
+                    <a:stretch>
+                      <a:fillRect/>
+                    </a:stretch>
+                  </pic:blipFill>
+                  <pic:spPr>
+                    <a:xfrm>
+                      <a:off x="0" y="0"/>
+                      <a:ext cx="6705600" cy="748665"/>
+                    </a:xfrm>
+                    <a:prstGeom prst="rect">
+                      <a:avLst/>
+                    </a:prstGeom>
+                  </pic:spPr>
+                </pic:pic>
+              </a:graphicData>
+            </a:graphic>
+          </wp:anchor>
+        </w:drawing>
+      </w:r>
+    </w:p>
+    <w:p>
+      <w:pPr>
+        <w:pStyle w:val="af3"/>
+        <w:tabs>
+          <w:tab w:val="left" w:pos="765"/>
+          <w:tab w:val="left" w:pos="1725"/>
+          <w:tab w:val="left" w:leader="underscore" w:pos="7372"/>
+        </w:tabs>
+        <w:spacing w:line="100" w:lineRule="atLeast"/>
+        <w:ind w:firstLine="360"/>
+        <w:jc w:val="center"/>
+        <w:rPr>
+          <w:b/>
+          <w:bCs/>
+          <w:lang w:val="ru-RU"/>
+        </w:rPr>
+      </w:pPr>
+      <w:r>
+        <w:rPr>
+          <w:rStyle w:val="11"/>
+          <w:rFonts w:ascii="Times New Roman" w:hAnsi="Times New Roman"/>
+          <w:b/>
+          <w:bCs/>
+          <w:color w:val="000000"/>
+          <w:lang w:val="ru-RU"/>
+        </w:rPr>
+        <w:t>Информированное добровольное согласие на обработку персональных данных</w:t>
+      </w:r>
+    </w:p>
+    <w:p>
+      <w:pPr>
+        <w:pStyle w:val="af3"/>
+        <w:tabs>
+          <w:tab w:val="left" w:pos="163"/>
+        </w:tabs>
+        <w:spacing w:after="0" w:line="312" w:lineRule="auto"/>
+        <w:ind w:firstLineChars="200" w:firstLine="440"/>
+        <w:jc w:val="both"/>
+        <w:rPr>
+          <w:sz w:val="22"/>
+          <w:szCs w:val="22"/>
+          <w:lang w:val="ru-RU"/>
+        </w:rPr>
+      </w:pPr>
+      <w:r>
+        <w:rPr>
+          <w:rFonts w:ascii="Times New Roman" w:hAnsi="Times New Roman"/>
+          <w:sz w:val="22"/>
+          <w:szCs w:val="22"/>
+          <w:lang w:val="ru-RU"/>
+        </w:rPr>
+        <w:t>В соответствии с требованиями статьи 9 федерального закона от 27.07.06 г. «О персональных данных» № 152-ФЗ я</w:t>
+      </w:r>
+      <w:r>
+        <w:rPr>
+          <w:rFonts w:ascii="Times New Roman" w:hAnsi="Times New Roman"/>
+          <w:sz w:val="22"/>
+          <w:szCs w:val="22"/>
+          <w:lang w:val="ru-RU"/>
+        </w:rPr>
+        <w:t xml:space="preserve">, </w:t>
+      </w:r>
+      <w:r>
+        <w:rPr>
+          <w:rFonts w:ascii="Times New Roman" w:hAnsi="Times New Roman"/>
+          <w:b/>
+          <w:bCs/>
+          <w:sz w:val="22"/>
+          <w:szCs w:val="22"/>
+          <w:lang w:val="ru-RU"/>
+        </w:rPr>
+        <w:t>{{ surname }} {{ first_name }} {{ last_name }}</w:t>
+      </w:r>
+      <w:r>
+        <w:rPr>
+          <w:rFonts w:ascii="Times New Roman" w:hAnsi="Times New Roman"/>
+          <w:b/>
+          <w:bCs/>
+          <w:sz w:val="22"/>
+          <w:szCs w:val="22"/>
+          <w:lang w:val="ru-RU"/>
+        </w:rPr>
+        <w:t>,</w:t>
+      </w:r>
+      <w:r>
+        <w:rPr>
+          <w:rFonts w:ascii="Times New Roman" w:hAnsi="Times New Roman"/>
+          <w:sz w:val="22"/>
+          <w:szCs w:val="22"/>
+          <w:lang w:val="ru-RU"/>
+        </w:rPr>
+        <w:t xml:space="preserve"> подтверждаю своё согласие на обработку ООО МЦ «РевмаМед» (далее - Оператор) моих персональных данных, включающих фамилию, имя, отчество, пол, дату рождения, адрес места жительства, профессия, образование, семейное положение, контактный(е) телефон(ы), реквизиты полиса ОМС (ДМС), страховой номер индивидуального лицевого счёта в Пенсионном фонде России (СНИЛС), данные о состоянии здоровья, заболеваниях, случаях обращения за медицинской помощью — в медико-профилактических целях, в целях установления медицинского диагноза и оказания медицинских услуг при условии, что их обработка осуществляется лицом, профессионально занимающимся медицинской деятельностью и обязанным сохранять врачебную тайну. В процессе оказания Оператором медицинской помощи я предоставляю право медицинским работникам передавать мои персональные данные, содержащие сведения, составляющие врачебную тайну, другим должностным лицам Оператора, в интересах моего обследования и лечения (обследования и лечения несовершеннолетнего пациента/лица, признанного недееспособным). Предоставляю Оператору право осуществлять все действия (операции) с моими персональными данными, включая сбор, систематизацию, накопление, хранение, обновление, изменение, использование, обезличивание, блокирование, уничтожение. Оператор вправе обрабатывать вышеуказанные персональные данные посредством внесения их в электронную базу данных, включения в списки (реестры) и отчётные формы, предусмотренные документами, регламентирующими предоставление отчётных данных (документов) по ОМС (договором ДМС).</w:t>
+      </w:r>
+    </w:p>
+    <w:p>
+      <w:pPr>
+        <w:pStyle w:val="af3"/>
+        <w:tabs>
+          <w:tab w:val="left" w:pos="163"/>
+        </w:tabs>
+        <w:spacing w:after="0" w:line="312" w:lineRule="auto"/>
+        <w:ind w:firstLineChars="200" w:firstLine="440"/>
+        <w:jc w:val="both"/>
+        <w:rPr>
+          <w:rStyle w:val="blk"/>
+          <w:rFonts w:ascii="Times New Roman" w:hAnsi="Times New Roman"/>
+          <w:sz w:val="22"/>
+          <w:szCs w:val="22"/>
+          <w:lang w:val="ru-RU"/>
+        </w:rPr>
+      </w:pPr>
+      <w:r>
+        <w:rPr>
+          <w:rFonts w:ascii="Times New Roman" w:hAnsi="Times New Roman"/>
+          <w:sz w:val="22"/>
+          <w:szCs w:val="22"/>
+          <w:lang w:val="ru-RU"/>
+        </w:rPr>
+        <w:t xml:space="preserve">Я даю своё согласие на то, что вышеуказанные персональные данные могут быть переданы в Минздрав РК, Росздравнадзор, Роспотребнадзор, страховые медицинские организации, в иные ЛПУ и другие организации как с применением средств автоматизации, так и без их применения в связи с организацией оказания медицинской помощи, осуществления контроля качества ее оказания, а также в соответствии с действующим законодательством в Фонд социального страхования России и в медицинскую организацию, выбранную мной согласно ст. 21 Федерального закона "Об основах охраны здоровья граждан в Российской Федерации" от 21.11.2011 N 323-ФЗ </w:t>
+      </w:r>
+      <w:r>
+        <w:rPr>
+          <w:rStyle w:val="blk"/>
+          <w:rFonts w:ascii="Times New Roman" w:hAnsi="Times New Roman"/>
+          <w:sz w:val="22"/>
+          <w:szCs w:val="22"/>
+          <w:lang w:val="ru-RU"/>
+        </w:rPr>
+        <w:t xml:space="preserve">для получения первичной медико-санитарной помощи в рамках ОМС. </w:t>
+      </w:r>
+    </w:p>
+    <w:p>
+      <w:pPr>
+        <w:pStyle w:val="af3"/>
+        <w:tabs>
+          <w:tab w:val="left" w:pos="163"/>
+        </w:tabs>
+        <w:spacing w:after="0" w:line="312" w:lineRule="auto"/>
+        <w:ind w:firstLineChars="200" w:firstLine="440"/>
+        <w:jc w:val="both"/>
+        <w:rPr>
+          <w:sz w:val="22"/>
+          <w:szCs w:val="22"/>
+          <w:lang w:val="ru-RU"/>
+        </w:rPr>
+      </w:pPr>
+      <w:r>
+        <w:rPr>
+          <w:rStyle w:val="blk"/>
+          <w:rFonts w:ascii="Times New Roman" w:hAnsi="Times New Roman"/>
+          <w:sz w:val="22"/>
+          <w:szCs w:val="22"/>
+          <w:lang w:val="ru-RU"/>
+        </w:rPr>
+        <w:t>Подтверждаю, что до заключения договора об оказании платных услуг мне была предоставлена информация о возможности получения соответствующих видов и объёмов медицинской помощи без взимания платы в рамках программы государственных гарантий бесплатного оказания гражданам медицинской помощи и территориальной программы государственных гарантий бесплатного оказания гражданам медицинской помощи.</w:t>
+      </w:r>
+    </w:p>
+    <w:p>
+      <w:pPr>
+        <w:pStyle w:val="af3"/>
+        <w:tabs>
+          <w:tab w:val="left" w:pos="163"/>
+        </w:tabs>
+        <w:spacing w:after="0" w:line="312" w:lineRule="auto"/>
+        <w:ind w:firstLineChars="200" w:firstLine="440"/>
+        <w:jc w:val="both"/>
+        <w:rPr>
+          <w:rFonts w:ascii="Times New Roman" w:hAnsi="Times New Roman"/>
+          <w:sz w:val="22"/>
+          <w:szCs w:val="22"/>
+          <w:lang w:val="ru-RU"/>
+        </w:rPr>
+      </w:pPr>
+      <w:r>
+        <w:rPr>
+          <w:rFonts w:ascii="Times New Roman" w:hAnsi="Times New Roman"/>
+          <w:sz w:val="22"/>
+          <w:szCs w:val="22"/>
+          <w:lang w:val="ru-RU"/>
+        </w:rPr>
+        <w:t>Настоящее согласие на обработку персональных данных дано мной и действует с</w:t>
+      </w:r>
+      <w:r>
+        <w:rPr>
+          <w:rFonts w:ascii="Times New Roman" w:hAnsi="Times New Roman"/>
+          <w:sz w:val="22"/>
+          <w:szCs w:val="22"/>
+          <w:lang w:val="ru-RU"/>
+        </w:rPr>
+        <w:t xml:space="preserve"> </w:t>
+      </w:r>
+    </w:p>
+    <w:p>
+      <w:pPr>
+        <w:pStyle w:val="af3"/>
+        <w:tabs>
+          <w:tab w:val="left" w:pos="163"/>
+        </w:tabs>
+        <w:spacing w:after="0" w:line="312" w:lineRule="auto"/>
+        <w:jc w:val="both"/>
+        <w:rPr>
+          <w:rFonts w:ascii="Times New Roman" w:hAnsi="Times New Roman"/>
+          <w:sz w:val="22"/>
+          <w:szCs w:val="22"/>
+          <w:lang w:val="ru-RU"/>
+        </w:rPr>
+      </w:pPr>
+      <w:r>
+        <w:rPr>
+          <w:rFonts w:ascii="Times New Roman" w:hAnsi="Times New Roman"/>
+          <w:sz w:val="22"/>
+          <w:szCs w:val="22"/>
+          <w:lang w:val="ru-RU"/>
+        </w:rPr>
+        <w:t>«</w:t>
+      </w:r>
+      <w:proofErr w:type="gramStart"/>
+      <w:r>
+        <w:rPr>
+          <w:rFonts w:ascii="Times New Roman" w:hAnsi="Times New Roman"/>
+          <w:sz w:val="22"/>
+          <w:szCs w:val="22"/>
+          <w:lang w:val="ru-RU"/>
+        </w:rPr>
+        <w:t xml:space="preserve">{{ </w:t>
+      </w:r>
+      <w:r>
+        <w:rPr>
+          <w:rFonts w:ascii="Times New Roman" w:hAnsi="Times New Roman"/>
+          <w:sz w:val="22"/>
+          <w:szCs w:val="22"/>
+        </w:rPr>
+        <w:t>c</w:t>
+      </w:r>
+      <w:proofErr w:type="gramEnd"/>
+      <w:r>
+        <w:rPr>
+          <w:rFonts w:ascii="Times New Roman" w:hAnsi="Times New Roman"/>
+          <w:sz w:val="22"/>
+          <w:szCs w:val="22"/>
+          <w:lang w:val="ru-RU"/>
+        </w:rPr>
+        <w:t>_</w:t>
+      </w:r>
+      <w:proofErr w:type="gramStart"/>
+      <w:r>
+        <w:rPr>
+          <w:rFonts w:ascii="Times New Roman" w:hAnsi="Times New Roman"/>
+          <w:sz w:val="22"/>
+          <w:szCs w:val="22"/>
+        </w:rPr>
+        <w:t>day</w:t>
+      </w:r>
+      <w:r>
+        <w:rPr>
+          <w:rFonts w:ascii="Times New Roman" w:hAnsi="Times New Roman"/>
+          <w:sz w:val="22"/>
+          <w:szCs w:val="22"/>
+          <w:lang w:val="ru-RU"/>
+        </w:rPr>
+        <w:t xml:space="preserve"> }</w:t>
+      </w:r>
+      <w:proofErr w:type="gramEnd"/>
+      <w:r>
+        <w:rPr>
+          <w:rFonts w:ascii="Times New Roman" w:hAnsi="Times New Roman"/>
+          <w:sz w:val="22"/>
+          <w:szCs w:val="22"/>
+          <w:lang w:val="ru-RU"/>
+        </w:rPr>
+        <w:t xml:space="preserve">}» </w:t>
+      </w:r>
+      <w:proofErr w:type="gramStart"/>
+      <w:r>
+        <w:rPr>
+          <w:rFonts w:ascii="Times New Roman" w:hAnsi="Times New Roman"/>
+          <w:sz w:val="22"/>
+          <w:szCs w:val="22"/>
+          <w:lang w:val="ru-RU"/>
+        </w:rPr>
+        <w:t xml:space="preserve">{{ </w:t>
+      </w:r>
+      <w:r>
+        <w:rPr>
+          <w:rFonts w:ascii="Times New Roman" w:hAnsi="Times New Roman"/>
+          <w:sz w:val="22"/>
+          <w:szCs w:val="22"/>
+        </w:rPr>
+        <w:t>cur</w:t>
+      </w:r>
+      <w:proofErr w:type="gramEnd"/>
+      <w:r>
+        <w:rPr>
+          <w:rFonts w:ascii="Times New Roman" w:hAnsi="Times New Roman"/>
+          <w:sz w:val="22"/>
+          <w:szCs w:val="22"/>
+          <w:lang w:val="ru-RU"/>
+        </w:rPr>
+        <w:t>_</w:t>
+      </w:r>
+      <w:r>
+        <w:rPr>
+          <w:rFonts w:ascii="Times New Roman" w:hAnsi="Times New Roman"/>
+          <w:sz w:val="22"/>
+          <w:szCs w:val="22"/>
+        </w:rPr>
+        <w:t>month</w:t>
+      </w:r>
+      <w:r>
+        <w:rPr>
+          <w:rFonts w:ascii="Times New Roman" w:hAnsi="Times New Roman"/>
+          <w:sz w:val="22"/>
+          <w:szCs w:val="22"/>
+          <w:lang w:val="ru-RU"/>
+        </w:rPr>
+        <w:t>_</w:t>
+      </w:r>
+      <w:proofErr w:type="gramStart"/>
+      <w:r>
+        <w:rPr>
+          <w:rFonts w:ascii="Times New Roman" w:hAnsi="Times New Roman"/>
+          <w:sz w:val="22"/>
+          <w:szCs w:val="22"/>
+        </w:rPr>
+        <w:t>ru</w:t>
+      </w:r>
+      <w:r>
+        <w:rPr>
+          <w:rFonts w:ascii="Times New Roman" w:hAnsi="Times New Roman"/>
+          <w:sz w:val="22"/>
+          <w:szCs w:val="22"/>
+          <w:lang w:val="ru-RU"/>
+        </w:rPr>
+        <w:t xml:space="preserve"> }</w:t>
+      </w:r>
+      <w:proofErr w:type="gramEnd"/>
+      <w:r>
+        <w:rPr>
+          <w:rFonts w:ascii="Times New Roman" w:hAnsi="Times New Roman"/>
+          <w:sz w:val="22"/>
+          <w:szCs w:val="22"/>
+          <w:lang w:val="ru-RU"/>
+        </w:rPr>
+        <w:t xml:space="preserve">} </w:t>
+      </w:r>
+      <w:proofErr w:type="gramStart"/>
+      <w:r>
+        <w:rPr>
+          <w:rFonts w:ascii="Times New Roman" w:hAnsi="Times New Roman"/>
+          <w:sz w:val="22"/>
+          <w:szCs w:val="22"/>
+          <w:lang w:val="ru-RU"/>
+        </w:rPr>
+        <w:t xml:space="preserve">{{ </w:t>
+      </w:r>
+      <w:r>
+        <w:rPr>
+          <w:rFonts w:ascii="Times New Roman" w:hAnsi="Times New Roman"/>
+          <w:sz w:val="22"/>
+          <w:szCs w:val="22"/>
+        </w:rPr>
+        <w:t>current</w:t>
+      </w:r>
+      <w:proofErr w:type="gramEnd"/>
+      <w:r>
+        <w:rPr>
+          <w:rFonts w:ascii="Times New Roman" w:hAnsi="Times New Roman"/>
+          <w:sz w:val="22"/>
+          <w:szCs w:val="22"/>
+          <w:lang w:val="ru-RU"/>
+        </w:rPr>
+        <w:t>_</w:t>
+      </w:r>
+      <w:proofErr w:type="gramStart"/>
+      <w:r>
+        <w:rPr>
+          <w:rFonts w:ascii="Times New Roman" w:hAnsi="Times New Roman"/>
+          <w:sz w:val="22"/>
+          <w:szCs w:val="22"/>
+        </w:rPr>
+        <w:t>year</w:t>
+      </w:r>
+      <w:r>
+        <w:rPr>
+          <w:rFonts w:ascii="Times New Roman" w:hAnsi="Times New Roman"/>
+          <w:sz w:val="22"/>
+          <w:szCs w:val="22"/>
+          <w:lang w:val="ru-RU"/>
+        </w:rPr>
+        <w:t xml:space="preserve"> }}</w:t>
+      </w:r>
+      <w:r>
+        <w:rPr>
+          <w:rFonts w:ascii="Times New Roman" w:hAnsi="Times New Roman"/>
+          <w:sz w:val="22"/>
+          <w:szCs w:val="22"/>
+          <w:lang w:val="ru-RU"/>
+        </w:rPr>
+        <w:t>г</w:t>
+      </w:r>
+      <w:r>
+        <w:rPr>
+          <w:rFonts w:ascii="Times New Roman" w:hAnsi="Times New Roman"/>
+          <w:sz w:val="22"/>
+          <w:szCs w:val="22"/>
+          <w:lang w:val="ru-RU"/>
+        </w:rPr>
+        <w:t>.</w:t>
+      </w:r>
+      <w:proofErr w:type="gramEnd"/>
+      <w:r>
+        <w:rPr>
+          <w:rFonts w:ascii="Times New Roman" w:hAnsi="Times New Roman"/>
+          <w:sz w:val="22"/>
+          <w:szCs w:val="22"/>
+          <w:lang w:val="ru-RU"/>
+        </w:rPr>
+        <w:t xml:space="preserve"> </w:t>
+      </w:r>
+      <w:r>
+        <w:rPr>
+          <w:rFonts w:ascii="Times New Roman" w:hAnsi="Times New Roman"/>
+          <w:sz w:val="22"/>
+          <w:szCs w:val="22"/>
+          <w:lang w:val="ru-RU"/>
+        </w:rPr>
+        <w:t>до</w:t>
+      </w:r>
+      <w:r>
+        <w:rPr>
+          <w:rFonts w:ascii="Times New Roman" w:hAnsi="Times New Roman"/>
+          <w:sz w:val="22"/>
+          <w:szCs w:val="22"/>
+          <w:lang w:val="ru-RU"/>
+        </w:rPr>
+        <w:t xml:space="preserve"> </w:t>
+      </w:r>
+      <w:r>
+        <w:rPr>
+          <w:rFonts w:ascii="Times New Roman" w:hAnsi="Times New Roman"/>
+          <w:sz w:val="22"/>
+          <w:szCs w:val="22"/>
+          <w:lang w:val="ru-RU"/>
+        </w:rPr>
+        <w:t>минования</w:t>
+      </w:r>
+      <w:r>
+        <w:rPr>
+          <w:rFonts w:ascii="Times New Roman" w:hAnsi="Times New Roman"/>
+          <w:sz w:val="22"/>
+          <w:szCs w:val="22"/>
+          <w:lang w:val="ru-RU"/>
+        </w:rPr>
+        <w:t xml:space="preserve"> </w:t>
+      </w:r>
+      <w:r>
+        <w:rPr>
+          <w:rFonts w:ascii="Times New Roman" w:hAnsi="Times New Roman"/>
+          <w:sz w:val="22"/>
+          <w:szCs w:val="22"/>
+          <w:lang w:val="ru-RU"/>
+        </w:rPr>
+        <w:t>надобности</w:t>
+      </w:r>
+      <w:r>
+        <w:rPr>
+          <w:rFonts w:ascii="Times New Roman" w:hAnsi="Times New Roman"/>
+          <w:sz w:val="22"/>
+          <w:szCs w:val="22"/>
+          <w:lang w:val="ru-RU"/>
+        </w:rPr>
+        <w:t xml:space="preserve">. </w:t>
+      </w:r>
+      <w:r>
+        <w:rPr>
+          <w:rFonts w:ascii="Times New Roman" w:hAnsi="Times New Roman"/>
+          <w:sz w:val="22"/>
+          <w:szCs w:val="22"/>
+          <w:lang w:val="ru-RU"/>
+        </w:rPr>
+        <w:t xml:space="preserve">Я оставляю за собой право отозвать своё согласие на обработку персональных данных посредством составления соответствующего письменного документа, который может быть направлен мной в адрес Оператора по почте заказным письмом с уведомлением о вручении либо вручён лично под расписку представителю Оператора. В случае получения моего письменного заявления об отзыве настоящего согласия на обработку персональных данных Оператор обязан прекратить их обработку в течение периода времени, необходимого для завершения взаиморасчетов </w:t>
+      </w:r>
+      <w:proofErr w:type="gramStart"/>
+      <w:r>
+        <w:rPr>
+          <w:rFonts w:ascii="Times New Roman" w:hAnsi="Times New Roman"/>
+          <w:sz w:val="22"/>
+          <w:szCs w:val="22"/>
+          <w:lang w:val="ru-RU"/>
+        </w:rPr>
+        <w:t>по оплате</w:t>
+      </w:r>
+      <w:proofErr w:type="gramEnd"/>
+      <w:r>
+        <w:rPr>
+          <w:rFonts w:ascii="Times New Roman" w:hAnsi="Times New Roman"/>
+          <w:sz w:val="22"/>
+          <w:szCs w:val="22"/>
+          <w:lang w:val="ru-RU"/>
+        </w:rPr>
+        <w:t xml:space="preserve"> оказанной мне (несовершеннолетнему пациенту/лицу, признанному недееспособным) до этого медицинской помощи.</w:t>
+      </w:r>
+    </w:p>
+    <w:p>
+      <w:pPr>
+        <w:pStyle w:val="af3"/>
+        <w:tabs>
+          <w:tab w:val="left" w:pos="163"/>
+        </w:tabs>
+        <w:spacing w:after="0" w:line="312" w:lineRule="auto"/>
+        <w:jc w:val="both"/>
+        <w:rPr>
+          <w:rFonts w:ascii="Times New Roman" w:hAnsi="Times New Roman"/>
+          <w:sz w:val="22"/>
+          <w:szCs w:val="22"/>
+          <w:lang w:val="ru-RU"/>
+        </w:rPr>
+      </w:pPr>
+    </w:p>
+    <w:tbl>
+      <w:tblPr>
+        <w:tblStyle w:val="ad"/>
+        <w:tblW w:w="0" w:type="auto"/>
+        <w:tblBorders>
+          <w:top w:val="none" w:sz="0" w:space="0" w:color="auto"/>
+          <w:left w:val="none" w:sz="0" w:space="0" w:color="auto"/>
+          <w:bottom w:val="none" w:sz="0" w:space="0" w:color="auto"/>
+          <w:right w:val="none" w:sz="0" w:space="0" w:color="auto"/>
+          <w:insideH w:val="none" w:sz="0" w:space="0" w:color="auto"/>
+          <w:insideV w:val="none" w:sz="0" w:space="0" w:color="auto"/>
+        </w:tblBorders>
+        <w:tblLook w:val="04A0" w:firstRow="1" w:lastRow="0" w:firstColumn="1" w:lastColumn="0" w:noHBand="0" w:noVBand="1"/>
+      </w:tblPr>
+      <w:tblGrid>
+        <w:gridCol w:w="3387"/>
+        <w:gridCol w:w="7101"/>
+      </w:tblGrid>
+      <w:tr>
+        <w:tc>
+          <w:tcPr>
+            <w:tcW w:w="3402" w:type="dxa"/>
+          </w:tcPr>
+          <w:p>
+            <w:pPr>
+              <w:pStyle w:val="af3"/>
+              <w:shd w:val="clear" w:color="auto" w:fill="auto"/>
+              <w:tabs>
+                <w:tab w:val="left" w:pos="163"/>
+              </w:tabs>
+              <w:spacing w:after="0" w:line="240" w:lineRule="auto"/>
+              <w:jc w:val="both"/>
+            </w:pPr>
+            <w:proofErr w:type="gramStart"/>
+            <w:r>
+              <w:rPr>
+                <w:rFonts w:ascii="Times New Roman" w:hAnsi="Times New Roman"/>
+                <w:lang w:val="ru-RU"/>
+              </w:rPr>
+              <w:t>{{ appointment</w:t>
+            </w:r>
+            <w:proofErr w:type="gramEnd"/>
+            <w:r>
+              <w:rPr>
+                <w:rFonts w:ascii="Times New Roman" w:hAnsi="Times New Roman"/>
+                <w:lang w:val="ru-RU"/>
+              </w:rPr>
+              <w:t>_date}} года.</w:t>
+            </w:r>
+          </w:p>
+        </w:tc>
+        <w:tc>
+          <w:tcPr>
+            <w:tcW w:w="7130" w:type="dxa"/>
+          </w:tcPr>
+          <w:p>
+            <w:pPr>
+              <w:pStyle w:val="af3"/>
+              <w:shd w:val="clear" w:color="auto" w:fill="auto"/>
+              <w:tabs>
+                <w:tab w:val="left" w:pos="163"/>
+              </w:tabs>
+              <w:spacing w:after="0" w:line="240" w:lineRule="auto"/>
+              <w:jc w:val="both"/>
+            </w:pPr>
+            <w:r>
+              <w:rPr>
+                <w:rFonts w:ascii="Times New Roman" w:hAnsi="Times New Roman"/>
+                <w:lang w:val="ru-RU"/>
+              </w:rPr>
+              <w:t>Подпись</w:t>
+            </w:r>
+            <w:r>
+              <w:rPr>
+                <w:rFonts w:ascii="Times New Roman" w:hAnsi="Times New Roman"/>
+              </w:rPr>
+              <w:t xml:space="preserve"> </w:t>
+            </w:r>
+            <w:r>
+              <w:rPr>
+                <w:rFonts w:ascii="Times New Roman" w:hAnsi="Times New Roman"/>
+                <w:lang w:val="ru-RU"/>
+              </w:rPr>
+              <w:t>пациента/законного представителя__</w:t>
+            </w:r>
+            <w:r>
+              <w:rPr>
+                <w:rFonts w:ascii="Times New Roman" w:hAnsi="Times New Roman"/>
+              </w:rPr>
+              <w:t>_________</w:t>
+            </w:r>
+            <w:r>
+              <w:rPr>
+                <w:rFonts w:ascii="Times New Roman" w:hAnsi="Times New Roman"/>
+                <w:lang w:val="ru-RU"/>
+              </w:rPr>
+              <w:t>_______</w:t>
+            </w:r>
+            <w:r>
+              <w:rPr>
+                <w:rFonts w:ascii="Times New Roman" w:hAnsi="Times New Roman"/>
+              </w:rPr>
+              <w:t>________</w:t>
+            </w:r>
+          </w:p>
+        </w:tc>
+      </w:tr>
+    </w:tbl>
+    <w:p>
+      <w:pPr>
+        <w:pStyle w:val="af3"/>
+        <w:tabs>
+          <w:tab w:val="left" w:pos="163"/>
+        </w:tabs>
+        <w:spacing w:after="0" w:line="312" w:lineRule="auto"/>
+        <w:ind w:firstLineChars="200" w:firstLine="420"/>
+        <w:jc w:val="both"/>
+        <w:rPr>
+          <w:rFonts w:ascii="Times New Roman" w:hAnsi="Times New Roman"/>
+          <w:lang w:val="ru-RU"/>
+        </w:rPr>
+      </w:pPr>
+    </w:p>
+    <w:p>
+      <w:pPr>
+        <w:pStyle w:val="af3"/>
+        <w:tabs>
+          <w:tab w:val="left" w:pos="163"/>
+        </w:tabs>
+        <w:spacing w:line="100" w:lineRule="atLeast"/>
+        <w:jc w:val="center"/>
+        <w:rPr>
+          <w:sz w:val="22"/>
+          <w:szCs w:val="22"/>
+          <w:lang w:val="ru-RU"/>
+        </w:rPr>
+      </w:pPr>
+      <w:r>
+        <w:rPr>
+          <w:noProof/>
+          <w:sz w:val="26"/>
+          <w:szCs w:val="26"/>
+        </w:rPr>
+        <w:drawing>
+          <wp:anchor distT="0" distB="0" distL="114300" distR="114300" simplePos="0" relativeHeight="251660288" behindDoc="1" locked="0" layoutInCell="1" allowOverlap="1" wp14:anchorId="347BD9ED" wp14:editId="0E6431F7">
+            <wp:simplePos x="0" y="0"/>
+            <wp:positionH relativeFrom="column">
+              <wp:posOffset>97790</wp:posOffset>
+            </wp:positionH>
+            <wp:positionV relativeFrom="paragraph">
+              <wp:posOffset>-266065</wp:posOffset>
+            </wp:positionV>
+            <wp:extent cx="6705600" cy="748665"/>
+            <wp:effectExtent l="0" t="0" r="0" b="0"/>
+            <wp:wrapTight wrapText="bothSides">
+              <wp:wrapPolygon edited="0">
+                <wp:start x="798" y="2198"/>
+                <wp:lineTo x="368" y="6046"/>
+                <wp:lineTo x="368" y="10992"/>
+                <wp:lineTo x="798" y="10992"/>
+                <wp:lineTo x="245" y="18687"/>
+                <wp:lineTo x="307" y="19786"/>
+                <wp:lineTo x="20250" y="19786"/>
+                <wp:lineTo x="20373" y="3847"/>
+                <wp:lineTo x="1595" y="2198"/>
+                <wp:lineTo x="798" y="2198"/>
+              </wp:wrapPolygon>
+            </wp:wrapTight>
+            <wp:docPr id="1" name="Рисунок 2"/>
+            <wp:cNvGraphicFramePr/>
+            <a:graphic xmlns:a="http://schemas.openxmlformats.org/drawingml/2006/main">
+              <a:graphicData uri="http://schemas.openxmlformats.org/drawingml/2006/picture">
+                <pic:pic xmlns:pic="http://schemas.openxmlformats.org/drawingml/2006/picture">
+                  <pic:nvPicPr>
+                    <pic:cNvPr id="1" name="Рисунок 2"/>
+                    <pic:cNvPicPr/>
+                  </pic:nvPicPr>
+                  <pic:blipFill>
+                    <a:blip r:embed="rId8" cstate="print">
+                      <a:extLst>
+                        <a:ext uri="{28A0092B-C50C-407E-A947-70E740481C1C}">
+                          <a14:useLocalDpi xmlns:a14="http://schemas.microsoft.com/office/drawing/2010/main" val="0"/>
+                        </a:ext>
+                      </a:extLst>
+                    </a:blip>
+                    <a:stretch>
+                      <a:fillRect/>
+                    </a:stretch>
+                  </pic:blipFill>
+                  <pic:spPr>
+                    <a:xfrm>
+                      <a:off x="0" y="0"/>
+                      <a:ext cx="6705600" cy="748665"/>
+                    </a:xfrm>
+                    <a:prstGeom prst="rect">
+                      <a:avLst/>
+                    </a:prstGeom>
+                  </pic:spPr>
+                </pic:pic>
+              </a:graphicData>
+            </a:graphic>
+          </wp:anchor>
+        </w:drawing>
+      </w:r>
+      <w:r>
+        <w:rPr>
+          <w:rStyle w:val="11"/>
+          <w:rFonts w:ascii="Times New Roman" w:hAnsi="Times New Roman"/>
+          <w:b/>
+          <w:bCs/>
+          <w:color w:val="000000"/>
+          <w:lang w:val="ru-RU"/>
+        </w:rPr>
+        <w:t>Информированное добровольное согласие на медицинское вмешательство</w:t>
+      </w:r>
+    </w:p>
+    <w:p>
+      <w:pPr>
+        <w:pStyle w:val="af3"/>
+        <w:tabs>
+          <w:tab w:val="left" w:pos="163"/>
+        </w:tabs>
+        <w:spacing w:after="0" w:line="240" w:lineRule="auto"/>
+        <w:ind w:firstLineChars="200" w:firstLine="420"/>
+        <w:jc w:val="both"/>
+        <w:rPr>
+          <w:i/>
+          <w:iCs/>
+          <w:lang w:val="ru-RU"/>
+        </w:rPr>
+      </w:pPr>
+      <w:r>
+        <w:rPr>
+          <w:rStyle w:val="11"/>
+          <w:rFonts w:ascii="Times New Roman" w:hAnsi="Times New Roman"/>
+          <w:color w:val="000000"/>
+          <w:lang w:val="ru-RU"/>
+        </w:rPr>
+        <w:t xml:space="preserve">Я, </w:t>
+      </w:r>
+      <w:r>
+        <w:rPr>
+          <w:rStyle w:val="11"/>
+          <w:rFonts w:ascii="Times New Roman" w:hAnsi="Times New Roman"/>
+          <w:b/>
+          <w:bCs/>
+          <w:color w:val="000000"/>
+          <w:lang w:val="ru-RU"/>
+        </w:rPr>
+        <w:t xml:space="preserve">{{ surname }} {{ first_name }} {{ last_name }}, </w:t>
+      </w:r>
+      <w:r>
+        <w:rPr>
+          <w:rStyle w:val="11"/>
+          <w:rFonts w:ascii="Times New Roman" w:hAnsi="Times New Roman"/>
+          <w:color w:val="000000"/>
+          <w:lang w:val="ru-RU"/>
+        </w:rPr>
+        <w:t>д</w:t>
+      </w:r>
+      <w:r>
+        <w:rPr>
+          <w:rStyle w:val="11"/>
+          <w:rFonts w:ascii="Times New Roman" w:hAnsi="Times New Roman"/>
+          <w:color w:val="000000"/>
+          <w:lang w:val="ru-RU"/>
+        </w:rPr>
+        <w:t xml:space="preserve">обровольно даю свое согласие на проведение опроса, в том числе выявления жалоб, сбор анамнеза; осмотр, в том числе пальпацию, перкуссию, аускультацию, риноскопию, фарингоскопию, ректальные исследования (на приёме гастроэнтеролога — при клинической потребности), антропометрические исследования, термометрию, тонометрию, исследования нервной системы (чувствительной и двигательной сферы), неинвазивные исследования органа слуха и слуховых функций, лабораторные методы исследования, в том числе клинические, биохимические, бактериологические, вирусологические, серологические, иммунологические, функциональные методы исследования, в том числе ЭКГ,  пикфлуометрию, ультразвуковые исследования и доплерографические исследования; введение лекарственных препаратов по назначению врача, в том числе внутримышечно, внутривенно, подкожно, внутрикожно; медицинский массаж, для получения мною первичной медико-санитарной помощи / получения первичной медико-санитарной помощи лицом, законным  представителем которого я  являюсь,  в </w:t>
+      </w:r>
+      <w:r>
+        <w:rPr>
+          <w:rFonts w:ascii="Times New Roman" w:hAnsi="Times New Roman"/>
+          <w:lang w:val="ru-RU"/>
+        </w:rPr>
+        <w:t>обработку ООО МЦ «РевмаМед».</w:t>
+      </w:r>
+    </w:p>
+    <w:p>
+      <w:pPr>
+        <w:pStyle w:val="af3"/>
+        <w:tabs>
+          <w:tab w:val="left" w:pos="163"/>
+        </w:tabs>
+        <w:spacing w:after="0" w:line="240" w:lineRule="auto"/>
+        <w:ind w:firstLineChars="200" w:firstLine="420"/>
+        <w:jc w:val="both"/>
+        <w:rPr>
+          <w:lang w:val="ru-RU"/>
+        </w:rPr>
+      </w:pPr>
+      <w:r>
+        <w:rPr>
+          <w:rStyle w:val="11"/>
+          <w:rFonts w:ascii="Times New Roman" w:hAnsi="Times New Roman"/>
+          <w:color w:val="000000"/>
+          <w:lang w:val="ru-RU"/>
+        </w:rPr>
+        <w:t xml:space="preserve"> Необходимость других методов обследования и лечения будет мне разъяснена дополнительно;</w:t>
+      </w:r>
+    </w:p>
+    <w:p>
+      <w:pPr>
+        <w:pStyle w:val="af3"/>
+        <w:numPr>
+          <w:ilvl w:val="0"/>
+          <w:numId w:val="1"/>
+        </w:numPr>
+        <w:tabs>
+          <w:tab w:val="left" w:pos="163"/>
+        </w:tabs>
+        <w:ind w:left="0" w:firstLineChars="200" w:firstLine="420"/>
+        <w:jc w:val="both"/>
+        <w:rPr>
+          <w:rFonts w:ascii="Times New Roman" w:hAnsi="Times New Roman"/>
+          <w:shd w:val="clear" w:color="auto" w:fill="FFFFFF"/>
+        </w:rPr>
+      </w:pPr>
+      <w:r>
+        <w:rPr>
+          <w:rFonts w:ascii="Times New Roman" w:hAnsi="Times New Roman"/>
+          <w:color w:val="000000"/>
+          <w:shd w:val="clear" w:color="auto" w:fill="FFFFFF"/>
+          <w:lang w:val="ru-RU"/>
+        </w:rPr>
+        <w:t>Медицинским</w:t>
+      </w:r>
+      <w:r>
+        <w:rPr>
+          <w:rFonts w:ascii="Times New Roman" w:hAnsi="Times New Roman"/>
+          <w:color w:val="000000"/>
+          <w:shd w:val="clear" w:color="auto" w:fill="FFFFFF"/>
+        </w:rPr>
+        <w:t xml:space="preserve"> </w:t>
+      </w:r>
+      <w:r>
+        <w:rPr>
+          <w:rFonts w:ascii="Times New Roman" w:hAnsi="Times New Roman"/>
+          <w:color w:val="000000"/>
+          <w:shd w:val="clear" w:color="auto" w:fill="FFFFFF"/>
+          <w:lang w:val="ru-RU"/>
+        </w:rPr>
+        <w:t>работником</w:t>
+      </w:r>
+      <w:r>
+        <w:rPr>
+          <w:rFonts w:ascii="Times New Roman" w:hAnsi="Times New Roman"/>
+          <w:color w:val="000000"/>
+          <w:shd w:val="clear" w:color="auto" w:fill="FFFFFF"/>
+        </w:rPr>
+        <w:t xml:space="preserve"> </w:t>
+      </w:r>
+      <w:proofErr w:type="gramStart"/>
+      <w:r>
+        <w:rPr>
+          <w:rFonts w:ascii="Times New Roman" w:hAnsi="Times New Roman"/>
+          <w:b/>
+          <w:bCs/>
+          <w:color w:val="000000"/>
+          <w:shd w:val="clear" w:color="auto" w:fill="FFFFFF"/>
+        </w:rPr>
+        <w:t xml:space="preserve">{{  </w:t>
+      </w:r>
+      <w:proofErr w:type="gramEnd"/>
+      <w:r>
+        <w:rPr>
+          <w:rFonts w:ascii="Times New Roman" w:hAnsi="Times New Roman"/>
+          <w:b/>
+          <w:bCs/>
+          <w:color w:val="000000"/>
+          <w:shd w:val="clear" w:color="auto" w:fill="FFFFFF"/>
+        </w:rPr>
+        <w:t>doctor_</w:t>
+      </w:r>
+      <w:proofErr w:type="gramStart"/>
+      <w:r>
+        <w:rPr>
+          <w:rFonts w:ascii="Times New Roman" w:hAnsi="Times New Roman"/>
+          <w:b/>
+          <w:bCs/>
+          <w:color w:val="000000"/>
+          <w:shd w:val="clear" w:color="auto" w:fill="FFFFFF"/>
+        </w:rPr>
+        <w:t>name }</w:t>
+      </w:r>
+      <w:proofErr w:type="gramEnd"/>
+      <w:r>
+        <w:rPr>
+          <w:rFonts w:ascii="Times New Roman" w:hAnsi="Times New Roman"/>
+          <w:b/>
+          <w:bCs/>
+          <w:color w:val="000000"/>
+          <w:shd w:val="clear" w:color="auto" w:fill="FFFFFF"/>
+        </w:rPr>
+        <w:t xml:space="preserve">} </w:t>
+      </w:r>
+      <w:r>
+        <w:rPr>
+          <w:rFonts w:ascii="Times New Roman" w:hAnsi="Times New Roman"/>
+          <w:b/>
+          <w:bCs/>
+          <w:color w:val="000000"/>
+          <w:shd w:val="clear" w:color="auto" w:fill="FFFFFF"/>
+          <w:lang w:val="ru-RU"/>
+        </w:rPr>
+        <w:t>врач</w:t>
+      </w:r>
+      <w:r>
+        <w:rPr>
+          <w:rFonts w:ascii="Times New Roman" w:hAnsi="Times New Roman"/>
+          <w:b/>
+          <w:bCs/>
+          <w:color w:val="000000"/>
+          <w:shd w:val="clear" w:color="auto" w:fill="FFFFFF"/>
+        </w:rPr>
+        <w:t xml:space="preserve"> </w:t>
+      </w:r>
+      <w:proofErr w:type="gramStart"/>
+      <w:r>
+        <w:rPr>
+          <w:rFonts w:ascii="Times New Roman" w:hAnsi="Times New Roman"/>
+          <w:b/>
+          <w:bCs/>
+          <w:color w:val="000000"/>
+          <w:shd w:val="clear" w:color="auto" w:fill="FFFFFF"/>
+        </w:rPr>
+        <w:t xml:space="preserve">{{ </w:t>
+      </w:r>
+      <w:r>
+        <w:rPr>
+          <w:rFonts w:ascii="Times New Roman" w:hAnsi="Times New Roman"/>
+          <w:b/>
+          <w:bCs/>
+          <w:shd w:val="clear" w:color="auto" w:fill="FFFFFF"/>
+        </w:rPr>
+        <w:t>doctor</w:t>
+      </w:r>
+      <w:proofErr w:type="gramEnd"/>
+      <w:r>
+        <w:rPr>
+          <w:rFonts w:ascii="Times New Roman" w:hAnsi="Times New Roman"/>
+          <w:b/>
+          <w:bCs/>
+          <w:shd w:val="clear" w:color="auto" w:fill="FFFFFF"/>
+        </w:rPr>
+        <w:t>_</w:t>
+      </w:r>
+      <w:proofErr w:type="gramStart"/>
+      <w:r>
+        <w:rPr>
+          <w:rFonts w:ascii="Times New Roman" w:hAnsi="Times New Roman"/>
+          <w:b/>
+          <w:bCs/>
+          <w:shd w:val="clear" w:color="auto" w:fill="FFFFFF"/>
+        </w:rPr>
+        <w:t>specialization }</w:t>
+      </w:r>
+      <w:proofErr w:type="gramEnd"/>
+      <w:r>
+        <w:rPr>
+          <w:rFonts w:ascii="Times New Roman" w:hAnsi="Times New Roman"/>
+          <w:b/>
+          <w:bCs/>
+          <w:shd w:val="clear" w:color="auto" w:fill="FFFFFF"/>
+        </w:rPr>
+        <w:t>}</w:t>
+      </w:r>
+      <w:r>
+        <w:rPr>
+          <w:rFonts w:ascii="Times New Roman" w:hAnsi="Times New Roman"/>
+          <w:color w:val="000000"/>
+          <w:shd w:val="clear" w:color="auto" w:fill="FFFFFF"/>
+        </w:rPr>
+        <w:t xml:space="preserve">         </w:t>
+      </w:r>
+    </w:p>
+    <w:p>
+      <w:pPr>
+        <w:pStyle w:val="af3"/>
+        <w:tabs>
+          <w:tab w:val="left" w:pos="163"/>
+        </w:tabs>
+        <w:spacing w:after="0" w:line="240" w:lineRule="auto"/>
+        <w:ind w:firstLineChars="200" w:firstLine="420"/>
+        <w:jc w:val="both"/>
+        <w:rPr>
+          <w:lang w:val="ru-RU"/>
+        </w:rPr>
+      </w:pPr>
+      <w:r>
+        <w:rPr>
+          <w:rFonts w:ascii="Times New Roman" w:hAnsi="Times New Roman"/>
+          <w:color w:val="000000"/>
+          <w:shd w:val="clear" w:color="auto" w:fill="FFFFFF"/>
+        </w:rPr>
+        <w:t xml:space="preserve">           </w:t>
+      </w:r>
+      <w:r>
+        <w:rPr>
+          <w:rFonts w:ascii="Times New Roman" w:hAnsi="Times New Roman"/>
+          <w:color w:val="000000"/>
+          <w:shd w:val="clear" w:color="auto" w:fill="FFFFFF"/>
+          <w:lang w:val="ru-RU"/>
+        </w:rPr>
+        <w:t xml:space="preserve">в доступной для меня форме мне разъяснены цели, методы оказания медицинской </w:t>
+      </w:r>
+      <w:proofErr w:type="gramStart"/>
+      <w:r>
+        <w:rPr>
+          <w:rFonts w:ascii="Times New Roman" w:hAnsi="Times New Roman"/>
+          <w:color w:val="000000"/>
+          <w:shd w:val="clear" w:color="auto" w:fill="FFFFFF"/>
+          <w:lang w:val="ru-RU"/>
+        </w:rPr>
+        <w:t xml:space="preserve">помощи,   </w:t>
+      </w:r>
+      <w:proofErr w:type="gramEnd"/>
+      <w:r>
+        <w:rPr>
+          <w:rFonts w:ascii="Times New Roman" w:hAnsi="Times New Roman"/>
+          <w:color w:val="000000"/>
+          <w:shd w:val="clear" w:color="auto" w:fill="FFFFFF"/>
+          <w:lang w:val="ru-RU"/>
+        </w:rPr>
+        <w:t xml:space="preserve">    связанный с ними риск, возможные варианты медицинских вмешательств, их последствия, в том числе вероятность развития осложнений, а также предполагаемые результаты оказания медицинской помощи. Мне разъяснено, что я имею право отказаться от одного или нескольких видов медицинских вмешательств, включенных в Перечень определенных видов медицинских вмешательств, на которые граждане дают информированное добровольное согласие при выборе врача и медицинской организации для получения первичной медико-санитарной помощи, утвержденный приказом Министерства здравоохранения и социального развития Российской Федерации от 23 апреля 2012 г. </w:t>
+      </w:r>
+      <w:r>
+        <w:rPr>
+          <w:rFonts w:ascii="Times New Roman" w:hAnsi="Times New Roman"/>
+          <w:color w:val="000000"/>
+          <w:shd w:val="clear" w:color="auto" w:fill="FFFFFF"/>
+        </w:rPr>
+        <w:t>N</w:t>
+      </w:r>
+      <w:r>
+        <w:rPr>
+          <w:rFonts w:ascii="Times New Roman" w:hAnsi="Times New Roman"/>
+          <w:color w:val="000000"/>
+          <w:shd w:val="clear" w:color="auto" w:fill="FFFFFF"/>
+          <w:lang w:val="ru-RU"/>
+        </w:rPr>
+        <w:t xml:space="preserve"> 390н  (зарегистрирован Министерством юстиции Российской Федерации 5 мая 2012 г. </w:t>
+      </w:r>
+      <w:r>
+        <w:rPr>
+          <w:rFonts w:ascii="Times New Roman" w:hAnsi="Times New Roman"/>
+          <w:color w:val="000000"/>
+          <w:shd w:val="clear" w:color="auto" w:fill="FFFFFF"/>
+        </w:rPr>
+        <w:t>N</w:t>
+      </w:r>
+      <w:r>
+        <w:rPr>
+          <w:rFonts w:ascii="Times New Roman" w:hAnsi="Times New Roman"/>
+          <w:color w:val="000000"/>
+          <w:shd w:val="clear" w:color="auto" w:fill="FFFFFF"/>
+          <w:lang w:val="ru-RU"/>
+        </w:rPr>
+        <w:t xml:space="preserve"> 24082) или потребовать его (их) прекращения, за исключением случаев, предусмотренных частью 9 статьи 20 Федерального закона от 21 ноября 2011 г. </w:t>
+      </w:r>
+      <w:r>
+        <w:rPr>
+          <w:rFonts w:ascii="Times New Roman" w:hAnsi="Times New Roman"/>
+          <w:color w:val="000000"/>
+          <w:shd w:val="clear" w:color="auto" w:fill="FFFFFF"/>
+        </w:rPr>
+        <w:t>N</w:t>
+      </w:r>
+      <w:r>
+        <w:rPr>
+          <w:rFonts w:ascii="Times New Roman" w:hAnsi="Times New Roman"/>
+          <w:color w:val="000000"/>
+          <w:shd w:val="clear" w:color="auto" w:fill="FFFFFF"/>
+          <w:lang w:val="ru-RU"/>
+        </w:rPr>
+        <w:t xml:space="preserve"> 323-ФЗ "Об основах охраны здоровья граждан в Российской Федерации".</w:t>
+      </w:r>
+    </w:p>
+    <w:p>
+      <w:pPr>
+        <w:pStyle w:val="af3"/>
+        <w:tabs>
+          <w:tab w:val="left" w:pos="163"/>
+        </w:tabs>
+        <w:spacing w:after="0" w:line="240" w:lineRule="auto"/>
+        <w:ind w:firstLineChars="200" w:firstLine="420"/>
+        <w:jc w:val="both"/>
+        <w:rPr>
+          <w:lang w:val="ru-RU"/>
+        </w:rPr>
+      </w:pPr>
+      <w:r>
+        <w:rPr>
+          <w:rFonts w:ascii="Times New Roman" w:hAnsi="Times New Roman"/>
+          <w:color w:val="000000"/>
+          <w:shd w:val="clear" w:color="auto" w:fill="FFFFFF"/>
+          <w:lang w:val="ru-RU"/>
+        </w:rPr>
+        <w:t xml:space="preserve">Я </w:t>
+      </w:r>
+      <w:r>
+        <w:rPr>
+          <w:rStyle w:val="11"/>
+          <w:rFonts w:ascii="Times New Roman" w:hAnsi="Times New Roman"/>
+          <w:color w:val="000000"/>
+          <w:lang w:val="ru-RU"/>
+        </w:rPr>
+        <w:t>извещен (извещена) о том, что мне (представляемому) необходимо регулярно принимать назначенные препараты и другие методы лечения, немедленно сообщать врачу о любом ухудшении самочувствия, согласовывать с врачом прием любых, не прописанных лекарств;</w:t>
+      </w:r>
+    </w:p>
+    <w:p>
+      <w:pPr>
+        <w:pStyle w:val="af3"/>
+        <w:tabs>
+          <w:tab w:val="left" w:pos="163"/>
+        </w:tabs>
+        <w:spacing w:after="0" w:line="240" w:lineRule="auto"/>
+        <w:ind w:firstLineChars="200" w:firstLine="420"/>
+        <w:jc w:val="both"/>
+        <w:rPr>
+          <w:lang w:val="ru-RU"/>
+        </w:rPr>
+      </w:pPr>
+      <w:r>
+        <w:rPr>
+          <w:rStyle w:val="af5"/>
+          <w:rFonts w:ascii="Times New Roman" w:hAnsi="Times New Roman"/>
+          <w:i w:val="0"/>
+          <w:iCs w:val="0"/>
+          <w:color w:val="000000"/>
+          <w:lang w:val="ru-RU"/>
+        </w:rPr>
+        <w:t>Я</w:t>
+      </w:r>
+      <w:r>
+        <w:rPr>
+          <w:rStyle w:val="11"/>
+          <w:rFonts w:ascii="Times New Roman" w:hAnsi="Times New Roman"/>
+          <w:i/>
+          <w:color w:val="000000"/>
+          <w:lang w:val="ru-RU"/>
+        </w:rPr>
+        <w:t xml:space="preserve"> </w:t>
+      </w:r>
+      <w:r>
+        <w:rPr>
+          <w:rStyle w:val="11"/>
+          <w:rFonts w:ascii="Times New Roman" w:hAnsi="Times New Roman"/>
+          <w:color w:val="000000"/>
+          <w:lang w:val="ru-RU"/>
+        </w:rPr>
+        <w:t>предупрежден (предупреждена) и осознаю, что отказ от лечения, несоблюдение лечебно-охранительного режима, рекомендаций медицинских работников, режима приёма препаратов, самовольное использование медицинского инструментария и оборудования, бесконтрольное самолечение могут осложнить процесс лечения и отрицательно сказаться на состоянии здоровья;</w:t>
+      </w:r>
+    </w:p>
+    <w:p>
+      <w:pPr>
+        <w:pStyle w:val="af3"/>
+        <w:tabs>
+          <w:tab w:val="left" w:pos="163"/>
+        </w:tabs>
+        <w:spacing w:after="0" w:line="240" w:lineRule="auto"/>
+        <w:ind w:firstLineChars="200" w:firstLine="420"/>
+        <w:jc w:val="both"/>
+        <w:rPr>
+          <w:lang w:val="ru-RU"/>
+        </w:rPr>
+      </w:pPr>
+      <w:r>
+        <w:rPr>
+          <w:rStyle w:val="11"/>
+          <w:rFonts w:ascii="Times New Roman" w:hAnsi="Times New Roman"/>
+          <w:color w:val="000000"/>
+          <w:lang w:val="ru-RU"/>
+        </w:rPr>
+        <w:t>Я поставил (поставила) в известность врача обо всех проблемах, связанных со здоровьем, в том числе об аллергических проявлениях или индивидуальной непереносимости лекарственных препаратов, обо всех перенесенных мною (представляемым) и известных мне травмах, операциях, заболеваниях, об экологических и производственных факторах физической, химической или биологической природы, воздействующих на меня (представляемого) во время жизнедеятельности, о принимаемых лекарственных средствах. Я сообщил (сообщила) правдивые сведения о наследственности, а также об употреблении алкоголя, наркотических и токсических средств.</w:t>
+      </w:r>
+    </w:p>
+    <w:p>
+      <w:pPr>
+        <w:pStyle w:val="af3"/>
+        <w:tabs>
+          <w:tab w:val="left" w:pos="163"/>
+        </w:tabs>
+        <w:spacing w:after="0" w:line="240" w:lineRule="auto"/>
+        <w:ind w:firstLineChars="200" w:firstLine="420"/>
+        <w:jc w:val="both"/>
+        <w:rPr>
+          <w:lang w:val="ru-RU"/>
+        </w:rPr>
+      </w:pPr>
+      <w:r>
+        <w:rPr>
+          <w:rStyle w:val="11"/>
+          <w:rFonts w:ascii="Times New Roman" w:hAnsi="Times New Roman"/>
+          <w:color w:val="000000"/>
+          <w:lang w:val="ru-RU"/>
+        </w:rPr>
+        <w:t>Я ознакомлен (ознакомлена) и согласен (согласна) со всеми пунктами настоящего документа, положения которого мне разъяснены, мною поняты и добровольно даю свое согласие на обследование и лечение в предложенном объеме;</w:t>
+      </w:r>
+    </w:p>
+    <w:p>
+      <w:pPr>
+        <w:pStyle w:val="af3"/>
+        <w:tabs>
+          <w:tab w:val="left" w:pos="163"/>
+        </w:tabs>
+        <w:spacing w:after="0" w:line="240" w:lineRule="auto"/>
+        <w:ind w:firstLineChars="200" w:firstLine="420"/>
+        <w:rPr>
+          <w:rStyle w:val="11"/>
+          <w:rFonts w:ascii="Times New Roman" w:hAnsi="Times New Roman"/>
+          <w:color w:val="C9211E"/>
+          <w:lang w:val="ru-RU"/>
+        </w:rPr>
+      </w:pPr>
+    </w:p>
+    <w:p>
+      <w:pPr>
+        <w:pStyle w:val="af3"/>
+        <w:tabs>
+          <w:tab w:val="left" w:pos="163"/>
+        </w:tabs>
+        <w:spacing w:after="0" w:line="240" w:lineRule="auto"/>
+        <w:ind w:firstLineChars="200" w:firstLine="420"/>
+        <w:rPr>
+          <w:rStyle w:val="11"/>
+          <w:rFonts w:ascii="Times New Roman" w:hAnsi="Times New Roman"/>
+          <w:color w:val="C9211E"/>
+          <w:lang w:val="ru-RU"/>
+        </w:rPr>
+      </w:pPr>
+      <w:r>
+        <w:rPr>
+          <w:rStyle w:val="11"/>
+          <w:rFonts w:ascii="Times New Roman" w:hAnsi="Times New Roman"/>
+          <w:color w:val="C9211E"/>
+          <w:lang w:val="ru-RU"/>
+        </w:rPr>
+        <w:t>Разрешаю, в случае необходимости, предоставить информацию о моем диагнозе (диагнозе представляемого), степени и характере моего заболевания (заболевания представляемого) моим родственникам, законным представителям, гражданам:_____________________________________________________________________________________________________________________________________________________________________________________________</w:t>
+      </w:r>
+    </w:p>
+    <w:p>
+      <w:pPr>
+        <w:pStyle w:val="af3"/>
+        <w:tabs>
+          <w:tab w:val="left" w:pos="163"/>
+        </w:tabs>
+        <w:spacing w:after="0" w:line="240" w:lineRule="auto"/>
+        <w:ind w:firstLineChars="200" w:firstLine="420"/>
+        <w:rPr>
+          <w:rFonts w:ascii="Times New Roman" w:hAnsi="Times New Roman" w:cs="Sylfaen"/>
+          <w:color w:val="C9211E"/>
+          <w:lang w:val="ru-RU"/>
+        </w:rPr>
+      </w:pPr>
+    </w:p>
+    <w:p>
+      <w:pPr>
+        <w:pStyle w:val="af3"/>
+        <w:tabs>
+          <w:tab w:val="left" w:pos="163"/>
+        </w:tabs>
+        <w:spacing w:after="0" w:line="240" w:lineRule="auto"/>
+        <w:ind w:firstLineChars="200" w:firstLine="420"/>
+        <w:jc w:val="both"/>
+        <w:rPr>
+          <w:rFonts w:ascii="Times New Roman" w:hAnsi="Times New Roman"/>
+          <w:lang w:val="ru-RU"/>
+        </w:rPr>
+      </w:pPr>
+      <w:r>
+        <w:rPr>
+          <w:rFonts w:ascii="Times New Roman" w:hAnsi="Times New Roman"/>
+          <w:lang w:val="ru-RU"/>
+        </w:rPr>
+        <w:t xml:space="preserve">Настоящее информированное добровольное согласие действует в течение всего срока оказания мне (представляемому) медицинской помощи </w:t>
+      </w:r>
+      <w:proofErr w:type="gramStart"/>
+      <w:r>
+        <w:rPr>
+          <w:rFonts w:ascii="Times New Roman" w:hAnsi="Times New Roman"/>
+          <w:lang w:val="ru-RU"/>
+        </w:rPr>
+        <w:t>в  ООО</w:t>
+      </w:r>
+      <w:proofErr w:type="gramEnd"/>
+      <w:r>
+        <w:rPr>
+          <w:rFonts w:ascii="Times New Roman" w:hAnsi="Times New Roman"/>
+          <w:lang w:val="ru-RU"/>
+        </w:rPr>
+        <w:t xml:space="preserve"> МЦ «РевмаМед» или до момента отзыва мною настоящего согласия. </w:t>
+      </w:r>
+    </w:p>
+    <w:p>
+      <w:pPr>
+        <w:pStyle w:val="af3"/>
+        <w:tabs>
+          <w:tab w:val="left" w:pos="163"/>
+        </w:tabs>
+        <w:spacing w:after="0" w:line="240" w:lineRule="auto"/>
+        <w:jc w:val="both"/>
+        <w:rPr>
+          <w:rFonts w:ascii="Times New Roman" w:hAnsi="Times New Roman"/>
+          <w:lang w:val="ru-RU"/>
+        </w:rPr>
+      </w:pPr>
+    </w:p>
+    <w:tbl>
+      <w:tblPr>
+        <w:tblStyle w:val="ad"/>
+        <w:tblW w:w="0" w:type="auto"/>
+        <w:tblBorders>
+          <w:top w:val="none" w:sz="0" w:space="0" w:color="auto"/>
+          <w:left w:val="none" w:sz="0" w:space="0" w:color="auto"/>
+          <w:bottom w:val="none" w:sz="0" w:space="0" w:color="auto"/>
+          <w:right w:val="none" w:sz="0" w:space="0" w:color="auto"/>
+          <w:insideH w:val="none" w:sz="0" w:space="0" w:color="auto"/>
+          <w:insideV w:val="none" w:sz="0" w:space="0" w:color="auto"/>
+        </w:tblBorders>
+        <w:tblLook w:val="04A0" w:firstRow="1" w:lastRow="0" w:firstColumn="1" w:lastColumn="0" w:noHBand="0" w:noVBand="1"/>
+      </w:tblPr>
+      <w:tblGrid>
+        <w:gridCol w:w="3387"/>
+        <w:gridCol w:w="7101"/>
+      </w:tblGrid>
+      <w:tr>
+        <w:tc>
+          <w:tcPr>
+            <w:tcW w:w="3402" w:type="dxa"/>
+          </w:tcPr>
+          <w:p>
+            <w:pPr>
+              <w:pStyle w:val="af3"/>
+              <w:tabs>
+                <w:tab w:val="left" w:pos="163"/>
+              </w:tabs>
+              <w:spacing w:after="0" w:line="312" w:lineRule="auto"/>
+              <w:jc w:val="both"/>
+            </w:pPr>
+            <w:proofErr w:type="gramStart"/>
+            <w:r>
+              <w:rPr>
+                <w:rFonts w:ascii="Times New Roman" w:hAnsi="Times New Roman"/>
+                <w:lang w:val="ru-RU"/>
+              </w:rPr>
+              <w:t>{{ appointment</w:t>
+            </w:r>
+            <w:proofErr w:type="gramEnd"/>
+            <w:r>
+              <w:rPr>
+                <w:rFonts w:ascii="Times New Roman" w:hAnsi="Times New Roman"/>
+                <w:lang w:val="ru-RU"/>
+              </w:rPr>
+              <w:t>_date}} года.</w:t>
+            </w:r>
+          </w:p>
+        </w:tc>
+        <w:tc>
+          <w:tcPr>
+            <w:tcW w:w="7130" w:type="dxa"/>
+          </w:tcPr>
+          <w:p>
+            <w:pPr>
+              <w:pStyle w:val="af3"/>
+              <w:shd w:val="clear" w:color="auto" w:fill="auto"/>
+              <w:tabs>
+                <w:tab w:val="left" w:pos="163"/>
+              </w:tabs>
+              <w:spacing w:after="0" w:line="240" w:lineRule="auto"/>
+              <w:jc w:val="both"/>
+            </w:pPr>
+            <w:r>
+              <w:rPr>
+                <w:rFonts w:ascii="Times New Roman" w:hAnsi="Times New Roman"/>
+                <w:lang w:val="ru-RU"/>
+              </w:rPr>
+              <w:t>Подпись</w:t>
+            </w:r>
+            <w:r>
+              <w:rPr>
+                <w:rFonts w:ascii="Times New Roman" w:hAnsi="Times New Roman"/>
+              </w:rPr>
+              <w:t xml:space="preserve"> </w:t>
+            </w:r>
+            <w:r>
+              <w:rPr>
+                <w:rFonts w:ascii="Times New Roman" w:hAnsi="Times New Roman"/>
+                <w:lang w:val="ru-RU"/>
+              </w:rPr>
+              <w:t>пациента/законного представителя__</w:t>
+            </w:r>
+            <w:r>
+              <w:rPr>
+                <w:rFonts w:ascii="Times New Roman" w:hAnsi="Times New Roman"/>
+              </w:rPr>
+              <w:t>_________</w:t>
+            </w:r>
+            <w:r>
+              <w:rPr>
+                <w:rFonts w:ascii="Times New Roman" w:hAnsi="Times New Roman"/>
+                <w:lang w:val="ru-RU"/>
+              </w:rPr>
+              <w:t>_______</w:t>
+            </w:r>
+            <w:r>
+              <w:rPr>
+                <w:rFonts w:ascii="Times New Roman" w:hAnsi="Times New Roman"/>
+              </w:rPr>
+              <w:t>________</w:t>
+            </w:r>
+          </w:p>
+        </w:tc>
+      </w:tr>
+    </w:tbl>
+    <w:p>
+      <w:pPr>
+        <w:pStyle w:val="af3"/>
+        <w:tabs>
+          <w:tab w:val="left" w:pos="163"/>
+        </w:tabs>
+        <w:spacing w:after="0" w:line="240" w:lineRule="auto"/>
+        <w:jc w:val="both"/>
+        <w:rPr>
+          <w:lang w:val="ru-RU"/>
+        </w:rPr>
+      </w:pPr>
+    </w:p>
+    <w:p>
+      <w:pPr>
+        <w:pStyle w:val="af3"/>
+        <w:tabs>
+          <w:tab w:val="left" w:pos="163"/>
+        </w:tabs>
+        <w:spacing w:after="0" w:line="240" w:lineRule="auto"/>
+        <w:jc w:val="both"/>
+        <w:rPr>
+          <w:rFonts w:ascii="Times New Roman" w:hAnsi="Times New Roman"/>
+        </w:rPr>
+      </w:pPr>
+      <w:r>
+        <w:rPr>
+          <w:rFonts w:ascii="Times New Roman" w:hAnsi="Times New Roman"/>
+        </w:rPr>
+        <w:t xml:space="preserve">  </w:t>
+      </w:r>
+      <w:r>
+        <w:rPr>
+          <w:rFonts w:ascii="Times New Roman" w:hAnsi="Times New Roman"/>
+          <w:lang w:val="ru-RU"/>
+        </w:rPr>
+        <w:t>Расписался в моем присутствии:</w:t>
+      </w:r>
+    </w:p>
+    <w:p>
+      <w:pPr>
+        <w:pStyle w:val="af3"/>
+        <w:tabs>
+          <w:tab w:val="left" w:pos="163"/>
+        </w:tabs>
+        <w:spacing w:after="0" w:line="240" w:lineRule="auto"/>
+        <w:ind w:firstLineChars="200" w:firstLine="420"/>
+        <w:jc w:val="both"/>
+        <w:rPr>
+          <w:rFonts w:ascii="Times New Roman" w:hAnsi="Times New Roman"/>
+        </w:rPr>
+      </w:pPr>
+    </w:p>
+    <w:tbl>
+      <w:tblPr>
+        <w:tblStyle w:val="ad"/>
+        <w:tblW w:w="0" w:type="auto"/>
+        <w:tblBorders>
+          <w:top w:val="none" w:sz="0" w:space="0" w:color="auto"/>
+          <w:left w:val="none" w:sz="0" w:space="0" w:color="auto"/>
+          <w:bottom w:val="none" w:sz="0" w:space="0" w:color="auto"/>
+          <w:right w:val="none" w:sz="0" w:space="0" w:color="auto"/>
+          <w:insideH w:val="none" w:sz="0" w:space="0" w:color="auto"/>
+          <w:insideV w:val="none" w:sz="0" w:space="0" w:color="auto"/>
+        </w:tblBorders>
+        <w:tblLook w:val="04A0" w:firstRow="1" w:lastRow="0" w:firstColumn="1" w:lastColumn="0" w:noHBand="0" w:noVBand="1"/>
+      </w:tblPr>
+      <w:tblGrid>
+        <w:gridCol w:w="5200"/>
+        <w:gridCol w:w="5288"/>
+      </w:tblGrid>
+      <w:tr>
+        <w:tc>
+          <w:tcPr>
+            <w:tcW w:w="5266" w:type="dxa"/>
+          </w:tcPr>
+          <w:p>
+            <w:pPr>
+              <w:pStyle w:val="af3"/>
+              <w:shd w:val="clear" w:color="auto" w:fill="auto"/>
+              <w:tabs>
+                <w:tab w:val="left" w:pos="163"/>
+              </w:tabs>
+              <w:spacing w:after="0" w:line="240" w:lineRule="auto"/>
+              <w:jc w:val="both"/>
+            </w:pPr>
+            <w:r>
+              <w:rPr>
+                <w:rFonts w:ascii="Times New Roman" w:hAnsi="Times New Roman"/>
+                <w:lang w:val="ru-RU"/>
+              </w:rPr>
+              <w:t>Врач</w:t>
+            </w:r>
+            <w:r>
+              <w:rPr>
+                <w:rFonts w:ascii="Times New Roman" w:hAnsi="Times New Roman"/>
+              </w:rPr>
+              <w:t xml:space="preserve"> </w:t>
+            </w:r>
+            <w:proofErr w:type="gramStart"/>
+            <w:r>
+              <w:rPr>
+                <w:rFonts w:ascii="Times New Roman" w:hAnsi="Times New Roman"/>
+                <w:color w:val="000000"/>
+                <w:shd w:val="clear" w:color="auto" w:fill="FFFFFF"/>
+              </w:rPr>
+              <w:t xml:space="preserve">{{ </w:t>
+            </w:r>
+            <w:r>
+              <w:rPr>
+                <w:rFonts w:ascii="Times New Roman" w:hAnsi="Times New Roman"/>
+                <w:shd w:val="clear" w:color="auto" w:fill="FFFFFF"/>
+              </w:rPr>
+              <w:t>doctor</w:t>
+            </w:r>
+            <w:proofErr w:type="gramEnd"/>
+            <w:r>
+              <w:rPr>
+                <w:rFonts w:ascii="Times New Roman" w:hAnsi="Times New Roman"/>
+                <w:shd w:val="clear" w:color="auto" w:fill="FFFFFF"/>
+              </w:rPr>
+              <w:t>_</w:t>
+            </w:r>
+            <w:proofErr w:type="gramStart"/>
+            <w:r>
+              <w:rPr>
+                <w:rFonts w:ascii="Times New Roman" w:hAnsi="Times New Roman"/>
+                <w:shd w:val="clear" w:color="auto" w:fill="FFFFFF"/>
+              </w:rPr>
+              <w:t>specialization }</w:t>
+            </w:r>
+            <w:proofErr w:type="gramEnd"/>
+            <w:r>
+              <w:rPr>
+                <w:rFonts w:ascii="Times New Roman" w:hAnsi="Times New Roman"/>
+                <w:shd w:val="clear" w:color="auto" w:fill="FFFFFF"/>
+              </w:rPr>
+              <w:t>}</w:t>
+            </w:r>
+            <w:r>
+              <w:rPr>
+                <w:rFonts w:ascii="Times New Roman" w:hAnsi="Times New Roman"/>
+                <w:color w:val="000000"/>
+                <w:shd w:val="clear" w:color="auto" w:fill="FFFFFF"/>
+              </w:rPr>
+              <w:t xml:space="preserve"> </w:t>
+            </w:r>
+            <w:proofErr w:type="gramStart"/>
+            <w:r>
+              <w:rPr>
+                <w:rFonts w:ascii="Times New Roman" w:hAnsi="Times New Roman"/>
+                <w:color w:val="000000"/>
+                <w:shd w:val="clear" w:color="auto" w:fill="FFFFFF"/>
+              </w:rPr>
+              <w:t xml:space="preserve">{{  </w:t>
+            </w:r>
+            <w:proofErr w:type="gramEnd"/>
+            <w:r>
+              <w:rPr>
+                <w:rFonts w:ascii="Times New Roman" w:hAnsi="Times New Roman"/>
+                <w:color w:val="000000"/>
+                <w:shd w:val="clear" w:color="auto" w:fill="FFFFFF"/>
+              </w:rPr>
+              <w:t>doctor_name</w:t>
+            </w:r>
+            <w:r>
+              <w:rPr>
+                <w:rFonts w:ascii="Times New Roman" w:hAnsi="Times New Roman"/>
+                <w:color w:val="000000"/>
+                <w:shd w:val="clear" w:color="auto" w:fill="FFFFFF"/>
+              </w:rPr>
+              <w:t xml:space="preserve"> </w:t>
+            </w:r>
+            <w:r>
+              <w:rPr>
+                <w:rFonts w:ascii="Times New Roman" w:hAnsi="Times New Roman"/>
+                <w:color w:val="000000"/>
+                <w:shd w:val="clear" w:color="auto" w:fill="FFFFFF"/>
+              </w:rPr>
+              <w:t>}}</w:t>
+            </w:r>
+          </w:p>
+        </w:tc>
+        <w:tc>
+          <w:tcPr>
+            <w:tcW w:w="5266" w:type="dxa"/>
+          </w:tcPr>
+          <w:p>
+            <w:pPr>
+              <w:pStyle w:val="af3"/>
+              <w:shd w:val="clear" w:color="auto" w:fill="auto"/>
+              <w:tabs>
+                <w:tab w:val="left" w:pos="163"/>
+              </w:tabs>
+              <w:spacing w:after="0" w:line="240" w:lineRule="auto"/>
+              <w:jc w:val="both"/>
+            </w:pPr>
+            <w:r>
+              <w:rPr>
+                <w:rFonts w:ascii="Times New Roman" w:hAnsi="Times New Roman"/>
+              </w:rPr>
+              <w:t>(</w:t>
+            </w:r>
+            <w:r>
+              <w:rPr>
+                <w:rFonts w:ascii="Times New Roman" w:hAnsi="Times New Roman"/>
+                <w:lang w:val="ru-RU"/>
+              </w:rPr>
+              <w:t>подпись</w:t>
+            </w:r>
+            <w:r>
+              <w:rPr>
+                <w:rFonts w:ascii="Times New Roman" w:hAnsi="Times New Roman"/>
+              </w:rPr>
+              <w:t>)____________________________________</w:t>
+            </w:r>
+            <w:r>
+              <w:rPr>
+                <w:rFonts w:ascii="Times New Roman" w:hAnsi="Times New Roman"/>
+              </w:rPr>
+              <w:t>____</w:t>
+            </w:r>
+          </w:p>
+        </w:tc>
+      </w:tr>
+    </w:tbl>
+    <w:p>
+      <w:pPr>
+        <w:rPr>
+          <w:sz w:val="20"/>
+          <w:szCs w:val="20"/>
+        </w:rPr>
+      </w:pPr>
+    </w:p>
     <w:sectPr>
       <w:pgSz w:w="11906" w:h="16838"/>
-      <w:pgMar w:top="851" w:right="567" w:bottom="567" w:left="1134" w:header="397" w:footer="397" w:gutter="0"/>
+      <w:pgMar w:top="851" w:right="567" w:bottom="567" w:left="851" w:header="397" w:footer="397" w:gutter="0"/>
       <w:cols w:space="708"/>
       <w:docGrid w:linePitch="360"/>
     </w:sectPr>
@@ -5789,6 +7353,271 @@
     </w:p>
   </w:footnote>
 </w:footnotes>
+</file>
+
+<file path=word/numbering.xml><?xml version="1.0" encoding="utf-8"?>
+<w:numbering xmlns:wpc="http://schemas.microsoft.com/office/word/2010/wordprocessingCanvas" xmlns:cx="http://schemas.microsoft.com/office/drawing/2014/chartex" xmlns:cx1="http://schemas.microsoft.com/office/drawing/2015/9/8/chartex" xmlns:cx2="http://schemas.microsoft.com/office/drawing/2015/10/21/chartex" xmlns:cx3="http://schemas.microsoft.com/office/drawing/2016/5/9/chartex" xmlns:cx4="http://schemas.microsoft.com/office/drawing/2016/5/10/chartex" xmlns:cx5="http://schemas.microsoft.com/office/drawing/2016/5/11/chartex" xmlns:cx6="http://schemas.microsoft.com/office/drawing/2016/5/12/chartex" xmlns:cx7="http://schemas.microsoft.com/office/drawing/2016/5/13/chartex" xmlns:cx8="http://schemas.microsoft.com/office/drawing/2016/5/14/chartex" xmlns:mc="http://schemas.openxmlformats.org/markup-compatibility/2006" xmlns:aink="http://schemas.microsoft.com/office/drawing/2016/ink" xmlns:am3d="http://schemas.microsoft.com/office/drawing/2017/model3d" xmlns:o="urn:schemas-microsoft-com:office:office" xmlns:oel="http://schemas.microsoft.com/office/2019/extlst" xmlns:r="http://schemas.openxmlformats.org/officeDocument/2006/relationships" xmlns:m="http://schemas.openxmlformats.org/officeDocument/2006/math" xmlns:v="urn:schemas-microsoft-com:vml" xmlns:wp14="http://schemas.microsoft.com/office/word/2010/wordprocessingDrawing" xmlns:wp="http://schemas.openxmlformats.org/drawingml/2006/wordprocessingDrawing" xmlns:w10="urn:schemas-microsoft-com:office:word" xmlns:w="http://schemas.openxmlformats.org/wordprocessingml/2006/main" xmlns:w14="http://schemas.microsoft.com/office/word/2010/wordml" xmlns:w15="http://schemas.microsoft.com/office/word/2012/wordml" xmlns:w16cex="http://schemas.microsoft.com/office/word/2018/wordml/cex" xmlns:w16cid="http://schemas.microsoft.com/office/word/2016/wordml/cid" xmlns:w16="http://schemas.microsoft.com/office/word/2018/wordml" xmlns:w16du="http://schemas.microsoft.com/office/word/2023/wordml/word16du" xmlns:w16sdtdh="http://schemas.microsoft.com/office/word/2020/wordml/sdtdatahash" xmlns:w16sdtfl="http://schemas.microsoft.com/office/word/2024/wordml/sdtformatlock" xmlns:w16se="http://schemas.microsoft.com/office/word/2015/wordml/symex" xmlns:wpg="http://schemas.microsoft.com/office/word/2010/wordprocessingGroup" xmlns:wpi="http://schemas.microsoft.com/office/word/2010/wordprocessingInk" xmlns:wne="http://schemas.microsoft.com/office/word/2006/wordml" xmlns:wps="http://schemas.microsoft.com/office/word/2010/wordprocessingShape" mc:Ignorable="w14 w15 w16se w16cid w16 w16cex w16sdtdh w16sdtfl w16du wp14">
+  <w:abstractNum w:abstractNumId="0" w15:restartNumberingAfterBreak="0">
+    <w:nsid w:val="0053208E"/>
+    <w:multiLevelType w:val="multilevel"/>
+    <w:tmpl w:val="0053208E"/>
+    <w:lvl w:ilvl="0">
+      <w:start w:val="1"/>
+      <w:numFmt w:val="bullet"/>
+      <w:lvlText w:val="-"/>
+      <w:lvlJc w:val="left"/>
+      <w:pPr>
+        <w:tabs>
+          <w:tab w:val="left" w:pos="0"/>
+        </w:tabs>
+        <w:ind w:left="720" w:hanging="360"/>
+      </w:pPr>
+      <w:rPr>
+        <w:rFonts w:ascii="Sylfaen" w:hAnsi="Sylfaen" w:cs="Sylfaen" w:hint="default"/>
+        <w:b w:val="0"/>
+        <w:i w:val="0"/>
+        <w:caps w:val="0"/>
+        <w:smallCaps w:val="0"/>
+        <w:strike w:val="0"/>
+        <w:dstrike w:val="0"/>
+        <w:color w:val="000000"/>
+        <w:spacing w:val="0"/>
+        <w:w w:val="100"/>
+        <w:position w:val="0"/>
+        <w:sz w:val="21"/>
+        <w:u w:val="none"/>
+        <w:vertAlign w:val="baseline"/>
+      </w:rPr>
+    </w:lvl>
+    <w:lvl w:ilvl="1">
+      <w:start w:val="1"/>
+      <w:numFmt w:val="bullet"/>
+      <w:lvlText w:val="-"/>
+      <w:lvlJc w:val="left"/>
+      <w:pPr>
+        <w:tabs>
+          <w:tab w:val="left" w:pos="0"/>
+        </w:tabs>
+        <w:ind w:left="1080" w:hanging="360"/>
+      </w:pPr>
+      <w:rPr>
+        <w:rFonts w:ascii="Sylfaen" w:hAnsi="Sylfaen" w:cs="Sylfaen" w:hint="default"/>
+        <w:b w:val="0"/>
+        <w:i w:val="0"/>
+        <w:caps w:val="0"/>
+        <w:smallCaps w:val="0"/>
+        <w:strike w:val="0"/>
+        <w:dstrike w:val="0"/>
+        <w:color w:val="000000"/>
+        <w:spacing w:val="0"/>
+        <w:w w:val="100"/>
+        <w:position w:val="0"/>
+        <w:sz w:val="21"/>
+        <w:u w:val="none"/>
+        <w:vertAlign w:val="baseline"/>
+      </w:rPr>
+    </w:lvl>
+    <w:lvl w:ilvl="2">
+      <w:start w:val="1"/>
+      <w:numFmt w:val="bullet"/>
+      <w:lvlText w:val="-"/>
+      <w:lvlJc w:val="left"/>
+      <w:pPr>
+        <w:tabs>
+          <w:tab w:val="left" w:pos="0"/>
+        </w:tabs>
+        <w:ind w:left="1440" w:hanging="360"/>
+      </w:pPr>
+      <w:rPr>
+        <w:rFonts w:ascii="Sylfaen" w:hAnsi="Sylfaen" w:cs="Sylfaen" w:hint="default"/>
+        <w:b w:val="0"/>
+        <w:i w:val="0"/>
+        <w:caps w:val="0"/>
+        <w:smallCaps w:val="0"/>
+        <w:strike w:val="0"/>
+        <w:dstrike w:val="0"/>
+        <w:color w:val="000000"/>
+        <w:spacing w:val="0"/>
+        <w:w w:val="100"/>
+        <w:position w:val="0"/>
+        <w:sz w:val="21"/>
+        <w:u w:val="none"/>
+        <w:vertAlign w:val="baseline"/>
+      </w:rPr>
+    </w:lvl>
+    <w:lvl w:ilvl="3">
+      <w:start w:val="1"/>
+      <w:numFmt w:val="bullet"/>
+      <w:lvlText w:val="-"/>
+      <w:lvlJc w:val="left"/>
+      <w:pPr>
+        <w:tabs>
+          <w:tab w:val="left" w:pos="0"/>
+        </w:tabs>
+        <w:ind w:left="1800" w:hanging="360"/>
+      </w:pPr>
+      <w:rPr>
+        <w:rFonts w:ascii="Sylfaen" w:hAnsi="Sylfaen" w:cs="Sylfaen" w:hint="default"/>
+        <w:b w:val="0"/>
+        <w:i w:val="0"/>
+        <w:caps w:val="0"/>
+        <w:smallCaps w:val="0"/>
+        <w:strike w:val="0"/>
+        <w:dstrike w:val="0"/>
+        <w:color w:val="000000"/>
+        <w:spacing w:val="0"/>
+        <w:w w:val="100"/>
+        <w:position w:val="0"/>
+        <w:sz w:val="21"/>
+        <w:u w:val="none"/>
+        <w:vertAlign w:val="baseline"/>
+      </w:rPr>
+    </w:lvl>
+    <w:lvl w:ilvl="4">
+      <w:start w:val="1"/>
+      <w:numFmt w:val="bullet"/>
+      <w:lvlText w:val="-"/>
+      <w:lvlJc w:val="left"/>
+      <w:pPr>
+        <w:tabs>
+          <w:tab w:val="left" w:pos="0"/>
+        </w:tabs>
+        <w:ind w:left="2160" w:hanging="360"/>
+      </w:pPr>
+      <w:rPr>
+        <w:rFonts w:ascii="Sylfaen" w:hAnsi="Sylfaen" w:cs="Sylfaen" w:hint="default"/>
+        <w:b w:val="0"/>
+        <w:i w:val="0"/>
+        <w:caps w:val="0"/>
+        <w:smallCaps w:val="0"/>
+        <w:strike w:val="0"/>
+        <w:dstrike w:val="0"/>
+        <w:color w:val="000000"/>
+        <w:spacing w:val="0"/>
+        <w:w w:val="100"/>
+        <w:position w:val="0"/>
+        <w:sz w:val="21"/>
+        <w:u w:val="none"/>
+        <w:vertAlign w:val="baseline"/>
+      </w:rPr>
+    </w:lvl>
+    <w:lvl w:ilvl="5">
+      <w:start w:val="1"/>
+      <w:numFmt w:val="bullet"/>
+      <w:lvlText w:val="-"/>
+      <w:lvlJc w:val="left"/>
+      <w:pPr>
+        <w:tabs>
+          <w:tab w:val="left" w:pos="0"/>
+        </w:tabs>
+        <w:ind w:left="2520" w:hanging="360"/>
+      </w:pPr>
+      <w:rPr>
+        <w:rFonts w:ascii="Sylfaen" w:hAnsi="Sylfaen" w:cs="Sylfaen" w:hint="default"/>
+        <w:b w:val="0"/>
+        <w:i w:val="0"/>
+        <w:caps w:val="0"/>
+        <w:smallCaps w:val="0"/>
+        <w:strike w:val="0"/>
+        <w:dstrike w:val="0"/>
+        <w:color w:val="000000"/>
+        <w:spacing w:val="0"/>
+        <w:w w:val="100"/>
+        <w:position w:val="0"/>
+        <w:sz w:val="21"/>
+        <w:u w:val="none"/>
+        <w:vertAlign w:val="baseline"/>
+      </w:rPr>
+    </w:lvl>
+    <w:lvl w:ilvl="6">
+      <w:start w:val="1"/>
+      <w:numFmt w:val="bullet"/>
+      <w:lvlText w:val="-"/>
+      <w:lvlJc w:val="left"/>
+      <w:pPr>
+        <w:tabs>
+          <w:tab w:val="left" w:pos="0"/>
+        </w:tabs>
+        <w:ind w:left="2880" w:hanging="360"/>
+      </w:pPr>
+      <w:rPr>
+        <w:rFonts w:ascii="Sylfaen" w:hAnsi="Sylfaen" w:cs="Sylfaen" w:hint="default"/>
+        <w:b w:val="0"/>
+        <w:i w:val="0"/>
+        <w:caps w:val="0"/>
+        <w:smallCaps w:val="0"/>
+        <w:strike w:val="0"/>
+        <w:dstrike w:val="0"/>
+        <w:color w:val="000000"/>
+        <w:spacing w:val="0"/>
+        <w:w w:val="100"/>
+        <w:position w:val="0"/>
+        <w:sz w:val="21"/>
+        <w:u w:val="none"/>
+        <w:vertAlign w:val="baseline"/>
+      </w:rPr>
+    </w:lvl>
+    <w:lvl w:ilvl="7">
+      <w:start w:val="1"/>
+      <w:numFmt w:val="bullet"/>
+      <w:lvlText w:val="-"/>
+      <w:lvlJc w:val="left"/>
+      <w:pPr>
+        <w:tabs>
+          <w:tab w:val="left" w:pos="0"/>
+        </w:tabs>
+        <w:ind w:left="3240" w:hanging="360"/>
+      </w:pPr>
+      <w:rPr>
+        <w:rFonts w:ascii="Sylfaen" w:hAnsi="Sylfaen" w:cs="Sylfaen" w:hint="default"/>
+        <w:b w:val="0"/>
+        <w:i w:val="0"/>
+        <w:caps w:val="0"/>
+        <w:smallCaps w:val="0"/>
+        <w:strike w:val="0"/>
+        <w:dstrike w:val="0"/>
+        <w:color w:val="000000"/>
+        <w:spacing w:val="0"/>
+        <w:w w:val="100"/>
+        <w:position w:val="0"/>
+        <w:sz w:val="21"/>
+        <w:u w:val="none"/>
+        <w:vertAlign w:val="baseline"/>
+      </w:rPr>
+    </w:lvl>
+    <w:lvl w:ilvl="8">
+      <w:start w:val="1"/>
+      <w:numFmt w:val="bullet"/>
+      <w:lvlText w:val="-"/>
+      <w:lvlJc w:val="left"/>
+      <w:pPr>
+        <w:tabs>
+          <w:tab w:val="left" w:pos="0"/>
+        </w:tabs>
+        <w:ind w:left="3600" w:hanging="360"/>
+      </w:pPr>
+      <w:rPr>
+        <w:rFonts w:ascii="Sylfaen" w:hAnsi="Sylfaen" w:cs="Sylfaen" w:hint="default"/>
+        <w:b w:val="0"/>
+        <w:i w:val="0"/>
+        <w:caps w:val="0"/>
+        <w:smallCaps w:val="0"/>
+        <w:strike w:val="0"/>
+        <w:dstrike w:val="0"/>
+        <w:color w:val="000000"/>
+        <w:spacing w:val="0"/>
+        <w:w w:val="100"/>
+        <w:position w:val="0"/>
+        <w:sz w:val="21"/>
+        <w:u w:val="none"/>
+        <w:vertAlign w:val="baseline"/>
+      </w:rPr>
+    </w:lvl>
+  </w:abstractNum>
+  <w:num w:numId="1" w16cid:durableId="1421486750">
+    <w:abstractNumId w:val="0"/>
+  </w:num>
+</w:numbering>
 </file>
 
 <file path=word/styles.xml><?xml version="1.0" encoding="utf-8"?>
@@ -5869,7 +7698,7 @@
     <w:lsdException w:name="Closing" w:semiHidden="1" w:unhideWhenUsed="1"/>
     <w:lsdException w:name="Signature" w:semiHidden="1" w:unhideWhenUsed="1"/>
     <w:lsdException w:name="Default Paragraph Font" w:semiHidden="1" w:uiPriority="1" w:unhideWhenUsed="1" w:qFormat="1"/>
-    <w:lsdException w:name="Body Text" w:semiHidden="1" w:unhideWhenUsed="1"/>
+    <w:lsdException w:name="Body Text" w:semiHidden="1" w:uiPriority="0" w:unhideWhenUsed="1" w:qFormat="1"/>
     <w:lsdException w:name="Body Text Indent" w:semiHidden="1" w:unhideWhenUsed="1"/>
     <w:lsdException w:name="List Continue" w:semiHidden="1" w:unhideWhenUsed="1"/>
     <w:lsdException w:name="List Continue 2" w:semiHidden="1" w:unhideWhenUsed="1"/>
@@ -5957,7 +7786,7 @@
     <w:lsdException w:name="Table Web 2" w:semiHidden="1" w:unhideWhenUsed="1"/>
     <w:lsdException w:name="Table Web 3" w:semiHidden="1" w:unhideWhenUsed="1"/>
     <w:lsdException w:name="Balloon Text" w:semiHidden="1" w:unhideWhenUsed="1" w:qFormat="1"/>
-    <w:lsdException w:name="Table Grid" w:qFormat="1"/>
+    <w:lsdException w:name="Table Grid" w:uiPriority="39" w:qFormat="1"/>
     <w:lsdException w:name="Table Theme" w:semiHidden="1" w:unhideWhenUsed="1"/>
     <w:lsdException w:name="Placeholder Text" w:semiHidden="1" w:unhideWhenUsed="1"/>
     <w:lsdException w:name="No Spacing" w:semiHidden="1" w:unhideWhenUsed="1"/>
@@ -6314,7 +8143,7 @@
   <w:style w:type="table" w:styleId="ad">
     <w:name w:val="Table Grid"/>
     <w:basedOn w:val="a1"/>
-    <w:uiPriority w:val="99"/>
+    <w:uiPriority w:val="39"/>
     <w:qFormat/>
     <w:tblPr>
       <w:tblBorders>
@@ -6482,6 +8311,72 @@
     <w:rPr>
       <w:rFonts w:ascii="Consolas" w:hAnsi="Consolas"/>
     </w:rPr>
+  </w:style>
+  <w:style w:type="paragraph" w:styleId="af3">
+    <w:name w:val="Body Text"/>
+    <w:basedOn w:val="a"/>
+    <w:link w:val="af4"/>
+    <w:qFormat/>
+    <w:rsid w:val="00AB071A"/>
+    <w:pPr>
+      <w:widowControl w:val="0"/>
+      <w:shd w:val="clear" w:color="auto" w:fill="FFFFFF"/>
+      <w:suppressAutoHyphens/>
+      <w:spacing w:after="120" w:line="264" w:lineRule="exact"/>
+    </w:pPr>
+    <w:rPr>
+      <w:rFonts w:ascii="Sylfaen" w:hAnsi="Sylfaen"/>
+      <w:color w:val="00000A"/>
+      <w:kern w:val="2"/>
+      <w:sz w:val="21"/>
+      <w:szCs w:val="21"/>
+      <w:lang w:val="en-US" w:eastAsia="en-US"/>
+    </w:rPr>
+  </w:style>
+  <w:style w:type="character" w:customStyle="1" w:styleId="af4">
+    <w:name w:val="Основной текст Знак"/>
+    <w:basedOn w:val="a0"/>
+    <w:link w:val="af3"/>
+    <w:rsid w:val="00AB071A"/>
+    <w:rPr>
+      <w:rFonts w:ascii="Sylfaen" w:hAnsi="Sylfaen"/>
+      <w:color w:val="00000A"/>
+      <w:kern w:val="2"/>
+      <w:sz w:val="21"/>
+      <w:szCs w:val="21"/>
+      <w:shd w:val="clear" w:color="auto" w:fill="FFFFFF"/>
+      <w:lang w:val="en-US" w:eastAsia="en-US"/>
+    </w:rPr>
+  </w:style>
+  <w:style w:type="character" w:customStyle="1" w:styleId="11">
+    <w:name w:val="Основной текст Знак1"/>
+    <w:qFormat/>
+    <w:rsid w:val="00AB071A"/>
+    <w:rPr>
+      <w:rFonts w:ascii="Sylfaen" w:hAnsi="Sylfaen" w:cs="Sylfaen"/>
+      <w:sz w:val="21"/>
+      <w:szCs w:val="21"/>
+      <w:u w:val="none"/>
+    </w:rPr>
+  </w:style>
+  <w:style w:type="character" w:customStyle="1" w:styleId="af5">
+    <w:name w:val="Основной текст + Курсив"/>
+    <w:qFormat/>
+    <w:rsid w:val="00AB071A"/>
+    <w:rPr>
+      <w:rFonts w:ascii="Sylfaen" w:hAnsi="Sylfaen" w:cs="Sylfaen"/>
+      <w:i/>
+      <w:iCs/>
+      <w:sz w:val="21"/>
+      <w:szCs w:val="21"/>
+      <w:u w:val="none"/>
+    </w:rPr>
+  </w:style>
+  <w:style w:type="character" w:customStyle="1" w:styleId="blk">
+    <w:name w:val="blk"/>
+    <w:basedOn w:val="a0"/>
+    <w:qFormat/>
+    <w:rsid w:val="00AB071A"/>
   </w:style>
 </w:styles>
 </file>

--- a/patients/templates/patients/docs/card_paid_template.docx
+++ b/patients/templates/patients/docs/card_paid_template.docx
@@ -127,7 +127,23 @@
                 <w:b/>
                 <w:bCs/>
               </w:rPr>
-              <w:t>Общество с ограниченной ответственностью Медицинский центр «РевмаМед»</w:t>
+              <w:t>Общество с ограниченной ответственностью Медицинский центр «</w:t>
+            </w:r>
+            <w:proofErr w:type="spellStart"/>
+            <w:r>
+              <w:rPr>
+                <w:b/>
+                <w:bCs/>
+              </w:rPr>
+              <w:t>РевмаМед</w:t>
+            </w:r>
+            <w:proofErr w:type="spellEnd"/>
+            <w:r>
+              <w:rPr>
+                <w:b/>
+                <w:bCs/>
+              </w:rPr>
+              <w:t>»</w:t>
             </w:r>
           </w:p>
           <w:p/>
@@ -583,7 +599,6 @@
               </w:rPr>
               <w:t xml:space="preserve"> </w:t>
             </w:r>
-            <w:proofErr w:type="gramStart"/>
             <w:r>
               <w:rPr>
                 <w:b/>
@@ -591,9 +606,9 @@
                 <w:szCs w:val="28"/>
                 <w:u w:val="single"/>
               </w:rPr>
-              <w:t>{{ card</w:t>
-            </w:r>
-            <w:proofErr w:type="gramEnd"/>
+              <w:t xml:space="preserve">{{ </w:t>
+            </w:r>
+            <w:proofErr w:type="spellStart"/>
             <w:r>
               <w:rPr>
                 <w:b/>
@@ -601,7 +616,17 @@
                 <w:szCs w:val="28"/>
                 <w:u w:val="single"/>
               </w:rPr>
-              <w:t>_number }}</w:t>
+              <w:t>card_number</w:t>
+            </w:r>
+            <w:proofErr w:type="spellEnd"/>
+            <w:r>
+              <w:rPr>
+                <w:b/>
+                <w:sz w:val="28"/>
+                <w:szCs w:val="28"/>
+                <w:u w:val="single"/>
+              </w:rPr>
+              <w:t xml:space="preserve"> }}</w:t>
             </w:r>
           </w:p>
         </w:tc>
@@ -757,23 +782,31 @@
                 <w:szCs w:val="20"/>
               </w:rPr>
             </w:pPr>
-            <w:proofErr w:type="gramStart"/>
             <w:r>
               <w:rPr>
                 <w:sz w:val="20"/>
                 <w:szCs w:val="20"/>
                 <w:lang w:val="en-US"/>
               </w:rPr>
-              <w:t>{{ c</w:t>
-            </w:r>
-            <w:proofErr w:type="gramEnd"/>
+              <w:t xml:space="preserve">{{ </w:t>
+            </w:r>
+            <w:proofErr w:type="spellStart"/>
             <w:r>
               <w:rPr>
                 <w:sz w:val="20"/>
                 <w:szCs w:val="20"/>
                 <w:lang w:val="en-US"/>
               </w:rPr>
-              <w:t>_day }}</w:t>
+              <w:t>c_day</w:t>
+            </w:r>
+            <w:proofErr w:type="spellEnd"/>
+            <w:r>
+              <w:rPr>
+                <w:sz w:val="20"/>
+                <w:szCs w:val="20"/>
+                <w:lang w:val="en-US"/>
+              </w:rPr>
+              <w:t xml:space="preserve"> }}</w:t>
             </w:r>
           </w:p>
         </w:tc>
@@ -818,22 +851,29 @@
                 <w:lang w:val="en-US"/>
               </w:rPr>
             </w:pPr>
-            <w:proofErr w:type="gramStart"/>
             <w:r>
               <w:rPr>
                 <w:sz w:val="20"/>
                 <w:szCs w:val="20"/>
                 <w:lang w:val="en-US"/>
               </w:rPr>
-              <w:t>{{ cur</w:t>
-            </w:r>
-            <w:proofErr w:type="gramEnd"/>
+              <w:t xml:space="preserve">{{ </w:t>
+            </w:r>
+            <w:proofErr w:type="spellStart"/>
             <w:r>
               <w:rPr>
                 <w:sz w:val="20"/>
                 <w:szCs w:val="20"/>
                 <w:lang w:val="en-US"/>
               </w:rPr>
+              <w:t>cur</w:t>
+            </w:r>
+            <w:r>
+              <w:rPr>
+                <w:sz w:val="20"/>
+                <w:szCs w:val="20"/>
+                <w:lang w:val="en-US"/>
+              </w:rPr>
               <w:t>_</w:t>
             </w:r>
             <w:r>
@@ -842,7 +882,16 @@
                 <w:szCs w:val="20"/>
                 <w:lang w:val="en-US"/>
               </w:rPr>
-              <w:t>month_ru }}</w:t>
+              <w:t>month_ru</w:t>
+            </w:r>
+            <w:proofErr w:type="spellEnd"/>
+            <w:r>
+              <w:rPr>
+                <w:sz w:val="20"/>
+                <w:szCs w:val="20"/>
+                <w:lang w:val="en-US"/>
+              </w:rPr>
+              <w:t xml:space="preserve"> }}</w:t>
             </w:r>
           </w:p>
         </w:tc>
@@ -887,23 +936,31 @@
                 <w:lang w:val="en-US"/>
               </w:rPr>
             </w:pPr>
-            <w:proofErr w:type="gramStart"/>
             <w:r>
               <w:rPr>
                 <w:sz w:val="20"/>
                 <w:szCs w:val="20"/>
                 <w:lang w:val="en-US"/>
               </w:rPr>
-              <w:t>{{ current</w:t>
-            </w:r>
-            <w:proofErr w:type="gramEnd"/>
+              <w:t xml:space="preserve">{{ </w:t>
+            </w:r>
+            <w:proofErr w:type="spellStart"/>
             <w:r>
               <w:rPr>
                 <w:sz w:val="20"/>
                 <w:szCs w:val="20"/>
                 <w:lang w:val="en-US"/>
               </w:rPr>
-              <w:t>_year }}</w:t>
+              <w:t>current_year</w:t>
+            </w:r>
+            <w:proofErr w:type="spellEnd"/>
+            <w:r>
+              <w:rPr>
+                <w:sz w:val="20"/>
+                <w:szCs w:val="20"/>
+                <w:lang w:val="en-US"/>
+              </w:rPr>
+              <w:t xml:space="preserve"> }}</w:t>
             </w:r>
           </w:p>
         </w:tc>
@@ -956,95 +1013,49 @@
                 <w:lang w:val="en-US"/>
               </w:rPr>
             </w:pPr>
-            <w:proofErr w:type="gramStart"/>
             <w:r>
               <w:rPr>
                 <w:sz w:val="20"/>
                 <w:szCs w:val="20"/>
                 <w:lang w:val="en-US"/>
               </w:rPr>
-              <w:t>{{ surname</w:t>
-            </w:r>
-            <w:proofErr w:type="gramEnd"/>
+              <w:t xml:space="preserve">{{ surname }} {{ </w:t>
+            </w:r>
+            <w:proofErr w:type="spellStart"/>
             <w:r>
               <w:rPr>
                 <w:sz w:val="20"/>
                 <w:szCs w:val="20"/>
                 <w:lang w:val="en-US"/>
               </w:rPr>
+              <w:t>first_name</w:t>
+            </w:r>
+            <w:proofErr w:type="spellEnd"/>
+            <w:r>
+              <w:rPr>
+                <w:sz w:val="20"/>
+                <w:szCs w:val="20"/>
+                <w:lang w:val="en-US"/>
+              </w:rPr>
+              <w:t xml:space="preserve"> }} {{ </w:t>
+            </w:r>
+            <w:proofErr w:type="spellStart"/>
+            <w:r>
+              <w:rPr>
+                <w:sz w:val="20"/>
+                <w:szCs w:val="20"/>
+                <w:lang w:val="en-US"/>
+              </w:rPr>
+              <w:t>last_name</w:t>
+            </w:r>
+            <w:proofErr w:type="spellEnd"/>
+            <w:r>
+              <w:rPr>
+                <w:sz w:val="20"/>
+                <w:szCs w:val="20"/>
+                <w:lang w:val="en-US"/>
+              </w:rPr>
               <w:t xml:space="preserve"> }} </w:t>
-            </w:r>
-            <w:proofErr w:type="gramStart"/>
-            <w:r>
-              <w:rPr>
-                <w:sz w:val="20"/>
-                <w:szCs w:val="20"/>
-                <w:lang w:val="en-US"/>
-              </w:rPr>
-              <w:t>{{ first</w:t>
-            </w:r>
-            <w:proofErr w:type="gramEnd"/>
-            <w:r>
-              <w:rPr>
-                <w:sz w:val="20"/>
-                <w:szCs w:val="20"/>
-                <w:lang w:val="en-US"/>
-              </w:rPr>
-              <w:t>_</w:t>
-            </w:r>
-            <w:proofErr w:type="gramStart"/>
-            <w:r>
-              <w:rPr>
-                <w:sz w:val="20"/>
-                <w:szCs w:val="20"/>
-                <w:lang w:val="en-US"/>
-              </w:rPr>
-              <w:t>name }</w:t>
-            </w:r>
-            <w:proofErr w:type="gramEnd"/>
-            <w:r>
-              <w:rPr>
-                <w:sz w:val="20"/>
-                <w:szCs w:val="20"/>
-                <w:lang w:val="en-US"/>
-              </w:rPr>
-              <w:t xml:space="preserve">} </w:t>
-            </w:r>
-            <w:proofErr w:type="gramStart"/>
-            <w:r>
-              <w:rPr>
-                <w:sz w:val="20"/>
-                <w:szCs w:val="20"/>
-                <w:lang w:val="en-US"/>
-              </w:rPr>
-              <w:t>{{ last</w:t>
-            </w:r>
-            <w:proofErr w:type="gramEnd"/>
-            <w:r>
-              <w:rPr>
-                <w:sz w:val="20"/>
-                <w:szCs w:val="20"/>
-                <w:lang w:val="en-US"/>
-              </w:rPr>
-              <w:t>_</w:t>
-            </w:r>
-            <w:proofErr w:type="gramStart"/>
-            <w:r>
-              <w:rPr>
-                <w:sz w:val="20"/>
-                <w:szCs w:val="20"/>
-                <w:lang w:val="en-US"/>
-              </w:rPr>
-              <w:t>name }</w:t>
-            </w:r>
-            <w:proofErr w:type="gramEnd"/>
-            <w:r>
-              <w:rPr>
-                <w:sz w:val="20"/>
-                <w:szCs w:val="20"/>
-                <w:lang w:val="en-US"/>
-              </w:rPr>
-              <w:t xml:space="preserve">} </w:t>
             </w:r>
           </w:p>
         </w:tc>
@@ -1104,7 +1115,6 @@
                 <w:lang w:val="en-US"/>
               </w:rPr>
             </w:pPr>
-            <w:proofErr w:type="gramStart"/>
             <w:r>
               <w:rPr>
                 <w:sz w:val="20"/>
@@ -1113,21 +1123,15 @@
               </w:rPr>
               <w:t xml:space="preserve">{{ </w:t>
             </w:r>
-            <w:r>
-              <w:rPr>
-                <w:sz w:val="20"/>
-                <w:szCs w:val="20"/>
-              </w:rPr>
-              <w:t>b</w:t>
-            </w:r>
-            <w:proofErr w:type="gramEnd"/>
-            <w:r>
-              <w:rPr>
-                <w:sz w:val="20"/>
-                <w:szCs w:val="20"/>
-              </w:rPr>
-              <w:t>_day</w:t>
-            </w:r>
+            <w:proofErr w:type="spellStart"/>
+            <w:r>
+              <w:rPr>
+                <w:sz w:val="20"/>
+                <w:szCs w:val="20"/>
+              </w:rPr>
+              <w:t>b_day</w:t>
+            </w:r>
+            <w:proofErr w:type="spellEnd"/>
             <w:r>
               <w:rPr>
                 <w:sz w:val="20"/>
@@ -1176,7 +1180,6 @@
                 <w:lang w:val="en-US"/>
               </w:rPr>
             </w:pPr>
-            <w:proofErr w:type="gramStart"/>
             <w:r>
               <w:rPr>
                 <w:sz w:val="20"/>
@@ -1185,21 +1188,15 @@
               </w:rPr>
               <w:t xml:space="preserve">{{ </w:t>
             </w:r>
-            <w:r>
-              <w:rPr>
-                <w:sz w:val="20"/>
-                <w:szCs w:val="20"/>
-              </w:rPr>
-              <w:t>b</w:t>
-            </w:r>
-            <w:proofErr w:type="gramEnd"/>
-            <w:r>
-              <w:rPr>
-                <w:sz w:val="20"/>
-                <w:szCs w:val="20"/>
-              </w:rPr>
-              <w:t>_month_name</w:t>
-            </w:r>
+            <w:proofErr w:type="spellStart"/>
+            <w:r>
+              <w:rPr>
+                <w:sz w:val="20"/>
+                <w:szCs w:val="20"/>
+              </w:rPr>
+              <w:t>b_month_name</w:t>
+            </w:r>
+            <w:proofErr w:type="spellEnd"/>
             <w:r>
               <w:rPr>
                 <w:sz w:val="20"/>
@@ -1244,23 +1241,31 @@
                 <w:lang w:val="en-US"/>
               </w:rPr>
             </w:pPr>
-            <w:proofErr w:type="gramStart"/>
             <w:r>
               <w:rPr>
                 <w:sz w:val="20"/>
                 <w:szCs w:val="20"/>
                 <w:lang w:val="en-US"/>
               </w:rPr>
-              <w:t>{{ b</w:t>
-            </w:r>
-            <w:proofErr w:type="gramEnd"/>
+              <w:t xml:space="preserve">{{ </w:t>
+            </w:r>
+            <w:proofErr w:type="spellStart"/>
             <w:r>
               <w:rPr>
                 <w:sz w:val="20"/>
                 <w:szCs w:val="20"/>
                 <w:lang w:val="en-US"/>
               </w:rPr>
-              <w:t>_year }}</w:t>
+              <w:t>b_year</w:t>
+            </w:r>
+            <w:proofErr w:type="spellEnd"/>
+            <w:r>
+              <w:rPr>
+                <w:sz w:val="20"/>
+                <w:szCs w:val="20"/>
+                <w:lang w:val="en-US"/>
+              </w:rPr>
+              <w:t xml:space="preserve"> }}</w:t>
             </w:r>
           </w:p>
         </w:tc>
@@ -1282,15 +1287,7 @@
                 <w:sz w:val="20"/>
                 <w:szCs w:val="20"/>
               </w:rPr>
-              <w:t xml:space="preserve"> г. </w:t>
-            </w:r>
-            <w:proofErr w:type="gramStart"/>
-            <w:r>
-              <w:rPr>
-                <w:sz w:val="20"/>
-                <w:szCs w:val="20"/>
-              </w:rPr>
-              <w:t xml:space="preserve">Пол: </w:t>
+              <w:t xml:space="preserve"> г. Пол: </w:t>
             </w:r>
             <w:r>
               <w:rPr>
@@ -1299,37 +1296,7 @@
                 <w:u w:val="single"/>
                 <w:lang w:val="en-US"/>
               </w:rPr>
-              <w:t xml:space="preserve">     {{ gender</w:t>
-            </w:r>
-            <w:proofErr w:type="gramEnd"/>
-            <w:r>
-              <w:rPr>
-                <w:sz w:val="20"/>
-                <w:szCs w:val="20"/>
-                <w:u w:val="single"/>
-                <w:lang w:val="en-US"/>
-              </w:rPr>
-              <w:t xml:space="preserve"> </w:t>
-            </w:r>
-            <w:proofErr w:type="gramStart"/>
-            <w:r>
-              <w:rPr>
-                <w:sz w:val="20"/>
-                <w:szCs w:val="20"/>
-                <w:u w:val="single"/>
-                <w:lang w:val="en-US"/>
-              </w:rPr>
-              <w:t xml:space="preserve">}}   </w:t>
-            </w:r>
-            <w:proofErr w:type="gramEnd"/>
-            <w:r>
-              <w:rPr>
-                <w:sz w:val="20"/>
-                <w:szCs w:val="20"/>
-                <w:u w:val="single"/>
-                <w:lang w:val="en-US"/>
-              </w:rPr>
-              <w:t xml:space="preserve">   </w:t>
+              <w:t xml:space="preserve">     {{ gender }}      </w:t>
             </w:r>
             <w:r>
               <w:rPr>
@@ -1422,7 +1389,6 @@
                 <w:lang w:val="en-US"/>
               </w:rPr>
             </w:pPr>
-            <w:proofErr w:type="gramStart"/>
             <w:r>
               <w:rPr>
                 <w:sz w:val="20"/>
@@ -1431,10 +1397,11 @@
               </w:rPr>
               <w:t xml:space="preserve">{{ </w:t>
             </w:r>
+            <w:proofErr w:type="spellStart"/>
             <w:r>
               <w:t>passport</w:t>
             </w:r>
-            <w:proofErr w:type="gramEnd"/>
+            <w:proofErr w:type="spellEnd"/>
             <w:r>
               <w:rPr>
                 <w:lang w:val="en-US"/>
@@ -1482,7 +1449,6 @@
                 <w:szCs w:val="20"/>
               </w:rPr>
             </w:pPr>
-            <w:proofErr w:type="gramStart"/>
             <w:r>
               <w:rPr>
                 <w:sz w:val="20"/>
@@ -1491,21 +1457,15 @@
               </w:rPr>
               <w:t xml:space="preserve">{{ </w:t>
             </w:r>
-            <w:r>
-              <w:rPr>
-                <w:sz w:val="20"/>
-                <w:szCs w:val="20"/>
-              </w:rPr>
-              <w:t>p</w:t>
-            </w:r>
-            <w:proofErr w:type="gramEnd"/>
-            <w:r>
-              <w:rPr>
-                <w:sz w:val="20"/>
-                <w:szCs w:val="20"/>
-              </w:rPr>
-              <w:t>_series</w:t>
-            </w:r>
+            <w:proofErr w:type="spellStart"/>
+            <w:r>
+              <w:rPr>
+                <w:sz w:val="20"/>
+                <w:szCs w:val="20"/>
+              </w:rPr>
+              <w:t>p_series</w:t>
+            </w:r>
+            <w:proofErr w:type="spellEnd"/>
             <w:r>
               <w:rPr>
                 <w:sz w:val="20"/>
@@ -1556,7 +1516,6 @@
                 <w:lang w:val="en-US"/>
               </w:rPr>
             </w:pPr>
-            <w:proofErr w:type="gramStart"/>
             <w:r>
               <w:rPr>
                 <w:sz w:val="20"/>
@@ -1565,21 +1524,15 @@
               </w:rPr>
               <w:t xml:space="preserve">{{ </w:t>
             </w:r>
-            <w:r>
-              <w:rPr>
-                <w:sz w:val="20"/>
-                <w:szCs w:val="20"/>
-              </w:rPr>
-              <w:t>p</w:t>
-            </w:r>
-            <w:proofErr w:type="gramEnd"/>
-            <w:r>
-              <w:rPr>
-                <w:sz w:val="20"/>
-                <w:szCs w:val="20"/>
-              </w:rPr>
-              <w:t>_number</w:t>
-            </w:r>
+            <w:proofErr w:type="spellStart"/>
+            <w:r>
+              <w:rPr>
+                <w:sz w:val="20"/>
+                <w:szCs w:val="20"/>
+              </w:rPr>
+              <w:t>p_number</w:t>
+            </w:r>
+            <w:proofErr w:type="spellEnd"/>
             <w:r>
               <w:rPr>
                 <w:sz w:val="20"/>
@@ -1639,7 +1592,6 @@
                 <w:lang w:val="en-US"/>
               </w:rPr>
             </w:pPr>
-            <w:proofErr w:type="gramStart"/>
             <w:r>
               <w:rPr>
                 <w:sz w:val="20"/>
@@ -1648,21 +1600,15 @@
               </w:rPr>
               <w:t xml:space="preserve">{{ </w:t>
             </w:r>
-            <w:r>
-              <w:rPr>
-                <w:sz w:val="20"/>
-                <w:szCs w:val="20"/>
-              </w:rPr>
-              <w:t>phone</w:t>
-            </w:r>
-            <w:proofErr w:type="gramEnd"/>
-            <w:r>
-              <w:rPr>
-                <w:sz w:val="20"/>
-                <w:szCs w:val="20"/>
-              </w:rPr>
-              <w:t>_number</w:t>
-            </w:r>
+            <w:proofErr w:type="spellStart"/>
+            <w:r>
+              <w:rPr>
+                <w:sz w:val="20"/>
+                <w:szCs w:val="20"/>
+              </w:rPr>
+              <w:t>phone_number</w:t>
+            </w:r>
+            <w:proofErr w:type="spellEnd"/>
             <w:r>
               <w:rPr>
                 <w:sz w:val="20"/>
@@ -1763,7 +1709,6 @@
                 <w:lang w:val="en-US"/>
               </w:rPr>
             </w:pPr>
-            <w:proofErr w:type="gramStart"/>
             <w:r>
               <w:rPr>
                 <w:sz w:val="20"/>
@@ -1772,6 +1717,7 @@
               </w:rPr>
               <w:t xml:space="preserve">{{ </w:t>
             </w:r>
+            <w:proofErr w:type="spellStart"/>
             <w:r>
               <w:rPr>
                 <w:sz w:val="20"/>
@@ -1779,7 +1725,7 @@
               </w:rPr>
               <w:t>area</w:t>
             </w:r>
-            <w:proofErr w:type="gramEnd"/>
+            <w:proofErr w:type="spellEnd"/>
             <w:r>
               <w:rPr>
                 <w:sz w:val="20"/>
@@ -1835,7 +1781,6 @@
                 <w:lang w:val="en-US"/>
               </w:rPr>
             </w:pPr>
-            <w:proofErr w:type="gramStart"/>
             <w:r>
               <w:rPr>
                 <w:sz w:val="20"/>
@@ -1844,6 +1789,7 @@
               </w:rPr>
               <w:t xml:space="preserve">{{ </w:t>
             </w:r>
+            <w:proofErr w:type="spellStart"/>
             <w:r>
               <w:rPr>
                 <w:sz w:val="20"/>
@@ -1851,7 +1797,7 @@
               </w:rPr>
               <w:t>district</w:t>
             </w:r>
-            <w:proofErr w:type="gramEnd"/>
+            <w:proofErr w:type="spellEnd"/>
             <w:r>
               <w:rPr>
                 <w:sz w:val="20"/>
@@ -1902,7 +1848,6 @@
                 <w:lang w:val="en-US"/>
               </w:rPr>
             </w:pPr>
-            <w:proofErr w:type="gramStart"/>
             <w:r>
               <w:rPr>
                 <w:sz w:val="20"/>
@@ -1911,6 +1856,7 @@
               </w:rPr>
               <w:t xml:space="preserve">{{ </w:t>
             </w:r>
+            <w:proofErr w:type="spellStart"/>
             <w:r>
               <w:rPr>
                 <w:sz w:val="20"/>
@@ -1918,7 +1864,7 @@
               </w:rPr>
               <w:t>locality</w:t>
             </w:r>
-            <w:proofErr w:type="gramEnd"/>
+            <w:proofErr w:type="spellEnd"/>
             <w:r>
               <w:rPr>
                 <w:sz w:val="20"/>
@@ -1972,7 +1918,6 @@
             <w:pPr>
               <w:jc w:val="center"/>
             </w:pPr>
-            <w:proofErr w:type="gramStart"/>
             <w:r>
               <w:rPr>
                 <w:sz w:val="20"/>
@@ -1981,10 +1926,11 @@
               </w:rPr>
               <w:t xml:space="preserve">{{ </w:t>
             </w:r>
+            <w:proofErr w:type="spellStart"/>
             <w:r>
               <w:t>street</w:t>
             </w:r>
-            <w:proofErr w:type="gramEnd"/>
+            <w:proofErr w:type="spellEnd"/>
             <w:r>
               <w:t xml:space="preserve"> </w:t>
             </w:r>
@@ -2033,7 +1979,6 @@
             <w:pPr>
               <w:jc w:val="center"/>
             </w:pPr>
-            <w:proofErr w:type="gramStart"/>
             <w:r>
               <w:rPr>
                 <w:sz w:val="20"/>
@@ -2042,10 +1987,11 @@
               </w:rPr>
               <w:t xml:space="preserve">{{ </w:t>
             </w:r>
+            <w:proofErr w:type="spellStart"/>
             <w:r>
               <w:t>home</w:t>
             </w:r>
-            <w:proofErr w:type="gramEnd"/>
+            <w:proofErr w:type="spellEnd"/>
             <w:r>
               <w:t xml:space="preserve"> </w:t>
             </w:r>
@@ -2095,7 +2041,6 @@
             <w:pPr>
               <w:jc w:val="center"/>
             </w:pPr>
-            <w:proofErr w:type="gramStart"/>
             <w:r>
               <w:rPr>
                 <w:sz w:val="20"/>
@@ -2104,10 +2049,11 @@
               </w:rPr>
               <w:t xml:space="preserve">{{ </w:t>
             </w:r>
+            <w:proofErr w:type="spellStart"/>
             <w:r>
               <w:t>building</w:t>
             </w:r>
-            <w:proofErr w:type="gramEnd"/>
+            <w:proofErr w:type="spellEnd"/>
             <w:r>
               <w:t xml:space="preserve"> </w:t>
             </w:r>
@@ -2159,7 +2105,6 @@
                 <w:lang w:val="en-US"/>
               </w:rPr>
             </w:pPr>
-            <w:proofErr w:type="gramStart"/>
             <w:r>
               <w:rPr>
                 <w:sz w:val="20"/>
@@ -2168,10 +2113,11 @@
               </w:rPr>
               <w:t xml:space="preserve">{{ </w:t>
             </w:r>
+            <w:proofErr w:type="spellStart"/>
             <w:r>
               <w:t>apartment</w:t>
             </w:r>
-            <w:proofErr w:type="gramEnd"/>
+            <w:proofErr w:type="spellEnd"/>
             <w:r>
               <w:rPr>
                 <w:lang w:val="en-US"/>
@@ -3206,12 +3152,21 @@
                 <w:szCs w:val="20"/>
               </w:rPr>
             </w:pPr>
-            <w:r>
-              <w:rPr>
-                <w:sz w:val="20"/>
-                <w:szCs w:val="20"/>
-              </w:rPr>
-              <w:t>щийся — 4, не работает — 5, прочее — 6</w:t>
+            <w:proofErr w:type="spellStart"/>
+            <w:r>
+              <w:rPr>
+                <w:sz w:val="20"/>
+                <w:szCs w:val="20"/>
+              </w:rPr>
+              <w:t>щийся</w:t>
+            </w:r>
+            <w:proofErr w:type="spellEnd"/>
+            <w:r>
+              <w:rPr>
+                <w:sz w:val="20"/>
+                <w:szCs w:val="20"/>
+              </w:rPr>
+              <w:t xml:space="preserve"> — 4, не работает — 5, прочее — 6</w:t>
             </w:r>
           </w:p>
         </w:tc>
@@ -5279,8 +5234,17 @@
                 <w:sz w:val="20"/>
                 <w:szCs w:val="20"/>
               </w:rPr>
-              <w:t>антиген К1 системы Kell</w:t>
-            </w:r>
+              <w:t xml:space="preserve">антиген К1 системы </w:t>
+            </w:r>
+            <w:proofErr w:type="spellStart"/>
+            <w:r>
+              <w:rPr>
+                <w:sz w:val="20"/>
+                <w:szCs w:val="20"/>
+              </w:rPr>
+              <w:t>Kell</w:t>
+            </w:r>
+            <w:proofErr w:type="spellEnd"/>
           </w:p>
         </w:tc>
         <w:tc>
@@ -5430,7 +5394,7 @@
           <w:sz w:val="20"/>
           <w:szCs w:val="20"/>
         </w:rPr>
-        <w:t>иные виды непереносимости в анаамнезе,</w:t>
+        <w:t>иные виды непереносимости в анамнезе,</w:t>
       </w:r>
       <w:r>
         <w:rPr>
@@ -5691,16 +5655,7 @@
           <w:szCs w:val="22"/>
           <w:lang w:val="ru-RU"/>
         </w:rPr>
-        <w:t>В соответствии с требованиями статьи 9 федерального закона от 27.07.06 г. «О персональных данных» № 152-ФЗ я</w:t>
-      </w:r>
-      <w:r>
-        <w:rPr>
-          <w:rFonts w:ascii="Times New Roman" w:hAnsi="Times New Roman"/>
-          <w:sz w:val="22"/>
-          <w:szCs w:val="22"/>
-          <w:lang w:val="ru-RU"/>
-        </w:rPr>
-        <w:t xml:space="preserve">, </w:t>
+        <w:t xml:space="preserve">В соответствии с требованиями статьи 9 федерального закона от 27.07.06 г. «О персональных данных» № 152-ФЗ я, </w:t>
       </w:r>
       <w:r>
         <w:rPr>
@@ -5711,8 +5666,9 @@
           <w:szCs w:val="22"/>
           <w:lang w:val="ru-RU"/>
         </w:rPr>
-        <w:t>{{ surname }} {{ first_name }} {{ last_name }}</w:t>
-      </w:r>
+        <w:t xml:space="preserve">{{ </w:t>
+      </w:r>
+      <w:proofErr w:type="spellStart"/>
       <w:r>
         <w:rPr>
           <w:rFonts w:ascii="Times New Roman" w:hAnsi="Times New Roman"/>
@@ -5722,16 +5678,107 @@
           <w:szCs w:val="22"/>
           <w:lang w:val="ru-RU"/>
         </w:rPr>
-        <w:t>,</w:t>
-      </w:r>
-      <w:r>
-        <w:rPr>
-          <w:rFonts w:ascii="Times New Roman" w:hAnsi="Times New Roman"/>
+        <w:t>surname</w:t>
+      </w:r>
+      <w:proofErr w:type="spellEnd"/>
+      <w:r>
+        <w:rPr>
+          <w:rFonts w:ascii="Times New Roman" w:hAnsi="Times New Roman"/>
+          <w:b/>
+          <w:bCs/>
           <w:sz w:val="22"/>
           <w:szCs w:val="22"/>
           <w:lang w:val="ru-RU"/>
         </w:rPr>
-        <w:t xml:space="preserve"> подтверждаю своё согласие на обработку ООО МЦ «РевмаМед» (далее - Оператор) моих персональных данных, включающих фамилию, имя, отчество, пол, дату рождения, адрес места жительства, профессия, образование, семейное положение, контактный(е) телефон(ы), реквизиты полиса ОМС (ДМС), страховой номер индивидуального лицевого счёта в Пенсионном фонде России (СНИЛС), данные о состоянии здоровья, заболеваниях, случаях обращения за медицинской помощью — в медико-профилактических целях, в целях установления медицинского диагноза и оказания медицинских услуг при условии, что их обработка осуществляется лицом, профессионально занимающимся медицинской деятельностью и обязанным сохранять врачебную тайну. В процессе оказания Оператором медицинской помощи я предоставляю право медицинским работникам передавать мои персональные данные, содержащие сведения, составляющие врачебную тайну, другим должностным лицам Оператора, в интересах моего обследования и лечения (обследования и лечения несовершеннолетнего пациента/лица, признанного недееспособным). Предоставляю Оператору право осуществлять все действия (операции) с моими персональными данными, включая сбор, систематизацию, накопление, хранение, обновление, изменение, использование, обезличивание, блокирование, уничтожение. Оператор вправе обрабатывать вышеуказанные персональные данные посредством внесения их в электронную базу данных, включения в списки (реестры) и отчётные формы, предусмотренные документами, регламентирующими предоставление отчётных данных (документов) по ОМС (договором ДМС).</w:t>
+        <w:t xml:space="preserve"> }} {{ </w:t>
+      </w:r>
+      <w:proofErr w:type="spellStart"/>
+      <w:r>
+        <w:rPr>
+          <w:rFonts w:ascii="Times New Roman" w:hAnsi="Times New Roman"/>
+          <w:b/>
+          <w:bCs/>
+          <w:sz w:val="22"/>
+          <w:szCs w:val="22"/>
+          <w:lang w:val="ru-RU"/>
+        </w:rPr>
+        <w:t>first_name</w:t>
+      </w:r>
+      <w:proofErr w:type="spellEnd"/>
+      <w:r>
+        <w:rPr>
+          <w:rFonts w:ascii="Times New Roman" w:hAnsi="Times New Roman"/>
+          <w:b/>
+          <w:bCs/>
+          <w:sz w:val="22"/>
+          <w:szCs w:val="22"/>
+          <w:lang w:val="ru-RU"/>
+        </w:rPr>
+        <w:t xml:space="preserve"> }} {{ </w:t>
+      </w:r>
+      <w:proofErr w:type="spellStart"/>
+      <w:r>
+        <w:rPr>
+          <w:rFonts w:ascii="Times New Roman" w:hAnsi="Times New Roman"/>
+          <w:b/>
+          <w:bCs/>
+          <w:sz w:val="22"/>
+          <w:szCs w:val="22"/>
+          <w:lang w:val="ru-RU"/>
+        </w:rPr>
+        <w:t>last_name</w:t>
+      </w:r>
+      <w:proofErr w:type="spellEnd"/>
+      <w:r>
+        <w:rPr>
+          <w:rFonts w:ascii="Times New Roman" w:hAnsi="Times New Roman"/>
+          <w:b/>
+          <w:bCs/>
+          <w:sz w:val="22"/>
+          <w:szCs w:val="22"/>
+          <w:lang w:val="ru-RU"/>
+        </w:rPr>
+        <w:t xml:space="preserve"> }}</w:t>
+      </w:r>
+      <w:r>
+        <w:rPr>
+          <w:rFonts w:ascii="Times New Roman" w:hAnsi="Times New Roman"/>
+          <w:b/>
+          <w:bCs/>
+          <w:sz w:val="22"/>
+          <w:szCs w:val="22"/>
+          <w:lang w:val="ru-RU"/>
+        </w:rPr>
+        <w:t>,</w:t>
+      </w:r>
+      <w:r>
+        <w:rPr>
+          <w:rFonts w:ascii="Times New Roman" w:hAnsi="Times New Roman"/>
+          <w:sz w:val="22"/>
+          <w:szCs w:val="22"/>
+          <w:lang w:val="ru-RU"/>
+        </w:rPr>
+        <w:t xml:space="preserve"> подтверждаю своё согласие на обработку ООО МЦ «</w:t>
+      </w:r>
+      <w:proofErr w:type="spellStart"/>
+      <w:r>
+        <w:rPr>
+          <w:rFonts w:ascii="Times New Roman" w:hAnsi="Times New Roman"/>
+          <w:sz w:val="22"/>
+          <w:szCs w:val="22"/>
+          <w:lang w:val="ru-RU"/>
+        </w:rPr>
+        <w:t>РевмаМед</w:t>
+      </w:r>
+      <w:proofErr w:type="spellEnd"/>
+      <w:r>
+        <w:rPr>
+          <w:rFonts w:ascii="Times New Roman" w:hAnsi="Times New Roman"/>
+          <w:sz w:val="22"/>
+          <w:szCs w:val="22"/>
+          <w:lang w:val="ru-RU"/>
+        </w:rPr>
+        <w:t>» (далее - Оператор) моих персональных данных, включающих фамилию, имя, отчество, пол, дату рождения, адрес места жительства, профессия, образование, семейное положение, контактный(е) телефон(ы), реквизиты полиса ОМС (ДМС), страховой номер индивидуального лицевого счёта в Пенсионном фонде России (СНИЛС), данные о состоянии здоровья, заболеваниях, случаях обращения за медицинской помощью — в медико-профилактических целях, в целях установления медицинского диагноза и оказания медицинских услуг при условии, что их обработка осуществляется лицом, профессионально занимающимся медицинской деятельностью и обязанным сохранять врачебную тайну. В процессе оказания Оператором медицинской помощи я предоставляю право медицинским работникам передавать мои персональные данные, содержащие сведения, составляющие врачебную тайну, другим должностным лицам Оператора, в интересах моего обследования и лечения (обследования и лечения несовершеннолетнего пациента/лица, признанного недееспособным). Предоставляю Оператору право осуществлять все действия (операции) с моими персональными данными, включая сбор, систематизацию, накопление, хранение, обновление, изменение, использование, обезличивание, блокирование, уничтожение. Оператор вправе обрабатывать вышеуказанные персональные данные посредством внесения их в электронную базу данных, включения в списки (реестры) и отчётные формы, предусмотренные документами, регламентирующими предоставление отчётных данных (документов) по ОМС (договором ДМС).</w:t>
       </w:r>
     </w:p>
     <w:p>
@@ -5854,55 +5901,50 @@
           <w:szCs w:val="22"/>
           <w:lang w:val="ru-RU"/>
         </w:rPr>
-        <w:t>«</w:t>
-      </w:r>
-      <w:proofErr w:type="gramStart"/>
+        <w:t xml:space="preserve">«{{ </w:t>
+      </w:r>
       <w:r>
         <w:rPr>
           <w:rFonts w:ascii="Times New Roman" w:hAnsi="Times New Roman"/>
           <w:sz w:val="22"/>
           <w:szCs w:val="22"/>
-          <w:lang w:val="ru-RU"/>
-        </w:rPr>
-        <w:t xml:space="preserve">{{ </w:t>
+        </w:rPr>
+        <w:t>c</w:t>
       </w:r>
       <w:r>
         <w:rPr>
           <w:rFonts w:ascii="Times New Roman" w:hAnsi="Times New Roman"/>
           <w:sz w:val="22"/>
           <w:szCs w:val="22"/>
-        </w:rPr>
-        <w:t>c</w:t>
-      </w:r>
-      <w:proofErr w:type="gramEnd"/>
+          <w:lang w:val="ru-RU"/>
+        </w:rPr>
+        <w:t>_</w:t>
+      </w:r>
       <w:r>
         <w:rPr>
           <w:rFonts w:ascii="Times New Roman" w:hAnsi="Times New Roman"/>
           <w:sz w:val="22"/>
           <w:szCs w:val="22"/>
-          <w:lang w:val="ru-RU"/>
-        </w:rPr>
-        <w:t>_</w:t>
-      </w:r>
-      <w:proofErr w:type="gramStart"/>
+        </w:rPr>
+        <w:t>day</w:t>
+      </w:r>
       <w:r>
         <w:rPr>
           <w:rFonts w:ascii="Times New Roman" w:hAnsi="Times New Roman"/>
           <w:sz w:val="22"/>
           <w:szCs w:val="22"/>
-        </w:rPr>
-        <w:t>day</w:t>
+          <w:lang w:val="ru-RU"/>
+        </w:rPr>
+        <w:t xml:space="preserve"> }}» {{ </w:t>
       </w:r>
       <w:r>
         <w:rPr>
           <w:rFonts w:ascii="Times New Roman" w:hAnsi="Times New Roman"/>
           <w:sz w:val="22"/>
           <w:szCs w:val="22"/>
-          <w:lang w:val="ru-RU"/>
-        </w:rPr>
-        <w:t xml:space="preserve"> }</w:t>
-      </w:r>
-      <w:proofErr w:type="gramEnd"/>
+        </w:rPr>
+        <w:t>cur</w:t>
+      </w:r>
       <w:r>
         <w:rPr>
           <w:rFonts w:ascii="Times New Roman" w:hAnsi="Times New Roman"/>
@@ -5910,72 +5952,69 @@
           <w:szCs w:val="22"/>
           <w:lang w:val="ru-RU"/>
         </w:rPr>
-        <w:t xml:space="preserve">}» </w:t>
-      </w:r>
-      <w:proofErr w:type="gramStart"/>
+        <w:t>_</w:t>
+      </w:r>
       <w:r>
         <w:rPr>
           <w:rFonts w:ascii="Times New Roman" w:hAnsi="Times New Roman"/>
           <w:sz w:val="22"/>
           <w:szCs w:val="22"/>
-          <w:lang w:val="ru-RU"/>
-        </w:rPr>
-        <w:t xml:space="preserve">{{ </w:t>
+        </w:rPr>
+        <w:t>month</w:t>
       </w:r>
       <w:r>
         <w:rPr>
           <w:rFonts w:ascii="Times New Roman" w:hAnsi="Times New Roman"/>
           <w:sz w:val="22"/>
           <w:szCs w:val="22"/>
-        </w:rPr>
-        <w:t>cur</w:t>
-      </w:r>
-      <w:proofErr w:type="gramEnd"/>
+          <w:lang w:val="ru-RU"/>
+        </w:rPr>
+        <w:t>_</w:t>
+      </w:r>
+      <w:proofErr w:type="spellStart"/>
       <w:r>
         <w:rPr>
           <w:rFonts w:ascii="Times New Roman" w:hAnsi="Times New Roman"/>
           <w:sz w:val="22"/>
           <w:szCs w:val="22"/>
-          <w:lang w:val="ru-RU"/>
-        </w:rPr>
-        <w:t>_</w:t>
-      </w:r>
+        </w:rPr>
+        <w:t>ru</w:t>
+      </w:r>
+      <w:proofErr w:type="spellEnd"/>
       <w:r>
         <w:rPr>
           <w:rFonts w:ascii="Times New Roman" w:hAnsi="Times New Roman"/>
           <w:sz w:val="22"/>
           <w:szCs w:val="22"/>
-        </w:rPr>
-        <w:t>month</w:t>
+          <w:lang w:val="ru-RU"/>
+        </w:rPr>
+        <w:t xml:space="preserve"> }} {{ </w:t>
       </w:r>
       <w:r>
         <w:rPr>
           <w:rFonts w:ascii="Times New Roman" w:hAnsi="Times New Roman"/>
           <w:sz w:val="22"/>
           <w:szCs w:val="22"/>
-          <w:lang w:val="ru-RU"/>
-        </w:rPr>
-        <w:t>_</w:t>
-      </w:r>
-      <w:proofErr w:type="gramStart"/>
+        </w:rPr>
+        <w:t>current</w:t>
+      </w:r>
       <w:r>
         <w:rPr>
           <w:rFonts w:ascii="Times New Roman" w:hAnsi="Times New Roman"/>
           <w:sz w:val="22"/>
           <w:szCs w:val="22"/>
-        </w:rPr>
-        <w:t>ru</w:t>
+          <w:lang w:val="ru-RU"/>
+        </w:rPr>
+        <w:t>_</w:t>
       </w:r>
       <w:r>
         <w:rPr>
           <w:rFonts w:ascii="Times New Roman" w:hAnsi="Times New Roman"/>
           <w:sz w:val="22"/>
           <w:szCs w:val="22"/>
-          <w:lang w:val="ru-RU"/>
-        </w:rPr>
-        <w:t xml:space="preserve"> }</w:t>
-      </w:r>
-      <w:proofErr w:type="gramEnd"/>
+        </w:rPr>
+        <w:t>year</w:t>
+      </w:r>
       <w:r>
         <w:rPr>
           <w:rFonts w:ascii="Times New Roman" w:hAnsi="Times New Roman"/>
@@ -5983,9 +6022,8 @@
           <w:szCs w:val="22"/>
           <w:lang w:val="ru-RU"/>
         </w:rPr>
-        <w:t xml:space="preserve">} </w:t>
-      </w:r>
-      <w:proofErr w:type="gramStart"/>
+        <w:t xml:space="preserve"> }}</w:t>
+      </w:r>
       <w:r>
         <w:rPr>
           <w:rFonts w:ascii="Times New Roman" w:hAnsi="Times New Roman"/>
@@ -5993,17 +6031,17 @@
           <w:szCs w:val="22"/>
           <w:lang w:val="ru-RU"/>
         </w:rPr>
-        <w:t xml:space="preserve">{{ </w:t>
+        <w:t>г</w:t>
       </w:r>
       <w:r>
         <w:rPr>
           <w:rFonts w:ascii="Times New Roman" w:hAnsi="Times New Roman"/>
           <w:sz w:val="22"/>
           <w:szCs w:val="22"/>
-        </w:rPr>
-        <w:t>current</w:t>
-      </w:r>
-      <w:proofErr w:type="gramEnd"/>
+          <w:lang w:val="ru-RU"/>
+        </w:rPr>
+        <w:t xml:space="preserve">. </w:t>
+      </w:r>
       <w:r>
         <w:rPr>
           <w:rFonts w:ascii="Times New Roman" w:hAnsi="Times New Roman"/>
@@ -6011,16 +6049,16 @@
           <w:szCs w:val="22"/>
           <w:lang w:val="ru-RU"/>
         </w:rPr>
-        <w:t>_</w:t>
-      </w:r>
-      <w:proofErr w:type="gramStart"/>
+        <w:t>до</w:t>
+      </w:r>
       <w:r>
         <w:rPr>
           <w:rFonts w:ascii="Times New Roman" w:hAnsi="Times New Roman"/>
           <w:sz w:val="22"/>
           <w:szCs w:val="22"/>
-        </w:rPr>
-        <w:t>year</w:t>
+          <w:lang w:val="ru-RU"/>
+        </w:rPr>
+        <w:t xml:space="preserve"> </w:t>
       </w:r>
       <w:r>
         <w:rPr>
@@ -6029,7 +6067,7 @@
           <w:szCs w:val="22"/>
           <w:lang w:val="ru-RU"/>
         </w:rPr>
-        <w:t xml:space="preserve"> }}</w:t>
+        <w:t>минования</w:t>
       </w:r>
       <w:r>
         <w:rPr>
@@ -6038,7 +6076,7 @@
           <w:szCs w:val="22"/>
           <w:lang w:val="ru-RU"/>
         </w:rPr>
-        <w:t>г</w:t>
+        <w:t xml:space="preserve"> </w:t>
       </w:r>
       <w:r>
         <w:rPr>
@@ -6047,9 +6085,8 @@
           <w:szCs w:val="22"/>
           <w:lang w:val="ru-RU"/>
         </w:rPr>
-        <w:t>.</w:t>
-      </w:r>
-      <w:proofErr w:type="gramEnd"/>
+        <w:t>надобности</w:t>
+      </w:r>
       <w:r>
         <w:rPr>
           <w:rFonts w:ascii="Times New Roman" w:hAnsi="Times New Roman"/>
@@ -6057,7 +6094,7 @@
           <w:szCs w:val="22"/>
           <w:lang w:val="ru-RU"/>
         </w:rPr>
-        <w:t xml:space="preserve"> </w:t>
+        <w:t xml:space="preserve">. </w:t>
       </w:r>
       <w:r>
         <w:rPr>
@@ -6066,81 +6103,7 @@
           <w:szCs w:val="22"/>
           <w:lang w:val="ru-RU"/>
         </w:rPr>
-        <w:t>до</w:t>
-      </w:r>
-      <w:r>
-        <w:rPr>
-          <w:rFonts w:ascii="Times New Roman" w:hAnsi="Times New Roman"/>
-          <w:sz w:val="22"/>
-          <w:szCs w:val="22"/>
-          <w:lang w:val="ru-RU"/>
-        </w:rPr>
-        <w:t xml:space="preserve"> </w:t>
-      </w:r>
-      <w:r>
-        <w:rPr>
-          <w:rFonts w:ascii="Times New Roman" w:hAnsi="Times New Roman"/>
-          <w:sz w:val="22"/>
-          <w:szCs w:val="22"/>
-          <w:lang w:val="ru-RU"/>
-        </w:rPr>
-        <w:t>минования</w:t>
-      </w:r>
-      <w:r>
-        <w:rPr>
-          <w:rFonts w:ascii="Times New Roman" w:hAnsi="Times New Roman"/>
-          <w:sz w:val="22"/>
-          <w:szCs w:val="22"/>
-          <w:lang w:val="ru-RU"/>
-        </w:rPr>
-        <w:t xml:space="preserve"> </w:t>
-      </w:r>
-      <w:r>
-        <w:rPr>
-          <w:rFonts w:ascii="Times New Roman" w:hAnsi="Times New Roman"/>
-          <w:sz w:val="22"/>
-          <w:szCs w:val="22"/>
-          <w:lang w:val="ru-RU"/>
-        </w:rPr>
-        <w:t>надобности</w:t>
-      </w:r>
-      <w:r>
-        <w:rPr>
-          <w:rFonts w:ascii="Times New Roman" w:hAnsi="Times New Roman"/>
-          <w:sz w:val="22"/>
-          <w:szCs w:val="22"/>
-          <w:lang w:val="ru-RU"/>
-        </w:rPr>
-        <w:t xml:space="preserve">. </w:t>
-      </w:r>
-      <w:r>
-        <w:rPr>
-          <w:rFonts w:ascii="Times New Roman" w:hAnsi="Times New Roman"/>
-          <w:sz w:val="22"/>
-          <w:szCs w:val="22"/>
-          <w:lang w:val="ru-RU"/>
-        </w:rPr>
-        <w:t xml:space="preserve">Я оставляю за собой право отозвать своё согласие на обработку персональных данных посредством составления соответствующего письменного документа, который может быть направлен мной в адрес Оператора по почте заказным письмом с уведомлением о вручении либо вручён лично под расписку представителю Оператора. В случае получения моего письменного заявления об отзыве настоящего согласия на обработку персональных данных Оператор обязан прекратить их обработку в течение периода времени, необходимого для завершения взаиморасчетов </w:t>
-      </w:r>
-      <w:proofErr w:type="gramStart"/>
-      <w:r>
-        <w:rPr>
-          <w:rFonts w:ascii="Times New Roman" w:hAnsi="Times New Roman"/>
-          <w:sz w:val="22"/>
-          <w:szCs w:val="22"/>
-          <w:lang w:val="ru-RU"/>
-        </w:rPr>
-        <w:t>по оплате</w:t>
-      </w:r>
-      <w:proofErr w:type="gramEnd"/>
-      <w:r>
-        <w:rPr>
-          <w:rFonts w:ascii="Times New Roman" w:hAnsi="Times New Roman"/>
-          <w:sz w:val="22"/>
-          <w:szCs w:val="22"/>
-          <w:lang w:val="ru-RU"/>
-        </w:rPr>
-        <w:t xml:space="preserve"> оказанной мне (несовершеннолетнему пациенту/лицу, признанному недееспособным) до этого медицинской помощи.</w:t>
+        <w:t>Я оставляю за собой право отозвать своё согласие на обработку персональных данных посредством составления соответствующего письменного документа, который может быть направлен мной в адрес Оператора по почте заказным письмом с уведомлением о вручении либо вручён лично под расписку представителю Оператора. В случае получения моего письменного заявления об отзыве настоящего согласия на обработку персональных данных Оператор обязан прекратить их обработку в течение периода времени, необходимого для завершения взаиморасчетов по оплате оказанной мне (несовершеннолетнему пациенту/лицу, признанному недееспособным) до этого медицинской помощи.</w:t>
       </w:r>
     </w:p>
     <w:p>
@@ -6192,21 +6155,28 @@
               <w:spacing w:after="0" w:line="240" w:lineRule="auto"/>
               <w:jc w:val="both"/>
             </w:pPr>
-            <w:proofErr w:type="gramStart"/>
             <w:r>
               <w:rPr>
                 <w:rFonts w:ascii="Times New Roman" w:hAnsi="Times New Roman"/>
                 <w:lang w:val="ru-RU"/>
               </w:rPr>
-              <w:t>{{ appointment</w:t>
-            </w:r>
-            <w:proofErr w:type="gramEnd"/>
+              <w:t xml:space="preserve">{{ </w:t>
+            </w:r>
+            <w:proofErr w:type="spellStart"/>
             <w:r>
               <w:rPr>
                 <w:rFonts w:ascii="Times New Roman" w:hAnsi="Times New Roman"/>
                 <w:lang w:val="ru-RU"/>
               </w:rPr>
-              <w:t>_date}} года.</w:t>
+              <w:t>appointment_date</w:t>
+            </w:r>
+            <w:proofErr w:type="spellEnd"/>
+            <w:r>
+              <w:rPr>
+                <w:rFonts w:ascii="Times New Roman" w:hAnsi="Times New Roman"/>
+                <w:lang w:val="ru-RU"/>
+              </w:rPr>
+              <w:t>}} года.</w:t>
             </w:r>
           </w:p>
         </w:tc>
@@ -6408,32 +6378,151 @@
           <w:color w:val="000000"/>
           <w:lang w:val="ru-RU"/>
         </w:rPr>
-        <w:t xml:space="preserve">{{ surname }} {{ first_name }} {{ last_name }}, </w:t>
-      </w:r>
+        <w:t xml:space="preserve">{{ </w:t>
+      </w:r>
+      <w:proofErr w:type="spellStart"/>
       <w:r>
         <w:rPr>
           <w:rStyle w:val="11"/>
           <w:rFonts w:ascii="Times New Roman" w:hAnsi="Times New Roman"/>
+          <w:b/>
+          <w:bCs/>
           <w:color w:val="000000"/>
           <w:lang w:val="ru-RU"/>
         </w:rPr>
-        <w:t>д</w:t>
-      </w:r>
+        <w:t>surname</w:t>
+      </w:r>
+      <w:proofErr w:type="spellEnd"/>
       <w:r>
         <w:rPr>
           <w:rStyle w:val="11"/>
           <w:rFonts w:ascii="Times New Roman" w:hAnsi="Times New Roman"/>
+          <w:b/>
+          <w:bCs/>
           <w:color w:val="000000"/>
           <w:lang w:val="ru-RU"/>
         </w:rPr>
-        <w:t xml:space="preserve">обровольно даю свое согласие на проведение опроса, в том числе выявления жалоб, сбор анамнеза; осмотр, в том числе пальпацию, перкуссию, аускультацию, риноскопию, фарингоскопию, ректальные исследования (на приёме гастроэнтеролога — при клинической потребности), антропометрические исследования, термометрию, тонометрию, исследования нервной системы (чувствительной и двигательной сферы), неинвазивные исследования органа слуха и слуховых функций, лабораторные методы исследования, в том числе клинические, биохимические, бактериологические, вирусологические, серологические, иммунологические, функциональные методы исследования, в том числе ЭКГ,  пикфлуометрию, ультразвуковые исследования и доплерографические исследования; введение лекарственных препаратов по назначению врача, в том числе внутримышечно, внутривенно, подкожно, внутрикожно; медицинский массаж, для получения мною первичной медико-санитарной помощи / получения первичной медико-санитарной помощи лицом, законным  представителем которого я  являюсь,  в </w:t>
-      </w:r>
-      <w:r>
-        <w:rPr>
-          <w:rFonts w:ascii="Times New Roman" w:hAnsi="Times New Roman"/>
-          <w:lang w:val="ru-RU"/>
-        </w:rPr>
-        <w:t>обработку ООО МЦ «РевмаМед».</w:t>
+        <w:t xml:space="preserve"> }} {{ </w:t>
+      </w:r>
+      <w:proofErr w:type="spellStart"/>
+      <w:r>
+        <w:rPr>
+          <w:rStyle w:val="11"/>
+          <w:rFonts w:ascii="Times New Roman" w:hAnsi="Times New Roman"/>
+          <w:b/>
+          <w:bCs/>
+          <w:color w:val="000000"/>
+          <w:lang w:val="ru-RU"/>
+        </w:rPr>
+        <w:t>first_name</w:t>
+      </w:r>
+      <w:proofErr w:type="spellEnd"/>
+      <w:r>
+        <w:rPr>
+          <w:rStyle w:val="11"/>
+          <w:rFonts w:ascii="Times New Roman" w:hAnsi="Times New Roman"/>
+          <w:b/>
+          <w:bCs/>
+          <w:color w:val="000000"/>
+          <w:lang w:val="ru-RU"/>
+        </w:rPr>
+        <w:t xml:space="preserve"> }} {{ </w:t>
+      </w:r>
+      <w:proofErr w:type="spellStart"/>
+      <w:r>
+        <w:rPr>
+          <w:rStyle w:val="11"/>
+          <w:rFonts w:ascii="Times New Roman" w:hAnsi="Times New Roman"/>
+          <w:b/>
+          <w:bCs/>
+          <w:color w:val="000000"/>
+          <w:lang w:val="ru-RU"/>
+        </w:rPr>
+        <w:t>last_name</w:t>
+      </w:r>
+      <w:proofErr w:type="spellEnd"/>
+      <w:r>
+        <w:rPr>
+          <w:rStyle w:val="11"/>
+          <w:rFonts w:ascii="Times New Roman" w:hAnsi="Times New Roman"/>
+          <w:b/>
+          <w:bCs/>
+          <w:color w:val="000000"/>
+          <w:lang w:val="ru-RU"/>
+        </w:rPr>
+        <w:t xml:space="preserve"> }}, </w:t>
+      </w:r>
+      <w:r>
+        <w:rPr>
+          <w:rStyle w:val="11"/>
+          <w:rFonts w:ascii="Times New Roman" w:hAnsi="Times New Roman"/>
+          <w:color w:val="000000"/>
+          <w:lang w:val="ru-RU"/>
+        </w:rPr>
+        <w:t xml:space="preserve">добровольно даю свое согласие на проведение опроса, в том числе выявления жалоб, сбор анамнеза; осмотр, в том числе пальпацию, перкуссию, аускультацию, риноскопию, фарингоскопию, ректальные исследования (на приёме гастроэнтеролога — при клинической потребности), антропометрические исследования, термометрию, тонометрию, исследования нервной системы (чувствительной и двигательной сферы), неинвазивные исследования органа слуха и слуховых функций, лабораторные методы исследования, в том числе клинические, биохимические, бактериологические, вирусологические, серологические, иммунологические, функциональные методы исследования, в том числе ЭКГ,  </w:t>
+      </w:r>
+      <w:proofErr w:type="spellStart"/>
+      <w:r>
+        <w:rPr>
+          <w:rStyle w:val="11"/>
+          <w:rFonts w:ascii="Times New Roman" w:hAnsi="Times New Roman"/>
+          <w:color w:val="000000"/>
+          <w:lang w:val="ru-RU"/>
+        </w:rPr>
+        <w:t>пикфлуометрию</w:t>
+      </w:r>
+      <w:proofErr w:type="spellEnd"/>
+      <w:r>
+        <w:rPr>
+          <w:rStyle w:val="11"/>
+          <w:rFonts w:ascii="Times New Roman" w:hAnsi="Times New Roman"/>
+          <w:color w:val="000000"/>
+          <w:lang w:val="ru-RU"/>
+        </w:rPr>
+        <w:t xml:space="preserve">, ультразвуковые исследования и </w:t>
+      </w:r>
+      <w:proofErr w:type="spellStart"/>
+      <w:r>
+        <w:rPr>
+          <w:rStyle w:val="11"/>
+          <w:rFonts w:ascii="Times New Roman" w:hAnsi="Times New Roman"/>
+          <w:color w:val="000000"/>
+          <w:lang w:val="ru-RU"/>
+        </w:rPr>
+        <w:t>доплерографические</w:t>
+      </w:r>
+      <w:proofErr w:type="spellEnd"/>
+      <w:r>
+        <w:rPr>
+          <w:rStyle w:val="11"/>
+          <w:rFonts w:ascii="Times New Roman" w:hAnsi="Times New Roman"/>
+          <w:color w:val="000000"/>
+          <w:lang w:val="ru-RU"/>
+        </w:rPr>
+        <w:t xml:space="preserve"> исследования; введение лекарственных препаратов по назначению врача, в том числе внутримышечно, внутривенно, подкожно, внутрикожно; медицинский массаж, для получения мною первичной медико-санитарной помощи / получения первичной медико-санитарной помощи лицом, законным  представителем которого я  являюсь,  в </w:t>
+      </w:r>
+      <w:r>
+        <w:rPr>
+          <w:rFonts w:ascii="Times New Roman" w:hAnsi="Times New Roman"/>
+          <w:lang w:val="ru-RU"/>
+        </w:rPr>
+        <w:t>обработку ООО МЦ «</w:t>
+      </w:r>
+      <w:proofErr w:type="spellStart"/>
+      <w:r>
+        <w:rPr>
+          <w:rFonts w:ascii="Times New Roman" w:hAnsi="Times New Roman"/>
+          <w:lang w:val="ru-RU"/>
+        </w:rPr>
+        <w:t>РевмаМед</w:t>
+      </w:r>
+      <w:proofErr w:type="spellEnd"/>
+      <w:r>
+        <w:rPr>
+          <w:rFonts w:ascii="Times New Roman" w:hAnsi="Times New Roman"/>
+          <w:lang w:val="ru-RU"/>
+        </w:rPr>
+        <w:t>».</w:t>
       </w:r>
     </w:p>
     <w:p>
@@ -6510,7 +6599,6 @@
         </w:rPr>
         <w:t xml:space="preserve"> </w:t>
       </w:r>
-      <w:proofErr w:type="gramStart"/>
       <w:r>
         <w:rPr>
           <w:rFonts w:ascii="Times New Roman" w:hAnsi="Times New Roman"/>
@@ -6521,7 +6609,7 @@
         </w:rPr>
         <w:t xml:space="preserve">{{  </w:t>
       </w:r>
-      <w:proofErr w:type="gramEnd"/>
+      <w:proofErr w:type="spellStart"/>
       <w:r>
         <w:rPr>
           <w:rFonts w:ascii="Times New Roman" w:hAnsi="Times New Roman"/>
@@ -6530,9 +6618,9 @@
           <w:color w:val="000000"/>
           <w:shd w:val="clear" w:color="auto" w:fill="FFFFFF"/>
         </w:rPr>
-        <w:t>doctor_</w:t>
-      </w:r>
-      <w:proofErr w:type="gramStart"/>
+        <w:t>doctor_name</w:t>
+      </w:r>
+      <w:proofErr w:type="spellEnd"/>
       <w:r>
         <w:rPr>
           <w:rFonts w:ascii="Times New Roman" w:hAnsi="Times New Roman"/>
@@ -6541,9 +6629,8 @@
           <w:color w:val="000000"/>
           <w:shd w:val="clear" w:color="auto" w:fill="FFFFFF"/>
         </w:rPr>
-        <w:t>name }</w:t>
-      </w:r>
-      <w:proofErr w:type="gramEnd"/>
+        <w:t xml:space="preserve"> }} </w:t>
+      </w:r>
       <w:r>
         <w:rPr>
           <w:rFonts w:ascii="Times New Roman" w:hAnsi="Times New Roman"/>
@@ -6551,8 +6638,9 @@
           <w:bCs/>
           <w:color w:val="000000"/>
           <w:shd w:val="clear" w:color="auto" w:fill="FFFFFF"/>
-        </w:rPr>
-        <w:t xml:space="preserve">} </w:t>
+          <w:lang w:val="ru-RU"/>
+        </w:rPr>
+        <w:t>врач</w:t>
       </w:r>
       <w:r>
         <w:rPr>
@@ -6561,31 +6649,10 @@
           <w:bCs/>
           <w:color w:val="000000"/>
           <w:shd w:val="clear" w:color="auto" w:fill="FFFFFF"/>
-          <w:lang w:val="ru-RU"/>
-        </w:rPr>
-        <w:t>врач</w:t>
-      </w:r>
-      <w:r>
-        <w:rPr>
-          <w:rFonts w:ascii="Times New Roman" w:hAnsi="Times New Roman"/>
-          <w:b/>
-          <w:bCs/>
-          <w:color w:val="000000"/>
-          <w:shd w:val="clear" w:color="auto" w:fill="FFFFFF"/>
-        </w:rPr>
-        <w:t xml:space="preserve"> </w:t>
-      </w:r>
-      <w:proofErr w:type="gramStart"/>
-      <w:r>
-        <w:rPr>
-          <w:rFonts w:ascii="Times New Roman" w:hAnsi="Times New Roman"/>
-          <w:b/>
-          <w:bCs/>
-          <w:color w:val="000000"/>
-          <w:shd w:val="clear" w:color="auto" w:fill="FFFFFF"/>
-        </w:rPr>
-        <w:t xml:space="preserve">{{ </w:t>
-      </w:r>
+        </w:rPr>
+        <w:t xml:space="preserve"> {{ </w:t>
+      </w:r>
+      <w:proofErr w:type="spellStart"/>
       <w:r>
         <w:rPr>
           <w:rFonts w:ascii="Times New Roman" w:hAnsi="Times New Roman"/>
@@ -6593,9 +6660,9 @@
           <w:bCs/>
           <w:shd w:val="clear" w:color="auto" w:fill="FFFFFF"/>
         </w:rPr>
-        <w:t>doctor</w:t>
-      </w:r>
-      <w:proofErr w:type="gramEnd"/>
+        <w:t>doctor_specialization</w:t>
+      </w:r>
+      <w:proofErr w:type="spellEnd"/>
       <w:r>
         <w:rPr>
           <w:rFonts w:ascii="Times New Roman" w:hAnsi="Times New Roman"/>
@@ -6603,27 +6670,7 @@
           <w:bCs/>
           <w:shd w:val="clear" w:color="auto" w:fill="FFFFFF"/>
         </w:rPr>
-        <w:t>_</w:t>
-      </w:r>
-      <w:proofErr w:type="gramStart"/>
-      <w:r>
-        <w:rPr>
-          <w:rFonts w:ascii="Times New Roman" w:hAnsi="Times New Roman"/>
-          <w:b/>
-          <w:bCs/>
-          <w:shd w:val="clear" w:color="auto" w:fill="FFFFFF"/>
-        </w:rPr>
-        <w:t>specialization }</w:t>
-      </w:r>
-      <w:proofErr w:type="gramEnd"/>
-      <w:r>
-        <w:rPr>
-          <w:rFonts w:ascii="Times New Roman" w:hAnsi="Times New Roman"/>
-          <w:b/>
-          <w:bCs/>
-          <w:shd w:val="clear" w:color="auto" w:fill="FFFFFF"/>
-        </w:rPr>
-        <w:t>}</w:t>
+        <w:t xml:space="preserve"> }}</w:t>
       </w:r>
       <w:r>
         <w:rPr>
@@ -6662,27 +6709,7 @@
           <w:shd w:val="clear" w:color="auto" w:fill="FFFFFF"/>
           <w:lang w:val="ru-RU"/>
         </w:rPr>
-        <w:t xml:space="preserve">в доступной для меня форме мне разъяснены цели, методы оказания медицинской </w:t>
-      </w:r>
-      <w:proofErr w:type="gramStart"/>
-      <w:r>
-        <w:rPr>
-          <w:rFonts w:ascii="Times New Roman" w:hAnsi="Times New Roman"/>
-          <w:color w:val="000000"/>
-          <w:shd w:val="clear" w:color="auto" w:fill="FFFFFF"/>
-          <w:lang w:val="ru-RU"/>
-        </w:rPr>
-        <w:t xml:space="preserve">помощи,   </w:t>
-      </w:r>
-      <w:proofErr w:type="gramEnd"/>
-      <w:r>
-        <w:rPr>
-          <w:rFonts w:ascii="Times New Roman" w:hAnsi="Times New Roman"/>
-          <w:color w:val="000000"/>
-          <w:shd w:val="clear" w:color="auto" w:fill="FFFFFF"/>
-          <w:lang w:val="ru-RU"/>
-        </w:rPr>
-        <w:t xml:space="preserve">    связанный с ними риск, возможные варианты медицинских вмешательств, их последствия, в том числе вероятность развития осложнений, а также предполагаемые результаты оказания медицинской помощи. Мне разъяснено, что я имею право отказаться от одного или нескольких видов медицинских вмешательств, включенных в Перечень определенных видов медицинских вмешательств, на которые граждане дают информированное добровольное согласие при выборе врача и медицинской организации для получения первичной медико-санитарной помощи, утвержденный приказом Министерства здравоохранения и социального развития Российской Федерации от 23 апреля 2012 г. </w:t>
+        <w:t xml:space="preserve">в доступной для меня форме мне разъяснены цели, методы оказания медицинской помощи,       связанный с ними риск, возможные варианты медицинских вмешательств, их последствия, в том числе вероятность развития осложнений, а также предполагаемые результаты оказания медицинской помощи. Мне разъяснено, что я имею право отказаться от одного или нескольких видов медицинских вмешательств, включенных в Перечень определенных видов медицинских вмешательств, на которые граждане дают информированное добровольное согласие при выборе врача и медицинской организации для получения первичной медико-санитарной помощи, утвержденный приказом Министерства здравоохранения и социального развития Российской Федерации от 23 апреля 2012 г. </w:t>
       </w:r>
       <w:r>
         <w:rPr>
@@ -6933,23 +6960,23 @@
           <w:rFonts w:ascii="Times New Roman" w:hAnsi="Times New Roman"/>
           <w:lang w:val="ru-RU"/>
         </w:rPr>
-        <w:t xml:space="preserve">Настоящее информированное добровольное согласие действует в течение всего срока оказания мне (представляемому) медицинской помощи </w:t>
-      </w:r>
-      <w:proofErr w:type="gramStart"/>
-      <w:r>
-        <w:rPr>
-          <w:rFonts w:ascii="Times New Roman" w:hAnsi="Times New Roman"/>
-          <w:lang w:val="ru-RU"/>
-        </w:rPr>
-        <w:t>в  ООО</w:t>
-      </w:r>
-      <w:proofErr w:type="gramEnd"/>
-      <w:r>
-        <w:rPr>
-          <w:rFonts w:ascii="Times New Roman" w:hAnsi="Times New Roman"/>
-          <w:lang w:val="ru-RU"/>
-        </w:rPr>
-        <w:t xml:space="preserve"> МЦ «РевмаМед» или до момента отзыва мною настоящего согласия. </w:t>
+        <w:t>Настоящее информированное добровольное согласие действует в течение всего срока оказания мне (представляемому) медицинской помощи в  ООО МЦ «</w:t>
+      </w:r>
+      <w:proofErr w:type="spellStart"/>
+      <w:r>
+        <w:rPr>
+          <w:rFonts w:ascii="Times New Roman" w:hAnsi="Times New Roman"/>
+          <w:lang w:val="ru-RU"/>
+        </w:rPr>
+        <w:t>РевмаМед</w:t>
+      </w:r>
+      <w:proofErr w:type="spellEnd"/>
+      <w:r>
+        <w:rPr>
+          <w:rFonts w:ascii="Times New Roman" w:hAnsi="Times New Roman"/>
+          <w:lang w:val="ru-RU"/>
+        </w:rPr>
+        <w:t xml:space="preserve">» или до момента отзыва мною настоящего согласия. </w:t>
       </w:r>
     </w:p>
     <w:p>
@@ -6998,21 +7025,28 @@
               <w:spacing w:after="0" w:line="312" w:lineRule="auto"/>
               <w:jc w:val="both"/>
             </w:pPr>
-            <w:proofErr w:type="gramStart"/>
             <w:r>
               <w:rPr>
                 <w:rFonts w:ascii="Times New Roman" w:hAnsi="Times New Roman"/>
                 <w:lang w:val="ru-RU"/>
               </w:rPr>
-              <w:t>{{ appointment</w:t>
-            </w:r>
-            <w:proofErr w:type="gramEnd"/>
+              <w:t xml:space="preserve">{{ </w:t>
+            </w:r>
+            <w:proofErr w:type="spellStart"/>
             <w:r>
               <w:rPr>
                 <w:rFonts w:ascii="Times New Roman" w:hAnsi="Times New Roman"/>
                 <w:lang w:val="ru-RU"/>
               </w:rPr>
-              <w:t>_date}} года.</w:t>
+              <w:t>appointment_date</w:t>
+            </w:r>
+            <w:proofErr w:type="spellEnd"/>
+            <w:r>
+              <w:rPr>
+                <w:rFonts w:ascii="Times New Roman" w:hAnsi="Times New Roman"/>
+                <w:lang w:val="ru-RU"/>
+              </w:rPr>
+              <w:t>}} года.</w:t>
             </w:r>
           </w:p>
         </w:tc>
@@ -7172,7 +7206,6 @@
               </w:rPr>
               <w:t xml:space="preserve"> </w:t>
             </w:r>
-            <w:proofErr w:type="gramStart"/>
             <w:r>
               <w:rPr>
                 <w:rFonts w:ascii="Times New Roman" w:hAnsi="Times New Roman"/>
@@ -7181,36 +7214,21 @@
               </w:rPr>
               <w:t xml:space="preserve">{{ </w:t>
             </w:r>
+            <w:proofErr w:type="spellStart"/>
             <w:r>
               <w:rPr>
                 <w:rFonts w:ascii="Times New Roman" w:hAnsi="Times New Roman"/>
                 <w:shd w:val="clear" w:color="auto" w:fill="FFFFFF"/>
               </w:rPr>
-              <w:t>doctor</w:t>
-            </w:r>
-            <w:proofErr w:type="gramEnd"/>
+              <w:t>doctor_specialization</w:t>
+            </w:r>
+            <w:proofErr w:type="spellEnd"/>
             <w:r>
               <w:rPr>
                 <w:rFonts w:ascii="Times New Roman" w:hAnsi="Times New Roman"/>
                 <w:shd w:val="clear" w:color="auto" w:fill="FFFFFF"/>
               </w:rPr>
-              <w:t>_</w:t>
-            </w:r>
-            <w:proofErr w:type="gramStart"/>
-            <w:r>
-              <w:rPr>
-                <w:rFonts w:ascii="Times New Roman" w:hAnsi="Times New Roman"/>
-                <w:shd w:val="clear" w:color="auto" w:fill="FFFFFF"/>
-              </w:rPr>
-              <w:t>specialization }</w:t>
-            </w:r>
-            <w:proofErr w:type="gramEnd"/>
-            <w:r>
-              <w:rPr>
-                <w:rFonts w:ascii="Times New Roman" w:hAnsi="Times New Roman"/>
-                <w:shd w:val="clear" w:color="auto" w:fill="FFFFFF"/>
-              </w:rPr>
-              <w:t>}</w:t>
+              <w:t xml:space="preserve"> }}</w:t>
             </w:r>
             <w:r>
               <w:rPr>
@@ -7218,26 +7236,18 @@
                 <w:color w:val="000000"/>
                 <w:shd w:val="clear" w:color="auto" w:fill="FFFFFF"/>
               </w:rPr>
-              <w:t xml:space="preserve"> </w:t>
-            </w:r>
-            <w:proofErr w:type="gramStart"/>
+              <w:t xml:space="preserve"> {{  </w:t>
+            </w:r>
+            <w:proofErr w:type="spellStart"/>
             <w:r>
               <w:rPr>
                 <w:rFonts w:ascii="Times New Roman" w:hAnsi="Times New Roman"/>
                 <w:color w:val="000000"/>
                 <w:shd w:val="clear" w:color="auto" w:fill="FFFFFF"/>
               </w:rPr>
-              <w:t xml:space="preserve">{{  </w:t>
-            </w:r>
-            <w:proofErr w:type="gramEnd"/>
-            <w:r>
-              <w:rPr>
-                <w:rFonts w:ascii="Times New Roman" w:hAnsi="Times New Roman"/>
-                <w:color w:val="000000"/>
-                <w:shd w:val="clear" w:color="auto" w:fill="FFFFFF"/>
-              </w:rPr>
               <w:t>doctor_name</w:t>
             </w:r>
+            <w:proofErr w:type="spellEnd"/>
             <w:r>
               <w:rPr>
                 <w:rFonts w:ascii="Times New Roman" w:hAnsi="Times New Roman"/>

--- a/patients/templates/patients/docs/card_paid_template.docx
+++ b/patients/templates/patients/docs/card_paid_template.docx
@@ -86,8 +86,8 @@
     <w:tbl>
       <w:tblPr>
         <w:tblStyle w:val="ad"/>
-        <w:tblW w:w="10191" w:type="dxa"/>
-        <w:tblInd w:w="14" w:type="dxa"/>
+        <w:tblW w:w="10772" w:type="dxa"/>
+        <w:tblInd w:w="-567" w:type="dxa"/>
         <w:tblBorders>
           <w:top w:val="none" w:sz="0" w:space="0" w:color="auto"/>
           <w:left w:val="none" w:sz="0" w:space="0" w:color="auto"/>
@@ -103,55 +103,68 @@
         <w:tblLook w:val="04A0" w:firstRow="1" w:lastRow="0" w:firstColumn="1" w:lastColumn="0" w:noHBand="0" w:noVBand="1"/>
       </w:tblPr>
       <w:tblGrid>
-        <w:gridCol w:w="5110"/>
-        <w:gridCol w:w="1119"/>
+        <w:gridCol w:w="6384"/>
+        <w:gridCol w:w="426"/>
         <w:gridCol w:w="3962"/>
       </w:tblGrid>
       <w:tr>
         <w:tc>
           <w:tcPr>
-            <w:tcW w:w="5110" w:type="dxa"/>
-            <w:vMerge w:val="restart"/>
-            <w:vAlign w:val="bottom"/>
-          </w:tcPr>
-          <w:p>
-            <w:pPr>
-              <w:jc w:val="center"/>
+            <w:tcW w:w="6384" w:type="dxa"/>
+            <w:vAlign w:val="bottom"/>
+          </w:tcPr>
+          <w:p>
+            <w:pPr>
               <w:rPr>
                 <w:b/>
                 <w:bCs/>
+                <w:sz w:val="16"/>
+                <w:szCs w:val="16"/>
               </w:rPr>
             </w:pPr>
             <w:r>
               <w:rPr>
                 <w:b/>
                 <w:bCs/>
-              </w:rPr>
-              <w:t>Общество с ограниченной ответственностью Медицинский центр «</w:t>
-            </w:r>
-            <w:proofErr w:type="spellStart"/>
+                <w:sz w:val="16"/>
+                <w:szCs w:val="16"/>
+              </w:rPr>
+              <w:t xml:space="preserve">  </w:t>
+            </w:r>
             <w:r>
               <w:rPr>
                 <w:b/>
                 <w:bCs/>
-              </w:rPr>
-              <w:t>РевмаМед</w:t>
-            </w:r>
-            <w:proofErr w:type="spellEnd"/>
+                <w:sz w:val="16"/>
+                <w:szCs w:val="16"/>
+              </w:rPr>
+              <w:t>Общество с ограниченной ответственностью Медицинский центр «</w:t>
+            </w:r>
+            <w:proofErr w:type="spellStart"/>
             <w:r>
               <w:rPr>
                 <w:b/>
                 <w:bCs/>
+                <w:sz w:val="16"/>
+                <w:szCs w:val="16"/>
+              </w:rPr>
+              <w:t>РевмаМед</w:t>
+            </w:r>
+            <w:proofErr w:type="spellEnd"/>
+            <w:r>
+              <w:rPr>
+                <w:b/>
+                <w:bCs/>
+                <w:sz w:val="16"/>
+                <w:szCs w:val="16"/>
               </w:rPr>
               <w:t>»</w:t>
             </w:r>
           </w:p>
-          <w:p/>
-        </w:tc>
-        <w:tc>
-          <w:tcPr>
-            <w:tcW w:w="1119" w:type="dxa"/>
-            <w:vMerge w:val="restart"/>
+        </w:tc>
+        <w:tc>
+          <w:tcPr>
+            <w:tcW w:w="426" w:type="dxa"/>
             <w:vAlign w:val="bottom"/>
           </w:tcPr>
           <w:p>
@@ -161,8 +174,8 @@
               </w:tabs>
               <w:jc w:val="center"/>
               <w:rPr>
-                <w:sz w:val="20"/>
-                <w:szCs w:val="20"/>
+                <w:sz w:val="16"/>
+                <w:szCs w:val="16"/>
               </w:rPr>
             </w:pPr>
           </w:p>
@@ -176,14 +189,14 @@
             <w:pPr>
               <w:jc w:val="center"/>
               <w:rPr>
-                <w:sz w:val="20"/>
-                <w:szCs w:val="20"/>
-              </w:rPr>
-            </w:pPr>
-            <w:r>
-              <w:rPr>
-                <w:sz w:val="20"/>
-                <w:szCs w:val="20"/>
+                <w:sz w:val="16"/>
+                <w:szCs w:val="16"/>
+              </w:rPr>
+            </w:pPr>
+            <w:r>
+              <w:rPr>
+                <w:sz w:val="16"/>
+                <w:szCs w:val="16"/>
               </w:rPr>
               <w:t>Медицинская документация</w:t>
             </w:r>
@@ -193,16 +206,35 @@
       <w:tr>
         <w:tc>
           <w:tcPr>
-            <w:tcW w:w="5110" w:type="dxa"/>
-            <w:vMerge/>
-            <w:vAlign w:val="bottom"/>
-          </w:tcPr>
-          <w:p/>
-        </w:tc>
-        <w:tc>
-          <w:tcPr>
-            <w:tcW w:w="1119" w:type="dxa"/>
-            <w:vMerge/>
+            <w:tcW w:w="6384" w:type="dxa"/>
+            <w:vAlign w:val="bottom"/>
+          </w:tcPr>
+          <w:p>
+            <w:pPr>
+              <w:rPr>
+                <w:sz w:val="16"/>
+                <w:szCs w:val="16"/>
+              </w:rPr>
+            </w:pPr>
+            <w:r>
+              <w:rPr>
+                <w:sz w:val="16"/>
+                <w:szCs w:val="16"/>
+              </w:rPr>
+              <w:t xml:space="preserve">  </w:t>
+            </w:r>
+            <w:r>
+              <w:rPr>
+                <w:sz w:val="16"/>
+                <w:szCs w:val="16"/>
+              </w:rPr>
+              <w:t>Республика Коми, г. Сыктывкар, ул. Орджоникидзе, 51/1</w:t>
+            </w:r>
+          </w:p>
+        </w:tc>
+        <w:tc>
+          <w:tcPr>
+            <w:tcW w:w="426" w:type="dxa"/>
             <w:vAlign w:val="bottom"/>
           </w:tcPr>
           <w:p>
@@ -212,8 +244,8 @@
               </w:tabs>
               <w:jc w:val="center"/>
               <w:rPr>
-                <w:sz w:val="20"/>
-                <w:szCs w:val="20"/>
+                <w:sz w:val="16"/>
+                <w:szCs w:val="16"/>
               </w:rPr>
             </w:pPr>
           </w:p>
@@ -227,8 +259,8 @@
             <w:pPr>
               <w:jc w:val="center"/>
               <w:rPr>
-                <w:sz w:val="20"/>
-                <w:szCs w:val="20"/>
+                <w:sz w:val="16"/>
+                <w:szCs w:val="16"/>
               </w:rPr>
             </w:pPr>
           </w:p>
@@ -237,16 +269,36 @@
       <w:tr>
         <w:tc>
           <w:tcPr>
-            <w:tcW w:w="5110" w:type="dxa"/>
-            <w:vMerge/>
-            <w:vAlign w:val="bottom"/>
-          </w:tcPr>
-          <w:p/>
-        </w:tc>
-        <w:tc>
-          <w:tcPr>
-            <w:tcW w:w="1119" w:type="dxa"/>
-            <w:vMerge/>
+            <w:tcW w:w="6384" w:type="dxa"/>
+            <w:vAlign w:val="bottom"/>
+          </w:tcPr>
+          <w:p>
+            <w:pPr>
+              <w:rPr>
+                <w:sz w:val="16"/>
+                <w:szCs w:val="16"/>
+              </w:rPr>
+            </w:pPr>
+            <w:r>
+              <w:rPr>
+                <w:sz w:val="16"/>
+                <w:szCs w:val="16"/>
+                <w:lang w:val="en-US"/>
+              </w:rPr>
+              <w:t xml:space="preserve">  </w:t>
+            </w:r>
+            <w:r>
+              <w:rPr>
+                <w:sz w:val="16"/>
+                <w:szCs w:val="16"/>
+              </w:rPr>
+              <w:t>ОГРН 1081101001860</w:t>
+            </w:r>
+          </w:p>
+        </w:tc>
+        <w:tc>
+          <w:tcPr>
+            <w:tcW w:w="426" w:type="dxa"/>
             <w:vAlign w:val="bottom"/>
           </w:tcPr>
           <w:p>
@@ -256,8 +308,8 @@
               </w:tabs>
               <w:jc w:val="center"/>
               <w:rPr>
-                <w:sz w:val="20"/>
-                <w:szCs w:val="20"/>
+                <w:sz w:val="16"/>
+                <w:szCs w:val="16"/>
               </w:rPr>
             </w:pPr>
           </w:p>
@@ -271,14 +323,14 @@
             <w:pPr>
               <w:jc w:val="center"/>
               <w:rPr>
-                <w:sz w:val="20"/>
-                <w:szCs w:val="20"/>
-              </w:rPr>
-            </w:pPr>
-            <w:r>
-              <w:rPr>
-                <w:sz w:val="20"/>
-                <w:szCs w:val="20"/>
+                <w:sz w:val="16"/>
+                <w:szCs w:val="16"/>
+              </w:rPr>
+            </w:pPr>
+            <w:r>
+              <w:rPr>
+                <w:sz w:val="16"/>
+                <w:szCs w:val="16"/>
               </w:rPr>
               <w:t>Учетная форма № 025/у</w:t>
             </w:r>
@@ -288,16 +340,36 @@
       <w:tr>
         <w:tc>
           <w:tcPr>
-            <w:tcW w:w="5110" w:type="dxa"/>
-            <w:vMerge/>
-            <w:vAlign w:val="bottom"/>
-          </w:tcPr>
-          <w:p/>
-        </w:tc>
-        <w:tc>
-          <w:tcPr>
-            <w:tcW w:w="1119" w:type="dxa"/>
-            <w:vMerge/>
+            <w:tcW w:w="6384" w:type="dxa"/>
+            <w:vAlign w:val="bottom"/>
+          </w:tcPr>
+          <w:p>
+            <w:pPr>
+              <w:rPr>
+                <w:sz w:val="16"/>
+                <w:szCs w:val="16"/>
+              </w:rPr>
+            </w:pPr>
+            <w:r>
+              <w:rPr>
+                <w:sz w:val="16"/>
+                <w:szCs w:val="16"/>
+                <w:lang w:val="en-US"/>
+              </w:rPr>
+              <w:t xml:space="preserve">  </w:t>
+            </w:r>
+            <w:r>
+              <w:rPr>
+                <w:sz w:val="16"/>
+                <w:szCs w:val="16"/>
+              </w:rPr>
+              <w:t>ИНН 1101135944</w:t>
+            </w:r>
+          </w:p>
+        </w:tc>
+        <w:tc>
+          <w:tcPr>
+            <w:tcW w:w="426" w:type="dxa"/>
             <w:vAlign w:val="bottom"/>
           </w:tcPr>
           <w:p>
@@ -307,8 +379,8 @@
               </w:tabs>
               <w:jc w:val="center"/>
               <w:rPr>
-                <w:sz w:val="20"/>
-                <w:szCs w:val="20"/>
+                <w:sz w:val="16"/>
+                <w:szCs w:val="16"/>
               </w:rPr>
             </w:pPr>
           </w:p>
@@ -322,151 +394,8 @@
             <w:pPr>
               <w:jc w:val="center"/>
               <w:rPr>
-                <w:sz w:val="20"/>
-                <w:szCs w:val="20"/>
-              </w:rPr>
-            </w:pPr>
-          </w:p>
-        </w:tc>
-      </w:tr>
-      <w:tr>
-        <w:tc>
-          <w:tcPr>
-            <w:tcW w:w="5110" w:type="dxa"/>
-            <w:vMerge/>
-            <w:vAlign w:val="bottom"/>
-          </w:tcPr>
-          <w:p/>
-        </w:tc>
-        <w:tc>
-          <w:tcPr>
-            <w:tcW w:w="1119" w:type="dxa"/>
-            <w:vMerge/>
-            <w:vAlign w:val="bottom"/>
-          </w:tcPr>
-          <w:p>
-            <w:pPr>
-              <w:tabs>
-                <w:tab w:val="left" w:pos="1217"/>
-              </w:tabs>
-              <w:jc w:val="center"/>
-              <w:rPr>
-                <w:sz w:val="20"/>
-                <w:szCs w:val="20"/>
-              </w:rPr>
-            </w:pPr>
-          </w:p>
-        </w:tc>
-        <w:tc>
-          <w:tcPr>
-            <w:tcW w:w="3962" w:type="dxa"/>
-            <w:vAlign w:val="bottom"/>
-          </w:tcPr>
-          <w:p>
-            <w:pPr>
-              <w:jc w:val="center"/>
-              <w:rPr>
-                <w:sz w:val="20"/>
-                <w:szCs w:val="20"/>
-              </w:rPr>
-            </w:pPr>
-          </w:p>
-        </w:tc>
-      </w:tr>
-      <w:tr>
-        <w:tc>
-          <w:tcPr>
-            <w:tcW w:w="5110" w:type="dxa"/>
-            <w:tcBorders>
-              <w:bottom w:val="single" w:sz="4" w:space="0" w:color="auto"/>
-            </w:tcBorders>
-            <w:vAlign w:val="bottom"/>
-          </w:tcPr>
-          <w:p>
-            <w:r>
-              <w:t>ОГРН 1081101001860</w:t>
-            </w:r>
-          </w:p>
-        </w:tc>
-        <w:tc>
-          <w:tcPr>
-            <w:tcW w:w="1119" w:type="dxa"/>
-            <w:vAlign w:val="bottom"/>
-          </w:tcPr>
-          <w:p>
-            <w:pPr>
-              <w:tabs>
-                <w:tab w:val="left" w:pos="1217"/>
-              </w:tabs>
-              <w:jc w:val="center"/>
-              <w:rPr>
-                <w:sz w:val="20"/>
-                <w:szCs w:val="20"/>
-              </w:rPr>
-            </w:pPr>
-          </w:p>
-        </w:tc>
-        <w:tc>
-          <w:tcPr>
-            <w:tcW w:w="3962" w:type="dxa"/>
-            <w:vAlign w:val="bottom"/>
-          </w:tcPr>
-          <w:p>
-            <w:pPr>
-              <w:jc w:val="center"/>
-              <w:rPr>
-                <w:sz w:val="20"/>
-                <w:szCs w:val="20"/>
-              </w:rPr>
-            </w:pPr>
-          </w:p>
-        </w:tc>
-      </w:tr>
-      <w:tr>
-        <w:tc>
-          <w:tcPr>
-            <w:tcW w:w="5110" w:type="dxa"/>
-            <w:tcBorders>
-              <w:top w:val="single" w:sz="4" w:space="0" w:color="auto"/>
-              <w:bottom w:val="single" w:sz="4" w:space="0" w:color="auto"/>
-            </w:tcBorders>
-            <w:vAlign w:val="bottom"/>
-          </w:tcPr>
-          <w:p>
-            <w:r>
-              <w:t>ИНН 1101135944</w:t>
-            </w:r>
-          </w:p>
-        </w:tc>
-        <w:tc>
-          <w:tcPr>
-            <w:tcW w:w="1119" w:type="dxa"/>
-            <w:vAlign w:val="bottom"/>
-          </w:tcPr>
-          <w:p>
-            <w:pPr>
-              <w:tabs>
-                <w:tab w:val="left" w:pos="1217"/>
-              </w:tabs>
-              <w:jc w:val="center"/>
-              <w:rPr>
-                <w:sz w:val="20"/>
-                <w:szCs w:val="20"/>
-              </w:rPr>
-            </w:pPr>
-          </w:p>
-        </w:tc>
-        <w:tc>
-          <w:tcPr>
-            <w:tcW w:w="3962" w:type="dxa"/>
-            <w:vAlign w:val="bottom"/>
-          </w:tcPr>
-          <w:p>
-            <w:pPr>
-              <w:jc w:val="center"/>
-              <w:rPr>
-                <w:sz w:val="20"/>
-                <w:szCs w:val="20"/>
+                <w:sz w:val="16"/>
+                <w:szCs w:val="16"/>
               </w:rPr>
             </w:pPr>
           </w:p>
@@ -476,16 +405,9 @@
     <w:p>
       <w:pPr>
         <w:rPr>
-          <w:sz w:val="20"/>
-          <w:szCs w:val="20"/>
-        </w:rPr>
-      </w:pPr>
-    </w:p>
-    <w:p>
-      <w:pPr>
-        <w:rPr>
-          <w:sz w:val="20"/>
-          <w:szCs w:val="20"/>
+          <w:sz w:val="16"/>
+          <w:szCs w:val="16"/>
+          <w:lang w:val="en-US"/>
         </w:rPr>
       </w:pPr>
     </w:p>
@@ -504,16 +426,16 @@
         <w:rPr>
           <w:b/>
           <w:spacing w:val="40"/>
-          <w:sz w:val="28"/>
-          <w:szCs w:val="28"/>
+          <w:sz w:val="20"/>
+          <w:szCs w:val="20"/>
         </w:rPr>
       </w:pPr>
       <w:r>
         <w:rPr>
           <w:b/>
           <w:spacing w:val="40"/>
-          <w:sz w:val="28"/>
-          <w:szCs w:val="28"/>
+          <w:sz w:val="20"/>
+          <w:szCs w:val="20"/>
         </w:rPr>
         <w:t>МЕДИЦИНСКАЯ КАРТА</w:t>
       </w:r>
@@ -521,8 +443,8 @@
         <w:rPr>
           <w:b/>
           <w:spacing w:val="40"/>
-          <w:sz w:val="28"/>
-          <w:szCs w:val="28"/>
+          <w:sz w:val="20"/>
+          <w:szCs w:val="20"/>
         </w:rPr>
         <w:br/>
         <w:t>ПАЦИЕНТА, ПОЛУЧАЮЩЕГО МЕДИЦИНСКУЮ ПОМОЩЬ</w:t>
@@ -531,7 +453,7 @@
     <w:tbl>
       <w:tblPr>
         <w:tblStyle w:val="ad"/>
-        <w:tblW w:w="8790" w:type="dxa"/>
+        <w:tblW w:w="7601" w:type="dxa"/>
         <w:jc w:val="center"/>
         <w:tblBorders>
           <w:top w:val="none" w:sz="0" w:space="0" w:color="auto"/>
@@ -549,17 +471,17 @@
         <w:tblLook w:val="04A0" w:firstRow="1" w:lastRow="0" w:firstColumn="1" w:lastColumn="0" w:noHBand="0" w:noVBand="1"/>
       </w:tblPr>
       <w:tblGrid>
-        <w:gridCol w:w="8770"/>
-        <w:gridCol w:w="20"/>
+        <w:gridCol w:w="4510"/>
+        <w:gridCol w:w="3091"/>
       </w:tblGrid>
       <w:tr>
         <w:trPr>
-          <w:trHeight w:val="267"/>
+          <w:trHeight w:val="240"/>
           <w:jc w:val="center"/>
         </w:trPr>
         <w:tc>
           <w:tcPr>
-            <w:tcW w:w="8770" w:type="dxa"/>
+            <w:tcW w:w="4510" w:type="dxa"/>
             <w:tcMar>
               <w:left w:w="0" w:type="dxa"/>
               <w:right w:w="0" w:type="dxa"/>
@@ -570,41 +492,48 @@
             <w:pPr>
               <w:rPr>
                 <w:b/>
-                <w:sz w:val="28"/>
-                <w:szCs w:val="28"/>
+                <w:sz w:val="20"/>
+                <w:szCs w:val="20"/>
               </w:rPr>
             </w:pPr>
             <w:r>
               <w:rPr>
                 <w:b/>
                 <w:spacing w:val="40"/>
-                <w:sz w:val="28"/>
-                <w:szCs w:val="28"/>
+                <w:sz w:val="20"/>
+                <w:szCs w:val="20"/>
               </w:rPr>
               <w:t>В АМБУЛАТОРНЫХ УСЛОВИЯХ</w:t>
             </w:r>
             <w:r>
               <w:rPr>
                 <w:b/>
-                <w:sz w:val="28"/>
-                <w:szCs w:val="28"/>
+                <w:sz w:val="20"/>
+                <w:szCs w:val="20"/>
               </w:rPr>
               <w:t xml:space="preserve"> №</w:t>
             </w:r>
-            <w:r>
+          </w:p>
+        </w:tc>
+        <w:tc>
+          <w:tcPr>
+            <w:tcW w:w="3091" w:type="dxa"/>
+            <w:vAlign w:val="bottom"/>
+          </w:tcPr>
+          <w:p>
+            <w:pPr>
               <w:rPr>
                 <w:b/>
-                <w:sz w:val="28"/>
-                <w:szCs w:val="28"/>
-              </w:rPr>
-              <w:t xml:space="preserve"> </w:t>
-            </w:r>
+                <w:sz w:val="20"/>
+                <w:szCs w:val="20"/>
+              </w:rPr>
+            </w:pPr>
+            <w:proofErr w:type="gramStart"/>
             <w:r>
               <w:rPr>
                 <w:b/>
-                <w:sz w:val="28"/>
-                <w:szCs w:val="28"/>
-                <w:u w:val="single"/>
+                <w:sz w:val="20"/>
+                <w:szCs w:val="20"/>
               </w:rPr>
               <w:t xml:space="preserve">{{ </w:t>
             </w:r>
@@ -612,41 +541,29 @@
             <w:r>
               <w:rPr>
                 <w:b/>
-                <w:sz w:val="28"/>
-                <w:szCs w:val="28"/>
-                <w:u w:val="single"/>
-              </w:rPr>
-              <w:t>card_number</w:t>
+                <w:sz w:val="20"/>
+                <w:szCs w:val="20"/>
+              </w:rPr>
+              <w:t>card</w:t>
+            </w:r>
+            <w:proofErr w:type="gramEnd"/>
+            <w:r>
+              <w:rPr>
+                <w:b/>
+                <w:sz w:val="20"/>
+                <w:szCs w:val="20"/>
+              </w:rPr>
+              <w:t>_number</w:t>
             </w:r>
             <w:proofErr w:type="spellEnd"/>
             <w:r>
               <w:rPr>
                 <w:b/>
-                <w:sz w:val="28"/>
-                <w:szCs w:val="28"/>
-                <w:u w:val="single"/>
+                <w:sz w:val="20"/>
+                <w:szCs w:val="20"/>
               </w:rPr>
               <w:t xml:space="preserve"> }}</w:t>
             </w:r>
-          </w:p>
-        </w:tc>
-        <w:tc>
-          <w:tcPr>
-            <w:tcW w:w="20" w:type="dxa"/>
-            <w:tcBorders>
-              <w:bottom w:val="single" w:sz="4" w:space="0" w:color="auto"/>
-            </w:tcBorders>
-            <w:vAlign w:val="bottom"/>
-          </w:tcPr>
-          <w:p>
-            <w:pPr>
-              <w:jc w:val="center"/>
-              <w:rPr>
-                <w:b/>
-                <w:sz w:val="28"/>
-                <w:szCs w:val="28"/>
-              </w:rPr>
-            </w:pPr>
           </w:p>
         </w:tc>
       </w:tr>
@@ -654,112 +571,83 @@
     <w:p>
       <w:pPr>
         <w:rPr>
-          <w:sz w:val="20"/>
-          <w:szCs w:val="20"/>
-        </w:rPr>
-      </w:pPr>
-    </w:p>
-    <w:p>
-      <w:pPr>
-        <w:rPr>
-          <w:sz w:val="20"/>
-          <w:szCs w:val="20"/>
-        </w:rPr>
-      </w:pPr>
-    </w:p>
-    <w:p>
-      <w:pPr>
-        <w:rPr>
-          <w:sz w:val="20"/>
-          <w:szCs w:val="20"/>
-        </w:rPr>
-      </w:pPr>
-    </w:p>
-    <w:p>
-      <w:pPr>
-        <w:rPr>
-          <w:sz w:val="20"/>
-          <w:szCs w:val="20"/>
+          <w:sz w:val="16"/>
+          <w:szCs w:val="16"/>
         </w:rPr>
       </w:pPr>
     </w:p>
     <w:tbl>
       <w:tblPr>
         <w:tblStyle w:val="ad"/>
-        <w:tblW w:w="10191" w:type="dxa"/>
-        <w:tblInd w:w="14" w:type="dxa"/>
-        <w:tblBorders>
-          <w:top w:val="none" w:sz="0" w:space="0" w:color="auto"/>
-          <w:left w:val="none" w:sz="0" w:space="0" w:color="auto"/>
-          <w:bottom w:val="none" w:sz="0" w:space="0" w:color="auto"/>
-          <w:right w:val="none" w:sz="0" w:space="0" w:color="auto"/>
-          <w:insideH w:val="none" w:sz="0" w:space="0" w:color="auto"/>
-          <w:insideV w:val="none" w:sz="0" w:space="0" w:color="auto"/>
-        </w:tblBorders>
+        <w:tblW w:w="11057" w:type="dxa"/>
+        <w:tblInd w:w="-601" w:type="dxa"/>
         <w:tblLayout w:type="fixed"/>
-        <w:tblCellMar>
-          <w:left w:w="0" w:type="dxa"/>
-          <w:right w:w="0" w:type="dxa"/>
-        </w:tblCellMar>
         <w:tblLook w:val="04A0" w:firstRow="1" w:lastRow="0" w:firstColumn="1" w:lastColumn="0" w:noHBand="0" w:noVBand="1"/>
       </w:tblPr>
       <w:tblGrid>
-        <w:gridCol w:w="643"/>
-        <w:gridCol w:w="41"/>
-        <w:gridCol w:w="842"/>
-        <w:gridCol w:w="206"/>
-        <w:gridCol w:w="200"/>
-        <w:gridCol w:w="238"/>
-        <w:gridCol w:w="1284"/>
-        <w:gridCol w:w="46"/>
-        <w:gridCol w:w="66"/>
-        <w:gridCol w:w="238"/>
-        <w:gridCol w:w="172"/>
+        <w:gridCol w:w="707"/>
+        <w:gridCol w:w="704"/>
+        <w:gridCol w:w="432"/>
+        <w:gridCol w:w="419"/>
         <w:gridCol w:w="290"/>
-        <w:gridCol w:w="32"/>
-        <w:gridCol w:w="136"/>
-        <w:gridCol w:w="228"/>
-        <w:gridCol w:w="219"/>
-        <w:gridCol w:w="467"/>
-        <w:gridCol w:w="42"/>
-        <w:gridCol w:w="210"/>
-        <w:gridCol w:w="251"/>
-        <w:gridCol w:w="234"/>
-        <w:gridCol w:w="196"/>
-        <w:gridCol w:w="634"/>
-        <w:gridCol w:w="14"/>
-        <w:gridCol w:w="566"/>
-        <w:gridCol w:w="190"/>
-        <w:gridCol w:w="276"/>
-        <w:gridCol w:w="74"/>
-        <w:gridCol w:w="304"/>
-        <w:gridCol w:w="126"/>
-        <w:gridCol w:w="438"/>
-        <w:gridCol w:w="462"/>
-        <w:gridCol w:w="826"/>
+        <w:gridCol w:w="417"/>
+        <w:gridCol w:w="279"/>
+        <w:gridCol w:w="290"/>
+        <w:gridCol w:w="290"/>
+        <w:gridCol w:w="135"/>
+        <w:gridCol w:w="143"/>
+        <w:gridCol w:w="21"/>
+        <w:gridCol w:w="112"/>
+        <w:gridCol w:w="6"/>
+        <w:gridCol w:w="285"/>
+        <w:gridCol w:w="283"/>
+        <w:gridCol w:w="45"/>
+        <w:gridCol w:w="99"/>
+        <w:gridCol w:w="141"/>
+        <w:gridCol w:w="140"/>
+        <w:gridCol w:w="856"/>
+        <w:gridCol w:w="411"/>
+        <w:gridCol w:w="16"/>
+        <w:gridCol w:w="284"/>
+        <w:gridCol w:w="144"/>
+        <w:gridCol w:w="416"/>
+        <w:gridCol w:w="425"/>
+        <w:gridCol w:w="476"/>
+        <w:gridCol w:w="98"/>
+        <w:gridCol w:w="425"/>
+        <w:gridCol w:w="142"/>
+        <w:gridCol w:w="284"/>
+        <w:gridCol w:w="1133"/>
+        <w:gridCol w:w="675"/>
+        <w:gridCol w:w="34"/>
       </w:tblGrid>
       <w:tr>
         <w:trPr>
-          <w:gridAfter w:val="2"/>
-          <w:wAfter w:w="1288" w:type="dxa"/>
+          <w:gridAfter w:val="1"/>
+          <w:wAfter w:w="34" w:type="dxa"/>
         </w:trPr>
         <w:tc>
           <w:tcPr>
-            <w:tcW w:w="3976" w:type="dxa"/>
-            <w:gridSpan w:val="11"/>
-            <w:vAlign w:val="bottom"/>
-          </w:tcPr>
-          <w:p>
-            <w:pPr>
-              <w:rPr>
-                <w:sz w:val="20"/>
-                <w:szCs w:val="20"/>
-              </w:rPr>
-            </w:pPr>
-            <w:r>
-              <w:rPr>
-                <w:sz w:val="20"/>
-                <w:szCs w:val="20"/>
+            <w:tcW w:w="3248" w:type="dxa"/>
+            <w:gridSpan w:val="7"/>
+            <w:tcBorders>
+              <w:top w:val="nil"/>
+              <w:left w:val="nil"/>
+              <w:bottom w:val="nil"/>
+              <w:right w:val="nil"/>
+            </w:tcBorders>
+          </w:tcPr>
+          <w:p>
+            <w:pPr>
+              <w:rPr>
+                <w:sz w:val="16"/>
+                <w:szCs w:val="16"/>
+              </w:rPr>
+            </w:pPr>
+            <w:r>
+              <w:rPr>
+                <w:sz w:val="16"/>
+                <w:szCs w:val="16"/>
               </w:rPr>
               <w:t>Дата заполнения медицинской карты: число</w:t>
             </w:r>
@@ -767,25 +655,108 @@
         </w:tc>
         <w:tc>
           <w:tcPr>
-            <w:tcW w:w="686" w:type="dxa"/>
+            <w:tcW w:w="991" w:type="dxa"/>
+            <w:gridSpan w:val="6"/>
+            <w:tcBorders>
+              <w:top w:val="nil"/>
+              <w:left w:val="nil"/>
+              <w:right w:val="nil"/>
+            </w:tcBorders>
+          </w:tcPr>
+          <w:p>
+            <w:pPr>
+              <w:rPr>
+                <w:sz w:val="16"/>
+                <w:szCs w:val="16"/>
+              </w:rPr>
+            </w:pPr>
+            <w:proofErr w:type="gramStart"/>
+            <w:r>
+              <w:rPr>
+                <w:sz w:val="16"/>
+                <w:szCs w:val="16"/>
+                <w:lang w:val="en-US"/>
+              </w:rPr>
+              <w:t xml:space="preserve">{{ </w:t>
+            </w:r>
+            <w:proofErr w:type="spellStart"/>
+            <w:r>
+              <w:rPr>
+                <w:sz w:val="16"/>
+                <w:szCs w:val="16"/>
+                <w:lang w:val="en-US"/>
+              </w:rPr>
+              <w:t>c</w:t>
+            </w:r>
+            <w:proofErr w:type="gramEnd"/>
+            <w:r>
+              <w:rPr>
+                <w:sz w:val="16"/>
+                <w:szCs w:val="16"/>
+                <w:lang w:val="en-US"/>
+              </w:rPr>
+              <w:t>_day</w:t>
+            </w:r>
+            <w:proofErr w:type="spellEnd"/>
+            <w:r>
+              <w:rPr>
+                <w:sz w:val="16"/>
+                <w:szCs w:val="16"/>
+                <w:lang w:val="en-US"/>
+              </w:rPr>
+              <w:t xml:space="preserve"> }}</w:t>
+            </w:r>
+          </w:p>
+        </w:tc>
+        <w:tc>
+          <w:tcPr>
+            <w:tcW w:w="619" w:type="dxa"/>
             <w:gridSpan w:val="4"/>
             <w:tcBorders>
-              <w:bottom w:val="single" w:sz="4" w:space="0" w:color="auto"/>
-            </w:tcBorders>
-            <w:vAlign w:val="bottom"/>
-          </w:tcPr>
-          <w:p>
-            <w:pPr>
-              <w:jc w:val="center"/>
-              <w:rPr>
-                <w:sz w:val="20"/>
-                <w:szCs w:val="20"/>
-              </w:rPr>
-            </w:pPr>
-            <w:r>
-              <w:rPr>
-                <w:sz w:val="20"/>
-                <w:szCs w:val="20"/>
+              <w:top w:val="nil"/>
+              <w:left w:val="nil"/>
+              <w:bottom w:val="nil"/>
+              <w:right w:val="nil"/>
+            </w:tcBorders>
+          </w:tcPr>
+          <w:p>
+            <w:pPr>
+              <w:rPr>
+                <w:sz w:val="16"/>
+                <w:szCs w:val="16"/>
+              </w:rPr>
+            </w:pPr>
+            <w:r>
+              <w:rPr>
+                <w:sz w:val="16"/>
+                <w:szCs w:val="16"/>
+              </w:rPr>
+              <w:t>месяц</w:t>
+            </w:r>
+          </w:p>
+        </w:tc>
+        <w:tc>
+          <w:tcPr>
+            <w:tcW w:w="1647" w:type="dxa"/>
+            <w:gridSpan w:val="5"/>
+            <w:tcBorders>
+              <w:top w:val="nil"/>
+              <w:left w:val="nil"/>
+              <w:right w:val="nil"/>
+            </w:tcBorders>
+          </w:tcPr>
+          <w:p>
+            <w:pPr>
+              <w:rPr>
+                <w:sz w:val="16"/>
+                <w:szCs w:val="16"/>
+              </w:rPr>
+            </w:pPr>
+            <w:proofErr w:type="gramStart"/>
+            <w:r>
+              <w:rPr>
+                <w:sz w:val="16"/>
+                <w:szCs w:val="16"/>
                 <w:lang w:val="en-US"/>
               </w:rPr>
               <w:t xml:space="preserve">{{ </w:t>
@@ -793,17 +764,26 @@
             <w:proofErr w:type="spellStart"/>
             <w:r>
               <w:rPr>
-                <w:sz w:val="20"/>
-                <w:szCs w:val="20"/>
-                <w:lang w:val="en-US"/>
-              </w:rPr>
-              <w:t>c_day</w:t>
+                <w:sz w:val="16"/>
+                <w:szCs w:val="16"/>
+                <w:lang w:val="en-US"/>
+              </w:rPr>
+              <w:t>cur</w:t>
+            </w:r>
+            <w:proofErr w:type="gramEnd"/>
+            <w:r>
+              <w:rPr>
+                <w:sz w:val="16"/>
+                <w:szCs w:val="16"/>
+                <w:lang w:val="en-US"/>
+              </w:rPr>
+              <w:t>_month_ru</w:t>
             </w:r>
             <w:proofErr w:type="spellEnd"/>
             <w:r>
               <w:rPr>
-                <w:sz w:val="20"/>
-                <w:szCs w:val="20"/>
+                <w:sz w:val="16"/>
+                <w:szCs w:val="16"/>
                 <w:lang w:val="en-US"/>
               </w:rPr>
               <w:t xml:space="preserve"> }}</w:t>
@@ -812,49 +792,53 @@
         </w:tc>
         <w:tc>
           <w:tcPr>
-            <w:tcW w:w="728" w:type="dxa"/>
+            <w:tcW w:w="444" w:type="dxa"/>
             <w:gridSpan w:val="3"/>
-            <w:vAlign w:val="bottom"/>
-          </w:tcPr>
-          <w:p>
-            <w:pPr>
-              <w:jc w:val="center"/>
-              <w:rPr>
-                <w:sz w:val="20"/>
-                <w:szCs w:val="20"/>
-              </w:rPr>
-            </w:pPr>
-            <w:r>
-              <w:rPr>
-                <w:sz w:val="20"/>
-                <w:szCs w:val="20"/>
-              </w:rPr>
-              <w:t>месяц</w:t>
-            </w:r>
-          </w:p>
-        </w:tc>
-        <w:tc>
-          <w:tcPr>
-            <w:tcW w:w="2105" w:type="dxa"/>
-            <w:gridSpan w:val="7"/>
-            <w:tcBorders>
-              <w:bottom w:val="single" w:sz="4" w:space="0" w:color="auto"/>
-            </w:tcBorders>
-            <w:vAlign w:val="bottom"/>
-          </w:tcPr>
-          <w:p>
-            <w:pPr>
-              <w:jc w:val="center"/>
-              <w:rPr>
-                <w:sz w:val="20"/>
-                <w:szCs w:val="20"/>
-                <w:lang w:val="en-US"/>
-              </w:rPr>
-            </w:pPr>
-            <w:r>
-              <w:rPr>
-                <w:sz w:val="20"/>
-                <w:szCs w:val="20"/>
+            <w:tcBorders>
+              <w:top w:val="nil"/>
+              <w:left w:val="nil"/>
+              <w:bottom w:val="nil"/>
+              <w:right w:val="nil"/>
+            </w:tcBorders>
+          </w:tcPr>
+          <w:p>
+            <w:pPr>
+              <w:rPr>
+                <w:sz w:val="16"/>
+                <w:szCs w:val="16"/>
+              </w:rPr>
+            </w:pPr>
+            <w:r>
+              <w:rPr>
+                <w:sz w:val="16"/>
+                <w:szCs w:val="16"/>
+              </w:rPr>
+              <w:t>год</w:t>
+            </w:r>
+          </w:p>
+        </w:tc>
+        <w:tc>
+          <w:tcPr>
+            <w:tcW w:w="4074" w:type="dxa"/>
+            <w:gridSpan w:val="9"/>
+            <w:tcBorders>
+              <w:top w:val="nil"/>
+              <w:left w:val="nil"/>
+              <w:right w:val="nil"/>
+            </w:tcBorders>
+          </w:tcPr>
+          <w:p>
+            <w:pPr>
+              <w:rPr>
+                <w:sz w:val="16"/>
+                <w:szCs w:val="16"/>
+              </w:rPr>
+            </w:pPr>
+            <w:proofErr w:type="gramStart"/>
+            <w:r>
+              <w:rPr>
+                <w:sz w:val="16"/>
+                <w:szCs w:val="16"/>
                 <w:lang w:val="en-US"/>
               </w:rPr>
               <w:t xml:space="preserve">{{ </w:t>
@@ -862,102 +846,26 @@
             <w:proofErr w:type="spellStart"/>
             <w:r>
               <w:rPr>
-                <w:sz w:val="20"/>
-                <w:szCs w:val="20"/>
-                <w:lang w:val="en-US"/>
-              </w:rPr>
-              <w:t>cur</w:t>
-            </w:r>
-            <w:r>
-              <w:rPr>
-                <w:sz w:val="20"/>
-                <w:szCs w:val="20"/>
-                <w:lang w:val="en-US"/>
-              </w:rPr>
-              <w:t>_</w:t>
-            </w:r>
-            <w:r>
-              <w:rPr>
-                <w:sz w:val="20"/>
-                <w:szCs w:val="20"/>
-                <w:lang w:val="en-US"/>
-              </w:rPr>
-              <w:t>month_ru</w:t>
+                <w:sz w:val="16"/>
+                <w:szCs w:val="16"/>
+                <w:lang w:val="en-US"/>
+              </w:rPr>
+              <w:t>current</w:t>
+            </w:r>
+            <w:proofErr w:type="gramEnd"/>
+            <w:r>
+              <w:rPr>
+                <w:sz w:val="16"/>
+                <w:szCs w:val="16"/>
+                <w:lang w:val="en-US"/>
+              </w:rPr>
+              <w:t>_year</w:t>
             </w:r>
             <w:proofErr w:type="spellEnd"/>
             <w:r>
               <w:rPr>
-                <w:sz w:val="20"/>
-                <w:szCs w:val="20"/>
-                <w:lang w:val="en-US"/>
-              </w:rPr>
-              <w:t xml:space="preserve"> }}</w:t>
-            </w:r>
-          </w:p>
-        </w:tc>
-        <w:tc>
-          <w:tcPr>
-            <w:tcW w:w="466" w:type="dxa"/>
-            <w:gridSpan w:val="2"/>
-            <w:vAlign w:val="bottom"/>
-          </w:tcPr>
-          <w:p>
-            <w:pPr>
-              <w:jc w:val="center"/>
-              <w:rPr>
-                <w:sz w:val="20"/>
-                <w:szCs w:val="20"/>
-              </w:rPr>
-            </w:pPr>
-            <w:r>
-              <w:rPr>
-                <w:sz w:val="20"/>
-                <w:szCs w:val="20"/>
-              </w:rPr>
-              <w:t>год</w:t>
-            </w:r>
-          </w:p>
-        </w:tc>
-        <w:tc>
-          <w:tcPr>
-            <w:tcW w:w="942" w:type="dxa"/>
-            <w:gridSpan w:val="4"/>
-            <w:tcBorders>
-              <w:bottom w:val="single" w:sz="4" w:space="0" w:color="auto"/>
-            </w:tcBorders>
-            <w:vAlign w:val="bottom"/>
-          </w:tcPr>
-          <w:p>
-            <w:pPr>
-              <w:jc w:val="center"/>
-              <w:rPr>
-                <w:sz w:val="20"/>
-                <w:szCs w:val="20"/>
-                <w:lang w:val="en-US"/>
-              </w:rPr>
-            </w:pPr>
-            <w:r>
-              <w:rPr>
-                <w:sz w:val="20"/>
-                <w:szCs w:val="20"/>
-                <w:lang w:val="en-US"/>
-              </w:rPr>
-              <w:t xml:space="preserve">{{ </w:t>
-            </w:r>
-            <w:proofErr w:type="spellStart"/>
-            <w:r>
-              <w:rPr>
-                <w:sz w:val="20"/>
-                <w:szCs w:val="20"/>
-                <w:lang w:val="en-US"/>
-              </w:rPr>
-              <w:t>current_year</w:t>
-            </w:r>
-            <w:proofErr w:type="spellEnd"/>
-            <w:r>
-              <w:rPr>
-                <w:sz w:val="20"/>
-                <w:szCs w:val="20"/>
+                <w:sz w:val="16"/>
+                <w:szCs w:val="16"/>
                 <w:lang w:val="en-US"/>
               </w:rPr>
               <w:t xml:space="preserve"> }}</w:t>
@@ -967,29 +875,32 @@
       </w:tr>
       <w:tr>
         <w:trPr>
-          <w:trHeight w:val="284"/>
+          <w:gridAfter w:val="1"/>
+          <w:wAfter w:w="34" w:type="dxa"/>
         </w:trPr>
         <w:tc>
           <w:tcPr>
-            <w:tcW w:w="4298" w:type="dxa"/>
-            <w:gridSpan w:val="13"/>
-            <w:tcMar>
-              <w:left w:w="0" w:type="dxa"/>
-              <w:right w:w="0" w:type="dxa"/>
-            </w:tcMar>
-            <w:vAlign w:val="bottom"/>
-          </w:tcPr>
-          <w:p>
-            <w:pPr>
-              <w:rPr>
-                <w:sz w:val="20"/>
-                <w:szCs w:val="20"/>
-              </w:rPr>
-            </w:pPr>
-            <w:r>
-              <w:rPr>
-                <w:sz w:val="20"/>
-                <w:szCs w:val="20"/>
+            <w:tcW w:w="3538" w:type="dxa"/>
+            <w:gridSpan w:val="8"/>
+            <w:tcBorders>
+              <w:top w:val="nil"/>
+              <w:left w:val="nil"/>
+              <w:bottom w:val="nil"/>
+              <w:right w:val="nil"/>
+            </w:tcBorders>
+            <w:vAlign w:val="bottom"/>
+          </w:tcPr>
+          <w:p>
+            <w:pPr>
+              <w:rPr>
+                <w:sz w:val="16"/>
+                <w:szCs w:val="16"/>
+              </w:rPr>
+            </w:pPr>
+            <w:r>
+              <w:rPr>
+                <w:sz w:val="16"/>
+                <w:szCs w:val="16"/>
               </w:rPr>
               <w:t>Фамилия, имя, отчество (при наличии) пациента</w:t>
             </w:r>
@@ -997,128 +908,229 @@
         </w:tc>
         <w:tc>
           <w:tcPr>
-            <w:tcW w:w="5893" w:type="dxa"/>
-            <w:gridSpan w:val="20"/>
-            <w:tcBorders>
-              <w:bottom w:val="single" w:sz="4" w:space="0" w:color="auto"/>
-            </w:tcBorders>
-            <w:vAlign w:val="bottom"/>
-          </w:tcPr>
-          <w:p>
-            <w:pPr>
-              <w:jc w:val="center"/>
-              <w:rPr>
-                <w:sz w:val="20"/>
-                <w:szCs w:val="20"/>
-                <w:lang w:val="en-US"/>
-              </w:rPr>
-            </w:pPr>
-            <w:r>
-              <w:rPr>
-                <w:sz w:val="20"/>
-                <w:szCs w:val="20"/>
-                <w:lang w:val="en-US"/>
-              </w:rPr>
-              <w:t xml:space="preserve">{{ surname }} {{ </w:t>
+            <w:tcW w:w="7485" w:type="dxa"/>
+            <w:gridSpan w:val="26"/>
+            <w:tcBorders>
+              <w:top w:val="nil"/>
+              <w:left w:val="nil"/>
+              <w:right w:val="nil"/>
+            </w:tcBorders>
+            <w:vAlign w:val="bottom"/>
+          </w:tcPr>
+          <w:p>
+            <w:pPr>
+              <w:rPr>
+                <w:sz w:val="16"/>
+                <w:szCs w:val="16"/>
+                <w:lang w:val="en-US"/>
+              </w:rPr>
+            </w:pPr>
+            <w:proofErr w:type="gramStart"/>
+            <w:r>
+              <w:rPr>
+                <w:sz w:val="16"/>
+                <w:szCs w:val="16"/>
+                <w:lang w:val="en-US"/>
+              </w:rPr>
+              <w:t>{{ surname</w:t>
+            </w:r>
+            <w:proofErr w:type="gramEnd"/>
+            <w:r>
+              <w:rPr>
+                <w:sz w:val="16"/>
+                <w:szCs w:val="16"/>
+                <w:lang w:val="en-US"/>
+              </w:rPr>
+              <w:t xml:space="preserve"> }} </w:t>
+            </w:r>
+            <w:proofErr w:type="gramStart"/>
+            <w:r>
+              <w:rPr>
+                <w:sz w:val="16"/>
+                <w:szCs w:val="16"/>
+                <w:lang w:val="en-US"/>
+              </w:rPr>
+              <w:t xml:space="preserve">{{ </w:t>
             </w:r>
             <w:proofErr w:type="spellStart"/>
             <w:r>
               <w:rPr>
-                <w:sz w:val="20"/>
-                <w:szCs w:val="20"/>
-                <w:lang w:val="en-US"/>
-              </w:rPr>
-              <w:t>first_name</w:t>
+                <w:sz w:val="16"/>
+                <w:szCs w:val="16"/>
+                <w:lang w:val="en-US"/>
+              </w:rPr>
+              <w:t>first</w:t>
+            </w:r>
+            <w:proofErr w:type="gramEnd"/>
+            <w:r>
+              <w:rPr>
+                <w:sz w:val="16"/>
+                <w:szCs w:val="16"/>
+                <w:lang w:val="en-US"/>
+              </w:rPr>
+              <w:t>_</w:t>
+            </w:r>
+            <w:proofErr w:type="gramStart"/>
+            <w:r>
+              <w:rPr>
+                <w:sz w:val="16"/>
+                <w:szCs w:val="16"/>
+                <w:lang w:val="en-US"/>
+              </w:rPr>
+              <w:t>name</w:t>
             </w:r>
             <w:proofErr w:type="spellEnd"/>
             <w:r>
               <w:rPr>
-                <w:sz w:val="20"/>
-                <w:szCs w:val="20"/>
-                <w:lang w:val="en-US"/>
-              </w:rPr>
-              <w:t xml:space="preserve"> }} {{ </w:t>
+                <w:sz w:val="16"/>
+                <w:szCs w:val="16"/>
+                <w:lang w:val="en-US"/>
+              </w:rPr>
+              <w:t xml:space="preserve"> }</w:t>
+            </w:r>
+            <w:proofErr w:type="gramEnd"/>
+            <w:r>
+              <w:rPr>
+                <w:sz w:val="16"/>
+                <w:szCs w:val="16"/>
+                <w:lang w:val="en-US"/>
+              </w:rPr>
+              <w:t xml:space="preserve">} </w:t>
+            </w:r>
+            <w:proofErr w:type="gramStart"/>
+            <w:r>
+              <w:rPr>
+                <w:sz w:val="16"/>
+                <w:szCs w:val="16"/>
+                <w:lang w:val="en-US"/>
+              </w:rPr>
+              <w:t xml:space="preserve">{{ </w:t>
             </w:r>
             <w:proofErr w:type="spellStart"/>
             <w:r>
               <w:rPr>
-                <w:sz w:val="20"/>
-                <w:szCs w:val="20"/>
-                <w:lang w:val="en-US"/>
-              </w:rPr>
-              <w:t>last_name</w:t>
+                <w:sz w:val="16"/>
+                <w:szCs w:val="16"/>
+                <w:lang w:val="en-US"/>
+              </w:rPr>
+              <w:t>last</w:t>
+            </w:r>
+            <w:proofErr w:type="gramEnd"/>
+            <w:r>
+              <w:rPr>
+                <w:sz w:val="16"/>
+                <w:szCs w:val="16"/>
+                <w:lang w:val="en-US"/>
+              </w:rPr>
+              <w:t>_</w:t>
+            </w:r>
+            <w:proofErr w:type="gramStart"/>
+            <w:r>
+              <w:rPr>
+                <w:sz w:val="16"/>
+                <w:szCs w:val="16"/>
+                <w:lang w:val="en-US"/>
+              </w:rPr>
+              <w:t>name</w:t>
             </w:r>
             <w:proofErr w:type="spellEnd"/>
             <w:r>
               <w:rPr>
-                <w:sz w:val="20"/>
-                <w:szCs w:val="20"/>
-                <w:lang w:val="en-US"/>
-              </w:rPr>
-              <w:t xml:space="preserve"> }} </w:t>
+                <w:sz w:val="16"/>
+                <w:szCs w:val="16"/>
+                <w:lang w:val="en-US"/>
+              </w:rPr>
+              <w:t xml:space="preserve"> }</w:t>
+            </w:r>
+            <w:proofErr w:type="gramEnd"/>
+            <w:r>
+              <w:rPr>
+                <w:sz w:val="16"/>
+                <w:szCs w:val="16"/>
+                <w:lang w:val="en-US"/>
+              </w:rPr>
+              <w:t xml:space="preserve">} </w:t>
             </w:r>
           </w:p>
         </w:tc>
       </w:tr>
       <w:tr>
         <w:trPr>
-          <w:trHeight w:val="493"/>
+          <w:gridAfter w:val="1"/>
+          <w:wAfter w:w="34" w:type="dxa"/>
         </w:trPr>
         <w:tc>
           <w:tcPr>
-            <w:tcW w:w="1526" w:type="dxa"/>
-            <w:gridSpan w:val="3"/>
-            <w:vAlign w:val="bottom"/>
-          </w:tcPr>
-          <w:p>
-            <w:pPr>
-              <w:tabs>
-                <w:tab w:val="right" w:pos="1512"/>
-              </w:tabs>
-              <w:rPr>
-                <w:sz w:val="20"/>
-                <w:szCs w:val="20"/>
-              </w:rPr>
-            </w:pPr>
-            <w:r>
-              <w:rPr>
-                <w:sz w:val="20"/>
-                <w:szCs w:val="20"/>
+            <w:tcW w:w="1411" w:type="dxa"/>
+            <w:gridSpan w:val="2"/>
+            <w:tcBorders>
+              <w:top w:val="nil"/>
+              <w:left w:val="nil"/>
+              <w:bottom w:val="nil"/>
+              <w:right w:val="nil"/>
+            </w:tcBorders>
+            <w:vAlign w:val="bottom"/>
+          </w:tcPr>
+          <w:p>
+            <w:pPr>
+              <w:rPr>
+                <w:sz w:val="16"/>
+                <w:szCs w:val="16"/>
+              </w:rPr>
+            </w:pPr>
+            <w:r>
+              <w:rPr>
+                <w:sz w:val="16"/>
+                <w:szCs w:val="16"/>
               </w:rPr>
               <w:t>Дата рождения:</w:t>
             </w:r>
             <w:r>
               <w:rPr>
-                <w:sz w:val="20"/>
-                <w:szCs w:val="20"/>
-              </w:rPr>
-              <w:tab/>
+                <w:sz w:val="16"/>
+                <w:szCs w:val="16"/>
+              </w:rPr>
+              <w:t xml:space="preserve"> </w:t>
+            </w:r>
+          </w:p>
+        </w:tc>
+        <w:tc>
+          <w:tcPr>
+            <w:tcW w:w="851" w:type="dxa"/>
+            <w:gridSpan w:val="2"/>
+            <w:tcBorders>
+              <w:top w:val="nil"/>
+              <w:left w:val="nil"/>
+              <w:bottom w:val="single" w:sz="4" w:space="0" w:color="auto"/>
+              <w:right w:val="nil"/>
+            </w:tcBorders>
+            <w:vAlign w:val="bottom"/>
+          </w:tcPr>
+          <w:p>
+            <w:pPr>
+              <w:rPr>
+                <w:sz w:val="16"/>
+                <w:szCs w:val="16"/>
+              </w:rPr>
+            </w:pPr>
+            <w:r>
+              <w:rPr>
+                <w:sz w:val="16"/>
+                <w:szCs w:val="16"/>
+              </w:rPr>
               <w:t>«</w:t>
             </w:r>
-          </w:p>
-        </w:tc>
-        <w:tc>
-          <w:tcPr>
-            <w:tcW w:w="406" w:type="dxa"/>
-            <w:gridSpan w:val="2"/>
-            <w:tcBorders>
-              <w:bottom w:val="single" w:sz="4" w:space="0" w:color="auto"/>
-            </w:tcBorders>
-            <w:vAlign w:val="bottom"/>
-          </w:tcPr>
-          <w:p>
-            <w:pPr>
-              <w:jc w:val="center"/>
-              <w:rPr>
-                <w:sz w:val="20"/>
-                <w:szCs w:val="20"/>
-                <w:lang w:val="en-US"/>
-              </w:rPr>
-            </w:pPr>
-            <w:r>
-              <w:rPr>
-                <w:sz w:val="20"/>
-                <w:szCs w:val="20"/>
+            <w:r>
+              <w:rPr>
+                <w:sz w:val="16"/>
+                <w:szCs w:val="16"/>
+              </w:rPr>
+              <w:t xml:space="preserve">  </w:t>
+            </w:r>
+            <w:r>
+              <w:rPr>
+                <w:sz w:val="16"/>
+                <w:szCs w:val="16"/>
                 <w:lang w:val="en-US"/>
               </w:rPr>
               <w:t xml:space="preserve">{{ </w:t>
@@ -1126,16 +1138,94 @@
             <w:proofErr w:type="spellStart"/>
             <w:r>
               <w:rPr>
-                <w:sz w:val="20"/>
-                <w:szCs w:val="20"/>
+                <w:sz w:val="16"/>
+                <w:szCs w:val="16"/>
               </w:rPr>
               <w:t>b_day</w:t>
             </w:r>
             <w:proofErr w:type="spellEnd"/>
             <w:r>
               <w:rPr>
-                <w:sz w:val="20"/>
-                <w:szCs w:val="20"/>
+                <w:sz w:val="16"/>
+                <w:szCs w:val="16"/>
+                <w:lang w:val="en-US"/>
+              </w:rPr>
+              <w:t xml:space="preserve"> </w:t>
+            </w:r>
+            <w:r>
+              <w:rPr>
+                <w:sz w:val="16"/>
+                <w:szCs w:val="16"/>
+              </w:rPr>
+              <w:t xml:space="preserve">  </w:t>
+            </w:r>
+            <w:r>
+              <w:rPr>
+                <w:sz w:val="16"/>
+                <w:szCs w:val="16"/>
+                <w:lang w:val="en-US"/>
+              </w:rPr>
+              <w:t>}}</w:t>
+            </w:r>
+            <w:r>
+              <w:rPr>
+                <w:sz w:val="16"/>
+                <w:szCs w:val="16"/>
+              </w:rPr>
+              <w:t>»</w:t>
+            </w:r>
+          </w:p>
+        </w:tc>
+        <w:tc>
+          <w:tcPr>
+            <w:tcW w:w="1701" w:type="dxa"/>
+            <w:gridSpan w:val="6"/>
+            <w:tcBorders>
+              <w:top w:val="nil"/>
+              <w:left w:val="nil"/>
+              <w:bottom w:val="single" w:sz="4" w:space="0" w:color="auto"/>
+              <w:right w:val="nil"/>
+            </w:tcBorders>
+            <w:vAlign w:val="bottom"/>
+          </w:tcPr>
+          <w:p>
+            <w:pPr>
+              <w:rPr>
+                <w:sz w:val="16"/>
+                <w:szCs w:val="16"/>
+                <w:lang w:val="en-US"/>
+              </w:rPr>
+            </w:pPr>
+            <w:proofErr w:type="gramStart"/>
+            <w:r>
+              <w:rPr>
+                <w:sz w:val="16"/>
+                <w:szCs w:val="16"/>
+                <w:lang w:val="en-US"/>
+              </w:rPr>
+              <w:t xml:space="preserve">{{ </w:t>
+            </w:r>
+            <w:proofErr w:type="spellStart"/>
+            <w:r>
+              <w:rPr>
+                <w:sz w:val="16"/>
+                <w:szCs w:val="16"/>
+              </w:rPr>
+              <w:t>b</w:t>
+            </w:r>
+            <w:proofErr w:type="gramEnd"/>
+            <w:r>
+              <w:rPr>
+                <w:sz w:val="16"/>
+                <w:szCs w:val="16"/>
+              </w:rPr>
+              <w:t>_month_name</w:t>
+            </w:r>
+            <w:proofErr w:type="spellEnd"/>
+            <w:r>
+              <w:rPr>
+                <w:sz w:val="16"/>
+                <w:szCs w:val="16"/>
                 <w:lang w:val="en-US"/>
               </w:rPr>
               <w:t xml:space="preserve"> }}</w:t>
@@ -1144,46 +1234,28 @@
         </w:tc>
         <w:tc>
           <w:tcPr>
-            <w:tcW w:w="238" w:type="dxa"/>
-            <w:vAlign w:val="bottom"/>
-          </w:tcPr>
-          <w:p>
-            <w:pPr>
-              <w:rPr>
-                <w:sz w:val="20"/>
-                <w:szCs w:val="20"/>
-              </w:rPr>
-            </w:pPr>
-            <w:r>
-              <w:rPr>
-                <w:sz w:val="20"/>
-                <w:szCs w:val="20"/>
-              </w:rPr>
-              <w:t>»</w:t>
-            </w:r>
-          </w:p>
-        </w:tc>
-        <w:tc>
-          <w:tcPr>
-            <w:tcW w:w="1284" w:type="dxa"/>
-            <w:tcBorders>
-              <w:bottom w:val="single" w:sz="4" w:space="0" w:color="auto"/>
-            </w:tcBorders>
-            <w:vAlign w:val="bottom"/>
-          </w:tcPr>
-          <w:p>
-            <w:pPr>
-              <w:jc w:val="center"/>
-              <w:rPr>
-                <w:sz w:val="20"/>
-                <w:szCs w:val="20"/>
-                <w:lang w:val="en-US"/>
-              </w:rPr>
-            </w:pPr>
-            <w:r>
-              <w:rPr>
-                <w:sz w:val="20"/>
-                <w:szCs w:val="20"/>
+            <w:tcW w:w="1275" w:type="dxa"/>
+            <w:gridSpan w:val="10"/>
+            <w:tcBorders>
+              <w:top w:val="nil"/>
+              <w:left w:val="nil"/>
+              <w:bottom w:val="single" w:sz="4" w:space="0" w:color="auto"/>
+              <w:right w:val="nil"/>
+            </w:tcBorders>
+            <w:vAlign w:val="bottom"/>
+          </w:tcPr>
+          <w:p>
+            <w:pPr>
+              <w:rPr>
+                <w:sz w:val="16"/>
+                <w:szCs w:val="16"/>
+              </w:rPr>
+            </w:pPr>
+            <w:proofErr w:type="gramStart"/>
+            <w:r>
+              <w:rPr>
+                <w:sz w:val="16"/>
+                <w:szCs w:val="16"/>
                 <w:lang w:val="en-US"/>
               </w:rPr>
               <w:t xml:space="preserve">{{ </w:t>
@@ -1191,133 +1263,120 @@
             <w:proofErr w:type="spellStart"/>
             <w:r>
               <w:rPr>
-                <w:sz w:val="20"/>
-                <w:szCs w:val="20"/>
-              </w:rPr>
-              <w:t>b_month_name</w:t>
+                <w:sz w:val="16"/>
+                <w:szCs w:val="16"/>
+                <w:lang w:val="en-US"/>
+              </w:rPr>
+              <w:t>b</w:t>
+            </w:r>
+            <w:proofErr w:type="gramEnd"/>
+            <w:r>
+              <w:rPr>
+                <w:sz w:val="16"/>
+                <w:szCs w:val="16"/>
+                <w:lang w:val="en-US"/>
+              </w:rPr>
+              <w:t>_</w:t>
+            </w:r>
+            <w:proofErr w:type="gramStart"/>
+            <w:r>
+              <w:rPr>
+                <w:sz w:val="16"/>
+                <w:szCs w:val="16"/>
+                <w:lang w:val="en-US"/>
+              </w:rPr>
+              <w:t>year</w:t>
             </w:r>
             <w:proofErr w:type="spellEnd"/>
             <w:r>
               <w:rPr>
-                <w:sz w:val="20"/>
-                <w:szCs w:val="20"/>
+                <w:sz w:val="16"/>
+                <w:szCs w:val="16"/>
+                <w:lang w:val="en-US"/>
+              </w:rPr>
+              <w:t xml:space="preserve"> }</w:t>
+            </w:r>
+            <w:proofErr w:type="gramEnd"/>
+            <w:r>
+              <w:rPr>
+                <w:sz w:val="16"/>
+                <w:szCs w:val="16"/>
+                <w:lang w:val="en-US"/>
+              </w:rPr>
+              <w:t>}</w:t>
+            </w:r>
+            <w:r>
+              <w:rPr>
+                <w:sz w:val="16"/>
+                <w:szCs w:val="16"/>
+              </w:rPr>
+              <w:t xml:space="preserve"> г.</w:t>
+            </w:r>
+          </w:p>
+        </w:tc>
+        <w:tc>
+          <w:tcPr>
+            <w:tcW w:w="2552" w:type="dxa"/>
+            <w:gridSpan w:val="7"/>
+            <w:tcBorders>
+              <w:top w:val="nil"/>
+              <w:left w:val="nil"/>
+              <w:bottom w:val="nil"/>
+              <w:right w:val="nil"/>
+            </w:tcBorders>
+            <w:vAlign w:val="bottom"/>
+          </w:tcPr>
+          <w:p>
+            <w:pPr>
+              <w:rPr>
+                <w:sz w:val="16"/>
+                <w:szCs w:val="16"/>
+                <w:lang w:val="en-US"/>
+              </w:rPr>
+            </w:pPr>
+            <w:r>
+              <w:rPr>
+                <w:sz w:val="16"/>
+                <w:szCs w:val="16"/>
+              </w:rPr>
+              <w:t xml:space="preserve">Пол: </w:t>
+            </w:r>
+            <w:proofErr w:type="gramStart"/>
+            <w:r>
+              <w:rPr>
+                <w:sz w:val="16"/>
+                <w:szCs w:val="16"/>
+                <w:lang w:val="en-US"/>
+              </w:rPr>
+              <w:t>{{ gender</w:t>
+            </w:r>
+            <w:proofErr w:type="gramEnd"/>
+            <w:r>
+              <w:rPr>
+                <w:sz w:val="16"/>
+                <w:szCs w:val="16"/>
                 <w:lang w:val="en-US"/>
               </w:rPr>
               <w:t xml:space="preserve"> }}</w:t>
             </w:r>
-          </w:p>
-        </w:tc>
-        <w:tc>
-          <w:tcPr>
-            <w:tcW w:w="112" w:type="dxa"/>
-            <w:gridSpan w:val="2"/>
-            <w:vAlign w:val="bottom"/>
-          </w:tcPr>
-          <w:p>
-            <w:pPr>
-              <w:jc w:val="center"/>
-              <w:rPr>
-                <w:sz w:val="20"/>
-                <w:szCs w:val="20"/>
-              </w:rPr>
-            </w:pPr>
-          </w:p>
-        </w:tc>
-        <w:tc>
-          <w:tcPr>
-            <w:tcW w:w="700" w:type="dxa"/>
-            <w:gridSpan w:val="3"/>
-            <w:tcBorders>
-              <w:bottom w:val="single" w:sz="4" w:space="0" w:color="auto"/>
-            </w:tcBorders>
-            <w:vAlign w:val="bottom"/>
-          </w:tcPr>
-          <w:p>
-            <w:pPr>
-              <w:jc w:val="center"/>
-              <w:rPr>
-                <w:sz w:val="20"/>
-                <w:szCs w:val="20"/>
-                <w:lang w:val="en-US"/>
-              </w:rPr>
-            </w:pPr>
-            <w:r>
-              <w:rPr>
-                <w:sz w:val="20"/>
-                <w:szCs w:val="20"/>
-                <w:lang w:val="en-US"/>
-              </w:rPr>
-              <w:t xml:space="preserve">{{ </w:t>
-            </w:r>
-            <w:proofErr w:type="spellStart"/>
-            <w:r>
-              <w:rPr>
-                <w:sz w:val="20"/>
-                <w:szCs w:val="20"/>
-                <w:lang w:val="en-US"/>
-              </w:rPr>
-              <w:t>b_year</w:t>
-            </w:r>
-            <w:proofErr w:type="spellEnd"/>
-            <w:r>
-              <w:rPr>
-                <w:sz w:val="20"/>
-                <w:szCs w:val="20"/>
-                <w:lang w:val="en-US"/>
-              </w:rPr>
-              <w:t xml:space="preserve"> }}</w:t>
-            </w:r>
-          </w:p>
-        </w:tc>
-        <w:tc>
-          <w:tcPr>
-            <w:tcW w:w="3769" w:type="dxa"/>
-            <w:gridSpan w:val="16"/>
-            <w:vAlign w:val="bottom"/>
-          </w:tcPr>
-          <w:p>
-            <w:pPr>
-              <w:rPr>
-                <w:sz w:val="20"/>
-                <w:szCs w:val="20"/>
-              </w:rPr>
-            </w:pPr>
-            <w:r>
-              <w:rPr>
-                <w:sz w:val="20"/>
-                <w:szCs w:val="20"/>
-              </w:rPr>
-              <w:t xml:space="preserve"> г. Пол: </w:t>
-            </w:r>
-            <w:r>
-              <w:rPr>
-                <w:sz w:val="20"/>
-                <w:szCs w:val="20"/>
-                <w:u w:val="single"/>
-                <w:lang w:val="en-US"/>
-              </w:rPr>
-              <w:t xml:space="preserve">     {{ gender }}      </w:t>
-            </w:r>
-            <w:r>
-              <w:rPr>
-                <w:sz w:val="20"/>
-                <w:szCs w:val="20"/>
-                <w:lang w:val="en-US"/>
-              </w:rPr>
-              <w:t xml:space="preserve">   </w:t>
-            </w:r>
-            <w:r>
-              <w:rPr>
-                <w:sz w:val="20"/>
-                <w:szCs w:val="20"/>
-                <w:lang w:val="en-US"/>
-              </w:rPr>
-              <w:t xml:space="preserve">   </w:t>
-            </w:r>
-            <w:r>
-              <w:rPr>
-                <w:sz w:val="20"/>
-                <w:szCs w:val="20"/>
+            <w:r>
+              <w:rPr>
+                <w:sz w:val="16"/>
+                <w:szCs w:val="16"/>
+              </w:rPr>
+              <w:t>.</w:t>
+            </w:r>
+            <w:r>
+              <w:rPr>
+                <w:sz w:val="16"/>
+                <w:szCs w:val="16"/>
+              </w:rPr>
+              <w:t xml:space="preserve">  </w:t>
+            </w:r>
+            <w:r>
+              <w:rPr>
+                <w:sz w:val="16"/>
+                <w:szCs w:val="16"/>
               </w:rPr>
               <w:t>Гражданство:</w:t>
             </w:r>
@@ -1325,19 +1384,22 @@
         </w:tc>
         <w:tc>
           <w:tcPr>
-            <w:tcW w:w="2156" w:type="dxa"/>
-            <w:gridSpan w:val="5"/>
-            <w:tcBorders>
-              <w:bottom w:val="single" w:sz="4" w:space="0" w:color="auto"/>
-            </w:tcBorders>
-            <w:vAlign w:val="bottom"/>
-          </w:tcPr>
-          <w:p>
-            <w:pPr>
-              <w:jc w:val="center"/>
-              <w:rPr>
-                <w:sz w:val="20"/>
-                <w:szCs w:val="20"/>
+            <w:tcW w:w="3233" w:type="dxa"/>
+            <w:gridSpan w:val="7"/>
+            <w:tcBorders>
+              <w:top w:val="nil"/>
+              <w:left w:val="nil"/>
+              <w:bottom w:val="single" w:sz="4" w:space="0" w:color="auto"/>
+              <w:right w:val="nil"/>
+            </w:tcBorders>
+            <w:vAlign w:val="bottom"/>
+          </w:tcPr>
+          <w:p>
+            <w:pPr>
+              <w:rPr>
+                <w:sz w:val="16"/>
+                <w:szCs w:val="16"/>
+                <w:lang w:val="en-US"/>
               </w:rPr>
             </w:pPr>
           </w:p>
@@ -1345,65 +1407,81 @@
       </w:tr>
       <w:tr>
         <w:trPr>
-          <w:trHeight w:val="284"/>
+          <w:gridAfter w:val="1"/>
+          <w:wAfter w:w="34" w:type="dxa"/>
         </w:trPr>
         <w:tc>
           <w:tcPr>
-            <w:tcW w:w="3500" w:type="dxa"/>
+            <w:tcW w:w="2969" w:type="dxa"/>
+            <w:gridSpan w:val="6"/>
+            <w:tcBorders>
+              <w:top w:val="nil"/>
+              <w:left w:val="nil"/>
+              <w:bottom w:val="nil"/>
+              <w:right w:val="nil"/>
+            </w:tcBorders>
+            <w:vAlign w:val="bottom"/>
+          </w:tcPr>
+          <w:p>
+            <w:pPr>
+              <w:rPr>
+                <w:sz w:val="16"/>
+                <w:szCs w:val="16"/>
+                <w:lang w:val="en-US"/>
+              </w:rPr>
+            </w:pPr>
+            <w:r>
+              <w:rPr>
+                <w:sz w:val="16"/>
+                <w:szCs w:val="16"/>
+              </w:rPr>
+              <w:t>Документ, удостоверяющий личность:</w:t>
+            </w:r>
+          </w:p>
+        </w:tc>
+        <w:tc>
+          <w:tcPr>
+            <w:tcW w:w="1276" w:type="dxa"/>
             <w:gridSpan w:val="8"/>
-            <w:tcMar>
-              <w:left w:w="0" w:type="dxa"/>
-              <w:right w:w="0" w:type="dxa"/>
-            </w:tcMar>
-            <w:vAlign w:val="bottom"/>
-          </w:tcPr>
-          <w:p>
-            <w:pPr>
-              <w:rPr>
-                <w:sz w:val="20"/>
-                <w:szCs w:val="20"/>
-              </w:rPr>
-            </w:pPr>
-            <w:r>
-              <w:rPr>
-                <w:sz w:val="20"/>
-                <w:szCs w:val="20"/>
-              </w:rPr>
-              <w:t>Документ, удостоверяющий личность:</w:t>
-            </w:r>
-          </w:p>
-        </w:tc>
-        <w:tc>
-          <w:tcPr>
-            <w:tcW w:w="2781" w:type="dxa"/>
-            <w:gridSpan w:val="14"/>
-            <w:tcBorders>
-              <w:bottom w:val="single" w:sz="4" w:space="0" w:color="auto"/>
-            </w:tcBorders>
-            <w:vAlign w:val="bottom"/>
-          </w:tcPr>
-          <w:p>
-            <w:pPr>
-              <w:jc w:val="center"/>
-              <w:rPr>
-                <w:lang w:val="en-US"/>
-              </w:rPr>
-            </w:pPr>
-            <w:r>
-              <w:rPr>
-                <w:sz w:val="20"/>
-                <w:szCs w:val="20"/>
+            <w:tcBorders>
+              <w:top w:val="nil"/>
+              <w:left w:val="nil"/>
+              <w:bottom w:val="single" w:sz="4" w:space="0" w:color="auto"/>
+              <w:right w:val="nil"/>
+            </w:tcBorders>
+            <w:vAlign w:val="bottom"/>
+          </w:tcPr>
+          <w:p>
+            <w:pPr>
+              <w:rPr>
+                <w:sz w:val="16"/>
+                <w:szCs w:val="16"/>
+                <w:lang w:val="en-US"/>
+              </w:rPr>
+            </w:pPr>
+            <w:proofErr w:type="gramStart"/>
+            <w:r>
+              <w:rPr>
+                <w:sz w:val="16"/>
+                <w:szCs w:val="16"/>
                 <w:lang w:val="en-US"/>
               </w:rPr>
               <w:t xml:space="preserve">{{ </w:t>
             </w:r>
             <w:proofErr w:type="spellStart"/>
             <w:r>
+              <w:rPr>
+                <w:sz w:val="16"/>
+                <w:szCs w:val="16"/>
+              </w:rPr>
               <w:t>passport</w:t>
             </w:r>
             <w:proofErr w:type="spellEnd"/>
-            <w:r>
-              <w:rPr>
+            <w:proofErr w:type="gramEnd"/>
+            <w:r>
+              <w:rPr>
+                <w:sz w:val="16"/>
+                <w:szCs w:val="16"/>
                 <w:lang w:val="en-US"/>
               </w:rPr>
               <w:t xml:space="preserve"> }}</w:t>
@@ -1412,47 +1490,143 @@
         </w:tc>
         <w:tc>
           <w:tcPr>
-            <w:tcW w:w="648" w:type="dxa"/>
+            <w:tcW w:w="712" w:type="dxa"/>
+            <w:gridSpan w:val="4"/>
+            <w:tcBorders>
+              <w:top w:val="nil"/>
+              <w:left w:val="nil"/>
+              <w:bottom w:val="nil"/>
+              <w:right w:val="nil"/>
+            </w:tcBorders>
+            <w:vAlign w:val="bottom"/>
+          </w:tcPr>
+          <w:p>
+            <w:pPr>
+              <w:rPr>
+                <w:sz w:val="16"/>
+                <w:szCs w:val="16"/>
+                <w:lang w:val="en-US"/>
+              </w:rPr>
+            </w:pPr>
+            <w:r>
+              <w:rPr>
+                <w:sz w:val="16"/>
+                <w:szCs w:val="16"/>
+              </w:rPr>
+              <w:t>серия</w:t>
+            </w:r>
+          </w:p>
+        </w:tc>
+        <w:tc>
+          <w:tcPr>
+            <w:tcW w:w="1137" w:type="dxa"/>
+            <w:gridSpan w:val="3"/>
+            <w:tcBorders>
+              <w:top w:val="nil"/>
+              <w:left w:val="nil"/>
+              <w:bottom w:val="single" w:sz="4" w:space="0" w:color="auto"/>
+              <w:right w:val="nil"/>
+            </w:tcBorders>
+            <w:vAlign w:val="bottom"/>
+          </w:tcPr>
+          <w:p>
+            <w:pPr>
+              <w:rPr>
+                <w:sz w:val="16"/>
+                <w:szCs w:val="16"/>
+                <w:lang w:val="en-US"/>
+              </w:rPr>
+            </w:pPr>
+            <w:proofErr w:type="gramStart"/>
+            <w:r>
+              <w:rPr>
+                <w:sz w:val="16"/>
+                <w:szCs w:val="16"/>
+                <w:lang w:val="en-US"/>
+              </w:rPr>
+              <w:t xml:space="preserve">{{ </w:t>
+            </w:r>
+            <w:proofErr w:type="spellStart"/>
+            <w:r>
+              <w:rPr>
+                <w:sz w:val="16"/>
+                <w:szCs w:val="16"/>
+              </w:rPr>
+              <w:t>p</w:t>
+            </w:r>
+            <w:proofErr w:type="gramEnd"/>
+            <w:r>
+              <w:rPr>
+                <w:sz w:val="16"/>
+                <w:szCs w:val="16"/>
+              </w:rPr>
+              <w:t>_series</w:t>
+            </w:r>
+            <w:proofErr w:type="spellEnd"/>
+            <w:r>
+              <w:rPr>
+                <w:sz w:val="16"/>
+                <w:szCs w:val="16"/>
+                <w:lang w:val="en-US"/>
+              </w:rPr>
+              <w:t xml:space="preserve"> }}</w:t>
+            </w:r>
+          </w:p>
+        </w:tc>
+        <w:tc>
+          <w:tcPr>
+            <w:tcW w:w="427" w:type="dxa"/>
             <w:gridSpan w:val="2"/>
-            <w:vAlign w:val="bottom"/>
-          </w:tcPr>
-          <w:p>
-            <w:pPr>
-              <w:rPr>
-                <w:sz w:val="20"/>
-                <w:szCs w:val="20"/>
-              </w:rPr>
-            </w:pPr>
-            <w:r>
-              <w:rPr>
-                <w:sz w:val="20"/>
-                <w:szCs w:val="20"/>
-              </w:rPr>
-              <w:t xml:space="preserve"> серия</w:t>
-            </w:r>
-          </w:p>
-        </w:tc>
-        <w:tc>
-          <w:tcPr>
-            <w:tcW w:w="1032" w:type="dxa"/>
-            <w:gridSpan w:val="3"/>
-            <w:tcBorders>
-              <w:bottom w:val="single" w:sz="4" w:space="0" w:color="auto"/>
-            </w:tcBorders>
-            <w:vAlign w:val="bottom"/>
-          </w:tcPr>
-          <w:p>
-            <w:pPr>
-              <w:jc w:val="center"/>
-              <w:rPr>
-                <w:sz w:val="20"/>
-                <w:szCs w:val="20"/>
-              </w:rPr>
-            </w:pPr>
-            <w:r>
-              <w:rPr>
-                <w:sz w:val="20"/>
-                <w:szCs w:val="20"/>
+            <w:tcBorders>
+              <w:top w:val="nil"/>
+              <w:left w:val="nil"/>
+              <w:bottom w:val="nil"/>
+              <w:right w:val="nil"/>
+            </w:tcBorders>
+            <w:vAlign w:val="bottom"/>
+          </w:tcPr>
+          <w:p>
+            <w:pPr>
+              <w:rPr>
+                <w:sz w:val="16"/>
+                <w:szCs w:val="16"/>
+                <w:lang w:val="en-US"/>
+              </w:rPr>
+            </w:pPr>
+            <w:r>
+              <w:rPr>
+                <w:sz w:val="16"/>
+                <w:szCs w:val="16"/>
+              </w:rPr>
+              <w:t>№</w:t>
+            </w:r>
+          </w:p>
+        </w:tc>
+        <w:tc>
+          <w:tcPr>
+            <w:tcW w:w="4502" w:type="dxa"/>
+            <w:gridSpan w:val="11"/>
+            <w:tcBorders>
+              <w:top w:val="nil"/>
+              <w:left w:val="nil"/>
+              <w:bottom w:val="single" w:sz="4" w:space="0" w:color="auto"/>
+              <w:right w:val="nil"/>
+            </w:tcBorders>
+            <w:vAlign w:val="bottom"/>
+          </w:tcPr>
+          <w:p>
+            <w:pPr>
+              <w:rPr>
+                <w:sz w:val="16"/>
+                <w:szCs w:val="16"/>
+                <w:lang w:val="en-US"/>
+              </w:rPr>
+            </w:pPr>
+            <w:proofErr w:type="gramStart"/>
+            <w:r>
+              <w:rPr>
+                <w:sz w:val="16"/>
+                <w:szCs w:val="16"/>
                 <w:lang w:val="en-US"/>
               </w:rPr>
               <w:t xml:space="preserve">{{ </w:t>
@@ -1460,83 +1634,24 @@
             <w:proofErr w:type="spellStart"/>
             <w:r>
               <w:rPr>
-                <w:sz w:val="20"/>
-                <w:szCs w:val="20"/>
-              </w:rPr>
-              <w:t>p_series</w:t>
+                <w:sz w:val="16"/>
+                <w:szCs w:val="16"/>
+              </w:rPr>
+              <w:t>p</w:t>
+            </w:r>
+            <w:proofErr w:type="gramEnd"/>
+            <w:r>
+              <w:rPr>
+                <w:sz w:val="16"/>
+                <w:szCs w:val="16"/>
+              </w:rPr>
+              <w:t>_number</w:t>
             </w:r>
             <w:proofErr w:type="spellEnd"/>
             <w:r>
               <w:rPr>
-                <w:sz w:val="20"/>
-                <w:szCs w:val="20"/>
-                <w:lang w:val="en-US"/>
-              </w:rPr>
-              <w:t xml:space="preserve"> }}</w:t>
-            </w:r>
-          </w:p>
-        </w:tc>
-        <w:tc>
-          <w:tcPr>
-            <w:tcW w:w="378" w:type="dxa"/>
-            <w:gridSpan w:val="2"/>
-            <w:vAlign w:val="bottom"/>
-          </w:tcPr>
-          <w:p>
-            <w:pPr>
-              <w:rPr>
-                <w:sz w:val="20"/>
-                <w:szCs w:val="20"/>
-              </w:rPr>
-            </w:pPr>
-            <w:r>
-              <w:rPr>
-                <w:sz w:val="20"/>
-                <w:szCs w:val="20"/>
-              </w:rPr>
-              <w:t xml:space="preserve"> №</w:t>
-            </w:r>
-          </w:p>
-        </w:tc>
-        <w:tc>
-          <w:tcPr>
-            <w:tcW w:w="1852" w:type="dxa"/>
-            <w:gridSpan w:val="4"/>
-            <w:tcBorders>
-              <w:bottom w:val="single" w:sz="4" w:space="0" w:color="auto"/>
-            </w:tcBorders>
-            <w:vAlign w:val="bottom"/>
-          </w:tcPr>
-          <w:p>
-            <w:pPr>
-              <w:jc w:val="center"/>
-              <w:rPr>
-                <w:sz w:val="20"/>
-                <w:szCs w:val="20"/>
-                <w:lang w:val="en-US"/>
-              </w:rPr>
-            </w:pPr>
-            <w:r>
-              <w:rPr>
-                <w:sz w:val="20"/>
-                <w:szCs w:val="20"/>
-                <w:lang w:val="en-US"/>
-              </w:rPr>
-              <w:t xml:space="preserve">{{ </w:t>
-            </w:r>
-            <w:proofErr w:type="spellStart"/>
-            <w:r>
-              <w:rPr>
-                <w:sz w:val="20"/>
-                <w:szCs w:val="20"/>
-              </w:rPr>
-              <w:t>p_number</w:t>
-            </w:r>
-            <w:proofErr w:type="spellEnd"/>
-            <w:r>
-              <w:rPr>
-                <w:sz w:val="20"/>
-                <w:szCs w:val="20"/>
+                <w:sz w:val="16"/>
+                <w:szCs w:val="16"/>
                 <w:lang w:val="en-US"/>
               </w:rPr>
               <w:t xml:space="preserve"> }}</w:t>
@@ -1546,29 +1661,33 @@
       </w:tr>
       <w:tr>
         <w:trPr>
-          <w:trHeight w:val="284"/>
+          <w:gridAfter w:val="1"/>
+          <w:wAfter w:w="34" w:type="dxa"/>
         </w:trPr>
         <w:tc>
           <w:tcPr>
-            <w:tcW w:w="1732" w:type="dxa"/>
-            <w:gridSpan w:val="4"/>
-            <w:tcMar>
-              <w:left w:w="0" w:type="dxa"/>
-              <w:right w:w="0" w:type="dxa"/>
-            </w:tcMar>
-            <w:vAlign w:val="bottom"/>
-          </w:tcPr>
-          <w:p>
-            <w:pPr>
-              <w:rPr>
-                <w:sz w:val="20"/>
-                <w:szCs w:val="20"/>
-              </w:rPr>
-            </w:pPr>
-            <w:r>
-              <w:rPr>
-                <w:sz w:val="20"/>
-                <w:szCs w:val="20"/>
+            <w:tcW w:w="1411" w:type="dxa"/>
+            <w:gridSpan w:val="2"/>
+            <w:tcBorders>
+              <w:top w:val="nil"/>
+              <w:left w:val="nil"/>
+              <w:bottom w:val="nil"/>
+              <w:right w:val="nil"/>
+            </w:tcBorders>
+            <w:vAlign w:val="bottom"/>
+          </w:tcPr>
+          <w:p>
+            <w:pPr>
+              <w:rPr>
+                <w:sz w:val="16"/>
+                <w:szCs w:val="16"/>
+                <w:lang w:val="en-US"/>
+              </w:rPr>
+            </w:pPr>
+            <w:r>
+              <w:rPr>
+                <w:sz w:val="16"/>
+                <w:szCs w:val="16"/>
               </w:rPr>
               <w:t>Номер телефона:</w:t>
             </w:r>
@@ -1576,26 +1695,29 @@
         </w:tc>
         <w:tc>
           <w:tcPr>
-            <w:tcW w:w="2702" w:type="dxa"/>
-            <w:gridSpan w:val="10"/>
-            <w:tcBorders>
-              <w:bottom w:val="single" w:sz="4" w:space="0" w:color="auto"/>
-            </w:tcBorders>
-            <w:vAlign w:val="bottom"/>
-          </w:tcPr>
-          <w:p>
-            <w:pPr>
-              <w:jc w:val="center"/>
-              <w:rPr>
-                <w:sz w:val="20"/>
-                <w:szCs w:val="20"/>
-                <w:lang w:val="en-US"/>
-              </w:rPr>
-            </w:pPr>
-            <w:r>
-              <w:rPr>
-                <w:sz w:val="20"/>
-                <w:szCs w:val="20"/>
+            <w:tcW w:w="3827" w:type="dxa"/>
+            <w:gridSpan w:val="18"/>
+            <w:tcBorders>
+              <w:top w:val="nil"/>
+              <w:left w:val="nil"/>
+              <w:bottom w:val="single" w:sz="4" w:space="0" w:color="auto"/>
+              <w:right w:val="nil"/>
+            </w:tcBorders>
+            <w:vAlign w:val="bottom"/>
+          </w:tcPr>
+          <w:p>
+            <w:pPr>
+              <w:rPr>
+                <w:sz w:val="16"/>
+                <w:szCs w:val="16"/>
+                <w:lang w:val="en-US"/>
+              </w:rPr>
+            </w:pPr>
+            <w:proofErr w:type="gramStart"/>
+            <w:r>
+              <w:rPr>
+                <w:sz w:val="16"/>
+                <w:szCs w:val="16"/>
                 <w:lang w:val="en-US"/>
               </w:rPr>
               <w:t xml:space="preserve">{{ </w:t>
@@ -1603,16 +1725,24 @@
             <w:proofErr w:type="spellStart"/>
             <w:r>
               <w:rPr>
-                <w:sz w:val="20"/>
-                <w:szCs w:val="20"/>
-              </w:rPr>
-              <w:t>phone_number</w:t>
+                <w:sz w:val="16"/>
+                <w:szCs w:val="16"/>
+              </w:rPr>
+              <w:t>phone</w:t>
+            </w:r>
+            <w:proofErr w:type="gramEnd"/>
+            <w:r>
+              <w:rPr>
+                <w:sz w:val="16"/>
+                <w:szCs w:val="16"/>
+              </w:rPr>
+              <w:t>_number</w:t>
             </w:r>
             <w:proofErr w:type="spellEnd"/>
             <w:r>
               <w:rPr>
-                <w:sz w:val="20"/>
-                <w:szCs w:val="20"/>
+                <w:sz w:val="16"/>
+                <w:szCs w:val="16"/>
                 <w:lang w:val="en-US"/>
               </w:rPr>
               <w:t xml:space="preserve"> }}</w:t>
@@ -1621,41 +1751,51 @@
         </w:tc>
         <w:tc>
           <w:tcPr>
-            <w:tcW w:w="2481" w:type="dxa"/>
-            <w:gridSpan w:val="9"/>
-            <w:vAlign w:val="bottom"/>
-          </w:tcPr>
-          <w:p>
-            <w:pPr>
-              <w:rPr>
-                <w:sz w:val="20"/>
-                <w:szCs w:val="20"/>
-              </w:rPr>
-            </w:pPr>
-            <w:r>
-              <w:rPr>
-                <w:sz w:val="20"/>
-                <w:szCs w:val="20"/>
-              </w:rPr>
-              <w:t xml:space="preserve"> Адрес электронной почты:</w:t>
-            </w:r>
-          </w:p>
-        </w:tc>
-        <w:tc>
-          <w:tcPr>
-            <w:tcW w:w="3276" w:type="dxa"/>
-            <w:gridSpan w:val="10"/>
-            <w:tcBorders>
-              <w:bottom w:val="single" w:sz="4" w:space="0" w:color="auto"/>
-            </w:tcBorders>
-            <w:vAlign w:val="bottom"/>
-          </w:tcPr>
-          <w:p>
-            <w:pPr>
-              <w:jc w:val="center"/>
-              <w:rPr>
-                <w:sz w:val="20"/>
-                <w:szCs w:val="20"/>
+            <w:tcW w:w="2127" w:type="dxa"/>
+            <w:gridSpan w:val="6"/>
+            <w:tcBorders>
+              <w:top w:val="nil"/>
+              <w:left w:val="nil"/>
+              <w:bottom w:val="nil"/>
+              <w:right w:val="nil"/>
+            </w:tcBorders>
+            <w:vAlign w:val="bottom"/>
+          </w:tcPr>
+          <w:p>
+            <w:pPr>
+              <w:rPr>
+                <w:sz w:val="16"/>
+                <w:szCs w:val="16"/>
+                <w:lang w:val="en-US"/>
+              </w:rPr>
+            </w:pPr>
+            <w:r>
+              <w:rPr>
+                <w:sz w:val="16"/>
+                <w:szCs w:val="16"/>
+              </w:rPr>
+              <w:t>Адрес электронной почты:</w:t>
+            </w:r>
+          </w:p>
+        </w:tc>
+        <w:tc>
+          <w:tcPr>
+            <w:tcW w:w="3658" w:type="dxa"/>
+            <w:gridSpan w:val="8"/>
+            <w:tcBorders>
+              <w:top w:val="nil"/>
+              <w:left w:val="nil"/>
+              <w:bottom w:val="single" w:sz="4" w:space="0" w:color="auto"/>
+              <w:right w:val="nil"/>
+            </w:tcBorders>
+            <w:vAlign w:val="bottom"/>
+          </w:tcPr>
+          <w:p>
+            <w:pPr>
+              <w:rPr>
+                <w:sz w:val="16"/>
+                <w:szCs w:val="16"/>
+                <w:lang w:val="en-US"/>
               </w:rPr>
             </w:pPr>
           </w:p>
@@ -1663,29 +1803,32 @@
       </w:tr>
       <w:tr>
         <w:trPr>
-          <w:trHeight w:val="284"/>
+          <w:gridAfter w:val="1"/>
+          <w:wAfter w:w="34" w:type="dxa"/>
         </w:trPr>
         <w:tc>
           <w:tcPr>
-            <w:tcW w:w="5851" w:type="dxa"/>
-            <w:gridSpan w:val="20"/>
-            <w:tcMar>
-              <w:left w:w="0" w:type="dxa"/>
-              <w:right w:w="0" w:type="dxa"/>
-            </w:tcMar>
-            <w:vAlign w:val="bottom"/>
-          </w:tcPr>
-          <w:p>
-            <w:pPr>
-              <w:rPr>
-                <w:sz w:val="20"/>
-                <w:szCs w:val="20"/>
-              </w:rPr>
-            </w:pPr>
-            <w:r>
-              <w:rPr>
-                <w:sz w:val="20"/>
-                <w:szCs w:val="20"/>
+            <w:tcW w:w="4813" w:type="dxa"/>
+            <w:gridSpan w:val="16"/>
+            <w:tcBorders>
+              <w:top w:val="nil"/>
+              <w:left w:val="nil"/>
+              <w:bottom w:val="nil"/>
+              <w:right w:val="nil"/>
+            </w:tcBorders>
+            <w:vAlign w:val="bottom"/>
+          </w:tcPr>
+          <w:p>
+            <w:pPr>
+              <w:rPr>
+                <w:sz w:val="16"/>
+                <w:szCs w:val="16"/>
+              </w:rPr>
+            </w:pPr>
+            <w:r>
+              <w:rPr>
+                <w:sz w:val="16"/>
+                <w:szCs w:val="16"/>
               </w:rPr>
               <w:t>Регистрация по месту жительства: субъект Российской Федерации</w:t>
             </w:r>
@@ -1693,26 +1836,28 @@
         </w:tc>
         <w:tc>
           <w:tcPr>
-            <w:tcW w:w="4340" w:type="dxa"/>
-            <w:gridSpan w:val="13"/>
-            <w:tcBorders>
-              <w:bottom w:val="single" w:sz="4" w:space="0" w:color="auto"/>
-            </w:tcBorders>
-            <w:vAlign w:val="bottom"/>
-          </w:tcPr>
-          <w:p>
-            <w:pPr>
-              <w:jc w:val="center"/>
-              <w:rPr>
-                <w:sz w:val="20"/>
-                <w:szCs w:val="20"/>
-                <w:lang w:val="en-US"/>
-              </w:rPr>
-            </w:pPr>
-            <w:r>
-              <w:rPr>
-                <w:sz w:val="20"/>
-                <w:szCs w:val="20"/>
+            <w:tcW w:w="6210" w:type="dxa"/>
+            <w:gridSpan w:val="18"/>
+            <w:tcBorders>
+              <w:top w:val="nil"/>
+              <w:left w:val="nil"/>
+              <w:bottom w:val="single" w:sz="4" w:space="0" w:color="auto"/>
+              <w:right w:val="nil"/>
+            </w:tcBorders>
+            <w:vAlign w:val="bottom"/>
+          </w:tcPr>
+          <w:p>
+            <w:pPr>
+              <w:rPr>
+                <w:sz w:val="16"/>
+                <w:szCs w:val="16"/>
+              </w:rPr>
+            </w:pPr>
+            <w:proofErr w:type="gramStart"/>
+            <w:r>
+              <w:rPr>
+                <w:sz w:val="16"/>
+                <w:szCs w:val="16"/>
                 <w:lang w:val="en-US"/>
               </w:rPr>
               <w:t xml:space="preserve">{{ </w:t>
@@ -1720,16 +1865,17 @@
             <w:proofErr w:type="spellStart"/>
             <w:r>
               <w:rPr>
-                <w:sz w:val="20"/>
-                <w:szCs w:val="20"/>
+                <w:sz w:val="16"/>
+                <w:szCs w:val="16"/>
               </w:rPr>
               <w:t>area</w:t>
             </w:r>
             <w:proofErr w:type="spellEnd"/>
-            <w:r>
-              <w:rPr>
-                <w:sz w:val="20"/>
-                <w:szCs w:val="20"/>
+            <w:proofErr w:type="gramEnd"/>
+            <w:r>
+              <w:rPr>
+                <w:sz w:val="16"/>
+                <w:szCs w:val="16"/>
                 <w:lang w:val="en-US"/>
               </w:rPr>
               <w:t xml:space="preserve"> }}</w:t>
@@ -1739,25 +1885,31 @@
       </w:tr>
       <w:tr>
         <w:trPr>
-          <w:trHeight w:val="284"/>
+          <w:gridAfter w:val="1"/>
+          <w:wAfter w:w="34" w:type="dxa"/>
         </w:trPr>
         <w:tc>
           <w:tcPr>
-            <w:tcW w:w="684" w:type="dxa"/>
-            <w:gridSpan w:val="2"/>
-            <w:vAlign w:val="bottom"/>
-          </w:tcPr>
-          <w:p>
-            <w:pPr>
-              <w:rPr>
-                <w:sz w:val="20"/>
-                <w:szCs w:val="20"/>
-              </w:rPr>
-            </w:pPr>
-            <w:r>
-              <w:rPr>
-                <w:sz w:val="20"/>
-                <w:szCs w:val="20"/>
+            <w:tcW w:w="707" w:type="dxa"/>
+            <w:tcBorders>
+              <w:top w:val="nil"/>
+              <w:left w:val="nil"/>
+              <w:bottom w:val="nil"/>
+              <w:right w:val="nil"/>
+            </w:tcBorders>
+            <w:vAlign w:val="bottom"/>
+          </w:tcPr>
+          <w:p>
+            <w:pPr>
+              <w:rPr>
+                <w:sz w:val="16"/>
+                <w:szCs w:val="16"/>
+              </w:rPr>
+            </w:pPr>
+            <w:r>
+              <w:rPr>
+                <w:sz w:val="16"/>
+                <w:szCs w:val="16"/>
               </w:rPr>
               <w:t>район</w:t>
             </w:r>
@@ -1765,26 +1917,28 @@
         </w:tc>
         <w:tc>
           <w:tcPr>
-            <w:tcW w:w="3120" w:type="dxa"/>
-            <w:gridSpan w:val="8"/>
-            <w:tcBorders>
-              <w:bottom w:val="single" w:sz="4" w:space="0" w:color="auto"/>
-            </w:tcBorders>
-            <w:vAlign w:val="bottom"/>
-          </w:tcPr>
-          <w:p>
-            <w:pPr>
-              <w:jc w:val="center"/>
-              <w:rPr>
-                <w:sz w:val="20"/>
-                <w:szCs w:val="20"/>
-                <w:lang w:val="en-US"/>
-              </w:rPr>
-            </w:pPr>
-            <w:r>
-              <w:rPr>
-                <w:sz w:val="20"/>
-                <w:szCs w:val="20"/>
+            <w:tcW w:w="3823" w:type="dxa"/>
+            <w:gridSpan w:val="14"/>
+            <w:tcBorders>
+              <w:top w:val="nil"/>
+              <w:left w:val="nil"/>
+              <w:bottom w:val="single" w:sz="4" w:space="0" w:color="auto"/>
+              <w:right w:val="nil"/>
+            </w:tcBorders>
+            <w:vAlign w:val="bottom"/>
+          </w:tcPr>
+          <w:p>
+            <w:pPr>
+              <w:rPr>
+                <w:sz w:val="16"/>
+                <w:szCs w:val="16"/>
+              </w:rPr>
+            </w:pPr>
+            <w:proofErr w:type="gramStart"/>
+            <w:r>
+              <w:rPr>
+                <w:sz w:val="16"/>
+                <w:szCs w:val="16"/>
                 <w:lang w:val="en-US"/>
               </w:rPr>
               <w:t xml:space="preserve">{{ </w:t>
@@ -1792,16 +1946,17 @@
             <w:proofErr w:type="spellStart"/>
             <w:r>
               <w:rPr>
-                <w:sz w:val="20"/>
-                <w:szCs w:val="20"/>
+                <w:sz w:val="16"/>
+                <w:szCs w:val="16"/>
               </w:rPr>
               <w:t>district</w:t>
             </w:r>
             <w:proofErr w:type="spellEnd"/>
-            <w:r>
-              <w:rPr>
-                <w:sz w:val="20"/>
-                <w:szCs w:val="20"/>
+            <w:proofErr w:type="gramEnd"/>
+            <w:r>
+              <w:rPr>
+                <w:sz w:val="16"/>
+                <w:szCs w:val="16"/>
                 <w:lang w:val="en-US"/>
               </w:rPr>
               <w:t xml:space="preserve"> }}</w:t>
@@ -1810,48 +1965,56 @@
         </w:tc>
         <w:tc>
           <w:tcPr>
-            <w:tcW w:w="1796" w:type="dxa"/>
-            <w:gridSpan w:val="9"/>
-            <w:vAlign w:val="bottom"/>
-          </w:tcPr>
-          <w:p>
-            <w:pPr>
-              <w:rPr>
-                <w:sz w:val="20"/>
-                <w:szCs w:val="20"/>
-              </w:rPr>
-            </w:pPr>
-            <w:r>
-              <w:rPr>
-                <w:sz w:val="20"/>
-                <w:szCs w:val="20"/>
-              </w:rPr>
-              <w:t xml:space="preserve"> населенный пункт</w:t>
-            </w:r>
-          </w:p>
-        </w:tc>
-        <w:tc>
-          <w:tcPr>
-            <w:tcW w:w="4591" w:type="dxa"/>
-            <w:gridSpan w:val="14"/>
-            <w:tcBorders>
-              <w:bottom w:val="single" w:sz="4" w:space="0" w:color="auto"/>
-            </w:tcBorders>
-            <w:vAlign w:val="bottom"/>
-          </w:tcPr>
-          <w:p>
-            <w:pPr>
-              <w:jc w:val="center"/>
-              <w:rPr>
-                <w:sz w:val="20"/>
-                <w:szCs w:val="20"/>
-                <w:lang w:val="en-US"/>
-              </w:rPr>
-            </w:pPr>
-            <w:r>
-              <w:rPr>
-                <w:sz w:val="20"/>
-                <w:szCs w:val="20"/>
+            <w:tcW w:w="1564" w:type="dxa"/>
+            <w:gridSpan w:val="6"/>
+            <w:tcBorders>
+              <w:top w:val="nil"/>
+              <w:left w:val="nil"/>
+              <w:bottom w:val="nil"/>
+              <w:right w:val="nil"/>
+            </w:tcBorders>
+            <w:vAlign w:val="bottom"/>
+          </w:tcPr>
+          <w:p>
+            <w:pPr>
+              <w:rPr>
+                <w:sz w:val="16"/>
+                <w:szCs w:val="16"/>
+              </w:rPr>
+            </w:pPr>
+            <w:r>
+              <w:rPr>
+                <w:sz w:val="16"/>
+                <w:szCs w:val="16"/>
+              </w:rPr>
+              <w:t>населенный пункт</w:t>
+            </w:r>
+          </w:p>
+        </w:tc>
+        <w:tc>
+          <w:tcPr>
+            <w:tcW w:w="4929" w:type="dxa"/>
+            <w:gridSpan w:val="13"/>
+            <w:tcBorders>
+              <w:top w:val="nil"/>
+              <w:left w:val="nil"/>
+              <w:bottom w:val="single" w:sz="4" w:space="0" w:color="auto"/>
+              <w:right w:val="nil"/>
+            </w:tcBorders>
+            <w:vAlign w:val="bottom"/>
+          </w:tcPr>
+          <w:p>
+            <w:pPr>
+              <w:rPr>
+                <w:sz w:val="16"/>
+                <w:szCs w:val="16"/>
+              </w:rPr>
+            </w:pPr>
+            <w:proofErr w:type="gramStart"/>
+            <w:r>
+              <w:rPr>
+                <w:sz w:val="16"/>
+                <w:szCs w:val="16"/>
                 <w:lang w:val="en-US"/>
               </w:rPr>
               <w:t xml:space="preserve">{{ </w:t>
@@ -1859,16 +2022,17 @@
             <w:proofErr w:type="spellStart"/>
             <w:r>
               <w:rPr>
-                <w:sz w:val="20"/>
-                <w:szCs w:val="20"/>
+                <w:sz w:val="16"/>
+                <w:szCs w:val="16"/>
               </w:rPr>
               <w:t>locality</w:t>
             </w:r>
             <w:proofErr w:type="spellEnd"/>
-            <w:r>
-              <w:rPr>
-                <w:sz w:val="20"/>
-                <w:szCs w:val="20"/>
+            <w:proofErr w:type="gramEnd"/>
+            <w:r>
+              <w:rPr>
+                <w:sz w:val="16"/>
+                <w:szCs w:val="16"/>
                 <w:lang w:val="en-US"/>
               </w:rPr>
               <w:t xml:space="preserve"> }}</w:t>
@@ -1878,28 +2042,31 @@
       </w:tr>
       <w:tr>
         <w:trPr>
-          <w:trHeight w:val="284"/>
+          <w:gridAfter w:val="1"/>
+          <w:wAfter w:w="34" w:type="dxa"/>
         </w:trPr>
         <w:tc>
           <w:tcPr>
-            <w:tcW w:w="643" w:type="dxa"/>
-            <w:tcMar>
-              <w:left w:w="0" w:type="dxa"/>
-              <w:right w:w="0" w:type="dxa"/>
-            </w:tcMar>
-            <w:vAlign w:val="bottom"/>
-          </w:tcPr>
-          <w:p>
-            <w:pPr>
-              <w:rPr>
-                <w:sz w:val="20"/>
-                <w:szCs w:val="20"/>
-              </w:rPr>
-            </w:pPr>
-            <w:r>
-              <w:rPr>
-                <w:sz w:val="20"/>
-                <w:szCs w:val="20"/>
+            <w:tcW w:w="707" w:type="dxa"/>
+            <w:tcBorders>
+              <w:top w:val="nil"/>
+              <w:left w:val="nil"/>
+              <w:bottom w:val="nil"/>
+              <w:right w:val="nil"/>
+            </w:tcBorders>
+            <w:vAlign w:val="bottom"/>
+          </w:tcPr>
+          <w:p>
+            <w:pPr>
+              <w:rPr>
+                <w:sz w:val="16"/>
+                <w:szCs w:val="16"/>
+              </w:rPr>
+            </w:pPr>
+            <w:r>
+              <w:rPr>
+                <w:sz w:val="16"/>
+                <w:szCs w:val="16"/>
               </w:rPr>
               <w:t>улица</w:t>
             </w:r>
@@ -1907,37 +2074,53 @@
         </w:tc>
         <w:tc>
           <w:tcPr>
-            <w:tcW w:w="4238" w:type="dxa"/>
-            <w:gridSpan w:val="15"/>
-            <w:tcBorders>
-              <w:bottom w:val="single" w:sz="4" w:space="0" w:color="auto"/>
-            </w:tcBorders>
-            <w:vAlign w:val="bottom"/>
-          </w:tcPr>
-          <w:p>
-            <w:pPr>
-              <w:jc w:val="center"/>
-            </w:pPr>
-            <w:r>
-              <w:rPr>
-                <w:sz w:val="20"/>
-                <w:szCs w:val="20"/>
+            <w:tcW w:w="2831" w:type="dxa"/>
+            <w:gridSpan w:val="7"/>
+            <w:tcBorders>
+              <w:top w:val="nil"/>
+              <w:left w:val="nil"/>
+              <w:bottom w:val="single" w:sz="4" w:space="0" w:color="auto"/>
+              <w:right w:val="nil"/>
+            </w:tcBorders>
+            <w:vAlign w:val="bottom"/>
+          </w:tcPr>
+          <w:p>
+            <w:pPr>
+              <w:rPr>
+                <w:sz w:val="16"/>
+                <w:szCs w:val="16"/>
+              </w:rPr>
+            </w:pPr>
+            <w:proofErr w:type="gramStart"/>
+            <w:r>
+              <w:rPr>
+                <w:sz w:val="16"/>
+                <w:szCs w:val="16"/>
                 <w:lang w:val="en-US"/>
               </w:rPr>
               <w:t xml:space="preserve">{{ </w:t>
             </w:r>
             <w:proofErr w:type="spellStart"/>
             <w:r>
+              <w:rPr>
+                <w:sz w:val="16"/>
+                <w:szCs w:val="16"/>
+              </w:rPr>
               <w:t>street</w:t>
             </w:r>
             <w:proofErr w:type="spellEnd"/>
-            <w:r>
+            <w:proofErr w:type="gramEnd"/>
+            <w:r>
+              <w:rPr>
+                <w:sz w:val="16"/>
+                <w:szCs w:val="16"/>
+              </w:rPr>
               <w:t xml:space="preserve"> </w:t>
             </w:r>
             <w:r>
               <w:rPr>
-                <w:sz w:val="20"/>
-                <w:szCs w:val="20"/>
+                <w:sz w:val="16"/>
+                <w:szCs w:val="16"/>
                 <w:lang w:val="en-US"/>
               </w:rPr>
               <w:t>}}</w:t>
@@ -1946,21 +2129,27 @@
         </w:tc>
         <w:tc>
           <w:tcPr>
-            <w:tcW w:w="467" w:type="dxa"/>
-            <w:vAlign w:val="bottom"/>
-          </w:tcPr>
-          <w:p>
-            <w:pPr>
-              <w:jc w:val="center"/>
-              <w:rPr>
-                <w:sz w:val="20"/>
-                <w:szCs w:val="20"/>
-              </w:rPr>
-            </w:pPr>
-            <w:r>
-              <w:rPr>
-                <w:sz w:val="20"/>
-                <w:szCs w:val="20"/>
+            <w:tcW w:w="589" w:type="dxa"/>
+            <w:gridSpan w:val="4"/>
+            <w:tcBorders>
+              <w:top w:val="nil"/>
+              <w:left w:val="nil"/>
+              <w:bottom w:val="nil"/>
+              <w:right w:val="nil"/>
+            </w:tcBorders>
+            <w:vAlign w:val="bottom"/>
+          </w:tcPr>
+          <w:p>
+            <w:pPr>
+              <w:rPr>
+                <w:sz w:val="16"/>
+                <w:szCs w:val="16"/>
+              </w:rPr>
+            </w:pPr>
+            <w:r>
+              <w:rPr>
+                <w:sz w:val="16"/>
+                <w:szCs w:val="16"/>
               </w:rPr>
               <w:t>дом</w:t>
             </w:r>
@@ -1968,37 +2157,678 @@
         </w:tc>
         <w:tc>
           <w:tcPr>
-            <w:tcW w:w="737" w:type="dxa"/>
+            <w:tcW w:w="971" w:type="dxa"/>
+            <w:gridSpan w:val="7"/>
+            <w:tcBorders>
+              <w:top w:val="nil"/>
+              <w:left w:val="nil"/>
+              <w:bottom w:val="single" w:sz="4" w:space="0" w:color="auto"/>
+              <w:right w:val="nil"/>
+            </w:tcBorders>
+            <w:vAlign w:val="bottom"/>
+          </w:tcPr>
+          <w:p>
+            <w:pPr>
+              <w:rPr>
+                <w:sz w:val="16"/>
+                <w:szCs w:val="16"/>
+              </w:rPr>
+            </w:pPr>
+            <w:proofErr w:type="gramStart"/>
+            <w:r>
+              <w:rPr>
+                <w:sz w:val="16"/>
+                <w:szCs w:val="16"/>
+                <w:lang w:val="en-US"/>
+              </w:rPr>
+              <w:t xml:space="preserve">{{ </w:t>
+            </w:r>
+            <w:proofErr w:type="spellStart"/>
+            <w:r>
+              <w:rPr>
+                <w:sz w:val="16"/>
+                <w:szCs w:val="16"/>
+              </w:rPr>
+              <w:t>home</w:t>
+            </w:r>
+            <w:proofErr w:type="spellEnd"/>
+            <w:proofErr w:type="gramEnd"/>
+            <w:r>
+              <w:rPr>
+                <w:sz w:val="16"/>
+                <w:szCs w:val="16"/>
+              </w:rPr>
+              <w:t xml:space="preserve"> </w:t>
+            </w:r>
+            <w:r>
+              <w:rPr>
+                <w:sz w:val="16"/>
+                <w:szCs w:val="16"/>
+                <w:lang w:val="en-US"/>
+              </w:rPr>
+              <w:t>}}</w:t>
+            </w:r>
+          </w:p>
+        </w:tc>
+        <w:tc>
+          <w:tcPr>
+            <w:tcW w:w="1423" w:type="dxa"/>
             <w:gridSpan w:val="4"/>
             <w:tcBorders>
-              <w:bottom w:val="single" w:sz="4" w:space="0" w:color="auto"/>
-            </w:tcBorders>
-            <w:vAlign w:val="bottom"/>
-          </w:tcPr>
-          <w:p>
-            <w:pPr>
-              <w:jc w:val="center"/>
-            </w:pPr>
-            <w:r>
-              <w:rPr>
-                <w:sz w:val="20"/>
-                <w:szCs w:val="20"/>
+              <w:top w:val="nil"/>
+              <w:left w:val="nil"/>
+              <w:bottom w:val="nil"/>
+              <w:right w:val="nil"/>
+            </w:tcBorders>
+            <w:vAlign w:val="bottom"/>
+          </w:tcPr>
+          <w:p>
+            <w:pPr>
+              <w:rPr>
+                <w:sz w:val="16"/>
+                <w:szCs w:val="16"/>
+              </w:rPr>
+            </w:pPr>
+            <w:r>
+              <w:rPr>
+                <w:sz w:val="16"/>
+                <w:szCs w:val="16"/>
+              </w:rPr>
+              <w:t>строение/корпус</w:t>
+            </w:r>
+          </w:p>
+        </w:tc>
+        <w:tc>
+          <w:tcPr>
+            <w:tcW w:w="1745" w:type="dxa"/>
+            <w:gridSpan w:val="5"/>
+            <w:tcBorders>
+              <w:top w:val="nil"/>
+              <w:left w:val="nil"/>
+              <w:bottom w:val="single" w:sz="4" w:space="0" w:color="auto"/>
+              <w:right w:val="nil"/>
+            </w:tcBorders>
+            <w:vAlign w:val="bottom"/>
+          </w:tcPr>
+          <w:p>
+            <w:pPr>
+              <w:rPr>
+                <w:sz w:val="16"/>
+                <w:szCs w:val="16"/>
+              </w:rPr>
+            </w:pPr>
+            <w:proofErr w:type="gramStart"/>
+            <w:r>
+              <w:rPr>
+                <w:sz w:val="16"/>
+                <w:szCs w:val="16"/>
                 <w:lang w:val="en-US"/>
               </w:rPr>
               <w:t xml:space="preserve">{{ </w:t>
             </w:r>
             <w:proofErr w:type="spellStart"/>
             <w:r>
+              <w:rPr>
+                <w:sz w:val="16"/>
+                <w:szCs w:val="16"/>
+              </w:rPr>
+              <w:t>building</w:t>
+            </w:r>
+            <w:proofErr w:type="spellEnd"/>
+            <w:proofErr w:type="gramEnd"/>
+            <w:r>
+              <w:rPr>
+                <w:sz w:val="16"/>
+                <w:szCs w:val="16"/>
+              </w:rPr>
+              <w:t xml:space="preserve"> </w:t>
+            </w:r>
+            <w:r>
+              <w:rPr>
+                <w:sz w:val="16"/>
+                <w:szCs w:val="16"/>
+                <w:lang w:val="en-US"/>
+              </w:rPr>
+              <w:t>}}</w:t>
+            </w:r>
+          </w:p>
+        </w:tc>
+        <w:tc>
+          <w:tcPr>
+            <w:tcW w:w="949" w:type="dxa"/>
+            <w:gridSpan w:val="4"/>
+            <w:tcBorders>
+              <w:top w:val="nil"/>
+              <w:left w:val="nil"/>
+              <w:bottom w:val="nil"/>
+              <w:right w:val="nil"/>
+            </w:tcBorders>
+            <w:vAlign w:val="bottom"/>
+          </w:tcPr>
+          <w:p>
+            <w:pPr>
+              <w:rPr>
+                <w:sz w:val="16"/>
+                <w:szCs w:val="16"/>
+              </w:rPr>
+            </w:pPr>
+            <w:r>
+              <w:rPr>
+                <w:sz w:val="16"/>
+                <w:szCs w:val="16"/>
+              </w:rPr>
+              <w:t>квартира</w:t>
+            </w:r>
+          </w:p>
+        </w:tc>
+        <w:tc>
+          <w:tcPr>
+            <w:tcW w:w="1808" w:type="dxa"/>
+            <w:gridSpan w:val="2"/>
+            <w:tcBorders>
+              <w:top w:val="nil"/>
+              <w:left w:val="nil"/>
+              <w:bottom w:val="single" w:sz="4" w:space="0" w:color="auto"/>
+              <w:right w:val="nil"/>
+            </w:tcBorders>
+            <w:vAlign w:val="bottom"/>
+          </w:tcPr>
+          <w:p>
+            <w:pPr>
+              <w:rPr>
+                <w:sz w:val="16"/>
+                <w:szCs w:val="16"/>
+              </w:rPr>
+            </w:pPr>
+            <w:proofErr w:type="gramStart"/>
+            <w:r>
+              <w:rPr>
+                <w:sz w:val="16"/>
+                <w:szCs w:val="16"/>
+                <w:lang w:val="en-US"/>
+              </w:rPr>
+              <w:t xml:space="preserve">{{ </w:t>
+            </w:r>
+            <w:proofErr w:type="spellStart"/>
+            <w:r>
+              <w:rPr>
+                <w:sz w:val="16"/>
+                <w:szCs w:val="16"/>
+              </w:rPr>
+              <w:t>apartment</w:t>
+            </w:r>
+            <w:proofErr w:type="spellEnd"/>
+            <w:proofErr w:type="gramEnd"/>
+            <w:r>
+              <w:rPr>
+                <w:sz w:val="16"/>
+                <w:szCs w:val="16"/>
+                <w:lang w:val="en-US"/>
+              </w:rPr>
+              <w:t xml:space="preserve"> }}</w:t>
+            </w:r>
+          </w:p>
+        </w:tc>
+      </w:tr>
+      <w:tr>
+        <w:trPr>
+          <w:gridAfter w:val="1"/>
+          <w:wAfter w:w="34" w:type="dxa"/>
+        </w:trPr>
+        <w:tc>
+          <w:tcPr>
+            <w:tcW w:w="4813" w:type="dxa"/>
+            <w:gridSpan w:val="16"/>
+            <w:tcBorders>
+              <w:top w:val="nil"/>
+              <w:left w:val="nil"/>
+              <w:bottom w:val="nil"/>
+              <w:right w:val="nil"/>
+            </w:tcBorders>
+            <w:vAlign w:val="bottom"/>
+          </w:tcPr>
+          <w:p>
+            <w:pPr>
+              <w:rPr>
+                <w:sz w:val="16"/>
+                <w:szCs w:val="16"/>
+              </w:rPr>
+            </w:pPr>
+            <w:r>
+              <w:rPr>
+                <w:sz w:val="16"/>
+                <w:szCs w:val="16"/>
+              </w:rPr>
+              <w:t>Местность: городская — 1, сельская — 2</w:t>
+            </w:r>
+          </w:p>
+        </w:tc>
+        <w:tc>
+          <w:tcPr>
+            <w:tcW w:w="6210" w:type="dxa"/>
+            <w:gridSpan w:val="18"/>
+            <w:tcBorders>
+              <w:top w:val="nil"/>
+              <w:left w:val="nil"/>
+              <w:bottom w:val="nil"/>
+              <w:right w:val="nil"/>
+            </w:tcBorders>
+            <w:vAlign w:val="bottom"/>
+          </w:tcPr>
+          <w:p>
+            <w:pPr>
+              <w:rPr>
+                <w:sz w:val="16"/>
+                <w:szCs w:val="16"/>
+                <w:lang w:val="en-US"/>
+              </w:rPr>
+            </w:pPr>
+          </w:p>
+        </w:tc>
+      </w:tr>
+      <w:tr>
+        <w:trPr>
+          <w:gridAfter w:val="1"/>
+          <w:wAfter w:w="34" w:type="dxa"/>
+        </w:trPr>
+        <w:tc>
+          <w:tcPr>
+            <w:tcW w:w="4813" w:type="dxa"/>
+            <w:gridSpan w:val="16"/>
+            <w:tcBorders>
+              <w:top w:val="nil"/>
+              <w:left w:val="nil"/>
+              <w:bottom w:val="nil"/>
+              <w:right w:val="nil"/>
+            </w:tcBorders>
+            <w:vAlign w:val="bottom"/>
+          </w:tcPr>
+          <w:p>
+            <w:pPr>
+              <w:rPr>
+                <w:sz w:val="16"/>
+                <w:szCs w:val="16"/>
+              </w:rPr>
+            </w:pPr>
+            <w:r>
+              <w:rPr>
+                <w:sz w:val="16"/>
+                <w:szCs w:val="16"/>
+              </w:rPr>
+              <w:t>Регистрация по месту пребывания: субъект Российской Федерации</w:t>
+            </w:r>
+          </w:p>
+        </w:tc>
+        <w:tc>
+          <w:tcPr>
+            <w:tcW w:w="6210" w:type="dxa"/>
+            <w:gridSpan w:val="18"/>
+            <w:tcBorders>
+              <w:top w:val="nil"/>
+              <w:left w:val="nil"/>
+              <w:bottom w:val="single" w:sz="4" w:space="0" w:color="auto"/>
+              <w:right w:val="nil"/>
+            </w:tcBorders>
+            <w:vAlign w:val="bottom"/>
+          </w:tcPr>
+          <w:p>
+            <w:pPr>
+              <w:rPr>
+                <w:sz w:val="16"/>
+                <w:szCs w:val="16"/>
+              </w:rPr>
+            </w:pPr>
+            <w:proofErr w:type="gramStart"/>
+            <w:r>
+              <w:rPr>
+                <w:sz w:val="16"/>
+                <w:szCs w:val="16"/>
+                <w:lang w:val="en-US"/>
+              </w:rPr>
+              <w:t xml:space="preserve">{{ </w:t>
+            </w:r>
+            <w:proofErr w:type="spellStart"/>
+            <w:r>
+              <w:rPr>
+                <w:sz w:val="16"/>
+                <w:szCs w:val="16"/>
+              </w:rPr>
+              <w:t>area</w:t>
+            </w:r>
+            <w:proofErr w:type="spellEnd"/>
+            <w:proofErr w:type="gramEnd"/>
+            <w:r>
+              <w:rPr>
+                <w:sz w:val="16"/>
+                <w:szCs w:val="16"/>
+                <w:lang w:val="en-US"/>
+              </w:rPr>
+              <w:t xml:space="preserve"> }}</w:t>
+            </w:r>
+          </w:p>
+        </w:tc>
+      </w:tr>
+      <w:tr>
+        <w:trPr>
+          <w:gridAfter w:val="1"/>
+          <w:wAfter w:w="34" w:type="dxa"/>
+        </w:trPr>
+        <w:tc>
+          <w:tcPr>
+            <w:tcW w:w="707" w:type="dxa"/>
+            <w:tcBorders>
+              <w:top w:val="nil"/>
+              <w:left w:val="nil"/>
+              <w:bottom w:val="nil"/>
+              <w:right w:val="nil"/>
+            </w:tcBorders>
+            <w:vAlign w:val="bottom"/>
+          </w:tcPr>
+          <w:p>
+            <w:pPr>
+              <w:rPr>
+                <w:sz w:val="16"/>
+                <w:szCs w:val="16"/>
+              </w:rPr>
+            </w:pPr>
+            <w:r>
+              <w:rPr>
+                <w:sz w:val="16"/>
+                <w:szCs w:val="16"/>
+              </w:rPr>
+              <w:t>район</w:t>
+            </w:r>
+          </w:p>
+        </w:tc>
+        <w:tc>
+          <w:tcPr>
+            <w:tcW w:w="3823" w:type="dxa"/>
+            <w:gridSpan w:val="14"/>
+            <w:tcBorders>
+              <w:top w:val="nil"/>
+              <w:left w:val="nil"/>
+              <w:bottom w:val="single" w:sz="4" w:space="0" w:color="auto"/>
+              <w:right w:val="nil"/>
+            </w:tcBorders>
+            <w:vAlign w:val="bottom"/>
+          </w:tcPr>
+          <w:p>
+            <w:pPr>
+              <w:rPr>
+                <w:sz w:val="16"/>
+                <w:szCs w:val="16"/>
+              </w:rPr>
+            </w:pPr>
+            <w:proofErr w:type="gramStart"/>
+            <w:r>
+              <w:rPr>
+                <w:sz w:val="16"/>
+                <w:szCs w:val="16"/>
+                <w:lang w:val="en-US"/>
+              </w:rPr>
+              <w:t xml:space="preserve">{{ </w:t>
+            </w:r>
+            <w:proofErr w:type="spellStart"/>
+            <w:r>
+              <w:rPr>
+                <w:sz w:val="16"/>
+                <w:szCs w:val="16"/>
+              </w:rPr>
+              <w:t>district</w:t>
+            </w:r>
+            <w:proofErr w:type="spellEnd"/>
+            <w:proofErr w:type="gramEnd"/>
+            <w:r>
+              <w:rPr>
+                <w:sz w:val="16"/>
+                <w:szCs w:val="16"/>
+                <w:lang w:val="en-US"/>
+              </w:rPr>
+              <w:t xml:space="preserve"> }}</w:t>
+            </w:r>
+          </w:p>
+        </w:tc>
+        <w:tc>
+          <w:tcPr>
+            <w:tcW w:w="1564" w:type="dxa"/>
+            <w:gridSpan w:val="6"/>
+            <w:tcBorders>
+              <w:top w:val="nil"/>
+              <w:left w:val="nil"/>
+              <w:bottom w:val="nil"/>
+              <w:right w:val="nil"/>
+            </w:tcBorders>
+            <w:vAlign w:val="bottom"/>
+          </w:tcPr>
+          <w:p>
+            <w:pPr>
+              <w:rPr>
+                <w:sz w:val="16"/>
+                <w:szCs w:val="16"/>
+              </w:rPr>
+            </w:pPr>
+            <w:r>
+              <w:rPr>
+                <w:sz w:val="16"/>
+                <w:szCs w:val="16"/>
+              </w:rPr>
+              <w:t>населенный пункт</w:t>
+            </w:r>
+          </w:p>
+        </w:tc>
+        <w:tc>
+          <w:tcPr>
+            <w:tcW w:w="4929" w:type="dxa"/>
+            <w:gridSpan w:val="13"/>
+            <w:tcBorders>
+              <w:top w:val="nil"/>
+              <w:left w:val="nil"/>
+              <w:bottom w:val="single" w:sz="4" w:space="0" w:color="auto"/>
+              <w:right w:val="nil"/>
+            </w:tcBorders>
+            <w:vAlign w:val="bottom"/>
+          </w:tcPr>
+          <w:p>
+            <w:pPr>
+              <w:rPr>
+                <w:sz w:val="16"/>
+                <w:szCs w:val="16"/>
+              </w:rPr>
+            </w:pPr>
+            <w:proofErr w:type="gramStart"/>
+            <w:r>
+              <w:rPr>
+                <w:sz w:val="16"/>
+                <w:szCs w:val="16"/>
+                <w:lang w:val="en-US"/>
+              </w:rPr>
+              <w:t xml:space="preserve">{{ </w:t>
+            </w:r>
+            <w:proofErr w:type="spellStart"/>
+            <w:r>
+              <w:rPr>
+                <w:sz w:val="16"/>
+                <w:szCs w:val="16"/>
+              </w:rPr>
+              <w:t>locality</w:t>
+            </w:r>
+            <w:proofErr w:type="spellEnd"/>
+            <w:proofErr w:type="gramEnd"/>
+            <w:r>
+              <w:rPr>
+                <w:sz w:val="16"/>
+                <w:szCs w:val="16"/>
+                <w:lang w:val="en-US"/>
+              </w:rPr>
+              <w:t xml:space="preserve"> }}</w:t>
+            </w:r>
+          </w:p>
+        </w:tc>
+      </w:tr>
+      <w:tr>
+        <w:trPr>
+          <w:gridAfter w:val="1"/>
+          <w:wAfter w:w="34" w:type="dxa"/>
+        </w:trPr>
+        <w:tc>
+          <w:tcPr>
+            <w:tcW w:w="707" w:type="dxa"/>
+            <w:tcBorders>
+              <w:top w:val="nil"/>
+              <w:left w:val="nil"/>
+              <w:bottom w:val="nil"/>
+              <w:right w:val="nil"/>
+            </w:tcBorders>
+            <w:vAlign w:val="bottom"/>
+          </w:tcPr>
+          <w:p>
+            <w:pPr>
+              <w:rPr>
+                <w:sz w:val="16"/>
+                <w:szCs w:val="16"/>
+              </w:rPr>
+            </w:pPr>
+            <w:r>
+              <w:rPr>
+                <w:sz w:val="16"/>
+                <w:szCs w:val="16"/>
+              </w:rPr>
+              <w:t>улица</w:t>
+            </w:r>
+          </w:p>
+        </w:tc>
+        <w:tc>
+          <w:tcPr>
+            <w:tcW w:w="2831" w:type="dxa"/>
+            <w:gridSpan w:val="7"/>
+            <w:tcBorders>
+              <w:top w:val="nil"/>
+              <w:left w:val="nil"/>
+              <w:bottom w:val="single" w:sz="4" w:space="0" w:color="auto"/>
+              <w:right w:val="nil"/>
+            </w:tcBorders>
+            <w:vAlign w:val="bottom"/>
+          </w:tcPr>
+          <w:p>
+            <w:pPr>
+              <w:rPr>
+                <w:sz w:val="16"/>
+                <w:szCs w:val="16"/>
+              </w:rPr>
+            </w:pPr>
+            <w:proofErr w:type="gramStart"/>
+            <w:r>
+              <w:rPr>
+                <w:sz w:val="16"/>
+                <w:szCs w:val="16"/>
+                <w:lang w:val="en-US"/>
+              </w:rPr>
+              <w:t xml:space="preserve">{{ </w:t>
+            </w:r>
+            <w:proofErr w:type="spellStart"/>
+            <w:r>
+              <w:rPr>
+                <w:sz w:val="16"/>
+                <w:szCs w:val="16"/>
+              </w:rPr>
+              <w:t>street</w:t>
+            </w:r>
+            <w:proofErr w:type="spellEnd"/>
+            <w:proofErr w:type="gramEnd"/>
+            <w:r>
+              <w:rPr>
+                <w:sz w:val="16"/>
+                <w:szCs w:val="16"/>
+              </w:rPr>
+              <w:t xml:space="preserve"> </w:t>
+            </w:r>
+            <w:r>
+              <w:rPr>
+                <w:sz w:val="16"/>
+                <w:szCs w:val="16"/>
+                <w:lang w:val="en-US"/>
+              </w:rPr>
+              <w:t>}}</w:t>
+            </w:r>
+          </w:p>
+        </w:tc>
+        <w:tc>
+          <w:tcPr>
+            <w:tcW w:w="589" w:type="dxa"/>
+            <w:gridSpan w:val="4"/>
+            <w:tcBorders>
+              <w:top w:val="nil"/>
+              <w:left w:val="nil"/>
+              <w:bottom w:val="nil"/>
+              <w:right w:val="nil"/>
+            </w:tcBorders>
+            <w:vAlign w:val="bottom"/>
+          </w:tcPr>
+          <w:p>
+            <w:pPr>
+              <w:rPr>
+                <w:sz w:val="16"/>
+                <w:szCs w:val="16"/>
+              </w:rPr>
+            </w:pPr>
+            <w:r>
+              <w:rPr>
+                <w:sz w:val="16"/>
+                <w:szCs w:val="16"/>
+              </w:rPr>
+              <w:t>дом</w:t>
+            </w:r>
+          </w:p>
+        </w:tc>
+        <w:tc>
+          <w:tcPr>
+            <w:tcW w:w="971" w:type="dxa"/>
+            <w:gridSpan w:val="7"/>
+            <w:tcBorders>
+              <w:top w:val="nil"/>
+              <w:left w:val="nil"/>
+              <w:bottom w:val="single" w:sz="4" w:space="0" w:color="auto"/>
+              <w:right w:val="nil"/>
+            </w:tcBorders>
+            <w:vAlign w:val="bottom"/>
+          </w:tcPr>
+          <w:p>
+            <w:pPr>
+              <w:rPr>
+                <w:sz w:val="16"/>
+                <w:szCs w:val="16"/>
+              </w:rPr>
+            </w:pPr>
+            <w:proofErr w:type="gramStart"/>
+            <w:r>
+              <w:rPr>
+                <w:sz w:val="16"/>
+                <w:szCs w:val="16"/>
+                <w:lang w:val="en-US"/>
+              </w:rPr>
+              <w:t xml:space="preserve">{{ </w:t>
+            </w:r>
+            <w:proofErr w:type="spellStart"/>
+            <w:r>
+              <w:rPr>
+                <w:sz w:val="16"/>
+                <w:szCs w:val="16"/>
+              </w:rPr>
               <w:t>home</w:t>
             </w:r>
             <w:proofErr w:type="spellEnd"/>
-            <w:r>
+            <w:proofErr w:type="gramEnd"/>
+            <w:r>
+              <w:rPr>
+                <w:sz w:val="16"/>
+                <w:szCs w:val="16"/>
+              </w:rPr>
               <w:t xml:space="preserve"> </w:t>
             </w:r>
             <w:r>
               <w:rPr>
-                <w:sz w:val="20"/>
-                <w:szCs w:val="20"/>
+                <w:sz w:val="16"/>
+                <w:szCs w:val="16"/>
                 <w:lang w:val="en-US"/>
               </w:rPr>
               <w:t>}}</w:t>
@@ -2007,1393 +2837,1010 @@
         </w:tc>
         <w:tc>
           <w:tcPr>
-            <w:tcW w:w="1600" w:type="dxa"/>
+            <w:tcW w:w="1423" w:type="dxa"/>
+            <w:gridSpan w:val="4"/>
+            <w:tcBorders>
+              <w:top w:val="nil"/>
+              <w:left w:val="nil"/>
+              <w:bottom w:val="nil"/>
+              <w:right w:val="nil"/>
+            </w:tcBorders>
+            <w:vAlign w:val="bottom"/>
+          </w:tcPr>
+          <w:p>
+            <w:pPr>
+              <w:rPr>
+                <w:sz w:val="16"/>
+                <w:szCs w:val="16"/>
+              </w:rPr>
+            </w:pPr>
+            <w:r>
+              <w:rPr>
+                <w:sz w:val="16"/>
+                <w:szCs w:val="16"/>
+              </w:rPr>
+              <w:t>строение/корпус</w:t>
+            </w:r>
+          </w:p>
+        </w:tc>
+        <w:tc>
+          <w:tcPr>
+            <w:tcW w:w="1745" w:type="dxa"/>
             <w:gridSpan w:val="5"/>
-            <w:vAlign w:val="bottom"/>
-          </w:tcPr>
-          <w:p>
-            <w:pPr>
-              <w:jc w:val="center"/>
-              <w:rPr>
-                <w:sz w:val="20"/>
-                <w:szCs w:val="20"/>
-              </w:rPr>
-            </w:pPr>
-            <w:r>
-              <w:rPr>
-                <w:sz w:val="20"/>
-                <w:szCs w:val="20"/>
-              </w:rPr>
-              <w:t>строение/корпус</w:t>
-            </w:r>
-          </w:p>
-        </w:tc>
-        <w:tc>
-          <w:tcPr>
-            <w:tcW w:w="780" w:type="dxa"/>
+            <w:tcBorders>
+              <w:top w:val="nil"/>
+              <w:left w:val="nil"/>
+              <w:bottom w:val="single" w:sz="4" w:space="0" w:color="auto"/>
+              <w:right w:val="nil"/>
+            </w:tcBorders>
+            <w:vAlign w:val="bottom"/>
+          </w:tcPr>
+          <w:p>
+            <w:pPr>
+              <w:rPr>
+                <w:sz w:val="16"/>
+                <w:szCs w:val="16"/>
+              </w:rPr>
+            </w:pPr>
+            <w:proofErr w:type="gramStart"/>
+            <w:r>
+              <w:rPr>
+                <w:sz w:val="16"/>
+                <w:szCs w:val="16"/>
+                <w:lang w:val="en-US"/>
+              </w:rPr>
+              <w:t xml:space="preserve">{{ </w:t>
+            </w:r>
+            <w:proofErr w:type="spellStart"/>
+            <w:r>
+              <w:rPr>
+                <w:sz w:val="16"/>
+                <w:szCs w:val="16"/>
+              </w:rPr>
+              <w:t>building</w:t>
+            </w:r>
+            <w:proofErr w:type="spellEnd"/>
+            <w:proofErr w:type="gramEnd"/>
+            <w:r>
+              <w:rPr>
+                <w:sz w:val="16"/>
+                <w:szCs w:val="16"/>
+              </w:rPr>
+              <w:t xml:space="preserve"> </w:t>
+            </w:r>
+            <w:r>
+              <w:rPr>
+                <w:sz w:val="16"/>
+                <w:szCs w:val="16"/>
+                <w:lang w:val="en-US"/>
+              </w:rPr>
+              <w:t>}}</w:t>
+            </w:r>
+          </w:p>
+        </w:tc>
+        <w:tc>
+          <w:tcPr>
+            <w:tcW w:w="949" w:type="dxa"/>
             <w:gridSpan w:val="4"/>
             <w:tcBorders>
-              <w:bottom w:val="single" w:sz="4" w:space="0" w:color="auto"/>
-            </w:tcBorders>
-            <w:vAlign w:val="bottom"/>
-          </w:tcPr>
-          <w:p>
-            <w:pPr>
-              <w:jc w:val="center"/>
-            </w:pPr>
-            <w:r>
-              <w:rPr>
-                <w:sz w:val="20"/>
-                <w:szCs w:val="20"/>
+              <w:top w:val="nil"/>
+              <w:left w:val="nil"/>
+              <w:bottom w:val="nil"/>
+              <w:right w:val="nil"/>
+            </w:tcBorders>
+            <w:vAlign w:val="bottom"/>
+          </w:tcPr>
+          <w:p>
+            <w:pPr>
+              <w:rPr>
+                <w:sz w:val="16"/>
+                <w:szCs w:val="16"/>
+              </w:rPr>
+            </w:pPr>
+            <w:r>
+              <w:rPr>
+                <w:sz w:val="16"/>
+                <w:szCs w:val="16"/>
+              </w:rPr>
+              <w:t>квартира</w:t>
+            </w:r>
+          </w:p>
+        </w:tc>
+        <w:tc>
+          <w:tcPr>
+            <w:tcW w:w="1808" w:type="dxa"/>
+            <w:gridSpan w:val="2"/>
+            <w:tcBorders>
+              <w:top w:val="nil"/>
+              <w:left w:val="nil"/>
+              <w:bottom w:val="single" w:sz="4" w:space="0" w:color="auto"/>
+              <w:right w:val="nil"/>
+            </w:tcBorders>
+            <w:vAlign w:val="bottom"/>
+          </w:tcPr>
+          <w:p>
+            <w:pPr>
+              <w:rPr>
+                <w:sz w:val="16"/>
+                <w:szCs w:val="16"/>
+              </w:rPr>
+            </w:pPr>
+            <w:proofErr w:type="gramStart"/>
+            <w:r>
+              <w:rPr>
+                <w:sz w:val="16"/>
+                <w:szCs w:val="16"/>
                 <w:lang w:val="en-US"/>
               </w:rPr>
               <w:t xml:space="preserve">{{ </w:t>
             </w:r>
             <w:proofErr w:type="spellStart"/>
             <w:r>
-              <w:t>building</w:t>
+              <w:rPr>
+                <w:sz w:val="16"/>
+                <w:szCs w:val="16"/>
+              </w:rPr>
+              <w:t>apartment</w:t>
             </w:r>
             <w:proofErr w:type="spellEnd"/>
-            <w:r>
+            <w:proofErr w:type="gramEnd"/>
+            <w:r>
+              <w:rPr>
+                <w:sz w:val="16"/>
+                <w:szCs w:val="16"/>
+                <w:lang w:val="en-US"/>
+              </w:rPr>
+              <w:t xml:space="preserve"> }}</w:t>
+            </w:r>
+          </w:p>
+        </w:tc>
+      </w:tr>
+      <w:tr>
+        <w:trPr>
+          <w:gridAfter w:val="1"/>
+          <w:wAfter w:w="34" w:type="dxa"/>
+        </w:trPr>
+        <w:tc>
+          <w:tcPr>
+            <w:tcW w:w="4813" w:type="dxa"/>
+            <w:gridSpan w:val="16"/>
+            <w:tcBorders>
+              <w:top w:val="nil"/>
+              <w:left w:val="nil"/>
+              <w:bottom w:val="nil"/>
+              <w:right w:val="nil"/>
+            </w:tcBorders>
+            <w:vAlign w:val="bottom"/>
+          </w:tcPr>
+          <w:p>
+            <w:pPr>
+              <w:rPr>
+                <w:sz w:val="16"/>
+                <w:szCs w:val="16"/>
+              </w:rPr>
+            </w:pPr>
+            <w:r>
+              <w:rPr>
+                <w:sz w:val="16"/>
+                <w:szCs w:val="16"/>
+              </w:rPr>
+              <w:t>Местность: городская — 1, сельская — 2</w:t>
+            </w:r>
+          </w:p>
+        </w:tc>
+        <w:tc>
+          <w:tcPr>
+            <w:tcW w:w="6210" w:type="dxa"/>
+            <w:gridSpan w:val="18"/>
+            <w:tcBorders>
+              <w:top w:val="nil"/>
+              <w:left w:val="nil"/>
+              <w:bottom w:val="single" w:sz="4" w:space="0" w:color="auto"/>
+              <w:right w:val="nil"/>
+            </w:tcBorders>
+            <w:vAlign w:val="bottom"/>
+          </w:tcPr>
+          <w:p>
+            <w:pPr>
+              <w:rPr>
+                <w:sz w:val="16"/>
+                <w:szCs w:val="16"/>
+                <w:lang w:val="en-US"/>
+              </w:rPr>
+            </w:pPr>
+          </w:p>
+        </w:tc>
+      </w:tr>
+      <w:tr>
+        <w:trPr>
+          <w:gridAfter w:val="1"/>
+          <w:wAfter w:w="34" w:type="dxa"/>
+        </w:trPr>
+        <w:tc>
+          <w:tcPr>
+            <w:tcW w:w="4106" w:type="dxa"/>
+            <w:gridSpan w:val="11"/>
+            <w:tcBorders>
+              <w:top w:val="nil"/>
+              <w:left w:val="nil"/>
+              <w:bottom w:val="nil"/>
+              <w:right w:val="nil"/>
+            </w:tcBorders>
+            <w:vAlign w:val="bottom"/>
+          </w:tcPr>
+          <w:p>
+            <w:pPr>
+              <w:rPr>
+                <w:sz w:val="16"/>
+                <w:szCs w:val="16"/>
+                <w:lang w:val="en-US"/>
+              </w:rPr>
+            </w:pPr>
+            <w:r>
+              <w:rPr>
+                <w:sz w:val="16"/>
+                <w:szCs w:val="16"/>
+              </w:rPr>
+              <w:t>Полис обязательного медицинского страхования:</w:t>
+            </w:r>
+          </w:p>
+        </w:tc>
+        <w:tc>
+          <w:tcPr>
+            <w:tcW w:w="6917" w:type="dxa"/>
+            <w:gridSpan w:val="23"/>
+            <w:tcBorders>
+              <w:top w:val="nil"/>
+              <w:left w:val="nil"/>
+              <w:bottom w:val="single" w:sz="4" w:space="0" w:color="auto"/>
+              <w:right w:val="nil"/>
+            </w:tcBorders>
+            <w:vAlign w:val="bottom"/>
+          </w:tcPr>
+          <w:p>
+            <w:pPr>
+              <w:rPr>
+                <w:sz w:val="16"/>
+                <w:szCs w:val="16"/>
+                <w:lang w:val="en-US"/>
+              </w:rPr>
+            </w:pPr>
+          </w:p>
+        </w:tc>
+      </w:tr>
+      <w:tr>
+        <w:trPr>
+          <w:gridAfter w:val="1"/>
+          <w:wAfter w:w="34" w:type="dxa"/>
+        </w:trPr>
+        <w:tc>
+          <w:tcPr>
+            <w:tcW w:w="4957" w:type="dxa"/>
+            <w:gridSpan w:val="18"/>
+            <w:tcBorders>
+              <w:top w:val="nil"/>
+              <w:left w:val="nil"/>
+              <w:bottom w:val="nil"/>
+              <w:right w:val="nil"/>
+            </w:tcBorders>
+            <w:vAlign w:val="bottom"/>
+          </w:tcPr>
+          <w:p>
+            <w:pPr>
+              <w:rPr>
+                <w:sz w:val="16"/>
+                <w:szCs w:val="16"/>
+              </w:rPr>
+            </w:pPr>
+            <w:r>
+              <w:rPr>
+                <w:sz w:val="16"/>
+                <w:szCs w:val="16"/>
+              </w:rPr>
+              <w:t>дата выдачи полиса обязательного медицинского страхования: число</w:t>
+            </w:r>
+          </w:p>
+        </w:tc>
+        <w:tc>
+          <w:tcPr>
+            <w:tcW w:w="1137" w:type="dxa"/>
+            <w:gridSpan w:val="3"/>
+            <w:tcBorders>
+              <w:top w:val="nil"/>
+              <w:left w:val="nil"/>
+              <w:bottom w:val="single" w:sz="4" w:space="0" w:color="auto"/>
+              <w:right w:val="nil"/>
+            </w:tcBorders>
+            <w:vAlign w:val="bottom"/>
+          </w:tcPr>
+          <w:p>
+            <w:pPr>
+              <w:rPr>
+                <w:sz w:val="16"/>
+                <w:szCs w:val="16"/>
+              </w:rPr>
+            </w:pPr>
+          </w:p>
+        </w:tc>
+        <w:tc>
+          <w:tcPr>
+            <w:tcW w:w="711" w:type="dxa"/>
+            <w:gridSpan w:val="3"/>
+            <w:tcBorders>
+              <w:top w:val="nil"/>
+              <w:left w:val="nil"/>
+              <w:bottom w:val="nil"/>
+              <w:right w:val="nil"/>
+            </w:tcBorders>
+            <w:vAlign w:val="bottom"/>
+          </w:tcPr>
+          <w:p>
+            <w:pPr>
+              <w:rPr>
+                <w:sz w:val="16"/>
+                <w:szCs w:val="16"/>
+              </w:rPr>
+            </w:pPr>
+            <w:r>
+              <w:rPr>
+                <w:sz w:val="16"/>
+                <w:szCs w:val="16"/>
+              </w:rPr>
+              <w:t>месяц</w:t>
+            </w:r>
+          </w:p>
+        </w:tc>
+        <w:tc>
+          <w:tcPr>
+            <w:tcW w:w="1559" w:type="dxa"/>
+            <w:gridSpan w:val="5"/>
+            <w:tcBorders>
+              <w:top w:val="nil"/>
+              <w:left w:val="nil"/>
+              <w:bottom w:val="single" w:sz="4" w:space="0" w:color="auto"/>
+              <w:right w:val="nil"/>
+            </w:tcBorders>
+            <w:vAlign w:val="bottom"/>
+          </w:tcPr>
+          <w:p>
+            <w:pPr>
+              <w:rPr>
+                <w:sz w:val="16"/>
+                <w:szCs w:val="16"/>
+              </w:rPr>
+            </w:pPr>
+          </w:p>
+        </w:tc>
+        <w:tc>
+          <w:tcPr>
+            <w:tcW w:w="567" w:type="dxa"/>
+            <w:gridSpan w:val="2"/>
+            <w:tcBorders>
+              <w:top w:val="nil"/>
+              <w:left w:val="nil"/>
+              <w:bottom w:val="nil"/>
+              <w:right w:val="nil"/>
+            </w:tcBorders>
+            <w:vAlign w:val="bottom"/>
+          </w:tcPr>
+          <w:p>
+            <w:pPr>
+              <w:rPr>
+                <w:sz w:val="16"/>
+                <w:szCs w:val="16"/>
+              </w:rPr>
+            </w:pPr>
+            <w:r>
+              <w:rPr>
+                <w:sz w:val="16"/>
+                <w:szCs w:val="16"/>
+              </w:rPr>
+              <w:t>год</w:t>
+            </w:r>
+          </w:p>
+        </w:tc>
+        <w:tc>
+          <w:tcPr>
+            <w:tcW w:w="2092" w:type="dxa"/>
+            <w:gridSpan w:val="3"/>
+            <w:tcBorders>
+              <w:top w:val="nil"/>
+              <w:left w:val="nil"/>
+              <w:bottom w:val="single" w:sz="4" w:space="0" w:color="auto"/>
+              <w:right w:val="nil"/>
+            </w:tcBorders>
+            <w:vAlign w:val="bottom"/>
+          </w:tcPr>
+          <w:p>
+            <w:pPr>
+              <w:rPr>
+                <w:sz w:val="16"/>
+                <w:szCs w:val="16"/>
+              </w:rPr>
+            </w:pPr>
+          </w:p>
+        </w:tc>
+      </w:tr>
+      <w:tr>
+        <w:trPr>
+          <w:gridAfter w:val="1"/>
+          <w:wAfter w:w="34" w:type="dxa"/>
+        </w:trPr>
+        <w:tc>
+          <w:tcPr>
+            <w:tcW w:w="8789" w:type="dxa"/>
+            <w:gridSpan w:val="30"/>
+            <w:tcBorders>
+              <w:top w:val="nil"/>
+              <w:left w:val="nil"/>
+              <w:bottom w:val="nil"/>
+              <w:right w:val="nil"/>
+            </w:tcBorders>
+            <w:vAlign w:val="bottom"/>
+          </w:tcPr>
+          <w:p>
+            <w:pPr>
+              <w:rPr>
+                <w:sz w:val="16"/>
+                <w:szCs w:val="16"/>
+              </w:rPr>
+            </w:pPr>
+            <w:r>
+              <w:rPr>
+                <w:sz w:val="16"/>
+                <w:szCs w:val="16"/>
+              </w:rPr>
+              <w:t>данные о страховой медицинской организации, выбранной застрахованным лицом или определенной застрахованному</w:t>
+            </w:r>
+            <w:r>
+              <w:rPr>
+                <w:sz w:val="16"/>
+                <w:szCs w:val="16"/>
+              </w:rPr>
               <w:t xml:space="preserve"> </w:t>
             </w:r>
             <w:r>
               <w:rPr>
-                <w:sz w:val="20"/>
-                <w:szCs w:val="20"/>
-                <w:lang w:val="en-US"/>
-              </w:rPr>
-              <w:t>}}</w:t>
-            </w:r>
-          </w:p>
-        </w:tc>
-        <w:tc>
-          <w:tcPr>
-            <w:tcW w:w="900" w:type="dxa"/>
-            <w:gridSpan w:val="2"/>
-            <w:vAlign w:val="bottom"/>
-          </w:tcPr>
-          <w:p>
-            <w:pPr>
-              <w:jc w:val="center"/>
-              <w:rPr>
-                <w:sz w:val="20"/>
-                <w:szCs w:val="20"/>
-              </w:rPr>
-            </w:pPr>
-            <w:r>
-              <w:rPr>
-                <w:sz w:val="20"/>
-                <w:szCs w:val="20"/>
-              </w:rPr>
-              <w:t>квартира</w:t>
-            </w:r>
-          </w:p>
-        </w:tc>
-        <w:tc>
-          <w:tcPr>
-            <w:tcW w:w="826" w:type="dxa"/>
-            <w:tcBorders>
-              <w:bottom w:val="single" w:sz="4" w:space="0" w:color="auto"/>
-            </w:tcBorders>
-            <w:vAlign w:val="bottom"/>
-          </w:tcPr>
-          <w:p>
-            <w:pPr>
-              <w:jc w:val="center"/>
-              <w:rPr>
-                <w:lang w:val="en-US"/>
-              </w:rPr>
-            </w:pPr>
-            <w:r>
-              <w:rPr>
-                <w:sz w:val="20"/>
-                <w:szCs w:val="20"/>
-                <w:lang w:val="en-US"/>
-              </w:rPr>
-              <w:t xml:space="preserve">{{ </w:t>
-            </w:r>
-            <w:proofErr w:type="spellStart"/>
-            <w:r>
-              <w:t>apartment</w:t>
-            </w:r>
-            <w:proofErr w:type="spellEnd"/>
-            <w:r>
-              <w:rPr>
-                <w:lang w:val="en-US"/>
-              </w:rPr>
-              <w:t xml:space="preserve"> }}</w:t>
-            </w:r>
+                <w:sz w:val="16"/>
+                <w:szCs w:val="16"/>
+              </w:rPr>
+              <w:t>лицу</w:t>
+            </w:r>
+          </w:p>
+        </w:tc>
+        <w:tc>
+          <w:tcPr>
+            <w:tcW w:w="2234" w:type="dxa"/>
+            <w:gridSpan w:val="4"/>
+            <w:tcBorders>
+              <w:top w:val="nil"/>
+              <w:left w:val="nil"/>
+              <w:bottom w:val="single" w:sz="4" w:space="0" w:color="auto"/>
+              <w:right w:val="nil"/>
+            </w:tcBorders>
+            <w:vAlign w:val="bottom"/>
+          </w:tcPr>
+          <w:p>
+            <w:pPr>
+              <w:rPr>
+                <w:sz w:val="16"/>
+                <w:szCs w:val="16"/>
+              </w:rPr>
+            </w:pPr>
+          </w:p>
+        </w:tc>
+      </w:tr>
+      <w:tr>
+        <w:tc>
+          <w:tcPr>
+            <w:tcW w:w="11057" w:type="dxa"/>
+            <w:gridSpan w:val="35"/>
+            <w:tcBorders>
+              <w:top w:val="nil"/>
+              <w:left w:val="nil"/>
+              <w:bottom w:val="nil"/>
+              <w:right w:val="nil"/>
+            </w:tcBorders>
+            <w:vAlign w:val="bottom"/>
+          </w:tcPr>
+          <w:p>
+            <w:pPr>
+              <w:ind w:right="-248"/>
+              <w:rPr>
+                <w:sz w:val="16"/>
+                <w:szCs w:val="16"/>
+              </w:rPr>
+            </w:pPr>
+            <w:r>
+              <w:rPr>
+                <w:sz w:val="16"/>
+                <w:szCs w:val="16"/>
+              </w:rPr>
+              <w:t>________________________________________________________________________________________________________________________________________</w:t>
+            </w:r>
+          </w:p>
+        </w:tc>
+      </w:tr>
+      <w:tr>
+        <w:trPr>
+          <w:gridAfter w:val="1"/>
+          <w:wAfter w:w="34" w:type="dxa"/>
+        </w:trPr>
+        <w:tc>
+          <w:tcPr>
+            <w:tcW w:w="3828" w:type="dxa"/>
+            <w:gridSpan w:val="9"/>
+            <w:tcBorders>
+              <w:top w:val="nil"/>
+              <w:left w:val="nil"/>
+              <w:bottom w:val="nil"/>
+              <w:right w:val="nil"/>
+            </w:tcBorders>
+            <w:vAlign w:val="bottom"/>
+          </w:tcPr>
+          <w:p>
+            <w:pPr>
+              <w:rPr>
+                <w:sz w:val="16"/>
+                <w:szCs w:val="16"/>
+              </w:rPr>
+            </w:pPr>
+            <w:r>
+              <w:rPr>
+                <w:sz w:val="16"/>
+                <w:szCs w:val="16"/>
+              </w:rPr>
+              <w:t>Страховой номер индивидуального лицевого счёта:</w:t>
+            </w:r>
+          </w:p>
+        </w:tc>
+        <w:tc>
+          <w:tcPr>
+            <w:tcW w:w="7195" w:type="dxa"/>
+            <w:gridSpan w:val="25"/>
+            <w:tcBorders>
+              <w:top w:val="nil"/>
+              <w:left w:val="nil"/>
+              <w:bottom w:val="single" w:sz="4" w:space="0" w:color="auto"/>
+              <w:right w:val="nil"/>
+            </w:tcBorders>
+            <w:vAlign w:val="bottom"/>
+          </w:tcPr>
+          <w:p>
+            <w:pPr>
+              <w:rPr>
+                <w:sz w:val="16"/>
+                <w:szCs w:val="16"/>
+              </w:rPr>
+            </w:pPr>
+          </w:p>
+        </w:tc>
+      </w:tr>
+      <w:tr>
+        <w:trPr>
+          <w:gridAfter w:val="1"/>
+          <w:wAfter w:w="34" w:type="dxa"/>
+        </w:trPr>
+        <w:tc>
+          <w:tcPr>
+            <w:tcW w:w="2552" w:type="dxa"/>
+            <w:gridSpan w:val="5"/>
+            <w:tcBorders>
+              <w:top w:val="nil"/>
+              <w:left w:val="nil"/>
+              <w:bottom w:val="nil"/>
+              <w:right w:val="nil"/>
+            </w:tcBorders>
+            <w:vAlign w:val="bottom"/>
+          </w:tcPr>
+          <w:p>
+            <w:pPr>
+              <w:rPr>
+                <w:sz w:val="16"/>
+                <w:szCs w:val="16"/>
+              </w:rPr>
+            </w:pPr>
+            <w:r>
+              <w:rPr>
+                <w:sz w:val="16"/>
+                <w:szCs w:val="16"/>
+              </w:rPr>
+              <w:t>Код меры социальной поддержки</w:t>
+            </w:r>
+          </w:p>
+        </w:tc>
+        <w:tc>
+          <w:tcPr>
+            <w:tcW w:w="8471" w:type="dxa"/>
+            <w:gridSpan w:val="29"/>
+            <w:tcBorders>
+              <w:top w:val="nil"/>
+              <w:left w:val="nil"/>
+              <w:bottom w:val="single" w:sz="4" w:space="0" w:color="auto"/>
+              <w:right w:val="nil"/>
+            </w:tcBorders>
+            <w:vAlign w:val="bottom"/>
+          </w:tcPr>
+          <w:p>
+            <w:pPr>
+              <w:rPr>
+                <w:sz w:val="16"/>
+                <w:szCs w:val="16"/>
+              </w:rPr>
+            </w:pPr>
+          </w:p>
+        </w:tc>
+      </w:tr>
+      <w:tr>
+        <w:trPr>
+          <w:gridAfter w:val="1"/>
+          <w:wAfter w:w="34" w:type="dxa"/>
+        </w:trPr>
+        <w:tc>
+          <w:tcPr>
+            <w:tcW w:w="6805" w:type="dxa"/>
+            <w:gridSpan w:val="24"/>
+            <w:tcBorders>
+              <w:top w:val="nil"/>
+              <w:left w:val="nil"/>
+              <w:bottom w:val="nil"/>
+              <w:right w:val="nil"/>
+            </w:tcBorders>
+            <w:vAlign w:val="bottom"/>
+          </w:tcPr>
+          <w:p>
+            <w:pPr>
+              <w:autoSpaceDE w:val="0"/>
+              <w:autoSpaceDN w:val="0"/>
+              <w:adjustRightInd w:val="0"/>
+              <w:rPr>
+                <w:sz w:val="16"/>
+                <w:szCs w:val="16"/>
+              </w:rPr>
+            </w:pPr>
+            <w:r>
+              <w:rPr>
+                <w:sz w:val="16"/>
+                <w:szCs w:val="16"/>
+              </w:rPr>
+              <w:t>Сведения о лице, которому может быть передана информация о состоянии здоровья пациента:</w:t>
+            </w:r>
+          </w:p>
+          <w:p>
+            <w:pPr>
+              <w:autoSpaceDE w:val="0"/>
+              <w:autoSpaceDN w:val="0"/>
+              <w:adjustRightInd w:val="0"/>
+              <w:rPr>
+                <w:sz w:val="16"/>
+                <w:szCs w:val="16"/>
+              </w:rPr>
+            </w:pPr>
+            <w:r>
+              <w:rPr>
+                <w:sz w:val="16"/>
+                <w:szCs w:val="16"/>
+              </w:rPr>
+              <w:t>фамилия, имя, отчество (при наличии), номер контактного телефона</w:t>
+            </w:r>
+          </w:p>
+        </w:tc>
+        <w:tc>
+          <w:tcPr>
+            <w:tcW w:w="4218" w:type="dxa"/>
+            <w:gridSpan w:val="10"/>
+            <w:tcBorders>
+              <w:top w:val="nil"/>
+              <w:left w:val="nil"/>
+              <w:bottom w:val="single" w:sz="4" w:space="0" w:color="auto"/>
+              <w:right w:val="nil"/>
+            </w:tcBorders>
+            <w:vAlign w:val="bottom"/>
+          </w:tcPr>
+          <w:p>
+            <w:pPr>
+              <w:autoSpaceDE w:val="0"/>
+              <w:autoSpaceDN w:val="0"/>
+              <w:adjustRightInd w:val="0"/>
+              <w:rPr>
+                <w:sz w:val="16"/>
+                <w:szCs w:val="16"/>
+              </w:rPr>
+            </w:pPr>
+          </w:p>
+        </w:tc>
+      </w:tr>
+      <w:tr>
+        <w:trPr>
+          <w:gridAfter w:val="1"/>
+          <w:wAfter w:w="34" w:type="dxa"/>
+        </w:trPr>
+        <w:tc>
+          <w:tcPr>
+            <w:tcW w:w="10348" w:type="dxa"/>
+            <w:gridSpan w:val="33"/>
+            <w:tcBorders>
+              <w:top w:val="nil"/>
+              <w:left w:val="nil"/>
+              <w:bottom w:val="nil"/>
+              <w:right w:val="nil"/>
+            </w:tcBorders>
+            <w:vAlign w:val="bottom"/>
+          </w:tcPr>
+          <w:p>
+            <w:pPr>
+              <w:rPr>
+                <w:sz w:val="16"/>
+                <w:szCs w:val="16"/>
+              </w:rPr>
+            </w:pPr>
+            <w:r>
+              <w:rPr>
+                <w:sz w:val="16"/>
+                <w:szCs w:val="16"/>
+              </w:rPr>
+              <w:t xml:space="preserve">Занятость: работает — 1, проходит военную и приравненную к ней службу — 2; пенсионер — 3, обучающийся — 4, не работает — </w:t>
+            </w:r>
+            <w:proofErr w:type="gramStart"/>
+            <w:r>
+              <w:rPr>
+                <w:sz w:val="16"/>
+                <w:szCs w:val="16"/>
+              </w:rPr>
+              <w:t xml:space="preserve">5, </w:t>
+            </w:r>
+            <w:r>
+              <w:rPr>
+                <w:sz w:val="16"/>
+                <w:szCs w:val="16"/>
+              </w:rPr>
+              <w:t xml:space="preserve"> </w:t>
+            </w:r>
+            <w:r>
+              <w:rPr>
+                <w:sz w:val="16"/>
+                <w:szCs w:val="16"/>
+              </w:rPr>
+              <w:t>прочее</w:t>
+            </w:r>
+            <w:proofErr w:type="gramEnd"/>
+            <w:r>
+              <w:rPr>
+                <w:sz w:val="16"/>
+                <w:szCs w:val="16"/>
+              </w:rPr>
+              <w:t xml:space="preserve"> — 6</w:t>
+            </w:r>
+            <w:r>
+              <w:rPr>
+                <w:sz w:val="16"/>
+                <w:szCs w:val="16"/>
+              </w:rPr>
+              <w:t xml:space="preserve"> </w:t>
+            </w:r>
+          </w:p>
+        </w:tc>
+        <w:tc>
+          <w:tcPr>
+            <w:tcW w:w="675" w:type="dxa"/>
+            <w:tcBorders>
+              <w:top w:val="nil"/>
+              <w:left w:val="nil"/>
+              <w:bottom w:val="single" w:sz="4" w:space="0" w:color="auto"/>
+              <w:right w:val="nil"/>
+            </w:tcBorders>
+            <w:vAlign w:val="bottom"/>
+          </w:tcPr>
+          <w:p>
+            <w:pPr>
+              <w:rPr>
+                <w:sz w:val="16"/>
+                <w:szCs w:val="16"/>
+              </w:rPr>
+            </w:pPr>
+          </w:p>
+        </w:tc>
+      </w:tr>
+      <w:tr>
+        <w:trPr>
+          <w:gridAfter w:val="1"/>
+          <w:wAfter w:w="34" w:type="dxa"/>
+        </w:trPr>
+        <w:tc>
+          <w:tcPr>
+            <w:tcW w:w="1843" w:type="dxa"/>
+            <w:gridSpan w:val="3"/>
+            <w:tcBorders>
+              <w:top w:val="nil"/>
+              <w:left w:val="nil"/>
+              <w:bottom w:val="nil"/>
+              <w:right w:val="nil"/>
+            </w:tcBorders>
+            <w:vAlign w:val="bottom"/>
+          </w:tcPr>
+          <w:p>
+            <w:pPr>
+              <w:rPr>
+                <w:sz w:val="16"/>
+                <w:szCs w:val="16"/>
+              </w:rPr>
+            </w:pPr>
+            <w:r>
+              <w:rPr>
+                <w:sz w:val="16"/>
+                <w:szCs w:val="16"/>
+              </w:rPr>
+              <w:t>Группа инвалидности</w:t>
+            </w:r>
+          </w:p>
+        </w:tc>
+        <w:tc>
+          <w:tcPr>
+            <w:tcW w:w="9180" w:type="dxa"/>
+            <w:gridSpan w:val="31"/>
+            <w:tcBorders>
+              <w:top w:val="nil"/>
+              <w:left w:val="nil"/>
+              <w:bottom w:val="single" w:sz="4" w:space="0" w:color="auto"/>
+              <w:right w:val="nil"/>
+            </w:tcBorders>
+            <w:vAlign w:val="bottom"/>
+          </w:tcPr>
+          <w:p>
+            <w:pPr>
+              <w:rPr>
+                <w:sz w:val="16"/>
+                <w:szCs w:val="16"/>
+              </w:rPr>
+            </w:pPr>
+          </w:p>
+        </w:tc>
+      </w:tr>
+      <w:tr>
+        <w:trPr>
+          <w:gridAfter w:val="1"/>
+          <w:wAfter w:w="34" w:type="dxa"/>
+        </w:trPr>
+        <w:tc>
+          <w:tcPr>
+            <w:tcW w:w="1843" w:type="dxa"/>
+            <w:gridSpan w:val="3"/>
+            <w:tcBorders>
+              <w:top w:val="nil"/>
+              <w:left w:val="nil"/>
+              <w:bottom w:val="nil"/>
+              <w:right w:val="nil"/>
+            </w:tcBorders>
+            <w:vAlign w:val="bottom"/>
+          </w:tcPr>
+          <w:p>
+            <w:pPr>
+              <w:rPr>
+                <w:sz w:val="16"/>
+                <w:szCs w:val="16"/>
+              </w:rPr>
+            </w:pPr>
+            <w:r>
+              <w:rPr>
+                <w:sz w:val="16"/>
+                <w:szCs w:val="16"/>
+              </w:rPr>
+              <w:t>Место работы, учебы</w:t>
+            </w:r>
+          </w:p>
+        </w:tc>
+        <w:tc>
+          <w:tcPr>
+            <w:tcW w:w="9180" w:type="dxa"/>
+            <w:gridSpan w:val="31"/>
+            <w:tcBorders>
+              <w:top w:val="single" w:sz="4" w:space="0" w:color="auto"/>
+              <w:left w:val="nil"/>
+              <w:bottom w:val="single" w:sz="4" w:space="0" w:color="auto"/>
+              <w:right w:val="nil"/>
+            </w:tcBorders>
+            <w:vAlign w:val="bottom"/>
+          </w:tcPr>
+          <w:p>
+            <w:pPr>
+              <w:rPr>
+                <w:sz w:val="16"/>
+                <w:szCs w:val="16"/>
+              </w:rPr>
+            </w:pPr>
+          </w:p>
+        </w:tc>
+      </w:tr>
+      <w:tr>
+        <w:trPr>
+          <w:gridAfter w:val="1"/>
+          <w:wAfter w:w="34" w:type="dxa"/>
+        </w:trPr>
+        <w:tc>
+          <w:tcPr>
+            <w:tcW w:w="11023" w:type="dxa"/>
+            <w:gridSpan w:val="34"/>
+            <w:tcBorders>
+              <w:top w:val="nil"/>
+              <w:left w:val="nil"/>
+              <w:bottom w:val="nil"/>
+              <w:right w:val="nil"/>
+            </w:tcBorders>
+            <w:vAlign w:val="bottom"/>
+          </w:tcPr>
+          <w:p>
+            <w:pPr>
+              <w:autoSpaceDE w:val="0"/>
+              <w:autoSpaceDN w:val="0"/>
+              <w:adjustRightInd w:val="0"/>
+              <w:rPr>
+                <w:sz w:val="16"/>
+                <w:szCs w:val="16"/>
+              </w:rPr>
+            </w:pPr>
+            <w:r>
+              <w:rPr>
+                <w:sz w:val="16"/>
+                <w:szCs w:val="16"/>
+              </w:rPr>
+              <w:t>Признан нуждающимся в оказании паллиативной медицинской помощи: не признан — 1; признан — 2</w:t>
+            </w:r>
+          </w:p>
+        </w:tc>
+      </w:tr>
+      <w:tr>
+        <w:trPr>
+          <w:gridAfter w:val="1"/>
+          <w:wAfter w:w="34" w:type="dxa"/>
+        </w:trPr>
+        <w:tc>
+          <w:tcPr>
+            <w:tcW w:w="4813" w:type="dxa"/>
+            <w:gridSpan w:val="16"/>
+            <w:tcBorders>
+              <w:top w:val="nil"/>
+              <w:left w:val="nil"/>
+              <w:bottom w:val="nil"/>
+              <w:right w:val="nil"/>
+            </w:tcBorders>
+            <w:vAlign w:val="bottom"/>
+          </w:tcPr>
+          <w:p>
+            <w:pPr>
+              <w:rPr>
+                <w:sz w:val="16"/>
+                <w:szCs w:val="16"/>
+              </w:rPr>
+            </w:pPr>
+          </w:p>
+        </w:tc>
+        <w:tc>
+          <w:tcPr>
+            <w:tcW w:w="6210" w:type="dxa"/>
+            <w:gridSpan w:val="18"/>
+            <w:tcBorders>
+              <w:top w:val="nil"/>
+              <w:left w:val="nil"/>
+              <w:bottom w:val="nil"/>
+              <w:right w:val="nil"/>
+            </w:tcBorders>
+            <w:vAlign w:val="bottom"/>
+          </w:tcPr>
+          <w:p>
+            <w:pPr>
+              <w:rPr>
+                <w:sz w:val="16"/>
+                <w:szCs w:val="16"/>
+              </w:rPr>
+            </w:pPr>
           </w:p>
         </w:tc>
       </w:tr>
     </w:tbl>
     <w:p>
-      <w:pPr>
-        <w:rPr>
-          <w:sz w:val="20"/>
-          <w:szCs w:val="20"/>
-        </w:rPr>
-      </w:pPr>
-      <w:r>
-        <w:rPr>
-          <w:sz w:val="20"/>
-          <w:szCs w:val="20"/>
-        </w:rPr>
-        <w:t>Местность: городская — 1, сельская — 2</w:t>
-      </w:r>
-    </w:p>
-    <w:tbl>
-      <w:tblPr>
-        <w:tblStyle w:val="ad"/>
-        <w:tblW w:w="10191" w:type="dxa"/>
-        <w:tblInd w:w="14" w:type="dxa"/>
-        <w:tblBorders>
-          <w:top w:val="none" w:sz="0" w:space="0" w:color="auto"/>
-          <w:left w:val="none" w:sz="0" w:space="0" w:color="auto"/>
-          <w:bottom w:val="none" w:sz="0" w:space="0" w:color="auto"/>
-          <w:right w:val="none" w:sz="0" w:space="0" w:color="auto"/>
-          <w:insideH w:val="none" w:sz="0" w:space="0" w:color="auto"/>
-          <w:insideV w:val="none" w:sz="0" w:space="0" w:color="auto"/>
-        </w:tblBorders>
-        <w:tblLayout w:type="fixed"/>
-        <w:tblCellMar>
-          <w:left w:w="0" w:type="dxa"/>
-          <w:right w:w="0" w:type="dxa"/>
-        </w:tblCellMar>
-        <w:tblLook w:val="04A0" w:firstRow="1" w:lastRow="0" w:firstColumn="1" w:lastColumn="0" w:noHBand="0" w:noVBand="1"/>
-      </w:tblPr>
-      <w:tblGrid>
-        <w:gridCol w:w="644"/>
-        <w:gridCol w:w="42"/>
-        <w:gridCol w:w="3122"/>
-        <w:gridCol w:w="1077"/>
-        <w:gridCol w:w="477"/>
-        <w:gridCol w:w="252"/>
-        <w:gridCol w:w="475"/>
-        <w:gridCol w:w="420"/>
-        <w:gridCol w:w="1176"/>
-        <w:gridCol w:w="784"/>
-        <w:gridCol w:w="896"/>
-        <w:gridCol w:w="826"/>
-      </w:tblGrid>
-      <w:tr>
-        <w:trPr>
-          <w:trHeight w:val="284"/>
-        </w:trPr>
-        <w:tc>
-          <w:tcPr>
-            <w:tcW w:w="6509" w:type="dxa"/>
-            <w:gridSpan w:val="8"/>
-            <w:tcMar>
-              <w:left w:w="0" w:type="dxa"/>
-              <w:right w:w="0" w:type="dxa"/>
-            </w:tcMar>
-            <w:vAlign w:val="bottom"/>
-          </w:tcPr>
-          <w:p>
-            <w:pPr>
-              <w:rPr>
-                <w:sz w:val="20"/>
-                <w:szCs w:val="20"/>
-              </w:rPr>
-            </w:pPr>
-            <w:r>
-              <w:rPr>
-                <w:sz w:val="20"/>
-                <w:szCs w:val="20"/>
-              </w:rPr>
-              <w:t>Регистрация по месту пребывания: субъект Российской Федерации</w:t>
-            </w:r>
-          </w:p>
-        </w:tc>
-        <w:tc>
-          <w:tcPr>
-            <w:tcW w:w="3682" w:type="dxa"/>
-            <w:gridSpan w:val="4"/>
-            <w:tcBorders>
-              <w:bottom w:val="single" w:sz="4" w:space="0" w:color="auto"/>
-            </w:tcBorders>
-            <w:vAlign w:val="bottom"/>
-          </w:tcPr>
-          <w:p>
-            <w:pPr>
-              <w:jc w:val="center"/>
-              <w:rPr>
-                <w:sz w:val="20"/>
-                <w:szCs w:val="20"/>
-              </w:rPr>
-            </w:pPr>
-          </w:p>
-        </w:tc>
-      </w:tr>
-      <w:tr>
-        <w:trPr>
-          <w:trHeight w:val="284"/>
-        </w:trPr>
-        <w:tc>
-          <w:tcPr>
-            <w:tcW w:w="686" w:type="dxa"/>
-            <w:gridSpan w:val="2"/>
-            <w:vAlign w:val="bottom"/>
-          </w:tcPr>
-          <w:p>
-            <w:pPr>
-              <w:rPr>
-                <w:sz w:val="20"/>
-                <w:szCs w:val="20"/>
-              </w:rPr>
-            </w:pPr>
-            <w:r>
-              <w:rPr>
-                <w:sz w:val="20"/>
-                <w:szCs w:val="20"/>
-              </w:rPr>
-              <w:t>район</w:t>
-            </w:r>
-          </w:p>
-        </w:tc>
-        <w:tc>
-          <w:tcPr>
-            <w:tcW w:w="3122" w:type="dxa"/>
-            <w:tcBorders>
-              <w:bottom w:val="single" w:sz="4" w:space="0" w:color="auto"/>
-            </w:tcBorders>
-            <w:vAlign w:val="bottom"/>
-          </w:tcPr>
-          <w:p>
-            <w:pPr>
-              <w:jc w:val="center"/>
-              <w:rPr>
-                <w:sz w:val="20"/>
-                <w:szCs w:val="20"/>
-              </w:rPr>
-            </w:pPr>
-          </w:p>
-        </w:tc>
-        <w:tc>
-          <w:tcPr>
-            <w:tcW w:w="1806" w:type="dxa"/>
-            <w:gridSpan w:val="3"/>
-            <w:vAlign w:val="bottom"/>
-          </w:tcPr>
-          <w:p>
-            <w:pPr>
-              <w:rPr>
-                <w:sz w:val="20"/>
-                <w:szCs w:val="20"/>
-              </w:rPr>
-            </w:pPr>
-            <w:r>
-              <w:rPr>
-                <w:sz w:val="20"/>
-                <w:szCs w:val="20"/>
-              </w:rPr>
-              <w:t xml:space="preserve"> населенный пункт</w:t>
-            </w:r>
-          </w:p>
-        </w:tc>
-        <w:tc>
-          <w:tcPr>
-            <w:tcW w:w="4577" w:type="dxa"/>
-            <w:gridSpan w:val="6"/>
-            <w:tcBorders>
-              <w:bottom w:val="single" w:sz="4" w:space="0" w:color="auto"/>
-            </w:tcBorders>
-            <w:vAlign w:val="bottom"/>
-          </w:tcPr>
-          <w:p>
-            <w:pPr>
-              <w:jc w:val="center"/>
-              <w:rPr>
-                <w:sz w:val="20"/>
-                <w:szCs w:val="20"/>
-              </w:rPr>
-            </w:pPr>
-          </w:p>
-        </w:tc>
-      </w:tr>
-      <w:tr>
-        <w:trPr>
-          <w:trHeight w:val="284"/>
-        </w:trPr>
-        <w:tc>
-          <w:tcPr>
-            <w:tcW w:w="644" w:type="dxa"/>
-            <w:tcMar>
-              <w:left w:w="0" w:type="dxa"/>
-              <w:right w:w="0" w:type="dxa"/>
-            </w:tcMar>
-            <w:vAlign w:val="bottom"/>
-          </w:tcPr>
-          <w:p>
-            <w:pPr>
-              <w:rPr>
-                <w:sz w:val="20"/>
-                <w:szCs w:val="20"/>
-              </w:rPr>
-            </w:pPr>
-            <w:r>
-              <w:rPr>
-                <w:sz w:val="20"/>
-                <w:szCs w:val="20"/>
-              </w:rPr>
-              <w:t>улица</w:t>
-            </w:r>
-          </w:p>
-        </w:tc>
-        <w:tc>
-          <w:tcPr>
-            <w:tcW w:w="4241" w:type="dxa"/>
-            <w:gridSpan w:val="3"/>
-            <w:tcBorders>
-              <w:bottom w:val="single" w:sz="4" w:space="0" w:color="auto"/>
-            </w:tcBorders>
-            <w:vAlign w:val="bottom"/>
-          </w:tcPr>
-          <w:p>
-            <w:pPr>
-              <w:jc w:val="center"/>
-              <w:rPr>
-                <w:sz w:val="20"/>
-                <w:szCs w:val="20"/>
-              </w:rPr>
-            </w:pPr>
-          </w:p>
-        </w:tc>
-        <w:tc>
-          <w:tcPr>
-            <w:tcW w:w="477" w:type="dxa"/>
-            <w:vAlign w:val="bottom"/>
-          </w:tcPr>
-          <w:p>
-            <w:pPr>
-              <w:jc w:val="center"/>
-              <w:rPr>
-                <w:sz w:val="20"/>
-                <w:szCs w:val="20"/>
-              </w:rPr>
-            </w:pPr>
-            <w:r>
-              <w:rPr>
-                <w:sz w:val="20"/>
-                <w:szCs w:val="20"/>
-              </w:rPr>
-              <w:t>дом</w:t>
-            </w:r>
-          </w:p>
-        </w:tc>
-        <w:tc>
-          <w:tcPr>
-            <w:tcW w:w="727" w:type="dxa"/>
-            <w:gridSpan w:val="2"/>
-            <w:tcBorders>
-              <w:bottom w:val="single" w:sz="4" w:space="0" w:color="auto"/>
-            </w:tcBorders>
-            <w:vAlign w:val="bottom"/>
-          </w:tcPr>
-          <w:p>
-            <w:pPr>
-              <w:jc w:val="center"/>
-              <w:rPr>
-                <w:sz w:val="20"/>
-                <w:szCs w:val="20"/>
-              </w:rPr>
-            </w:pPr>
-          </w:p>
-        </w:tc>
-        <w:tc>
-          <w:tcPr>
-            <w:tcW w:w="1596" w:type="dxa"/>
-            <w:gridSpan w:val="2"/>
-            <w:vAlign w:val="bottom"/>
-          </w:tcPr>
-          <w:p>
-            <w:pPr>
-              <w:jc w:val="center"/>
-              <w:rPr>
-                <w:sz w:val="20"/>
-                <w:szCs w:val="20"/>
-              </w:rPr>
-            </w:pPr>
-            <w:r>
-              <w:rPr>
-                <w:sz w:val="20"/>
-                <w:szCs w:val="20"/>
-              </w:rPr>
-              <w:t>строение/корпус</w:t>
-            </w:r>
-          </w:p>
-        </w:tc>
-        <w:tc>
-          <w:tcPr>
-            <w:tcW w:w="784" w:type="dxa"/>
-            <w:tcBorders>
-              <w:bottom w:val="single" w:sz="4" w:space="0" w:color="auto"/>
-            </w:tcBorders>
-            <w:vAlign w:val="bottom"/>
-          </w:tcPr>
-          <w:p>
-            <w:pPr>
-              <w:jc w:val="center"/>
-              <w:rPr>
-                <w:sz w:val="20"/>
-                <w:szCs w:val="20"/>
-              </w:rPr>
-            </w:pPr>
-          </w:p>
-        </w:tc>
-        <w:tc>
-          <w:tcPr>
-            <w:tcW w:w="896" w:type="dxa"/>
-            <w:vAlign w:val="bottom"/>
-          </w:tcPr>
-          <w:p>
-            <w:pPr>
-              <w:jc w:val="center"/>
-              <w:rPr>
-                <w:sz w:val="20"/>
-                <w:szCs w:val="20"/>
-              </w:rPr>
-            </w:pPr>
-            <w:r>
-              <w:rPr>
-                <w:sz w:val="20"/>
-                <w:szCs w:val="20"/>
-              </w:rPr>
-              <w:t>квартира</w:t>
-            </w:r>
-          </w:p>
-        </w:tc>
-        <w:tc>
-          <w:tcPr>
-            <w:tcW w:w="826" w:type="dxa"/>
-            <w:tcBorders>
-              <w:bottom w:val="single" w:sz="4" w:space="0" w:color="auto"/>
-            </w:tcBorders>
-            <w:vAlign w:val="bottom"/>
-          </w:tcPr>
-          <w:p>
-            <w:pPr>
-              <w:jc w:val="center"/>
-              <w:rPr>
-                <w:sz w:val="20"/>
-                <w:szCs w:val="20"/>
-              </w:rPr>
-            </w:pPr>
-          </w:p>
-        </w:tc>
-      </w:tr>
-    </w:tbl>
-    <w:p>
-      <w:pPr>
-        <w:rPr>
-          <w:sz w:val="20"/>
-          <w:szCs w:val="20"/>
-        </w:rPr>
-      </w:pPr>
-      <w:r>
-        <w:rPr>
-          <w:sz w:val="20"/>
-          <w:szCs w:val="20"/>
-        </w:rPr>
-        <w:t>Местность: городская — 1, сельская — 2</w:t>
-      </w:r>
-    </w:p>
-    <w:tbl>
-      <w:tblPr>
-        <w:tblStyle w:val="ad"/>
-        <w:tblW w:w="10191" w:type="dxa"/>
-        <w:tblInd w:w="14" w:type="dxa"/>
-        <w:tblBorders>
-          <w:top w:val="none" w:sz="0" w:space="0" w:color="auto"/>
-          <w:left w:val="none" w:sz="0" w:space="0" w:color="auto"/>
-          <w:bottom w:val="none" w:sz="0" w:space="0" w:color="auto"/>
-          <w:right w:val="none" w:sz="0" w:space="0" w:color="auto"/>
-          <w:insideH w:val="none" w:sz="0" w:space="0" w:color="auto"/>
-          <w:insideV w:val="none" w:sz="0" w:space="0" w:color="auto"/>
-        </w:tblBorders>
-        <w:tblLayout w:type="fixed"/>
-        <w:tblCellMar>
-          <w:left w:w="0" w:type="dxa"/>
-          <w:right w:w="0" w:type="dxa"/>
-        </w:tblCellMar>
-        <w:tblLook w:val="04A0" w:firstRow="1" w:lastRow="0" w:firstColumn="1" w:lastColumn="0" w:noHBand="0" w:noVBand="1"/>
-      </w:tblPr>
-      <w:tblGrid>
-        <w:gridCol w:w="4816"/>
-        <w:gridCol w:w="1245"/>
-        <w:gridCol w:w="728"/>
-        <w:gridCol w:w="630"/>
-        <w:gridCol w:w="1680"/>
-        <w:gridCol w:w="420"/>
-        <w:gridCol w:w="672"/>
-      </w:tblGrid>
-      <w:tr>
-        <w:trPr>
-          <w:trHeight w:val="284"/>
-        </w:trPr>
-        <w:tc>
-          <w:tcPr>
-            <w:tcW w:w="4816" w:type="dxa"/>
-            <w:tcMar>
-              <w:left w:w="0" w:type="dxa"/>
-              <w:right w:w="0" w:type="dxa"/>
-            </w:tcMar>
-            <w:vAlign w:val="bottom"/>
-          </w:tcPr>
-          <w:p>
-            <w:pPr>
-              <w:rPr>
-                <w:sz w:val="20"/>
-                <w:szCs w:val="20"/>
-              </w:rPr>
-            </w:pPr>
-            <w:r>
-              <w:rPr>
-                <w:sz w:val="20"/>
-                <w:szCs w:val="20"/>
-              </w:rPr>
-              <w:t>Полис обязательного медицинского страхования:</w:t>
-            </w:r>
-          </w:p>
-        </w:tc>
-        <w:tc>
-          <w:tcPr>
-            <w:tcW w:w="5375" w:type="dxa"/>
-            <w:gridSpan w:val="6"/>
-            <w:tcBorders>
-              <w:bottom w:val="single" w:sz="4" w:space="0" w:color="auto"/>
-            </w:tcBorders>
-            <w:vAlign w:val="bottom"/>
-          </w:tcPr>
-          <w:p>
-            <w:pPr>
-              <w:jc w:val="center"/>
-              <w:rPr>
-                <w:sz w:val="20"/>
-                <w:szCs w:val="20"/>
-              </w:rPr>
-            </w:pPr>
-          </w:p>
-        </w:tc>
-      </w:tr>
-      <w:tr>
-        <w:trPr>
-          <w:trHeight w:val="284"/>
-        </w:trPr>
-        <w:tc>
-          <w:tcPr>
-            <w:tcW w:w="6061" w:type="dxa"/>
-            <w:gridSpan w:val="2"/>
-            <w:vAlign w:val="bottom"/>
-          </w:tcPr>
-          <w:p>
-            <w:pPr>
-              <w:rPr>
-                <w:sz w:val="20"/>
-                <w:szCs w:val="20"/>
-              </w:rPr>
-            </w:pPr>
-            <w:r>
-              <w:rPr>
-                <w:sz w:val="20"/>
-                <w:szCs w:val="20"/>
-              </w:rPr>
-              <w:t>дата выдачи полиса обязательного медицинского страхования: число</w:t>
-            </w:r>
-          </w:p>
-        </w:tc>
-        <w:tc>
-          <w:tcPr>
-            <w:tcW w:w="728" w:type="dxa"/>
-            <w:tcBorders>
-              <w:bottom w:val="single" w:sz="4" w:space="0" w:color="auto"/>
-            </w:tcBorders>
-            <w:vAlign w:val="bottom"/>
-          </w:tcPr>
-          <w:p>
-            <w:pPr>
-              <w:jc w:val="center"/>
-              <w:rPr>
-                <w:sz w:val="20"/>
-                <w:szCs w:val="20"/>
-              </w:rPr>
-            </w:pPr>
-          </w:p>
-        </w:tc>
-        <w:tc>
-          <w:tcPr>
-            <w:tcW w:w="630" w:type="dxa"/>
-            <w:vAlign w:val="bottom"/>
-          </w:tcPr>
-          <w:p>
-            <w:pPr>
-              <w:jc w:val="center"/>
-              <w:rPr>
-                <w:sz w:val="20"/>
-                <w:szCs w:val="20"/>
-              </w:rPr>
-            </w:pPr>
-            <w:r>
-              <w:rPr>
-                <w:sz w:val="20"/>
-                <w:szCs w:val="20"/>
-              </w:rPr>
-              <w:t>месяц</w:t>
-            </w:r>
-          </w:p>
-        </w:tc>
-        <w:tc>
-          <w:tcPr>
-            <w:tcW w:w="1680" w:type="dxa"/>
-            <w:tcBorders>
-              <w:bottom w:val="single" w:sz="4" w:space="0" w:color="auto"/>
-            </w:tcBorders>
-            <w:vAlign w:val="bottom"/>
-          </w:tcPr>
-          <w:p>
-            <w:pPr>
-              <w:jc w:val="center"/>
-              <w:rPr>
-                <w:sz w:val="20"/>
-                <w:szCs w:val="20"/>
-              </w:rPr>
-            </w:pPr>
-          </w:p>
-        </w:tc>
-        <w:tc>
-          <w:tcPr>
-            <w:tcW w:w="420" w:type="dxa"/>
-            <w:vAlign w:val="bottom"/>
-          </w:tcPr>
-          <w:p>
-            <w:pPr>
-              <w:jc w:val="center"/>
-              <w:rPr>
-                <w:sz w:val="20"/>
-                <w:szCs w:val="20"/>
-              </w:rPr>
-            </w:pPr>
-            <w:r>
-              <w:rPr>
-                <w:sz w:val="20"/>
-                <w:szCs w:val="20"/>
-              </w:rPr>
-              <w:t>год</w:t>
-            </w:r>
-          </w:p>
-        </w:tc>
-        <w:tc>
-          <w:tcPr>
-            <w:tcW w:w="672" w:type="dxa"/>
-            <w:tcBorders>
-              <w:bottom w:val="single" w:sz="4" w:space="0" w:color="auto"/>
-            </w:tcBorders>
-            <w:vAlign w:val="bottom"/>
-          </w:tcPr>
-          <w:p>
-            <w:pPr>
-              <w:jc w:val="center"/>
-              <w:rPr>
-                <w:sz w:val="20"/>
-                <w:szCs w:val="20"/>
-              </w:rPr>
-            </w:pPr>
-          </w:p>
-        </w:tc>
-      </w:tr>
-    </w:tbl>
-    <w:p>
-      <w:pPr>
-        <w:autoSpaceDE w:val="0"/>
-        <w:autoSpaceDN w:val="0"/>
-        <w:adjustRightInd w:val="0"/>
-        <w:jc w:val="both"/>
-        <w:rPr>
-          <w:sz w:val="2"/>
-          <w:szCs w:val="2"/>
-        </w:rPr>
-      </w:pPr>
-      <w:r>
-        <w:rPr>
-          <w:sz w:val="20"/>
-          <w:szCs w:val="20"/>
-        </w:rPr>
-        <w:t>данные о страховой медицинской организации, выбранной застрахованным лицом или определенной застрахованному</w:t>
-      </w:r>
-      <w:r>
-        <w:rPr>
-          <w:sz w:val="20"/>
-          <w:szCs w:val="20"/>
-        </w:rPr>
-        <w:br/>
-      </w:r>
-    </w:p>
-    <w:tbl>
-      <w:tblPr>
-        <w:tblStyle w:val="ad"/>
-        <w:tblW w:w="10191" w:type="dxa"/>
-        <w:tblInd w:w="14" w:type="dxa"/>
-        <w:tblBorders>
-          <w:top w:val="none" w:sz="0" w:space="0" w:color="auto"/>
-          <w:left w:val="none" w:sz="0" w:space="0" w:color="auto"/>
-          <w:bottom w:val="none" w:sz="0" w:space="0" w:color="auto"/>
-          <w:right w:val="none" w:sz="0" w:space="0" w:color="auto"/>
-          <w:insideH w:val="none" w:sz="0" w:space="0" w:color="auto"/>
-          <w:insideV w:val="none" w:sz="0" w:space="0" w:color="auto"/>
-        </w:tblBorders>
-        <w:tblLayout w:type="fixed"/>
-        <w:tblCellMar>
-          <w:left w:w="0" w:type="dxa"/>
-          <w:right w:w="0" w:type="dxa"/>
-        </w:tblCellMar>
-        <w:tblLook w:val="04A0" w:firstRow="1" w:lastRow="0" w:firstColumn="1" w:lastColumn="0" w:noHBand="0" w:noVBand="1"/>
-      </w:tblPr>
-      <w:tblGrid>
-        <w:gridCol w:w="490"/>
-        <w:gridCol w:w="4046"/>
-        <w:gridCol w:w="5655"/>
-      </w:tblGrid>
-      <w:tr>
-        <w:trPr>
-          <w:trHeight w:val="284"/>
-        </w:trPr>
-        <w:tc>
-          <w:tcPr>
-            <w:tcW w:w="490" w:type="dxa"/>
-            <w:tcMar>
-              <w:left w:w="0" w:type="dxa"/>
-              <w:right w:w="0" w:type="dxa"/>
-            </w:tcMar>
-            <w:vAlign w:val="bottom"/>
-          </w:tcPr>
-          <w:p>
-            <w:pPr>
-              <w:rPr>
-                <w:sz w:val="20"/>
-                <w:szCs w:val="20"/>
-              </w:rPr>
-            </w:pPr>
-            <w:r>
-              <w:rPr>
-                <w:sz w:val="20"/>
-                <w:szCs w:val="20"/>
-              </w:rPr>
-              <w:t>лицу</w:t>
-            </w:r>
-          </w:p>
-        </w:tc>
-        <w:tc>
-          <w:tcPr>
-            <w:tcW w:w="9701" w:type="dxa"/>
-            <w:gridSpan w:val="2"/>
-            <w:tcBorders>
-              <w:bottom w:val="single" w:sz="4" w:space="0" w:color="auto"/>
-            </w:tcBorders>
-            <w:vAlign w:val="bottom"/>
-          </w:tcPr>
-          <w:p>
-            <w:pPr>
-              <w:jc w:val="center"/>
-              <w:rPr>
-                <w:sz w:val="20"/>
-                <w:szCs w:val="20"/>
-              </w:rPr>
-            </w:pPr>
-          </w:p>
-        </w:tc>
-      </w:tr>
-      <w:tr>
-        <w:trPr>
-          <w:trHeight w:val="284"/>
-        </w:trPr>
-        <w:tc>
-          <w:tcPr>
-            <w:tcW w:w="4536" w:type="dxa"/>
-            <w:gridSpan w:val="2"/>
-            <w:tcMar>
-              <w:left w:w="0" w:type="dxa"/>
-              <w:right w:w="0" w:type="dxa"/>
-            </w:tcMar>
-            <w:vAlign w:val="bottom"/>
-          </w:tcPr>
-          <w:p>
-            <w:pPr>
-              <w:rPr>
-                <w:sz w:val="20"/>
-                <w:szCs w:val="20"/>
-              </w:rPr>
-            </w:pPr>
-            <w:r>
-              <w:rPr>
-                <w:sz w:val="20"/>
-                <w:szCs w:val="20"/>
-              </w:rPr>
-              <w:t>Страховой номер индивидуального лицевого счёта:</w:t>
-            </w:r>
-          </w:p>
-        </w:tc>
-        <w:tc>
-          <w:tcPr>
-            <w:tcW w:w="5655" w:type="dxa"/>
-            <w:tcBorders>
-              <w:bottom w:val="single" w:sz="4" w:space="0" w:color="auto"/>
-            </w:tcBorders>
-            <w:vAlign w:val="bottom"/>
-          </w:tcPr>
-          <w:p>
-            <w:pPr>
-              <w:jc w:val="center"/>
-              <w:rPr>
-                <w:sz w:val="20"/>
-                <w:szCs w:val="20"/>
-              </w:rPr>
-            </w:pPr>
-          </w:p>
-        </w:tc>
-      </w:tr>
-    </w:tbl>
-    <w:p>
-      <w:pPr>
-        <w:autoSpaceDE w:val="0"/>
-        <w:autoSpaceDN w:val="0"/>
-        <w:adjustRightInd w:val="0"/>
-        <w:rPr>
-          <w:sz w:val="2"/>
-          <w:szCs w:val="2"/>
-        </w:rPr>
-      </w:pPr>
-    </w:p>
-    <w:tbl>
-      <w:tblPr>
-        <w:tblStyle w:val="ad"/>
-        <w:tblW w:w="5320" w:type="dxa"/>
-        <w:tblInd w:w="14" w:type="dxa"/>
-        <w:tblBorders>
-          <w:top w:val="none" w:sz="0" w:space="0" w:color="auto"/>
-          <w:left w:val="none" w:sz="0" w:space="0" w:color="auto"/>
-          <w:bottom w:val="none" w:sz="0" w:space="0" w:color="auto"/>
-          <w:right w:val="none" w:sz="0" w:space="0" w:color="auto"/>
-          <w:insideH w:val="none" w:sz="0" w:space="0" w:color="auto"/>
-          <w:insideV w:val="none" w:sz="0" w:space="0" w:color="auto"/>
-        </w:tblBorders>
-        <w:tblLayout w:type="fixed"/>
-        <w:tblCellMar>
-          <w:left w:w="0" w:type="dxa"/>
-          <w:right w:w="0" w:type="dxa"/>
-        </w:tblCellMar>
-        <w:tblLook w:val="04A0" w:firstRow="1" w:lastRow="0" w:firstColumn="1" w:lastColumn="0" w:noHBand="0" w:noVBand="1"/>
-      </w:tblPr>
-      <w:tblGrid>
-        <w:gridCol w:w="2982"/>
-        <w:gridCol w:w="2338"/>
-      </w:tblGrid>
-      <w:tr>
-        <w:tc>
-          <w:tcPr>
-            <w:tcW w:w="2982" w:type="dxa"/>
-            <w:tcMar>
-              <w:left w:w="0" w:type="dxa"/>
-              <w:right w:w="0" w:type="dxa"/>
-            </w:tcMar>
-            <w:vAlign w:val="bottom"/>
-          </w:tcPr>
-          <w:p>
-            <w:pPr>
-              <w:rPr>
-                <w:sz w:val="20"/>
-                <w:szCs w:val="20"/>
-              </w:rPr>
-            </w:pPr>
-            <w:r>
-              <w:rPr>
-                <w:sz w:val="20"/>
-                <w:szCs w:val="20"/>
-              </w:rPr>
-              <w:t>Код меры социальной поддержки</w:t>
-            </w:r>
-          </w:p>
-        </w:tc>
-        <w:tc>
-          <w:tcPr>
-            <w:tcW w:w="2338" w:type="dxa"/>
-            <w:tcBorders>
-              <w:bottom w:val="single" w:sz="4" w:space="0" w:color="auto"/>
-            </w:tcBorders>
-            <w:vAlign w:val="bottom"/>
-          </w:tcPr>
-          <w:p>
-            <w:pPr>
-              <w:jc w:val="center"/>
-              <w:rPr>
-                <w:sz w:val="20"/>
-                <w:szCs w:val="20"/>
-              </w:rPr>
-            </w:pPr>
-          </w:p>
-        </w:tc>
-      </w:tr>
-    </w:tbl>
-    <w:p>
-      <w:pPr>
-        <w:autoSpaceDE w:val="0"/>
-        <w:autoSpaceDN w:val="0"/>
-        <w:adjustRightInd w:val="0"/>
-        <w:rPr>
-          <w:sz w:val="20"/>
-          <w:szCs w:val="20"/>
-        </w:rPr>
-      </w:pPr>
-      <w:bookmarkStart w:id="0" w:name="sub_1012"/>
-      <w:r>
-        <w:rPr>
-          <w:sz w:val="20"/>
-          <w:szCs w:val="20"/>
-        </w:rPr>
-        <w:t xml:space="preserve">Сведения о лице, которому может быть передана информация о состоянии </w:t>
-      </w:r>
-      <w:bookmarkEnd w:id="0"/>
-      <w:r>
-        <w:rPr>
-          <w:sz w:val="20"/>
-          <w:szCs w:val="20"/>
-        </w:rPr>
-        <w:t>здоровья пациента:</w:t>
-      </w:r>
-    </w:p>
-    <w:tbl>
-      <w:tblPr>
-        <w:tblStyle w:val="ad"/>
-        <w:tblW w:w="10191" w:type="dxa"/>
-        <w:tblInd w:w="14" w:type="dxa"/>
-        <w:tblBorders>
-          <w:top w:val="none" w:sz="0" w:space="0" w:color="auto"/>
-          <w:left w:val="none" w:sz="0" w:space="0" w:color="auto"/>
-          <w:bottom w:val="none" w:sz="0" w:space="0" w:color="auto"/>
-          <w:right w:val="none" w:sz="0" w:space="0" w:color="auto"/>
-          <w:insideH w:val="none" w:sz="0" w:space="0" w:color="auto"/>
-          <w:insideV w:val="none" w:sz="0" w:space="0" w:color="auto"/>
-        </w:tblBorders>
-        <w:tblLayout w:type="fixed"/>
-        <w:tblCellMar>
-          <w:left w:w="0" w:type="dxa"/>
-          <w:right w:w="0" w:type="dxa"/>
-        </w:tblCellMar>
-        <w:tblLook w:val="04A0" w:firstRow="1" w:lastRow="0" w:firstColumn="1" w:lastColumn="0" w:noHBand="0" w:noVBand="1"/>
-      </w:tblPr>
-      <w:tblGrid>
-        <w:gridCol w:w="5991"/>
-        <w:gridCol w:w="4200"/>
-      </w:tblGrid>
-      <w:tr>
-        <w:tc>
-          <w:tcPr>
-            <w:tcW w:w="5991" w:type="dxa"/>
-            <w:tcMar>
-              <w:left w:w="0" w:type="dxa"/>
-              <w:right w:w="0" w:type="dxa"/>
-            </w:tcMar>
-            <w:vAlign w:val="bottom"/>
-          </w:tcPr>
-          <w:p>
-            <w:pPr>
-              <w:rPr>
-                <w:sz w:val="20"/>
-                <w:szCs w:val="20"/>
-              </w:rPr>
-            </w:pPr>
-            <w:r>
-              <w:rPr>
-                <w:sz w:val="20"/>
-                <w:szCs w:val="20"/>
-              </w:rPr>
-              <w:t>фамилия, имя, отчество (при наличии), номер контактного телефона</w:t>
-            </w:r>
-          </w:p>
-        </w:tc>
-        <w:tc>
-          <w:tcPr>
-            <w:tcW w:w="4200" w:type="dxa"/>
-            <w:tcBorders>
-              <w:bottom w:val="single" w:sz="4" w:space="0" w:color="auto"/>
-            </w:tcBorders>
-            <w:vAlign w:val="bottom"/>
-          </w:tcPr>
-          <w:p>
-            <w:pPr>
-              <w:jc w:val="center"/>
-              <w:rPr>
-                <w:sz w:val="20"/>
-                <w:szCs w:val="20"/>
-              </w:rPr>
-            </w:pPr>
-          </w:p>
-        </w:tc>
-      </w:tr>
-      <w:tr>
-        <w:tc>
-          <w:tcPr>
-            <w:tcW w:w="10191" w:type="dxa"/>
-            <w:gridSpan w:val="2"/>
-            <w:tcBorders>
-              <w:bottom w:val="single" w:sz="4" w:space="0" w:color="auto"/>
-            </w:tcBorders>
-            <w:vAlign w:val="bottom"/>
-          </w:tcPr>
-          <w:p>
-            <w:pPr>
-              <w:jc w:val="center"/>
-              <w:rPr>
-                <w:sz w:val="20"/>
-                <w:szCs w:val="20"/>
-              </w:rPr>
-            </w:pPr>
-          </w:p>
-        </w:tc>
-      </w:tr>
-      <w:tr>
-        <w:tc>
-          <w:tcPr>
-            <w:tcW w:w="10191" w:type="dxa"/>
-            <w:gridSpan w:val="2"/>
-            <w:tcBorders>
-              <w:top w:val="single" w:sz="4" w:space="0" w:color="auto"/>
-              <w:bottom w:val="single" w:sz="4" w:space="0" w:color="auto"/>
-            </w:tcBorders>
-            <w:vAlign w:val="bottom"/>
-          </w:tcPr>
-          <w:p>
-            <w:pPr>
-              <w:jc w:val="center"/>
-              <w:rPr>
-                <w:sz w:val="20"/>
-                <w:szCs w:val="20"/>
-              </w:rPr>
-            </w:pPr>
-          </w:p>
-        </w:tc>
-      </w:tr>
-    </w:tbl>
-    <w:p>
-      <w:pPr>
-        <w:autoSpaceDE w:val="0"/>
-        <w:autoSpaceDN w:val="0"/>
-        <w:adjustRightInd w:val="0"/>
-        <w:jc w:val="both"/>
-        <w:rPr>
-          <w:sz w:val="2"/>
-          <w:szCs w:val="2"/>
-        </w:rPr>
-      </w:pPr>
-      <w:bookmarkStart w:id="1" w:name="sub_1013"/>
-      <w:r>
-        <w:rPr>
-          <w:sz w:val="20"/>
-          <w:szCs w:val="20"/>
-        </w:rPr>
-        <w:t xml:space="preserve">Занятость: работает — 1, проходит военную и приравненную к ней службу — </w:t>
-      </w:r>
-      <w:bookmarkEnd w:id="1"/>
-      <w:r>
-        <w:rPr>
-          <w:sz w:val="20"/>
-          <w:szCs w:val="20"/>
-        </w:rPr>
-        <w:t>2; пенсионер — 3, обучаю-</w:t>
-      </w:r>
-      <w:r>
-        <w:rPr>
-          <w:sz w:val="20"/>
-          <w:szCs w:val="20"/>
-        </w:rPr>
-        <w:br/>
-      </w:r>
-    </w:p>
-    <w:tbl>
-      <w:tblPr>
-        <w:tblStyle w:val="ad"/>
-        <w:tblW w:w="6612" w:type="dxa"/>
-        <w:tblInd w:w="14" w:type="dxa"/>
-        <w:tblBorders>
-          <w:top w:val="none" w:sz="0" w:space="0" w:color="auto"/>
-          <w:left w:val="none" w:sz="0" w:space="0" w:color="auto"/>
-          <w:bottom w:val="none" w:sz="0" w:space="0" w:color="auto"/>
-          <w:right w:val="none" w:sz="0" w:space="0" w:color="auto"/>
-          <w:insideH w:val="none" w:sz="0" w:space="0" w:color="auto"/>
-          <w:insideV w:val="none" w:sz="0" w:space="0" w:color="auto"/>
-        </w:tblBorders>
-        <w:tblLayout w:type="fixed"/>
-        <w:tblCellMar>
-          <w:left w:w="0" w:type="dxa"/>
-          <w:right w:w="0" w:type="dxa"/>
-        </w:tblCellMar>
-        <w:tblLook w:val="04A0" w:firstRow="1" w:lastRow="0" w:firstColumn="1" w:lastColumn="0" w:noHBand="0" w:noVBand="1"/>
-      </w:tblPr>
-      <w:tblGrid>
-        <w:gridCol w:w="3640"/>
-        <w:gridCol w:w="2867"/>
-        <w:gridCol w:w="105"/>
-      </w:tblGrid>
-      <w:tr>
-        <w:tc>
-          <w:tcPr>
-            <w:tcW w:w="3640" w:type="dxa"/>
-            <w:tcMar>
-              <w:left w:w="0" w:type="dxa"/>
-              <w:right w:w="0" w:type="dxa"/>
-            </w:tcMar>
-            <w:vAlign w:val="bottom"/>
-          </w:tcPr>
-          <w:p>
-            <w:pPr>
-              <w:rPr>
-                <w:sz w:val="20"/>
-                <w:szCs w:val="20"/>
-              </w:rPr>
-            </w:pPr>
-            <w:proofErr w:type="spellStart"/>
-            <w:r>
-              <w:rPr>
-                <w:sz w:val="20"/>
-                <w:szCs w:val="20"/>
-              </w:rPr>
-              <w:t>щийся</w:t>
-            </w:r>
-            <w:proofErr w:type="spellEnd"/>
-            <w:r>
-              <w:rPr>
-                <w:sz w:val="20"/>
-                <w:szCs w:val="20"/>
-              </w:rPr>
-              <w:t xml:space="preserve"> — 4, не работает — 5, прочее — 6</w:t>
-            </w:r>
-          </w:p>
-        </w:tc>
-        <w:tc>
-          <w:tcPr>
-            <w:tcW w:w="2867" w:type="dxa"/>
-            <w:tcBorders>
-              <w:bottom w:val="single" w:sz="4" w:space="0" w:color="auto"/>
-            </w:tcBorders>
-            <w:vAlign w:val="bottom"/>
-          </w:tcPr>
-          <w:p>
-            <w:pPr>
-              <w:jc w:val="center"/>
-              <w:rPr>
-                <w:sz w:val="20"/>
-                <w:szCs w:val="20"/>
-              </w:rPr>
-            </w:pPr>
-          </w:p>
-        </w:tc>
-        <w:tc>
-          <w:tcPr>
-            <w:tcW w:w="105" w:type="dxa"/>
-            <w:vAlign w:val="bottom"/>
-          </w:tcPr>
-          <w:p>
-            <w:pPr>
-              <w:jc w:val="right"/>
-              <w:rPr>
-                <w:sz w:val="20"/>
-                <w:szCs w:val="20"/>
-              </w:rPr>
-            </w:pPr>
-            <w:r>
-              <w:rPr>
-                <w:sz w:val="20"/>
-                <w:szCs w:val="20"/>
-              </w:rPr>
-              <w:t>.</w:t>
-            </w:r>
-          </w:p>
-        </w:tc>
-      </w:tr>
-    </w:tbl>
-    <w:p>
-      <w:pPr>
-        <w:autoSpaceDE w:val="0"/>
-        <w:autoSpaceDN w:val="0"/>
-        <w:adjustRightInd w:val="0"/>
-        <w:jc w:val="both"/>
-        <w:rPr>
-          <w:sz w:val="2"/>
-          <w:szCs w:val="2"/>
-        </w:rPr>
-      </w:pPr>
-    </w:p>
-    <w:tbl>
-      <w:tblPr>
-        <w:tblStyle w:val="ad"/>
-        <w:tblW w:w="10191" w:type="dxa"/>
-        <w:tblInd w:w="14" w:type="dxa"/>
-        <w:tblBorders>
-          <w:top w:val="none" w:sz="0" w:space="0" w:color="auto"/>
-          <w:left w:val="none" w:sz="0" w:space="0" w:color="auto"/>
-          <w:bottom w:val="none" w:sz="0" w:space="0" w:color="auto"/>
-          <w:right w:val="none" w:sz="0" w:space="0" w:color="auto"/>
-          <w:insideH w:val="none" w:sz="0" w:space="0" w:color="auto"/>
-          <w:insideV w:val="none" w:sz="0" w:space="0" w:color="auto"/>
-        </w:tblBorders>
-        <w:tblLayout w:type="fixed"/>
-        <w:tblCellMar>
-          <w:left w:w="0" w:type="dxa"/>
-          <w:right w:w="0" w:type="dxa"/>
-        </w:tblCellMar>
-        <w:tblLook w:val="04A0" w:firstRow="1" w:lastRow="0" w:firstColumn="1" w:lastColumn="0" w:noHBand="0" w:noVBand="1"/>
-      </w:tblPr>
-      <w:tblGrid>
-        <w:gridCol w:w="1988"/>
-        <w:gridCol w:w="8203"/>
-      </w:tblGrid>
-      <w:tr>
-        <w:tc>
-          <w:tcPr>
-            <w:tcW w:w="1988" w:type="dxa"/>
-            <w:tcMar>
-              <w:left w:w="0" w:type="dxa"/>
-              <w:right w:w="0" w:type="dxa"/>
-            </w:tcMar>
-            <w:vAlign w:val="bottom"/>
-          </w:tcPr>
-          <w:p>
-            <w:pPr>
-              <w:rPr>
-                <w:sz w:val="20"/>
-                <w:szCs w:val="20"/>
-              </w:rPr>
-            </w:pPr>
-            <w:r>
-              <w:rPr>
-                <w:sz w:val="20"/>
-                <w:szCs w:val="20"/>
-              </w:rPr>
-              <w:t>Группа инвалидности</w:t>
-            </w:r>
-          </w:p>
-        </w:tc>
-        <w:tc>
-          <w:tcPr>
-            <w:tcW w:w="8203" w:type="dxa"/>
-            <w:tcBorders>
-              <w:bottom w:val="single" w:sz="4" w:space="0" w:color="auto"/>
-            </w:tcBorders>
-            <w:vAlign w:val="bottom"/>
-          </w:tcPr>
-          <w:p>
-            <w:pPr>
-              <w:jc w:val="center"/>
-              <w:rPr>
-                <w:sz w:val="20"/>
-                <w:szCs w:val="20"/>
-              </w:rPr>
-            </w:pPr>
-          </w:p>
-        </w:tc>
-      </w:tr>
-      <w:tr>
-        <w:tc>
-          <w:tcPr>
-            <w:tcW w:w="1988" w:type="dxa"/>
-            <w:tcMar>
-              <w:left w:w="0" w:type="dxa"/>
-              <w:right w:w="0" w:type="dxa"/>
-            </w:tcMar>
-            <w:vAlign w:val="bottom"/>
-          </w:tcPr>
-          <w:p>
-            <w:pPr>
-              <w:rPr>
-                <w:sz w:val="20"/>
-                <w:szCs w:val="20"/>
-              </w:rPr>
-            </w:pPr>
-            <w:r>
-              <w:rPr>
-                <w:sz w:val="20"/>
-                <w:szCs w:val="20"/>
-              </w:rPr>
-              <w:t>Место работы, учебы</w:t>
-            </w:r>
-          </w:p>
-        </w:tc>
-        <w:tc>
-          <w:tcPr>
-            <w:tcW w:w="8203" w:type="dxa"/>
-            <w:tcBorders>
-              <w:bottom w:val="single" w:sz="4" w:space="0" w:color="auto"/>
-            </w:tcBorders>
-            <w:vAlign w:val="bottom"/>
-          </w:tcPr>
-          <w:p>
-            <w:pPr>
-              <w:jc w:val="center"/>
-              <w:rPr>
-                <w:sz w:val="20"/>
-                <w:szCs w:val="20"/>
-              </w:rPr>
-            </w:pPr>
-          </w:p>
-        </w:tc>
-      </w:tr>
-      <w:tr>
-        <w:tc>
-          <w:tcPr>
-            <w:tcW w:w="10191" w:type="dxa"/>
-            <w:gridSpan w:val="2"/>
-            <w:tcBorders>
-              <w:bottom w:val="single" w:sz="4" w:space="0" w:color="auto"/>
-            </w:tcBorders>
-            <w:vAlign w:val="bottom"/>
-          </w:tcPr>
-          <w:p>
-            <w:pPr>
-              <w:jc w:val="center"/>
-              <w:rPr>
-                <w:sz w:val="20"/>
-                <w:szCs w:val="20"/>
-              </w:rPr>
-            </w:pPr>
-          </w:p>
-        </w:tc>
-      </w:tr>
-    </w:tbl>
-    <w:p>
-      <w:pPr>
-        <w:autoSpaceDE w:val="0"/>
-        <w:autoSpaceDN w:val="0"/>
-        <w:adjustRightInd w:val="0"/>
-        <w:rPr>
-          <w:sz w:val="20"/>
-          <w:szCs w:val="20"/>
-        </w:rPr>
-      </w:pPr>
-      <w:bookmarkStart w:id="2" w:name="sub_1016"/>
-      <w:r>
-        <w:rPr>
-          <w:sz w:val="20"/>
-          <w:szCs w:val="20"/>
-        </w:rPr>
-        <w:t xml:space="preserve">Признан нуждающимся в оказании паллиативной медицинской помощи: не </w:t>
-      </w:r>
-      <w:bookmarkEnd w:id="2"/>
-      <w:r>
-        <w:rPr>
-          <w:sz w:val="20"/>
-          <w:szCs w:val="20"/>
-        </w:rPr>
-        <w:t>признан — 1; признан — 2</w:t>
-      </w:r>
-    </w:p>
-    <w:p>
-      <w:pPr>
-        <w:rPr>
-          <w:sz w:val="22"/>
-          <w:szCs w:val="22"/>
-        </w:rPr>
-      </w:pPr>
+      <w:r>
+        <w:br w:type="page"/>
+      </w:r>
     </w:p>
     <w:p>
       <w:pPr>
@@ -3403,14 +3850,6 @@
           <w:szCs w:val="18"/>
         </w:rPr>
       </w:pPr>
-      <w:r>
-        <w:rPr>
-          <w:b/>
-          <w:sz w:val="20"/>
-          <w:szCs w:val="20"/>
-        </w:rPr>
-        <w:br w:type="page"/>
-      </w:r>
       <w:r>
         <w:rPr>
           <w:sz w:val="18"/>
@@ -3443,7 +3882,7 @@
           <w:szCs w:val="22"/>
         </w:rPr>
       </w:pPr>
-      <w:bookmarkStart w:id="3" w:name="sub_1100"/>
+      <w:bookmarkStart w:id="0" w:name="sub_1100"/>
       <w:r>
         <w:rPr>
           <w:b/>
@@ -3454,7 +3893,7 @@
         <w:t>Хронические заболевания, функциональные расстройства, иные состояния, при наличии которых осуществляется диспансерное наблюдение:</w:t>
       </w:r>
     </w:p>
-    <w:bookmarkEnd w:id="3"/>
+    <w:bookmarkEnd w:id="0"/>
     <w:p>
       <w:pPr>
         <w:autoSpaceDE w:val="0"/>
@@ -4273,7 +4712,7 @@
           <w:szCs w:val="22"/>
         </w:rPr>
       </w:pPr>
-      <w:bookmarkStart w:id="4" w:name="sub_1200"/>
+      <w:bookmarkStart w:id="1" w:name="sub_1200"/>
       <w:r>
         <w:rPr>
           <w:b/>
@@ -4284,7 +4723,7 @@
         <w:t>Лист записи заключительных (уточненных) диагнозов:</w:t>
       </w:r>
     </w:p>
-    <w:bookmarkEnd w:id="4"/>
+    <w:bookmarkEnd w:id="1"/>
     <w:p>
       <w:pPr>
         <w:autoSpaceDE w:val="0"/>
@@ -5380,7 +5819,7 @@
           <w:szCs w:val="2"/>
         </w:rPr>
       </w:pPr>
-      <w:bookmarkStart w:id="5" w:name="sub_1202"/>
+      <w:bookmarkStart w:id="2" w:name="sub_1202"/>
       <w:r>
         <w:rPr>
           <w:sz w:val="20"/>
@@ -5388,7 +5827,7 @@
         </w:rPr>
         <w:t xml:space="preserve">Аллергические реакции на лекарственные препараты, пищевая аллергия или </w:t>
       </w:r>
-      <w:bookmarkEnd w:id="5"/>
+      <w:bookmarkEnd w:id="2"/>
       <w:r>
         <w:rPr>
           <w:sz w:val="20"/>
@@ -5520,6 +5959,14 @@
     </w:p>
     <w:p>
       <w:pPr>
+        <w:rPr>
+          <w:sz w:val="20"/>
+          <w:szCs w:val="20"/>
+        </w:rPr>
+      </w:pPr>
+    </w:p>
+    <w:p>
+      <w:pPr>
         <w:pStyle w:val="af3"/>
         <w:tabs>
           <w:tab w:val="left" w:pos="765"/>
@@ -5542,9 +5989,8 @@
           <w:sz w:val="26"/>
           <w:szCs w:val="26"/>
         </w:rPr>
-        <w:lastRenderedPageBreak/>
         <w:drawing>
-          <wp:anchor distT="0" distB="0" distL="114300" distR="114300" simplePos="0" relativeHeight="251659264" behindDoc="1" locked="0" layoutInCell="1" allowOverlap="1" wp14:anchorId="6DA5DEBA" wp14:editId="100E2C1F">
+          <wp:anchor distT="0" distB="0" distL="114300" distR="114300" simplePos="0" relativeHeight="251659264" behindDoc="1" locked="0" layoutInCell="1" allowOverlap="1" wp14:anchorId="40414449" wp14:editId="22E58D32">
             <wp:simplePos x="0" y="0"/>
             <wp:positionH relativeFrom="column">
               <wp:posOffset>59690</wp:posOffset>
@@ -5901,50 +6347,55 @@
           <w:szCs w:val="22"/>
           <w:lang w:val="ru-RU"/>
         </w:rPr>
-        <w:t xml:space="preserve">«{{ </w:t>
-      </w:r>
+        <w:t>«</w:t>
+      </w:r>
+      <w:proofErr w:type="gramStart"/>
       <w:r>
         <w:rPr>
           <w:rFonts w:ascii="Times New Roman" w:hAnsi="Times New Roman"/>
           <w:sz w:val="22"/>
           <w:szCs w:val="22"/>
-        </w:rPr>
-        <w:t>c</w:t>
+          <w:lang w:val="ru-RU"/>
+        </w:rPr>
+        <w:t xml:space="preserve">{{ </w:t>
       </w:r>
       <w:r>
         <w:rPr>
           <w:rFonts w:ascii="Times New Roman" w:hAnsi="Times New Roman"/>
           <w:sz w:val="22"/>
           <w:szCs w:val="22"/>
-          <w:lang w:val="ru-RU"/>
-        </w:rPr>
-        <w:t>_</w:t>
-      </w:r>
+        </w:rPr>
+        <w:t>c</w:t>
+      </w:r>
+      <w:proofErr w:type="gramEnd"/>
       <w:r>
         <w:rPr>
           <w:rFonts w:ascii="Times New Roman" w:hAnsi="Times New Roman"/>
           <w:sz w:val="22"/>
           <w:szCs w:val="22"/>
-        </w:rPr>
-        <w:t>day</w:t>
-      </w:r>
+          <w:lang w:val="ru-RU"/>
+        </w:rPr>
+        <w:t>_</w:t>
+      </w:r>
+      <w:proofErr w:type="gramStart"/>
       <w:r>
         <w:rPr>
           <w:rFonts w:ascii="Times New Roman" w:hAnsi="Times New Roman"/>
           <w:sz w:val="22"/>
           <w:szCs w:val="22"/>
-          <w:lang w:val="ru-RU"/>
-        </w:rPr>
-        <w:t xml:space="preserve"> }}» {{ </w:t>
+        </w:rPr>
+        <w:t>day</w:t>
       </w:r>
       <w:r>
         <w:rPr>
           <w:rFonts w:ascii="Times New Roman" w:hAnsi="Times New Roman"/>
           <w:sz w:val="22"/>
           <w:szCs w:val="22"/>
-        </w:rPr>
-        <w:t>cur</w:t>
-      </w:r>
+          <w:lang w:val="ru-RU"/>
+        </w:rPr>
+        <w:t xml:space="preserve"> }</w:t>
+      </w:r>
+      <w:proofErr w:type="gramEnd"/>
       <w:r>
         <w:rPr>
           <w:rFonts w:ascii="Times New Roman" w:hAnsi="Times New Roman"/>
@@ -5952,69 +6403,74 @@
           <w:szCs w:val="22"/>
           <w:lang w:val="ru-RU"/>
         </w:rPr>
-        <w:t>_</w:t>
-      </w:r>
+        <w:t xml:space="preserve">}» </w:t>
+      </w:r>
+      <w:proofErr w:type="gramStart"/>
       <w:r>
         <w:rPr>
           <w:rFonts w:ascii="Times New Roman" w:hAnsi="Times New Roman"/>
           <w:sz w:val="22"/>
           <w:szCs w:val="22"/>
-        </w:rPr>
-        <w:t>month</w:t>
+          <w:lang w:val="ru-RU"/>
+        </w:rPr>
+        <w:t xml:space="preserve">{{ </w:t>
       </w:r>
       <w:r>
         <w:rPr>
           <w:rFonts w:ascii="Times New Roman" w:hAnsi="Times New Roman"/>
           <w:sz w:val="22"/>
           <w:szCs w:val="22"/>
-          <w:lang w:val="ru-RU"/>
-        </w:rPr>
-        <w:t>_</w:t>
-      </w:r>
-      <w:proofErr w:type="spellStart"/>
+        </w:rPr>
+        <w:t>cur</w:t>
+      </w:r>
+      <w:proofErr w:type="gramEnd"/>
       <w:r>
         <w:rPr>
           <w:rFonts w:ascii="Times New Roman" w:hAnsi="Times New Roman"/>
           <w:sz w:val="22"/>
           <w:szCs w:val="22"/>
-        </w:rPr>
-        <w:t>ru</w:t>
-      </w:r>
-      <w:proofErr w:type="spellEnd"/>
+          <w:lang w:val="ru-RU"/>
+        </w:rPr>
+        <w:t>_</w:t>
+      </w:r>
       <w:r>
         <w:rPr>
           <w:rFonts w:ascii="Times New Roman" w:hAnsi="Times New Roman"/>
           <w:sz w:val="22"/>
           <w:szCs w:val="22"/>
-          <w:lang w:val="ru-RU"/>
-        </w:rPr>
-        <w:t xml:space="preserve"> }} {{ </w:t>
+        </w:rPr>
+        <w:t>month</w:t>
       </w:r>
       <w:r>
         <w:rPr>
           <w:rFonts w:ascii="Times New Roman" w:hAnsi="Times New Roman"/>
           <w:sz w:val="22"/>
           <w:szCs w:val="22"/>
-        </w:rPr>
-        <w:t>current</w:t>
-      </w:r>
+          <w:lang w:val="ru-RU"/>
+        </w:rPr>
+        <w:t>_</w:t>
+      </w:r>
+      <w:proofErr w:type="spellStart"/>
+      <w:proofErr w:type="gramStart"/>
       <w:r>
         <w:rPr>
           <w:rFonts w:ascii="Times New Roman" w:hAnsi="Times New Roman"/>
           <w:sz w:val="22"/>
           <w:szCs w:val="22"/>
-          <w:lang w:val="ru-RU"/>
-        </w:rPr>
-        <w:t>_</w:t>
-      </w:r>
+        </w:rPr>
+        <w:t>ru</w:t>
+      </w:r>
+      <w:proofErr w:type="spellEnd"/>
       <w:r>
         <w:rPr>
           <w:rFonts w:ascii="Times New Roman" w:hAnsi="Times New Roman"/>
           <w:sz w:val="22"/>
           <w:szCs w:val="22"/>
-        </w:rPr>
-        <w:t>year</w:t>
-      </w:r>
+          <w:lang w:val="ru-RU"/>
+        </w:rPr>
+        <w:t xml:space="preserve"> }</w:t>
+      </w:r>
+      <w:proofErr w:type="gramEnd"/>
       <w:r>
         <w:rPr>
           <w:rFonts w:ascii="Times New Roman" w:hAnsi="Times New Roman"/>
@@ -6022,8 +6478,9 @@
           <w:szCs w:val="22"/>
           <w:lang w:val="ru-RU"/>
         </w:rPr>
-        <w:t xml:space="preserve"> }}</w:t>
-      </w:r>
+        <w:t xml:space="preserve">} </w:t>
+      </w:r>
+      <w:proofErr w:type="gramStart"/>
       <w:r>
         <w:rPr>
           <w:rFonts w:ascii="Times New Roman" w:hAnsi="Times New Roman"/>
@@ -6031,17 +6488,17 @@
           <w:szCs w:val="22"/>
           <w:lang w:val="ru-RU"/>
         </w:rPr>
-        <w:t>г</w:t>
+        <w:t xml:space="preserve">{{ </w:t>
       </w:r>
       <w:r>
         <w:rPr>
           <w:rFonts w:ascii="Times New Roman" w:hAnsi="Times New Roman"/>
           <w:sz w:val="22"/>
           <w:szCs w:val="22"/>
-          <w:lang w:val="ru-RU"/>
-        </w:rPr>
-        <w:t xml:space="preserve">. </w:t>
-      </w:r>
+        </w:rPr>
+        <w:t>current</w:t>
+      </w:r>
+      <w:proofErr w:type="gramEnd"/>
       <w:r>
         <w:rPr>
           <w:rFonts w:ascii="Times New Roman" w:hAnsi="Times New Roman"/>
@@ -6049,16 +6506,16 @@
           <w:szCs w:val="22"/>
           <w:lang w:val="ru-RU"/>
         </w:rPr>
-        <w:t>до</w:t>
-      </w:r>
+        <w:t>_</w:t>
+      </w:r>
+      <w:proofErr w:type="gramStart"/>
       <w:r>
         <w:rPr>
           <w:rFonts w:ascii="Times New Roman" w:hAnsi="Times New Roman"/>
           <w:sz w:val="22"/>
           <w:szCs w:val="22"/>
-          <w:lang w:val="ru-RU"/>
-        </w:rPr>
-        <w:t xml:space="preserve"> </w:t>
+        </w:rPr>
+        <w:t>year</w:t>
       </w:r>
       <w:r>
         <w:rPr>
@@ -6067,7 +6524,7 @@
           <w:szCs w:val="22"/>
           <w:lang w:val="ru-RU"/>
         </w:rPr>
-        <w:t>минования</w:t>
+        <w:t xml:space="preserve"> }}</w:t>
       </w:r>
       <w:r>
         <w:rPr>
@@ -6076,7 +6533,7 @@
           <w:szCs w:val="22"/>
           <w:lang w:val="ru-RU"/>
         </w:rPr>
-        <w:t xml:space="preserve"> </w:t>
+        <w:t>г</w:t>
       </w:r>
       <w:r>
         <w:rPr>
@@ -6085,8 +6542,9 @@
           <w:szCs w:val="22"/>
           <w:lang w:val="ru-RU"/>
         </w:rPr>
-        <w:t>надобности</w:t>
-      </w:r>
+        <w:t>.</w:t>
+      </w:r>
+      <w:proofErr w:type="gramEnd"/>
       <w:r>
         <w:rPr>
           <w:rFonts w:ascii="Times New Roman" w:hAnsi="Times New Roman"/>
@@ -6094,7 +6552,7 @@
           <w:szCs w:val="22"/>
           <w:lang w:val="ru-RU"/>
         </w:rPr>
-        <w:t xml:space="preserve">. </w:t>
+        <w:t xml:space="preserve"> </w:t>
       </w:r>
       <w:r>
         <w:rPr>
@@ -6103,7 +6561,81 @@
           <w:szCs w:val="22"/>
           <w:lang w:val="ru-RU"/>
         </w:rPr>
-        <w:t>Я оставляю за собой право отозвать своё согласие на обработку персональных данных посредством составления соответствующего письменного документа, который может быть направлен мной в адрес Оператора по почте заказным письмом с уведомлением о вручении либо вручён лично под расписку представителю Оператора. В случае получения моего письменного заявления об отзыве настоящего согласия на обработку персональных данных Оператор обязан прекратить их обработку в течение периода времени, необходимого для завершения взаиморасчетов по оплате оказанной мне (несовершеннолетнему пациенту/лицу, признанному недееспособным) до этого медицинской помощи.</w:t>
+        <w:t>до</w:t>
+      </w:r>
+      <w:r>
+        <w:rPr>
+          <w:rFonts w:ascii="Times New Roman" w:hAnsi="Times New Roman"/>
+          <w:sz w:val="22"/>
+          <w:szCs w:val="22"/>
+          <w:lang w:val="ru-RU"/>
+        </w:rPr>
+        <w:t xml:space="preserve"> </w:t>
+      </w:r>
+      <w:r>
+        <w:rPr>
+          <w:rFonts w:ascii="Times New Roman" w:hAnsi="Times New Roman"/>
+          <w:sz w:val="22"/>
+          <w:szCs w:val="22"/>
+          <w:lang w:val="ru-RU"/>
+        </w:rPr>
+        <w:t>минования</w:t>
+      </w:r>
+      <w:r>
+        <w:rPr>
+          <w:rFonts w:ascii="Times New Roman" w:hAnsi="Times New Roman"/>
+          <w:sz w:val="22"/>
+          <w:szCs w:val="22"/>
+          <w:lang w:val="ru-RU"/>
+        </w:rPr>
+        <w:t xml:space="preserve"> </w:t>
+      </w:r>
+      <w:r>
+        <w:rPr>
+          <w:rFonts w:ascii="Times New Roman" w:hAnsi="Times New Roman"/>
+          <w:sz w:val="22"/>
+          <w:szCs w:val="22"/>
+          <w:lang w:val="ru-RU"/>
+        </w:rPr>
+        <w:t>надобности</w:t>
+      </w:r>
+      <w:r>
+        <w:rPr>
+          <w:rFonts w:ascii="Times New Roman" w:hAnsi="Times New Roman"/>
+          <w:sz w:val="22"/>
+          <w:szCs w:val="22"/>
+          <w:lang w:val="ru-RU"/>
+        </w:rPr>
+        <w:t xml:space="preserve">. </w:t>
+      </w:r>
+      <w:r>
+        <w:rPr>
+          <w:rFonts w:ascii="Times New Roman" w:hAnsi="Times New Roman"/>
+          <w:sz w:val="22"/>
+          <w:szCs w:val="22"/>
+          <w:lang w:val="ru-RU"/>
+        </w:rPr>
+        <w:t xml:space="preserve">Я оставляю за собой право отозвать своё согласие на обработку персональных данных посредством составления соответствующего письменного документа, который может быть направлен мной в адрес Оператора по почте заказным письмом с уведомлением о вручении либо вручён лично под расписку представителю Оператора. В случае получения моего письменного заявления об отзыве настоящего согласия на обработку персональных данных Оператор обязан прекратить их обработку в течение периода времени, необходимого для завершения взаиморасчетов </w:t>
+      </w:r>
+      <w:proofErr w:type="gramStart"/>
+      <w:r>
+        <w:rPr>
+          <w:rFonts w:ascii="Times New Roman" w:hAnsi="Times New Roman"/>
+          <w:sz w:val="22"/>
+          <w:szCs w:val="22"/>
+          <w:lang w:val="ru-RU"/>
+        </w:rPr>
+        <w:t>по оплате</w:t>
+      </w:r>
+      <w:proofErr w:type="gramEnd"/>
+      <w:r>
+        <w:rPr>
+          <w:rFonts w:ascii="Times New Roman" w:hAnsi="Times New Roman"/>
+          <w:sz w:val="22"/>
+          <w:szCs w:val="22"/>
+          <w:lang w:val="ru-RU"/>
+        </w:rPr>
+        <w:t xml:space="preserve"> оказанной мне (несовершеннолетнему пациенту/лицу, признанному недееспособным) до этого медицинской помощи.</w:t>
       </w:r>
     </w:p>
     <w:p>
@@ -6137,8 +6669,8 @@
         <w:tblLook w:val="04A0" w:firstRow="1" w:lastRow="0" w:firstColumn="1" w:lastColumn="0" w:noHBand="0" w:noVBand="1"/>
       </w:tblPr>
       <w:tblGrid>
-        <w:gridCol w:w="3387"/>
-        <w:gridCol w:w="7101"/>
+        <w:gridCol w:w="3291"/>
+        <w:gridCol w:w="6914"/>
       </w:tblGrid>
       <w:tr>
         <w:tc>
@@ -6155,6 +6687,7 @@
               <w:spacing w:after="0" w:line="240" w:lineRule="auto"/>
               <w:jc w:val="both"/>
             </w:pPr>
+            <w:proofErr w:type="gramStart"/>
             <w:r>
               <w:rPr>
                 <w:rFonts w:ascii="Times New Roman" w:hAnsi="Times New Roman"/>
@@ -6168,7 +6701,15 @@
                 <w:rFonts w:ascii="Times New Roman" w:hAnsi="Times New Roman"/>
                 <w:lang w:val="ru-RU"/>
               </w:rPr>
-              <w:t>appointment_date</w:t>
+              <w:t>appointment</w:t>
+            </w:r>
+            <w:proofErr w:type="gramEnd"/>
+            <w:r>
+              <w:rPr>
+                <w:rFonts w:ascii="Times New Roman" w:hAnsi="Times New Roman"/>
+                <w:lang w:val="ru-RU"/>
+              </w:rPr>
+              <w:t>_date</w:t>
             </w:r>
             <w:proofErr w:type="spellEnd"/>
             <w:r>
@@ -6272,8 +6813,9 @@
           <w:sz w:val="26"/>
           <w:szCs w:val="26"/>
         </w:rPr>
+        <w:lastRenderedPageBreak/>
         <w:drawing>
-          <wp:anchor distT="0" distB="0" distL="114300" distR="114300" simplePos="0" relativeHeight="251660288" behindDoc="1" locked="0" layoutInCell="1" allowOverlap="1" wp14:anchorId="347BD9ED" wp14:editId="0E6431F7">
+          <wp:anchor distT="0" distB="0" distL="114300" distR="114300" simplePos="0" relativeHeight="251660288" behindDoc="1" locked="0" layoutInCell="1" allowOverlap="1" wp14:anchorId="5B66877C" wp14:editId="07689577">
             <wp:simplePos x="0" y="0"/>
             <wp:positionH relativeFrom="column">
               <wp:posOffset>97790</wp:posOffset>
@@ -6599,6 +7141,7 @@
         </w:rPr>
         <w:t xml:space="preserve"> </w:t>
       </w:r>
+      <w:proofErr w:type="gramStart"/>
       <w:r>
         <w:rPr>
           <w:rFonts w:ascii="Times New Roman" w:hAnsi="Times New Roman"/>
@@ -6610,6 +7153,7 @@
         <w:t xml:space="preserve">{{  </w:t>
       </w:r>
       <w:proofErr w:type="spellStart"/>
+      <w:proofErr w:type="gramEnd"/>
       <w:r>
         <w:rPr>
           <w:rFonts w:ascii="Times New Roman" w:hAnsi="Times New Roman"/>
@@ -6618,9 +7162,9 @@
           <w:color w:val="000000"/>
           <w:shd w:val="clear" w:color="auto" w:fill="FFFFFF"/>
         </w:rPr>
-        <w:t>doctor_name</w:t>
-      </w:r>
-      <w:proofErr w:type="spellEnd"/>
+        <w:t>doctor_</w:t>
+      </w:r>
+      <w:proofErr w:type="gramStart"/>
       <w:r>
         <w:rPr>
           <w:rFonts w:ascii="Times New Roman" w:hAnsi="Times New Roman"/>
@@ -6629,8 +7173,9 @@
           <w:color w:val="000000"/>
           <w:shd w:val="clear" w:color="auto" w:fill="FFFFFF"/>
         </w:rPr>
-        <w:t xml:space="preserve"> }} </w:t>
-      </w:r>
+        <w:t>name</w:t>
+      </w:r>
+      <w:proofErr w:type="spellEnd"/>
       <w:r>
         <w:rPr>
           <w:rFonts w:ascii="Times New Roman" w:hAnsi="Times New Roman"/>
@@ -6638,10 +7183,10 @@
           <w:bCs/>
           <w:color w:val="000000"/>
           <w:shd w:val="clear" w:color="auto" w:fill="FFFFFF"/>
-          <w:lang w:val="ru-RU"/>
-        </w:rPr>
-        <w:t>врач</w:t>
-      </w:r>
+        </w:rPr>
+        <w:t xml:space="preserve"> }</w:t>
+      </w:r>
+      <w:proofErr w:type="gramEnd"/>
       <w:r>
         <w:rPr>
           <w:rFonts w:ascii="Times New Roman" w:hAnsi="Times New Roman"/>
@@ -6650,7 +7195,39 @@
           <w:color w:val="000000"/>
           <w:shd w:val="clear" w:color="auto" w:fill="FFFFFF"/>
         </w:rPr>
-        <w:t xml:space="preserve"> {{ </w:t>
+        <w:t xml:space="preserve">} </w:t>
+      </w:r>
+      <w:r>
+        <w:rPr>
+          <w:rFonts w:ascii="Times New Roman" w:hAnsi="Times New Roman"/>
+          <w:b/>
+          <w:bCs/>
+          <w:color w:val="000000"/>
+          <w:shd w:val="clear" w:color="auto" w:fill="FFFFFF"/>
+          <w:lang w:val="ru-RU"/>
+        </w:rPr>
+        <w:t>врач</w:t>
+      </w:r>
+      <w:r>
+        <w:rPr>
+          <w:rFonts w:ascii="Times New Roman" w:hAnsi="Times New Roman"/>
+          <w:b/>
+          <w:bCs/>
+          <w:color w:val="000000"/>
+          <w:shd w:val="clear" w:color="auto" w:fill="FFFFFF"/>
+        </w:rPr>
+        <w:t xml:space="preserve"> </w:t>
+      </w:r>
+      <w:proofErr w:type="gramStart"/>
+      <w:r>
+        <w:rPr>
+          <w:rFonts w:ascii="Times New Roman" w:hAnsi="Times New Roman"/>
+          <w:b/>
+          <w:bCs/>
+          <w:color w:val="000000"/>
+          <w:shd w:val="clear" w:color="auto" w:fill="FFFFFF"/>
+        </w:rPr>
+        <w:t xml:space="preserve">{{ </w:t>
       </w:r>
       <w:proofErr w:type="spellStart"/>
       <w:r>
@@ -6660,9 +7237,9 @@
           <w:bCs/>
           <w:shd w:val="clear" w:color="auto" w:fill="FFFFFF"/>
         </w:rPr>
-        <w:t>doctor_specialization</w:t>
-      </w:r>
-      <w:proofErr w:type="spellEnd"/>
+        <w:t>doctor</w:t>
+      </w:r>
+      <w:proofErr w:type="gramEnd"/>
       <w:r>
         <w:rPr>
           <w:rFonts w:ascii="Times New Roman" w:hAnsi="Times New Roman"/>
@@ -6670,7 +7247,37 @@
           <w:bCs/>
           <w:shd w:val="clear" w:color="auto" w:fill="FFFFFF"/>
         </w:rPr>
-        <w:t xml:space="preserve"> }}</w:t>
+        <w:t>_</w:t>
+      </w:r>
+      <w:proofErr w:type="gramStart"/>
+      <w:r>
+        <w:rPr>
+          <w:rFonts w:ascii="Times New Roman" w:hAnsi="Times New Roman"/>
+          <w:b/>
+          <w:bCs/>
+          <w:shd w:val="clear" w:color="auto" w:fill="FFFFFF"/>
+        </w:rPr>
+        <w:t>specialization</w:t>
+      </w:r>
+      <w:proofErr w:type="spellEnd"/>
+      <w:r>
+        <w:rPr>
+          <w:rFonts w:ascii="Times New Roman" w:hAnsi="Times New Roman"/>
+          <w:b/>
+          <w:bCs/>
+          <w:shd w:val="clear" w:color="auto" w:fill="FFFFFF"/>
+        </w:rPr>
+        <w:t xml:space="preserve"> }</w:t>
+      </w:r>
+      <w:proofErr w:type="gramEnd"/>
+      <w:r>
+        <w:rPr>
+          <w:rFonts w:ascii="Times New Roman" w:hAnsi="Times New Roman"/>
+          <w:b/>
+          <w:bCs/>
+          <w:shd w:val="clear" w:color="auto" w:fill="FFFFFF"/>
+        </w:rPr>
+        <w:t>}</w:t>
       </w:r>
       <w:r>
         <w:rPr>
@@ -6709,7 +7316,27 @@
           <w:shd w:val="clear" w:color="auto" w:fill="FFFFFF"/>
           <w:lang w:val="ru-RU"/>
         </w:rPr>
-        <w:t xml:space="preserve">в доступной для меня форме мне разъяснены цели, методы оказания медицинской помощи,       связанный с ними риск, возможные варианты медицинских вмешательств, их последствия, в том числе вероятность развития осложнений, а также предполагаемые результаты оказания медицинской помощи. Мне разъяснено, что я имею право отказаться от одного или нескольких видов медицинских вмешательств, включенных в Перечень определенных видов медицинских вмешательств, на которые граждане дают информированное добровольное согласие при выборе врача и медицинской организации для получения первичной медико-санитарной помощи, утвержденный приказом Министерства здравоохранения и социального развития Российской Федерации от 23 апреля 2012 г. </w:t>
+        <w:t xml:space="preserve">в доступной для меня форме мне разъяснены цели, методы оказания медицинской </w:t>
+      </w:r>
+      <w:proofErr w:type="gramStart"/>
+      <w:r>
+        <w:rPr>
+          <w:rFonts w:ascii="Times New Roman" w:hAnsi="Times New Roman"/>
+          <w:color w:val="000000"/>
+          <w:shd w:val="clear" w:color="auto" w:fill="FFFFFF"/>
+          <w:lang w:val="ru-RU"/>
+        </w:rPr>
+        <w:t xml:space="preserve">помощи,   </w:t>
+      </w:r>
+      <w:proofErr w:type="gramEnd"/>
+      <w:r>
+        <w:rPr>
+          <w:rFonts w:ascii="Times New Roman" w:hAnsi="Times New Roman"/>
+          <w:color w:val="000000"/>
+          <w:shd w:val="clear" w:color="auto" w:fill="FFFFFF"/>
+          <w:lang w:val="ru-RU"/>
+        </w:rPr>
+        <w:t xml:space="preserve">    связанный с ними риск, возможные варианты медицинских вмешательств, их последствия, в том числе вероятность развития осложнений, а также предполагаемые результаты оказания медицинской помощи. Мне разъяснено, что я имею право отказаться от одного или нескольких видов медицинских вмешательств, включенных в Перечень определенных видов медицинских вмешательств, на которые граждане дают информированное добровольное согласие при выборе врача и медицинской организации для получения первичной медико-санитарной помощи, утвержденный приказом Министерства здравоохранения и социального развития Российской Федерации от 23 апреля 2012 г. </w:t>
       </w:r>
       <w:r>
         <w:rPr>
@@ -6812,8 +7439,6 @@
         <w:rPr>
           <w:rStyle w:val="af5"/>
           <w:rFonts w:ascii="Times New Roman" w:hAnsi="Times New Roman"/>
-          <w:i w:val="0"/>
-          <w:iCs w:val="0"/>
           <w:color w:val="000000"/>
           <w:lang w:val="ru-RU"/>
         </w:rPr>
@@ -6960,7 +7585,23 @@
           <w:rFonts w:ascii="Times New Roman" w:hAnsi="Times New Roman"/>
           <w:lang w:val="ru-RU"/>
         </w:rPr>
-        <w:t>Настоящее информированное добровольное согласие действует в течение всего срока оказания мне (представляемому) медицинской помощи в  ООО МЦ «</w:t>
+        <w:t xml:space="preserve">Настоящее информированное добровольное согласие действует в течение всего срока оказания мне (представляемому) медицинской помощи </w:t>
+      </w:r>
+      <w:proofErr w:type="gramStart"/>
+      <w:r>
+        <w:rPr>
+          <w:rFonts w:ascii="Times New Roman" w:hAnsi="Times New Roman"/>
+          <w:lang w:val="ru-RU"/>
+        </w:rPr>
+        <w:t>в  ООО</w:t>
+      </w:r>
+      <w:proofErr w:type="gramEnd"/>
+      <w:r>
+        <w:rPr>
+          <w:rFonts w:ascii="Times New Roman" w:hAnsi="Times New Roman"/>
+          <w:lang w:val="ru-RU"/>
+        </w:rPr>
+        <w:t xml:space="preserve"> МЦ «</w:t>
       </w:r>
       <w:proofErr w:type="spellStart"/>
       <w:r>
@@ -7008,8 +7649,8 @@
         <w:tblLook w:val="04A0" w:firstRow="1" w:lastRow="0" w:firstColumn="1" w:lastColumn="0" w:noHBand="0" w:noVBand="1"/>
       </w:tblPr>
       <w:tblGrid>
-        <w:gridCol w:w="3387"/>
-        <w:gridCol w:w="7101"/>
+        <w:gridCol w:w="3291"/>
+        <w:gridCol w:w="6914"/>
       </w:tblGrid>
       <w:tr>
         <w:tc>
@@ -7025,6 +7666,7 @@
               <w:spacing w:after="0" w:line="312" w:lineRule="auto"/>
               <w:jc w:val="both"/>
             </w:pPr>
+            <w:proofErr w:type="gramStart"/>
             <w:r>
               <w:rPr>
                 <w:rFonts w:ascii="Times New Roman" w:hAnsi="Times New Roman"/>
@@ -7038,7 +7680,15 @@
                 <w:rFonts w:ascii="Times New Roman" w:hAnsi="Times New Roman"/>
                 <w:lang w:val="ru-RU"/>
               </w:rPr>
-              <w:t>appointment_date</w:t>
+              <w:t>appointment</w:t>
+            </w:r>
+            <w:proofErr w:type="gramEnd"/>
+            <w:r>
+              <w:rPr>
+                <w:rFonts w:ascii="Times New Roman" w:hAnsi="Times New Roman"/>
+                <w:lang w:val="ru-RU"/>
+              </w:rPr>
+              <w:t>_date</w:t>
             </w:r>
             <w:proofErr w:type="spellEnd"/>
             <w:r>
@@ -7175,7 +7825,7 @@
         <w:tblLook w:val="04A0" w:firstRow="1" w:lastRow="0" w:firstColumn="1" w:lastColumn="0" w:noHBand="0" w:noVBand="1"/>
       </w:tblPr>
       <w:tblGrid>
-        <w:gridCol w:w="5200"/>
+        <w:gridCol w:w="4917"/>
         <w:gridCol w:w="5288"/>
       </w:tblGrid>
       <w:tr>
@@ -7206,6 +7856,7 @@
               </w:rPr>
               <w:t xml:space="preserve"> </w:t>
             </w:r>
+            <w:proofErr w:type="gramStart"/>
             <w:r>
               <w:rPr>
                 <w:rFonts w:ascii="Times New Roman" w:hAnsi="Times New Roman"/>
@@ -7220,15 +7871,39 @@
                 <w:rFonts w:ascii="Times New Roman" w:hAnsi="Times New Roman"/>
                 <w:shd w:val="clear" w:color="auto" w:fill="FFFFFF"/>
               </w:rPr>
-              <w:t>doctor_specialization</w:t>
-            </w:r>
-            <w:proofErr w:type="spellEnd"/>
+              <w:t>doctor</w:t>
+            </w:r>
+            <w:proofErr w:type="gramEnd"/>
             <w:r>
               <w:rPr>
                 <w:rFonts w:ascii="Times New Roman" w:hAnsi="Times New Roman"/>
                 <w:shd w:val="clear" w:color="auto" w:fill="FFFFFF"/>
               </w:rPr>
-              <w:t xml:space="preserve"> }}</w:t>
+              <w:t>_</w:t>
+            </w:r>
+            <w:proofErr w:type="gramStart"/>
+            <w:r>
+              <w:rPr>
+                <w:rFonts w:ascii="Times New Roman" w:hAnsi="Times New Roman"/>
+                <w:shd w:val="clear" w:color="auto" w:fill="FFFFFF"/>
+              </w:rPr>
+              <w:t>specialization</w:t>
+            </w:r>
+            <w:proofErr w:type="spellEnd"/>
+            <w:r>
+              <w:rPr>
+                <w:rFonts w:ascii="Times New Roman" w:hAnsi="Times New Roman"/>
+                <w:shd w:val="clear" w:color="auto" w:fill="FFFFFF"/>
+              </w:rPr>
+              <w:t xml:space="preserve"> }</w:t>
+            </w:r>
+            <w:proofErr w:type="gramEnd"/>
+            <w:r>
+              <w:rPr>
+                <w:rFonts w:ascii="Times New Roman" w:hAnsi="Times New Roman"/>
+                <w:shd w:val="clear" w:color="auto" w:fill="FFFFFF"/>
+              </w:rPr>
+              <w:t>}</w:t>
             </w:r>
             <w:r>
               <w:rPr>
@@ -7236,9 +7911,19 @@
                 <w:color w:val="000000"/>
                 <w:shd w:val="clear" w:color="auto" w:fill="FFFFFF"/>
               </w:rPr>
-              <w:t xml:space="preserve"> {{  </w:t>
+              <w:t xml:space="preserve"> </w:t>
+            </w:r>
+            <w:proofErr w:type="gramStart"/>
+            <w:r>
+              <w:rPr>
+                <w:rFonts w:ascii="Times New Roman" w:hAnsi="Times New Roman"/>
+                <w:color w:val="000000"/>
+                <w:shd w:val="clear" w:color="auto" w:fill="FFFFFF"/>
+              </w:rPr>
+              <w:t xml:space="preserve">{{  </w:t>
             </w:r>
             <w:proofErr w:type="spellStart"/>
+            <w:proofErr w:type="gramEnd"/>
             <w:r>
               <w:rPr>
                 <w:rFonts w:ascii="Times New Roman" w:hAnsi="Times New Roman"/>
@@ -7319,7 +8004,7 @@
     </w:p>
     <w:sectPr>
       <w:pgSz w:w="11906" w:h="16838"/>
-      <w:pgMar w:top="851" w:right="567" w:bottom="567" w:left="851" w:header="397" w:footer="397" w:gutter="0"/>
+      <w:pgMar w:top="142" w:right="567" w:bottom="567" w:left="1134" w:header="397" w:footer="397" w:gutter="0"/>
       <w:cols w:space="708"/>
       <w:docGrid w:linePitch="360"/>
     </w:sectPr>
@@ -8297,37 +8982,12 @@
       <w:szCs w:val="16"/>
     </w:rPr>
   </w:style>
-  <w:style w:type="paragraph" w:styleId="HTML">
-    <w:name w:val="HTML Preformatted"/>
-    <w:basedOn w:val="a"/>
-    <w:link w:val="HTML0"/>
-    <w:uiPriority w:val="99"/>
-    <w:semiHidden/>
-    <w:unhideWhenUsed/>
-    <w:rsid w:val="00BB50E8"/>
-    <w:rPr>
-      <w:rFonts w:ascii="Consolas" w:hAnsi="Consolas"/>
-      <w:sz w:val="20"/>
-      <w:szCs w:val="20"/>
-    </w:rPr>
-  </w:style>
-  <w:style w:type="character" w:customStyle="1" w:styleId="HTML0">
-    <w:name w:val="Стандартный HTML Знак"/>
-    <w:basedOn w:val="a0"/>
-    <w:link w:val="HTML"/>
-    <w:uiPriority w:val="99"/>
-    <w:semiHidden/>
-    <w:rsid w:val="00BB50E8"/>
-    <w:rPr>
-      <w:rFonts w:ascii="Consolas" w:hAnsi="Consolas"/>
-    </w:rPr>
-  </w:style>
   <w:style w:type="paragraph" w:styleId="af3">
     <w:name w:val="Body Text"/>
     <w:basedOn w:val="a"/>
     <w:link w:val="af4"/>
     <w:qFormat/>
-    <w:rsid w:val="00AB071A"/>
+    <w:rsid w:val="006426F9"/>
     <w:pPr>
       <w:widowControl w:val="0"/>
       <w:shd w:val="clear" w:color="auto" w:fill="FFFFFF"/>
@@ -8347,7 +9007,7 @@
     <w:name w:val="Основной текст Знак"/>
     <w:basedOn w:val="a0"/>
     <w:link w:val="af3"/>
-    <w:rsid w:val="00AB071A"/>
+    <w:rsid w:val="006426F9"/>
     <w:rPr>
       <w:rFonts w:ascii="Sylfaen" w:hAnsi="Sylfaen"/>
       <w:color w:val="00000A"/>
@@ -8361,7 +9021,7 @@
   <w:style w:type="character" w:customStyle="1" w:styleId="11">
     <w:name w:val="Основной текст Знак1"/>
     <w:qFormat/>
-    <w:rsid w:val="00AB071A"/>
+    <w:rsid w:val="006426F9"/>
     <w:rPr>
       <w:rFonts w:ascii="Sylfaen" w:hAnsi="Sylfaen" w:cs="Sylfaen"/>
       <w:sz w:val="21"/>
@@ -8372,7 +9032,7 @@
   <w:style w:type="character" w:customStyle="1" w:styleId="af5">
     <w:name w:val="Основной текст + Курсив"/>
     <w:qFormat/>
-    <w:rsid w:val="00AB071A"/>
+    <w:rsid w:val="006426F9"/>
     <w:rPr>
       <w:rFonts w:ascii="Sylfaen" w:hAnsi="Sylfaen" w:cs="Sylfaen"/>
       <w:i/>
@@ -8386,7 +9046,7 @@
     <w:name w:val="blk"/>
     <w:basedOn w:val="a0"/>
     <w:qFormat/>
-    <w:rsid w:val="00AB071A"/>
+    <w:rsid w:val="006426F9"/>
   </w:style>
 </w:styles>
 </file>

--- a/patients/templates/patients/docs/card_paid_template.docx
+++ b/patients/templates/patients/docs/card_paid_template.docx
@@ -524,16 +524,18 @@
             <w:pPr>
               <w:rPr>
                 <w:b/>
-                <w:sz w:val="20"/>
-                <w:szCs w:val="20"/>
+                <w:sz w:val="22"/>
+                <w:szCs w:val="22"/>
+                <w:u w:val="single"/>
               </w:rPr>
             </w:pPr>
             <w:proofErr w:type="gramStart"/>
             <w:r>
               <w:rPr>
                 <w:b/>
-                <w:sz w:val="20"/>
-                <w:szCs w:val="20"/>
+                <w:sz w:val="22"/>
+                <w:szCs w:val="22"/>
+                <w:u w:val="single"/>
               </w:rPr>
               <w:t xml:space="preserve">{{ </w:t>
             </w:r>
@@ -541,8 +543,9 @@
             <w:r>
               <w:rPr>
                 <w:b/>
-                <w:sz w:val="20"/>
-                <w:szCs w:val="20"/>
+                <w:sz w:val="22"/>
+                <w:szCs w:val="22"/>
+                <w:u w:val="single"/>
               </w:rPr>
               <w:t>card</w:t>
             </w:r>
@@ -550,8 +553,9 @@
             <w:r>
               <w:rPr>
                 <w:b/>
-                <w:sz w:val="20"/>
-                <w:szCs w:val="20"/>
+                <w:sz w:val="22"/>
+                <w:szCs w:val="22"/>
+                <w:u w:val="single"/>
               </w:rPr>
               <w:t>_number</w:t>
             </w:r>
@@ -559,8 +563,9 @@
             <w:r>
               <w:rPr>
                 <w:b/>
-                <w:sz w:val="20"/>
-                <w:szCs w:val="20"/>
+                <w:sz w:val="22"/>
+                <w:szCs w:val="22"/>
+                <w:u w:val="single"/>
               </w:rPr>
               <w:t xml:space="preserve"> }}</w:t>
             </w:r>
@@ -920,16 +925,20 @@
           <w:p>
             <w:pPr>
               <w:rPr>
-                <w:sz w:val="16"/>
-                <w:szCs w:val="16"/>
+                <w:b/>
+                <w:bCs/>
+                <w:sz w:val="22"/>
+                <w:szCs w:val="22"/>
                 <w:lang w:val="en-US"/>
               </w:rPr>
             </w:pPr>
             <w:proofErr w:type="gramStart"/>
             <w:r>
               <w:rPr>
-                <w:sz w:val="16"/>
-                <w:szCs w:val="16"/>
+                <w:b/>
+                <w:bCs/>
+                <w:sz w:val="22"/>
+                <w:szCs w:val="22"/>
                 <w:lang w:val="en-US"/>
               </w:rPr>
               <w:t>{{ surname</w:t>
@@ -937,8 +946,10 @@
             <w:proofErr w:type="gramEnd"/>
             <w:r>
               <w:rPr>
-                <w:sz w:val="16"/>
-                <w:szCs w:val="16"/>
+                <w:b/>
+                <w:bCs/>
+                <w:sz w:val="22"/>
+                <w:szCs w:val="22"/>
                 <w:lang w:val="en-US"/>
               </w:rPr>
               <w:t xml:space="preserve"> }} </w:t>
@@ -946,8 +957,10 @@
             <w:proofErr w:type="gramStart"/>
             <w:r>
               <w:rPr>
-                <w:sz w:val="16"/>
-                <w:szCs w:val="16"/>
+                <w:b/>
+                <w:bCs/>
+                <w:sz w:val="22"/>
+                <w:szCs w:val="22"/>
                 <w:lang w:val="en-US"/>
               </w:rPr>
               <w:t xml:space="preserve">{{ </w:t>
@@ -955,8 +968,10 @@
             <w:proofErr w:type="spellStart"/>
             <w:r>
               <w:rPr>
-                <w:sz w:val="16"/>
-                <w:szCs w:val="16"/>
+                <w:b/>
+                <w:bCs/>
+                <w:sz w:val="22"/>
+                <w:szCs w:val="22"/>
                 <w:lang w:val="en-US"/>
               </w:rPr>
               <w:t>first</w:t>
@@ -964,8 +979,10 @@
             <w:proofErr w:type="gramEnd"/>
             <w:r>
               <w:rPr>
-                <w:sz w:val="16"/>
-                <w:szCs w:val="16"/>
+                <w:b/>
+                <w:bCs/>
+                <w:sz w:val="22"/>
+                <w:szCs w:val="22"/>
                 <w:lang w:val="en-US"/>
               </w:rPr>
               <w:t>_</w:t>
@@ -973,8 +990,10 @@
             <w:proofErr w:type="gramStart"/>
             <w:r>
               <w:rPr>
-                <w:sz w:val="16"/>
-                <w:szCs w:val="16"/>
+                <w:b/>
+                <w:bCs/>
+                <w:sz w:val="22"/>
+                <w:szCs w:val="22"/>
                 <w:lang w:val="en-US"/>
               </w:rPr>
               <w:t>name</w:t>
@@ -982,8 +1001,10 @@
             <w:proofErr w:type="spellEnd"/>
             <w:r>
               <w:rPr>
-                <w:sz w:val="16"/>
-                <w:szCs w:val="16"/>
+                <w:b/>
+                <w:bCs/>
+                <w:sz w:val="22"/>
+                <w:szCs w:val="22"/>
                 <w:lang w:val="en-US"/>
               </w:rPr>
               <w:t xml:space="preserve"> }</w:t>
@@ -991,8 +1012,10 @@
             <w:proofErr w:type="gramEnd"/>
             <w:r>
               <w:rPr>
-                <w:sz w:val="16"/>
-                <w:szCs w:val="16"/>
+                <w:b/>
+                <w:bCs/>
+                <w:sz w:val="22"/>
+                <w:szCs w:val="22"/>
                 <w:lang w:val="en-US"/>
               </w:rPr>
               <w:t xml:space="preserve">} </w:t>
@@ -1000,8 +1023,10 @@
             <w:proofErr w:type="gramStart"/>
             <w:r>
               <w:rPr>
-                <w:sz w:val="16"/>
-                <w:szCs w:val="16"/>
+                <w:b/>
+                <w:bCs/>
+                <w:sz w:val="22"/>
+                <w:szCs w:val="22"/>
                 <w:lang w:val="en-US"/>
               </w:rPr>
               <w:t xml:space="preserve">{{ </w:t>
@@ -1009,8 +1034,10 @@
             <w:proofErr w:type="spellStart"/>
             <w:r>
               <w:rPr>
-                <w:sz w:val="16"/>
-                <w:szCs w:val="16"/>
+                <w:b/>
+                <w:bCs/>
+                <w:sz w:val="22"/>
+                <w:szCs w:val="22"/>
                 <w:lang w:val="en-US"/>
               </w:rPr>
               <w:t>last</w:t>
@@ -1018,8 +1045,10 @@
             <w:proofErr w:type="gramEnd"/>
             <w:r>
               <w:rPr>
-                <w:sz w:val="16"/>
-                <w:szCs w:val="16"/>
+                <w:b/>
+                <w:bCs/>
+                <w:sz w:val="22"/>
+                <w:szCs w:val="22"/>
                 <w:lang w:val="en-US"/>
               </w:rPr>
               <w:t>_</w:t>
@@ -1027,8 +1056,10 @@
             <w:proofErr w:type="gramStart"/>
             <w:r>
               <w:rPr>
-                <w:sz w:val="16"/>
-                <w:szCs w:val="16"/>
+                <w:b/>
+                <w:bCs/>
+                <w:sz w:val="22"/>
+                <w:szCs w:val="22"/>
                 <w:lang w:val="en-US"/>
               </w:rPr>
               <w:t>name</w:t>
@@ -1036,8 +1067,10 @@
             <w:proofErr w:type="spellEnd"/>
             <w:r>
               <w:rPr>
-                <w:sz w:val="16"/>
-                <w:szCs w:val="16"/>
+                <w:b/>
+                <w:bCs/>
+                <w:sz w:val="22"/>
+                <w:szCs w:val="22"/>
                 <w:lang w:val="en-US"/>
               </w:rPr>
               <w:t xml:space="preserve"> }</w:t>
@@ -1045,8 +1078,10 @@
             <w:proofErr w:type="gramEnd"/>
             <w:r>
               <w:rPr>
-                <w:sz w:val="16"/>
-                <w:szCs w:val="16"/>
+                <w:b/>
+                <w:bCs/>
+                <w:sz w:val="22"/>
+                <w:szCs w:val="22"/>
                 <w:lang w:val="en-US"/>
               </w:rPr>
               <w:t xml:space="preserve">} </w:t>
@@ -1109,28 +1144,37 @@
           <w:p>
             <w:pPr>
               <w:rPr>
-                <w:sz w:val="16"/>
-                <w:szCs w:val="16"/>
-              </w:rPr>
-            </w:pPr>
-            <w:r>
-              <w:rPr>
-                <w:sz w:val="16"/>
-                <w:szCs w:val="16"/>
+                <w:b/>
+                <w:bCs/>
+                <w:sz w:val="22"/>
+                <w:szCs w:val="22"/>
+              </w:rPr>
+            </w:pPr>
+            <w:proofErr w:type="gramStart"/>
+            <w:r>
+              <w:rPr>
+                <w:b/>
+                <w:bCs/>
+                <w:sz w:val="22"/>
+                <w:szCs w:val="22"/>
               </w:rPr>
               <w:t>«</w:t>
             </w:r>
             <w:r>
               <w:rPr>
-                <w:sz w:val="16"/>
-                <w:szCs w:val="16"/>
+                <w:b/>
+                <w:bCs/>
+                <w:sz w:val="22"/>
+                <w:szCs w:val="22"/>
               </w:rPr>
               <w:t xml:space="preserve">  </w:t>
             </w:r>
             <w:r>
               <w:rPr>
-                <w:sz w:val="16"/>
-                <w:szCs w:val="16"/>
+                <w:b/>
+                <w:bCs/>
+                <w:sz w:val="22"/>
+                <w:szCs w:val="22"/>
                 <w:lang w:val="en-US"/>
               </w:rPr>
               <w:t xml:space="preserve">{{ </w:t>
@@ -1138,39 +1182,59 @@
             <w:proofErr w:type="spellStart"/>
             <w:r>
               <w:rPr>
-                <w:sz w:val="16"/>
-                <w:szCs w:val="16"/>
-              </w:rPr>
-              <w:t>b_day</w:t>
+                <w:b/>
+                <w:bCs/>
+                <w:sz w:val="22"/>
+                <w:szCs w:val="22"/>
+              </w:rPr>
+              <w:t>b</w:t>
+            </w:r>
+            <w:proofErr w:type="gramEnd"/>
+            <w:r>
+              <w:rPr>
+                <w:b/>
+                <w:bCs/>
+                <w:sz w:val="22"/>
+                <w:szCs w:val="22"/>
+              </w:rPr>
+              <w:t>_day</w:t>
             </w:r>
             <w:proofErr w:type="spellEnd"/>
             <w:r>
               <w:rPr>
-                <w:sz w:val="16"/>
-                <w:szCs w:val="16"/>
+                <w:b/>
+                <w:bCs/>
+                <w:sz w:val="22"/>
+                <w:szCs w:val="22"/>
                 <w:lang w:val="en-US"/>
               </w:rPr>
               <w:t xml:space="preserve"> </w:t>
             </w:r>
             <w:r>
               <w:rPr>
-                <w:sz w:val="16"/>
-                <w:szCs w:val="16"/>
+                <w:b/>
+                <w:bCs/>
+                <w:sz w:val="22"/>
+                <w:szCs w:val="22"/>
               </w:rPr>
               <w:t xml:space="preserve">  </w:t>
             </w:r>
             <w:r>
               <w:rPr>
-                <w:sz w:val="16"/>
-                <w:szCs w:val="16"/>
+                <w:b/>
+                <w:bCs/>
+                <w:sz w:val="22"/>
+                <w:szCs w:val="22"/>
                 <w:lang w:val="en-US"/>
               </w:rPr>
               <w:t>}}</w:t>
             </w:r>
             <w:r>
               <w:rPr>
-                <w:sz w:val="16"/>
-                <w:szCs w:val="16"/>
+                <w:b/>
+                <w:bCs/>
+                <w:sz w:val="22"/>
+                <w:szCs w:val="22"/>
               </w:rPr>
               <w:t>»</w:t>
             </w:r>
@@ -1191,16 +1255,20 @@
           <w:p>
             <w:pPr>
               <w:rPr>
-                <w:sz w:val="16"/>
-                <w:szCs w:val="16"/>
+                <w:b/>
+                <w:bCs/>
+                <w:sz w:val="22"/>
+                <w:szCs w:val="22"/>
                 <w:lang w:val="en-US"/>
               </w:rPr>
             </w:pPr>
             <w:proofErr w:type="gramStart"/>
             <w:r>
               <w:rPr>
-                <w:sz w:val="16"/>
-                <w:szCs w:val="16"/>
+                <w:b/>
+                <w:bCs/>
+                <w:sz w:val="22"/>
+                <w:szCs w:val="22"/>
                 <w:lang w:val="en-US"/>
               </w:rPr>
               <w:t xml:space="preserve">{{ </w:t>
@@ -1208,24 +1276,30 @@
             <w:proofErr w:type="spellStart"/>
             <w:r>
               <w:rPr>
-                <w:sz w:val="16"/>
-                <w:szCs w:val="16"/>
+                <w:b/>
+                <w:bCs/>
+                <w:sz w:val="22"/>
+                <w:szCs w:val="22"/>
               </w:rPr>
               <w:t>b</w:t>
             </w:r>
             <w:proofErr w:type="gramEnd"/>
             <w:r>
               <w:rPr>
-                <w:sz w:val="16"/>
-                <w:szCs w:val="16"/>
+                <w:b/>
+                <w:bCs/>
+                <w:sz w:val="22"/>
+                <w:szCs w:val="22"/>
               </w:rPr>
               <w:t>_month_name</w:t>
             </w:r>
             <w:proofErr w:type="spellEnd"/>
             <w:r>
               <w:rPr>
-                <w:sz w:val="16"/>
-                <w:szCs w:val="16"/>
+                <w:b/>
+                <w:bCs/>
+                <w:sz w:val="22"/>
+                <w:szCs w:val="22"/>
                 <w:lang w:val="en-US"/>
               </w:rPr>
               <w:t xml:space="preserve"> }}</w:t>
@@ -1247,15 +1321,19 @@
           <w:p>
             <w:pPr>
               <w:rPr>
-                <w:sz w:val="16"/>
-                <w:szCs w:val="16"/>
+                <w:b/>
+                <w:bCs/>
+                <w:sz w:val="22"/>
+                <w:szCs w:val="22"/>
               </w:rPr>
             </w:pPr>
             <w:proofErr w:type="gramStart"/>
             <w:r>
               <w:rPr>
-                <w:sz w:val="16"/>
-                <w:szCs w:val="16"/>
+                <w:b/>
+                <w:bCs/>
+                <w:sz w:val="22"/>
+                <w:szCs w:val="22"/>
                 <w:lang w:val="en-US"/>
               </w:rPr>
               <w:t xml:space="preserve">{{ </w:t>
@@ -1263,8 +1341,10 @@
             <w:proofErr w:type="spellStart"/>
             <w:r>
               <w:rPr>
-                <w:sz w:val="16"/>
-                <w:szCs w:val="16"/>
+                <w:b/>
+                <w:bCs/>
+                <w:sz w:val="22"/>
+                <w:szCs w:val="22"/>
                 <w:lang w:val="en-US"/>
               </w:rPr>
               <w:t>b</w:t>
@@ -1272,8 +1352,10 @@
             <w:proofErr w:type="gramEnd"/>
             <w:r>
               <w:rPr>
-                <w:sz w:val="16"/>
-                <w:szCs w:val="16"/>
+                <w:b/>
+                <w:bCs/>
+                <w:sz w:val="22"/>
+                <w:szCs w:val="22"/>
                 <w:lang w:val="en-US"/>
               </w:rPr>
               <w:t>_</w:t>
@@ -1281,8 +1363,10 @@
             <w:proofErr w:type="gramStart"/>
             <w:r>
               <w:rPr>
-                <w:sz w:val="16"/>
-                <w:szCs w:val="16"/>
+                <w:b/>
+                <w:bCs/>
+                <w:sz w:val="22"/>
+                <w:szCs w:val="22"/>
                 <w:lang w:val="en-US"/>
               </w:rPr>
               <w:t>year</w:t>
@@ -1290,8 +1374,10 @@
             <w:proofErr w:type="spellEnd"/>
             <w:r>
               <w:rPr>
-                <w:sz w:val="16"/>
-                <w:szCs w:val="16"/>
+                <w:b/>
+                <w:bCs/>
+                <w:sz w:val="22"/>
+                <w:szCs w:val="22"/>
                 <w:lang w:val="en-US"/>
               </w:rPr>
               <w:t xml:space="preserve"> }</w:t>
@@ -1299,16 +1385,20 @@
             <w:proofErr w:type="gramEnd"/>
             <w:r>
               <w:rPr>
-                <w:sz w:val="16"/>
-                <w:szCs w:val="16"/>
+                <w:b/>
+                <w:bCs/>
+                <w:sz w:val="22"/>
+                <w:szCs w:val="22"/>
                 <w:lang w:val="en-US"/>
               </w:rPr>
               <w:t>}</w:t>
             </w:r>
             <w:r>
               <w:rPr>
-                <w:sz w:val="16"/>
-                <w:szCs w:val="16"/>
+                <w:b/>
+                <w:bCs/>
+                <w:sz w:val="22"/>
+                <w:szCs w:val="22"/>
               </w:rPr>
               <w:t xml:space="preserve"> г.</w:t>
             </w:r>
@@ -1454,6 +1544,8 @@
           <w:p>
             <w:pPr>
               <w:rPr>
+                <w:b/>
+                <w:bCs/>
                 <w:sz w:val="16"/>
                 <w:szCs w:val="16"/>
                 <w:lang w:val="en-US"/>
@@ -1462,6 +1554,8 @@
             <w:proofErr w:type="gramStart"/>
             <w:r>
               <w:rPr>
+                <w:b/>
+                <w:bCs/>
                 <w:sz w:val="16"/>
                 <w:szCs w:val="16"/>
                 <w:lang w:val="en-US"/>
@@ -1471,6 +1565,8 @@
             <w:proofErr w:type="spellStart"/>
             <w:r>
               <w:rPr>
+                <w:b/>
+                <w:bCs/>
                 <w:sz w:val="16"/>
                 <w:szCs w:val="16"/>
               </w:rPr>
@@ -1480,6 +1576,8 @@
             <w:proofErr w:type="gramEnd"/>
             <w:r>
               <w:rPr>
+                <w:b/>
+                <w:bCs/>
                 <w:sz w:val="16"/>
                 <w:szCs w:val="16"/>
                 <w:lang w:val="en-US"/>
@@ -1532,6 +1630,8 @@
           <w:p>
             <w:pPr>
               <w:rPr>
+                <w:b/>
+                <w:bCs/>
                 <w:sz w:val="16"/>
                 <w:szCs w:val="16"/>
                 <w:lang w:val="en-US"/>
@@ -1540,6 +1640,8 @@
             <w:proofErr w:type="gramStart"/>
             <w:r>
               <w:rPr>
+                <w:b/>
+                <w:bCs/>
                 <w:sz w:val="16"/>
                 <w:szCs w:val="16"/>
                 <w:lang w:val="en-US"/>
@@ -1549,6 +1651,8 @@
             <w:proofErr w:type="spellStart"/>
             <w:r>
               <w:rPr>
+                <w:b/>
+                <w:bCs/>
                 <w:sz w:val="16"/>
                 <w:szCs w:val="16"/>
               </w:rPr>
@@ -1557,6 +1661,8 @@
             <w:proofErr w:type="gramEnd"/>
             <w:r>
               <w:rPr>
+                <w:b/>
+                <w:bCs/>
                 <w:sz w:val="16"/>
                 <w:szCs w:val="16"/>
               </w:rPr>
@@ -1565,6 +1671,8 @@
             <w:proofErr w:type="spellEnd"/>
             <w:r>
               <w:rPr>
+                <w:b/>
+                <w:bCs/>
                 <w:sz w:val="16"/>
                 <w:szCs w:val="16"/>
                 <w:lang w:val="en-US"/>
@@ -1617,6 +1725,8 @@
           <w:p>
             <w:pPr>
               <w:rPr>
+                <w:b/>
+                <w:bCs/>
                 <w:sz w:val="16"/>
                 <w:szCs w:val="16"/>
                 <w:lang w:val="en-US"/>
@@ -1625,6 +1735,8 @@
             <w:proofErr w:type="gramStart"/>
             <w:r>
               <w:rPr>
+                <w:b/>
+                <w:bCs/>
                 <w:sz w:val="16"/>
                 <w:szCs w:val="16"/>
                 <w:lang w:val="en-US"/>
@@ -1634,6 +1746,8 @@
             <w:proofErr w:type="spellStart"/>
             <w:r>
               <w:rPr>
+                <w:b/>
+                <w:bCs/>
                 <w:sz w:val="16"/>
                 <w:szCs w:val="16"/>
               </w:rPr>
@@ -1642,6 +1756,8 @@
             <w:proofErr w:type="gramEnd"/>
             <w:r>
               <w:rPr>
+                <w:b/>
+                <w:bCs/>
                 <w:sz w:val="16"/>
                 <w:szCs w:val="16"/>
               </w:rPr>
@@ -1650,6 +1766,8 @@
             <w:proofErr w:type="spellEnd"/>
             <w:r>
               <w:rPr>
+                <w:b/>
+                <w:bCs/>
                 <w:sz w:val="16"/>
                 <w:szCs w:val="16"/>
                 <w:lang w:val="en-US"/>
@@ -1708,16 +1826,20 @@
           <w:p>
             <w:pPr>
               <w:rPr>
-                <w:sz w:val="16"/>
-                <w:szCs w:val="16"/>
+                <w:b/>
+                <w:bCs/>
+                <w:sz w:val="22"/>
+                <w:szCs w:val="22"/>
                 <w:lang w:val="en-US"/>
               </w:rPr>
             </w:pPr>
             <w:proofErr w:type="gramStart"/>
             <w:r>
               <w:rPr>
-                <w:sz w:val="16"/>
-                <w:szCs w:val="16"/>
+                <w:b/>
+                <w:bCs/>
+                <w:sz w:val="22"/>
+                <w:szCs w:val="22"/>
                 <w:lang w:val="en-US"/>
               </w:rPr>
               <w:t xml:space="preserve">{{ </w:t>
@@ -1725,24 +1847,30 @@
             <w:proofErr w:type="spellStart"/>
             <w:r>
               <w:rPr>
-                <w:sz w:val="16"/>
-                <w:szCs w:val="16"/>
+                <w:b/>
+                <w:bCs/>
+                <w:sz w:val="22"/>
+                <w:szCs w:val="22"/>
               </w:rPr>
               <w:t>phone</w:t>
             </w:r>
             <w:proofErr w:type="gramEnd"/>
             <w:r>
               <w:rPr>
-                <w:sz w:val="16"/>
-                <w:szCs w:val="16"/>
+                <w:b/>
+                <w:bCs/>
+                <w:sz w:val="22"/>
+                <w:szCs w:val="22"/>
               </w:rPr>
               <w:t>_number</w:t>
             </w:r>
             <w:proofErr w:type="spellEnd"/>
             <w:r>
               <w:rPr>
-                <w:sz w:val="16"/>
-                <w:szCs w:val="16"/>
+                <w:b/>
+                <w:bCs/>
+                <w:sz w:val="22"/>
+                <w:szCs w:val="22"/>
                 <w:lang w:val="en-US"/>
               </w:rPr>
               <w:t xml:space="preserve"> }}</w:t>
@@ -6229,6 +6357,24 @@
     </w:p>
     <w:p>
       <w:pPr>
+        <w:rPr>
+          <w:color w:val="00000A"/>
+          <w:kern w:val="2"/>
+          <w:sz w:val="22"/>
+          <w:szCs w:val="22"/>
+          <w:lang w:eastAsia="en-US"/>
+        </w:rPr>
+      </w:pPr>
+      <w:r>
+        <w:rPr>
+          <w:sz w:val="22"/>
+          <w:szCs w:val="22"/>
+        </w:rPr>
+        <w:br w:type="page"/>
+      </w:r>
+    </w:p>
+    <w:p>
+      <w:pPr>
         <w:pStyle w:val="af3"/>
         <w:tabs>
           <w:tab w:val="left" w:pos="163"/>
@@ -6251,6 +6397,7 @@
           <w:szCs w:val="22"/>
           <w:lang w:val="ru-RU"/>
         </w:rPr>
+        <w:lastRenderedPageBreak/>
         <w:t xml:space="preserve">Я даю своё согласие на то, что вышеуказанные персональные данные могут быть переданы в Минздрав РК, Росздравнадзор, Роспотребнадзор, страховые медицинские организации, в иные ЛПУ и другие организации как с применением средств автоматизации, так и без их применения в связи с организацией оказания медицинской помощи, осуществления контроля качества ее оказания, а также в соответствии с действующим законодательством в Фонд социального страхования России и в медицинскую организацию, выбранную мной согласно ст. 21 Федерального закона "Об основах охраны здоровья граждан в Российской Федерации" от 21.11.2011 N 323-ФЗ </w:t>
       </w:r>
       <w:r>
@@ -6795,6 +6942,35 @@
     </w:p>
     <w:p>
       <w:pPr>
+        <w:rPr>
+          <w:color w:val="00000A"/>
+          <w:kern w:val="2"/>
+          <w:sz w:val="21"/>
+          <w:szCs w:val="21"/>
+          <w:lang w:eastAsia="en-US"/>
+        </w:rPr>
+      </w:pPr>
+      <w:r>
+        <w:br w:type="page"/>
+      </w:r>
+    </w:p>
+    <w:p>
+      <w:pPr>
+        <w:pStyle w:val="af3"/>
+        <w:tabs>
+          <w:tab w:val="left" w:pos="163"/>
+        </w:tabs>
+        <w:spacing w:after="0" w:line="312" w:lineRule="auto"/>
+        <w:ind w:firstLineChars="200" w:firstLine="420"/>
+        <w:jc w:val="both"/>
+        <w:rPr>
+          <w:rFonts w:ascii="Times New Roman" w:hAnsi="Times New Roman"/>
+          <w:lang w:val="ru-RU"/>
+        </w:rPr>
+      </w:pPr>
+    </w:p>
+    <w:p>
+      <w:pPr>
         <w:pStyle w:val="af3"/>
         <w:tabs>
           <w:tab w:val="left" w:pos="163"/>
@@ -6813,7 +6989,6 @@
           <w:sz w:val="26"/>
           <w:szCs w:val="26"/>
         </w:rPr>
-        <w:lastRenderedPageBreak/>
         <w:drawing>
           <wp:anchor distT="0" distB="0" distL="114300" distR="114300" simplePos="0" relativeHeight="251660288" behindDoc="1" locked="0" layoutInCell="1" allowOverlap="1" wp14:anchorId="5B66877C" wp14:editId="07689577">
             <wp:simplePos x="0" y="0"/>
@@ -7392,34 +7567,21 @@
     </w:p>
     <w:p>
       <w:pPr>
-        <w:pStyle w:val="af3"/>
-        <w:tabs>
-          <w:tab w:val="left" w:pos="163"/>
-        </w:tabs>
-        <w:spacing w:after="0" w:line="240" w:lineRule="auto"/>
-        <w:ind w:firstLineChars="200" w:firstLine="420"/>
-        <w:jc w:val="both"/>
-        <w:rPr>
-          <w:lang w:val="ru-RU"/>
+        <w:rPr>
+          <w:color w:val="000000"/>
+          <w:kern w:val="2"/>
+          <w:sz w:val="21"/>
+          <w:szCs w:val="21"/>
+          <w:shd w:val="clear" w:color="auto" w:fill="FFFFFF"/>
+          <w:lang w:eastAsia="en-US"/>
         </w:rPr>
       </w:pPr>
       <w:r>
         <w:rPr>
-          <w:rFonts w:ascii="Times New Roman" w:hAnsi="Times New Roman"/>
           <w:color w:val="000000"/>
           <w:shd w:val="clear" w:color="auto" w:fill="FFFFFF"/>
-          <w:lang w:val="ru-RU"/>
-        </w:rPr>
-        <w:t xml:space="preserve">Я </w:t>
-      </w:r>
-      <w:r>
-        <w:rPr>
-          <w:rStyle w:val="11"/>
-          <w:rFonts w:ascii="Times New Roman" w:hAnsi="Times New Roman"/>
-          <w:color w:val="000000"/>
-          <w:lang w:val="ru-RU"/>
-        </w:rPr>
-        <w:t>извещен (извещена) о том, что мне (представляемому) необходимо регулярно принимать назначенные препараты и другие методы лечения, немедленно сообщать врачу о любом ухудшении самочувствия, согласовывать с врачом прием любых, не прописанных лекарств;</w:t>
+        </w:rPr>
+        <w:br w:type="page"/>
       </w:r>
     </w:p>
     <w:p>
@@ -7437,31 +7599,22 @@
       </w:pPr>
       <w:r>
         <w:rPr>
-          <w:rStyle w:val="af5"/>
           <w:rFonts w:ascii="Times New Roman" w:hAnsi="Times New Roman"/>
           <w:color w:val="000000"/>
-          <w:lang w:val="ru-RU"/>
-        </w:rPr>
-        <w:t>Я</w:t>
+          <w:shd w:val="clear" w:color="auto" w:fill="FFFFFF"/>
+          <w:lang w:val="ru-RU"/>
+        </w:rPr>
+        <w:lastRenderedPageBreak/>
+        <w:t xml:space="preserve">Я </w:t>
       </w:r>
       <w:r>
         <w:rPr>
           <w:rStyle w:val="11"/>
           <w:rFonts w:ascii="Times New Roman" w:hAnsi="Times New Roman"/>
-          <w:i/>
           <w:color w:val="000000"/>
           <w:lang w:val="ru-RU"/>
         </w:rPr>
-        <w:t xml:space="preserve"> </w:t>
-      </w:r>
-      <w:r>
-        <w:rPr>
-          <w:rStyle w:val="11"/>
-          <w:rFonts w:ascii="Times New Roman" w:hAnsi="Times New Roman"/>
-          <w:color w:val="000000"/>
-          <w:lang w:val="ru-RU"/>
-        </w:rPr>
-        <w:t>предупрежден (предупреждена) и осознаю, что отказ от лечения, несоблюдение лечебно-охранительного режима, рекомендаций медицинских работников, режима приёма препаратов, самовольное использование медицинского инструментария и оборудования, бесконтрольное самолечение могут осложнить процесс лечения и отрицательно сказаться на состоянии здоровья;</w:t>
+        <w:t>извещен (извещена) о том, что мне (представляемому) необходимо регулярно принимать назначенные препараты и другие методы лечения, немедленно сообщать врачу о любом ухудшении самочувствия, согласовывать с врачом прием любых, не прописанных лекарств;</w:t>
       </w:r>
     </w:p>
     <w:p>
@@ -7479,12 +7632,33 @@
       </w:pPr>
       <w:r>
         <w:rPr>
+          <w:rStyle w:val="af5"/>
+          <w:rFonts w:ascii="Times New Roman" w:hAnsi="Times New Roman"/>
+          <w:i w:val="0"/>
+          <w:iCs w:val="0"/>
+          <w:color w:val="000000"/>
+          <w:lang w:val="ru-RU"/>
+        </w:rPr>
+        <w:t>Я</w:t>
+      </w:r>
+      <w:r>
+        <w:rPr>
           <w:rStyle w:val="11"/>
           <w:rFonts w:ascii="Times New Roman" w:hAnsi="Times New Roman"/>
+          <w:i/>
           <w:color w:val="000000"/>
           <w:lang w:val="ru-RU"/>
         </w:rPr>
-        <w:t>Я поставил (поставила) в известность врача обо всех проблемах, связанных со здоровьем, в том числе об аллергических проявлениях или индивидуальной непереносимости лекарственных препаратов, обо всех перенесенных мною (представляемым) и известных мне травмах, операциях, заболеваниях, об экологических и производственных факторах физической, химической или биологической природы, воздействующих на меня (представляемого) во время жизнедеятельности, о принимаемых лекарственных средствах. Я сообщил (сообщила) правдивые сведения о наследственности, а также об употреблении алкоголя, наркотических и токсических средств.</w:t>
+        <w:t xml:space="preserve"> </w:t>
+      </w:r>
+      <w:r>
+        <w:rPr>
+          <w:rStyle w:val="11"/>
+          <w:rFonts w:ascii="Times New Roman" w:hAnsi="Times New Roman"/>
+          <w:color w:val="000000"/>
+          <w:lang w:val="ru-RU"/>
+        </w:rPr>
+        <w:t>предупрежден (предупреждена) и осознаю, что отказ от лечения, несоблюдение лечебно-охранительного режима, рекомендаций медицинских работников, режима приёма препаратов, самовольное использование медицинского инструментария и оборудования, бесконтрольное самолечение могут осложнить процесс лечения и отрицательно сказаться на состоянии здоровья;</w:t>
       </w:r>
     </w:p>
     <w:p>
@@ -7507,7 +7681,7 @@
           <w:color w:val="000000"/>
           <w:lang w:val="ru-RU"/>
         </w:rPr>
-        <w:t>Я ознакомлен (ознакомлена) и согласен (согласна) со всеми пунктами настоящего документа, положения которого мне разъяснены, мною поняты и добровольно даю свое согласие на обследование и лечение в предложенном объеме;</w:t>
+        <w:t>Я поставил (поставила) в известность врача обо всех проблемах, связанных со здоровьем, в том числе об аллергических проявлениях или индивидуальной непереносимости лекарственных препаратов, обо всех перенесенных мною (представляемым) и известных мне травмах, операциях, заболеваниях, об экологических и производственных факторах физической, химической или биологической природы, воздействующих на меня (представляемого) во время жизнедеятельности, о принимаемых лекарственных средствах. Я сообщил (сообщила) правдивые сведения о наследственности, а также об употреблении алкоголя, наркотических и токсических средств.</w:t>
       </w:r>
     </w:p>
     <w:p>
@@ -7518,13 +7692,22 @@
         </w:tabs>
         <w:spacing w:after="0" w:line="240" w:lineRule="auto"/>
         <w:ind w:firstLineChars="200" w:firstLine="420"/>
+        <w:jc w:val="both"/>
         <w:rPr>
           <w:rStyle w:val="11"/>
-          <w:rFonts w:ascii="Times New Roman" w:hAnsi="Times New Roman"/>
-          <w:color w:val="C9211E"/>
+          <w:rFonts w:cs="Times New Roman"/>
           <w:lang w:val="ru-RU"/>
         </w:rPr>
       </w:pPr>
+      <w:r>
+        <w:rPr>
+          <w:rStyle w:val="11"/>
+          <w:rFonts w:ascii="Times New Roman" w:hAnsi="Times New Roman"/>
+          <w:color w:val="000000"/>
+          <w:lang w:val="ru-RU"/>
+        </w:rPr>
+        <w:t>Я ознакомлен (ознакомлена) и согласен (согласна) со всеми пунктами настоящего документа, положения которого мне разъяснены, мною поняты и добровольно даю свое согласие на обследование и лечение в предложенном объеме;</w:t>
+      </w:r>
     </w:p>
     <w:p>
       <w:pPr>
@@ -7537,7 +7720,7 @@
         <w:rPr>
           <w:rStyle w:val="11"/>
           <w:rFonts w:ascii="Times New Roman" w:hAnsi="Times New Roman"/>
-          <w:color w:val="C9211E"/>
+          <w:color w:val="000000" w:themeColor="text1"/>
           <w:lang w:val="ru-RU"/>
         </w:rPr>
       </w:pPr>
@@ -7545,10 +7728,10 @@
         <w:rPr>
           <w:rStyle w:val="11"/>
           <w:rFonts w:ascii="Times New Roman" w:hAnsi="Times New Roman"/>
-          <w:color w:val="C9211E"/>
-          <w:lang w:val="ru-RU"/>
-        </w:rPr>
-        <w:t>Разрешаю, в случае необходимости, предоставить информацию о моем диагнозе (диагнозе представляемого), степени и характере моего заболевания (заболевания представляемого) моим родственникам, законным представителям, гражданам:_____________________________________________________________________________________________________________________________________________________________________________________________</w:t>
+          <w:color w:val="000000" w:themeColor="text1"/>
+          <w:lang w:val="ru-RU"/>
+        </w:rPr>
+        <w:t>Разрешаю, в случае необходимости, предоставить информацию о моем диагнозе (диагнозе представляемого), степени и характере моего заболевания (заболевания представляемого) моим родственникам, законным представителям, гражданам:________________________________________________________________________________________________________________________________________________________________________________________</w:t>
       </w:r>
     </w:p>
     <w:p>

--- a/patients/templates/patients/docs/card_paid_template.docx
+++ b/patients/templates/patients/docs/card_paid_template.docx
@@ -6383,21 +6383,37 @@
         <w:ind w:firstLineChars="200" w:firstLine="440"/>
         <w:jc w:val="both"/>
         <w:rPr>
-          <w:rStyle w:val="blk"/>
           <w:rFonts w:ascii="Times New Roman" w:hAnsi="Times New Roman"/>
           <w:sz w:val="22"/>
           <w:szCs w:val="22"/>
           <w:lang w:val="ru-RU"/>
         </w:rPr>
       </w:pPr>
-      <w:r>
-        <w:rPr>
+    </w:p>
+    <w:p>
+      <w:pPr>
+        <w:pStyle w:val="af3"/>
+        <w:tabs>
+          <w:tab w:val="left" w:pos="163"/>
+        </w:tabs>
+        <w:spacing w:after="0" w:line="312" w:lineRule="auto"/>
+        <w:ind w:firstLineChars="200" w:firstLine="440"/>
+        <w:jc w:val="both"/>
+        <w:rPr>
+          <w:rStyle w:val="blk"/>
           <w:rFonts w:ascii="Times New Roman" w:hAnsi="Times New Roman"/>
           <w:sz w:val="22"/>
           <w:szCs w:val="22"/>
           <w:lang w:val="ru-RU"/>
         </w:rPr>
-        <w:lastRenderedPageBreak/>
+      </w:pPr>
+      <w:r>
+        <w:rPr>
+          <w:rFonts w:ascii="Times New Roman" w:hAnsi="Times New Roman"/>
+          <w:sz w:val="22"/>
+          <w:szCs w:val="22"/>
+          <w:lang w:val="ru-RU"/>
+        </w:rPr>
         <w:t xml:space="preserve">Я даю своё согласие на то, что вышеуказанные персональные данные могут быть переданы в Минздрав РК, Росздравнадзор, Роспотребнадзор, страховые медицинские организации, в иные ЛПУ и другие организации как с применением средств автоматизации, так и без их применения в связи с организацией оказания медицинской помощи, осуществления контроля качества ее оказания, а также в соответствии с действующим законодательством в Фонд социального страхования России и в медицинскую организацию, выбранную мной согласно ст. 21 Федерального закона "Об основах охраны здоровья граждан в Российской Федерации" от 21.11.2011 N 323-ФЗ </w:t>
       </w:r>
       <w:r>
@@ -7594,17 +7610,32 @@
         <w:ind w:firstLineChars="200" w:firstLine="420"/>
         <w:jc w:val="both"/>
         <w:rPr>
-          <w:lang w:val="ru-RU"/>
-        </w:rPr>
-      </w:pPr>
-      <w:r>
-        <w:rPr>
           <w:rFonts w:ascii="Times New Roman" w:hAnsi="Times New Roman"/>
           <w:color w:val="000000"/>
           <w:shd w:val="clear" w:color="auto" w:fill="FFFFFF"/>
-          <w:lang w:val="ru-RU"/>
-        </w:rPr>
-        <w:lastRenderedPageBreak/>
+        </w:rPr>
+      </w:pPr>
+    </w:p>
+    <w:p>
+      <w:pPr>
+        <w:pStyle w:val="af3"/>
+        <w:tabs>
+          <w:tab w:val="left" w:pos="163"/>
+        </w:tabs>
+        <w:spacing w:after="0" w:line="240" w:lineRule="auto"/>
+        <w:ind w:firstLineChars="200" w:firstLine="420"/>
+        <w:jc w:val="both"/>
+        <w:rPr>
+          <w:lang w:val="ru-RU"/>
+        </w:rPr>
+      </w:pPr>
+      <w:r>
+        <w:rPr>
+          <w:rFonts w:ascii="Times New Roman" w:hAnsi="Times New Roman"/>
+          <w:color w:val="000000"/>
+          <w:shd w:val="clear" w:color="auto" w:fill="FFFFFF"/>
+          <w:lang w:val="ru-RU"/>
+        </w:rPr>
         <w:t xml:space="preserve">Я </w:t>
       </w:r>
       <w:r>

--- a/patients/templates/patients/docs/card_paid_template.docx
+++ b/patients/templates/patients/docs/card_paid_template.docx
@@ -4006,8 +4006,8 @@
         <w:rPr>
           <w:b/>
           <w:bCs/>
-          <w:sz w:val="22"/>
-          <w:szCs w:val="22"/>
+          <w:sz w:val="20"/>
+          <w:szCs w:val="20"/>
         </w:rPr>
       </w:pPr>
       <w:bookmarkStart w:id="0" w:name="sub_1100"/>
@@ -4015,8 +4015,8 @@
         <w:rPr>
           <w:b/>
           <w:bCs/>
-          <w:sz w:val="22"/>
-          <w:szCs w:val="22"/>
+          <w:sz w:val="20"/>
+          <w:szCs w:val="20"/>
         </w:rPr>
         <w:t>Хронические заболевания, функциональные расстройства, иные состояния, при наличии которых осуществляется диспансерное наблюдение:</w:t>
       </w:r>
@@ -4029,8 +4029,8 @@
         <w:adjustRightInd w:val="0"/>
         <w:jc w:val="both"/>
         <w:rPr>
-          <w:sz w:val="2"/>
-          <w:szCs w:val="2"/>
+          <w:sz w:val="4"/>
+          <w:szCs w:val="4"/>
         </w:rPr>
       </w:pPr>
     </w:p>
@@ -4076,14 +4076,14 @@
               <w:ind w:left="57" w:right="57"/>
               <w:jc w:val="center"/>
               <w:rPr>
-                <w:sz w:val="20"/>
-                <w:szCs w:val="20"/>
-              </w:rPr>
-            </w:pPr>
-            <w:r>
-              <w:rPr>
-                <w:sz w:val="20"/>
-                <w:szCs w:val="20"/>
+                <w:sz w:val="18"/>
+                <w:szCs w:val="18"/>
+              </w:rPr>
+            </w:pPr>
+            <w:r>
+              <w:rPr>
+                <w:sz w:val="18"/>
+                <w:szCs w:val="18"/>
               </w:rPr>
               <w:t>Дата начала диспансерного наблюдения</w:t>
             </w:r>
@@ -4107,14 +4107,14 @@
               <w:ind w:left="57" w:right="57"/>
               <w:jc w:val="center"/>
               <w:rPr>
-                <w:sz w:val="20"/>
-                <w:szCs w:val="20"/>
-              </w:rPr>
-            </w:pPr>
-            <w:r>
-              <w:rPr>
-                <w:sz w:val="20"/>
-                <w:szCs w:val="20"/>
+                <w:sz w:val="18"/>
+                <w:szCs w:val="18"/>
+              </w:rPr>
+            </w:pPr>
+            <w:r>
+              <w:rPr>
+                <w:sz w:val="18"/>
+                <w:szCs w:val="18"/>
               </w:rPr>
               <w:t>Дата прекращения диспансерного наблюдения</w:t>
             </w:r>
@@ -4138,14 +4138,14 @@
               <w:ind w:left="57" w:right="57"/>
               <w:jc w:val="center"/>
               <w:rPr>
-                <w:sz w:val="20"/>
-                <w:szCs w:val="20"/>
-              </w:rPr>
-            </w:pPr>
-            <w:r>
-              <w:rPr>
-                <w:sz w:val="20"/>
-                <w:szCs w:val="20"/>
+                <w:sz w:val="18"/>
+                <w:szCs w:val="18"/>
+              </w:rPr>
+            </w:pPr>
+            <w:r>
+              <w:rPr>
+                <w:sz w:val="18"/>
+                <w:szCs w:val="18"/>
               </w:rPr>
               <w:t>Диагноз</w:t>
             </w:r>
@@ -4169,14 +4169,14 @@
               <w:ind w:left="57" w:right="57"/>
               <w:jc w:val="center"/>
               <w:rPr>
-                <w:sz w:val="20"/>
-                <w:szCs w:val="20"/>
-              </w:rPr>
-            </w:pPr>
-            <w:r>
-              <w:rPr>
-                <w:sz w:val="20"/>
-                <w:szCs w:val="20"/>
+                <w:sz w:val="18"/>
+                <w:szCs w:val="18"/>
+              </w:rPr>
+            </w:pPr>
+            <w:r>
+              <w:rPr>
+                <w:sz w:val="18"/>
+                <w:szCs w:val="18"/>
               </w:rPr>
               <w:t>Код по Международной статистической классификации болезней и проблем, связанных со здоровьем (далее — МКБ)</w:t>
             </w:r>
@@ -4199,14 +4199,14 @@
               <w:ind w:left="57" w:right="57"/>
               <w:jc w:val="center"/>
               <w:rPr>
-                <w:sz w:val="20"/>
-                <w:szCs w:val="20"/>
-              </w:rPr>
-            </w:pPr>
-            <w:r>
-              <w:rPr>
-                <w:sz w:val="20"/>
-                <w:szCs w:val="20"/>
+                <w:sz w:val="18"/>
+                <w:szCs w:val="18"/>
+              </w:rPr>
+            </w:pPr>
+            <w:r>
+              <w:rPr>
+                <w:sz w:val="18"/>
+                <w:szCs w:val="18"/>
               </w:rPr>
               <w:t>Фамилия, имя, отчество (при наличии) врача, наблюдающего пациента, должность, специальность</w:t>
             </w:r>
@@ -4231,8 +4231,8 @@
               <w:adjustRightInd w:val="0"/>
               <w:ind w:left="57" w:right="57"/>
               <w:rPr>
-                <w:sz w:val="20"/>
-                <w:szCs w:val="20"/>
+                <w:sz w:val="18"/>
+                <w:szCs w:val="18"/>
               </w:rPr>
             </w:pPr>
           </w:p>
@@ -4255,8 +4255,8 @@
               <w:adjustRightInd w:val="0"/>
               <w:ind w:left="57" w:right="57"/>
               <w:rPr>
-                <w:sz w:val="20"/>
-                <w:szCs w:val="20"/>
+                <w:sz w:val="18"/>
+                <w:szCs w:val="18"/>
               </w:rPr>
             </w:pPr>
           </w:p>
@@ -4279,8 +4279,8 @@
               <w:adjustRightInd w:val="0"/>
               <w:ind w:left="57" w:right="57"/>
               <w:rPr>
-                <w:sz w:val="20"/>
-                <w:szCs w:val="20"/>
+                <w:sz w:val="18"/>
+                <w:szCs w:val="18"/>
               </w:rPr>
             </w:pPr>
           </w:p>
@@ -4303,8 +4303,8 @@
               <w:adjustRightInd w:val="0"/>
               <w:ind w:left="57" w:right="57"/>
               <w:rPr>
-                <w:sz w:val="20"/>
-                <w:szCs w:val="20"/>
+                <w:sz w:val="18"/>
+                <w:szCs w:val="18"/>
               </w:rPr>
             </w:pPr>
           </w:p>
@@ -4326,8 +4326,8 @@
               <w:adjustRightInd w:val="0"/>
               <w:ind w:left="57" w:right="57"/>
               <w:rPr>
-                <w:sz w:val="20"/>
-                <w:szCs w:val="20"/>
+                <w:sz w:val="18"/>
+                <w:szCs w:val="18"/>
               </w:rPr>
             </w:pPr>
           </w:p>
@@ -4351,8 +4351,8 @@
               <w:adjustRightInd w:val="0"/>
               <w:ind w:left="57" w:right="57"/>
               <w:rPr>
-                <w:sz w:val="20"/>
-                <w:szCs w:val="20"/>
+                <w:sz w:val="18"/>
+                <w:szCs w:val="18"/>
               </w:rPr>
             </w:pPr>
           </w:p>
@@ -4375,8 +4375,8 @@
               <w:adjustRightInd w:val="0"/>
               <w:ind w:left="57" w:right="57"/>
               <w:rPr>
-                <w:sz w:val="20"/>
-                <w:szCs w:val="20"/>
+                <w:sz w:val="18"/>
+                <w:szCs w:val="18"/>
               </w:rPr>
             </w:pPr>
           </w:p>
@@ -4399,8 +4399,8 @@
               <w:adjustRightInd w:val="0"/>
               <w:ind w:left="57" w:right="57"/>
               <w:rPr>
-                <w:sz w:val="20"/>
-                <w:szCs w:val="20"/>
+                <w:sz w:val="18"/>
+                <w:szCs w:val="18"/>
               </w:rPr>
             </w:pPr>
           </w:p>
@@ -4423,8 +4423,8 @@
               <w:adjustRightInd w:val="0"/>
               <w:ind w:left="57" w:right="57"/>
               <w:rPr>
-                <w:sz w:val="20"/>
-                <w:szCs w:val="20"/>
+                <w:sz w:val="18"/>
+                <w:szCs w:val="18"/>
               </w:rPr>
             </w:pPr>
           </w:p>
@@ -4446,8 +4446,8 @@
               <w:adjustRightInd w:val="0"/>
               <w:ind w:left="57" w:right="57"/>
               <w:rPr>
-                <w:sz w:val="20"/>
-                <w:szCs w:val="20"/>
+                <w:sz w:val="18"/>
+                <w:szCs w:val="18"/>
               </w:rPr>
             </w:pPr>
           </w:p>
@@ -4471,8 +4471,8 @@
               <w:adjustRightInd w:val="0"/>
               <w:ind w:left="57" w:right="57"/>
               <w:rPr>
-                <w:sz w:val="20"/>
-                <w:szCs w:val="20"/>
+                <w:sz w:val="18"/>
+                <w:szCs w:val="18"/>
               </w:rPr>
             </w:pPr>
           </w:p>
@@ -4495,8 +4495,8 @@
               <w:adjustRightInd w:val="0"/>
               <w:ind w:left="57" w:right="57"/>
               <w:rPr>
-                <w:sz w:val="20"/>
-                <w:szCs w:val="20"/>
+                <w:sz w:val="18"/>
+                <w:szCs w:val="18"/>
               </w:rPr>
             </w:pPr>
           </w:p>
@@ -4519,8 +4519,8 @@
               <w:adjustRightInd w:val="0"/>
               <w:ind w:left="57" w:right="57"/>
               <w:rPr>
-                <w:sz w:val="20"/>
-                <w:szCs w:val="20"/>
+                <w:sz w:val="18"/>
+                <w:szCs w:val="18"/>
               </w:rPr>
             </w:pPr>
           </w:p>
@@ -4543,8 +4543,8 @@
               <w:adjustRightInd w:val="0"/>
               <w:ind w:left="57" w:right="57"/>
               <w:rPr>
-                <w:sz w:val="20"/>
-                <w:szCs w:val="20"/>
+                <w:sz w:val="18"/>
+                <w:szCs w:val="18"/>
               </w:rPr>
             </w:pPr>
           </w:p>
@@ -4566,8 +4566,8 @@
               <w:adjustRightInd w:val="0"/>
               <w:ind w:left="57" w:right="57"/>
               <w:rPr>
-                <w:sz w:val="20"/>
-                <w:szCs w:val="20"/>
+                <w:sz w:val="18"/>
+                <w:szCs w:val="18"/>
               </w:rPr>
             </w:pPr>
           </w:p>
@@ -4591,8 +4591,8 @@
               <w:adjustRightInd w:val="0"/>
               <w:ind w:left="57" w:right="57"/>
               <w:rPr>
-                <w:sz w:val="20"/>
-                <w:szCs w:val="20"/>
+                <w:sz w:val="18"/>
+                <w:szCs w:val="18"/>
               </w:rPr>
             </w:pPr>
           </w:p>
@@ -4615,8 +4615,8 @@
               <w:adjustRightInd w:val="0"/>
               <w:ind w:left="57" w:right="57"/>
               <w:rPr>
-                <w:sz w:val="20"/>
-                <w:szCs w:val="20"/>
+                <w:sz w:val="18"/>
+                <w:szCs w:val="18"/>
               </w:rPr>
             </w:pPr>
           </w:p>
@@ -4639,8 +4639,8 @@
               <w:adjustRightInd w:val="0"/>
               <w:ind w:left="57" w:right="57"/>
               <w:rPr>
-                <w:sz w:val="20"/>
-                <w:szCs w:val="20"/>
+                <w:sz w:val="18"/>
+                <w:szCs w:val="18"/>
               </w:rPr>
             </w:pPr>
           </w:p>
@@ -4663,8 +4663,8 @@
               <w:adjustRightInd w:val="0"/>
               <w:ind w:left="57" w:right="57"/>
               <w:rPr>
-                <w:sz w:val="20"/>
-                <w:szCs w:val="20"/>
+                <w:sz w:val="18"/>
+                <w:szCs w:val="18"/>
               </w:rPr>
             </w:pPr>
           </w:p>
@@ -4686,8 +4686,8 @@
               <w:adjustRightInd w:val="0"/>
               <w:ind w:left="57" w:right="57"/>
               <w:rPr>
-                <w:sz w:val="20"/>
-                <w:szCs w:val="20"/>
+                <w:sz w:val="18"/>
+                <w:szCs w:val="18"/>
               </w:rPr>
             </w:pPr>
           </w:p>
@@ -4711,8 +4711,8 @@
               <w:adjustRightInd w:val="0"/>
               <w:ind w:left="57" w:right="57"/>
               <w:rPr>
-                <w:sz w:val="20"/>
-                <w:szCs w:val="20"/>
+                <w:sz w:val="18"/>
+                <w:szCs w:val="18"/>
               </w:rPr>
             </w:pPr>
           </w:p>
@@ -4735,8 +4735,8 @@
               <w:adjustRightInd w:val="0"/>
               <w:ind w:left="57" w:right="57"/>
               <w:rPr>
-                <w:sz w:val="20"/>
-                <w:szCs w:val="20"/>
+                <w:sz w:val="18"/>
+                <w:szCs w:val="18"/>
               </w:rPr>
             </w:pPr>
           </w:p>
@@ -4759,8 +4759,8 @@
               <w:adjustRightInd w:val="0"/>
               <w:ind w:left="57" w:right="57"/>
               <w:rPr>
-                <w:sz w:val="20"/>
-                <w:szCs w:val="20"/>
+                <w:sz w:val="18"/>
+                <w:szCs w:val="18"/>
               </w:rPr>
             </w:pPr>
           </w:p>
@@ -4783,8 +4783,8 @@
               <w:adjustRightInd w:val="0"/>
               <w:ind w:left="57" w:right="57"/>
               <w:rPr>
-                <w:sz w:val="20"/>
-                <w:szCs w:val="20"/>
+                <w:sz w:val="18"/>
+                <w:szCs w:val="18"/>
               </w:rPr>
             </w:pPr>
           </w:p>
@@ -4806,8 +4806,8 @@
               <w:adjustRightInd w:val="0"/>
               <w:ind w:left="57" w:right="57"/>
               <w:rPr>
-                <w:sz w:val="20"/>
-                <w:szCs w:val="20"/>
+                <w:sz w:val="18"/>
+                <w:szCs w:val="18"/>
               </w:rPr>
             </w:pPr>
           </w:p>
@@ -4821,8 +4821,8 @@
         <w:adjustRightInd w:val="0"/>
         <w:jc w:val="both"/>
         <w:rPr>
-          <w:sz w:val="10"/>
-          <w:szCs w:val="10"/>
+          <w:sz w:val="8"/>
+          <w:szCs w:val="8"/>
         </w:rPr>
       </w:pPr>
     </w:p>
@@ -4836,8 +4836,8 @@
         <w:rPr>
           <w:b/>
           <w:bCs/>
-          <w:sz w:val="22"/>
-          <w:szCs w:val="22"/>
+          <w:sz w:val="20"/>
+          <w:szCs w:val="20"/>
         </w:rPr>
       </w:pPr>
       <w:bookmarkStart w:id="1" w:name="sub_1200"/>
@@ -4845,8 +4845,8 @@
         <w:rPr>
           <w:b/>
           <w:bCs/>
-          <w:sz w:val="22"/>
-          <w:szCs w:val="22"/>
+          <w:sz w:val="20"/>
+          <w:szCs w:val="20"/>
         </w:rPr>
         <w:t>Лист записи заключительных (уточненных) диагнозов:</w:t>
       </w:r>
@@ -4859,8 +4859,8 @@
         <w:adjustRightInd w:val="0"/>
         <w:jc w:val="both"/>
         <w:rPr>
-          <w:sz w:val="2"/>
-          <w:szCs w:val="2"/>
+          <w:sz w:val="4"/>
+          <w:szCs w:val="4"/>
         </w:rPr>
       </w:pPr>
     </w:p>
@@ -4906,14 +4906,14 @@
               <w:ind w:left="57" w:right="57"/>
               <w:jc w:val="center"/>
               <w:rPr>
-                <w:sz w:val="20"/>
-                <w:szCs w:val="20"/>
-              </w:rPr>
-            </w:pPr>
-            <w:r>
-              <w:rPr>
-                <w:sz w:val="20"/>
-                <w:szCs w:val="20"/>
+                <w:sz w:val="18"/>
+                <w:szCs w:val="18"/>
+              </w:rPr>
+            </w:pPr>
+            <w:r>
+              <w:rPr>
+                <w:sz w:val="18"/>
+                <w:szCs w:val="18"/>
               </w:rPr>
               <w:t>Дата (число, месяц, год)</w:t>
             </w:r>
@@ -4937,14 +4937,14 @@
               <w:ind w:left="57" w:right="57"/>
               <w:jc w:val="center"/>
               <w:rPr>
-                <w:sz w:val="20"/>
-                <w:szCs w:val="20"/>
-              </w:rPr>
-            </w:pPr>
-            <w:r>
-              <w:rPr>
-                <w:sz w:val="20"/>
-                <w:szCs w:val="20"/>
+                <w:sz w:val="18"/>
+                <w:szCs w:val="18"/>
+              </w:rPr>
+            </w:pPr>
+            <w:r>
+              <w:rPr>
+                <w:sz w:val="18"/>
+                <w:szCs w:val="18"/>
               </w:rPr>
               <w:t>Заключительные (уточненные) диагнозы</w:t>
             </w:r>
@@ -4968,14 +4968,14 @@
               <w:ind w:left="57" w:right="57"/>
               <w:jc w:val="center"/>
               <w:rPr>
-                <w:sz w:val="20"/>
-                <w:szCs w:val="20"/>
-              </w:rPr>
-            </w:pPr>
-            <w:r>
-              <w:rPr>
-                <w:sz w:val="20"/>
-                <w:szCs w:val="20"/>
+                <w:sz w:val="18"/>
+                <w:szCs w:val="18"/>
+              </w:rPr>
+            </w:pPr>
+            <w:r>
+              <w:rPr>
+                <w:sz w:val="18"/>
+                <w:szCs w:val="18"/>
               </w:rPr>
               <w:t>Код по МКБ</w:t>
             </w:r>
@@ -4999,29 +4999,29 @@
               <w:ind w:left="57" w:right="57"/>
               <w:jc w:val="center"/>
               <w:rPr>
-                <w:sz w:val="20"/>
-                <w:szCs w:val="20"/>
-              </w:rPr>
-            </w:pPr>
-            <w:r>
-              <w:rPr>
-                <w:sz w:val="20"/>
-                <w:szCs w:val="20"/>
+                <w:sz w:val="18"/>
+                <w:szCs w:val="18"/>
+              </w:rPr>
+            </w:pPr>
+            <w:r>
+              <w:rPr>
+                <w:sz w:val="18"/>
+                <w:szCs w:val="18"/>
               </w:rPr>
               <w:t>Установленные впервые — 1, повторно —</w:t>
             </w:r>
             <w:r>
               <w:rPr>
-                <w:sz w:val="20"/>
-                <w:szCs w:val="20"/>
+                <w:sz w:val="18"/>
+                <w:szCs w:val="18"/>
                 <w:lang w:val="en-US"/>
               </w:rPr>
               <w:t xml:space="preserve"> </w:t>
             </w:r>
             <w:r>
               <w:rPr>
-                <w:sz w:val="20"/>
-                <w:szCs w:val="20"/>
+                <w:sz w:val="18"/>
+                <w:szCs w:val="18"/>
               </w:rPr>
               <w:t>2</w:t>
             </w:r>
@@ -5044,14 +5044,14 @@
               <w:ind w:left="57" w:right="57"/>
               <w:jc w:val="center"/>
               <w:rPr>
-                <w:sz w:val="20"/>
-                <w:szCs w:val="20"/>
-              </w:rPr>
-            </w:pPr>
-            <w:r>
-              <w:rPr>
-                <w:sz w:val="20"/>
-                <w:szCs w:val="20"/>
+                <w:sz w:val="18"/>
+                <w:szCs w:val="18"/>
+              </w:rPr>
+            </w:pPr>
+            <w:r>
+              <w:rPr>
+                <w:sz w:val="18"/>
+                <w:szCs w:val="18"/>
               </w:rPr>
               <w:t>Фамилия, имя, отчество (при наличии) врача, наблюдающего пациента, должность, специальность</w:t>
             </w:r>
@@ -5076,8 +5076,8 @@
               <w:adjustRightInd w:val="0"/>
               <w:ind w:left="57" w:right="57"/>
               <w:rPr>
-                <w:sz w:val="20"/>
-                <w:szCs w:val="20"/>
+                <w:sz w:val="18"/>
+                <w:szCs w:val="18"/>
               </w:rPr>
             </w:pPr>
           </w:p>
@@ -5100,8 +5100,8 @@
               <w:adjustRightInd w:val="0"/>
               <w:ind w:left="57" w:right="57"/>
               <w:rPr>
-                <w:sz w:val="20"/>
-                <w:szCs w:val="20"/>
+                <w:sz w:val="18"/>
+                <w:szCs w:val="18"/>
               </w:rPr>
             </w:pPr>
           </w:p>
@@ -5124,8 +5124,8 @@
               <w:adjustRightInd w:val="0"/>
               <w:ind w:left="57" w:right="57"/>
               <w:rPr>
-                <w:sz w:val="20"/>
-                <w:szCs w:val="20"/>
+                <w:sz w:val="18"/>
+                <w:szCs w:val="18"/>
               </w:rPr>
             </w:pPr>
           </w:p>
@@ -5148,8 +5148,8 @@
               <w:adjustRightInd w:val="0"/>
               <w:ind w:left="57" w:right="57"/>
               <w:rPr>
-                <w:sz w:val="20"/>
-                <w:szCs w:val="20"/>
+                <w:sz w:val="18"/>
+                <w:szCs w:val="18"/>
               </w:rPr>
             </w:pPr>
           </w:p>
@@ -5171,8 +5171,8 @@
               <w:adjustRightInd w:val="0"/>
               <w:ind w:left="57" w:right="57"/>
               <w:rPr>
-                <w:sz w:val="20"/>
-                <w:szCs w:val="20"/>
+                <w:sz w:val="18"/>
+                <w:szCs w:val="18"/>
               </w:rPr>
             </w:pPr>
           </w:p>
@@ -5196,8 +5196,8 @@
               <w:adjustRightInd w:val="0"/>
               <w:ind w:left="57" w:right="57"/>
               <w:rPr>
-                <w:sz w:val="20"/>
-                <w:szCs w:val="20"/>
+                <w:sz w:val="18"/>
+                <w:szCs w:val="18"/>
               </w:rPr>
             </w:pPr>
           </w:p>
@@ -5220,8 +5220,8 @@
               <w:adjustRightInd w:val="0"/>
               <w:ind w:left="57" w:right="57"/>
               <w:rPr>
-                <w:sz w:val="20"/>
-                <w:szCs w:val="20"/>
+                <w:sz w:val="18"/>
+                <w:szCs w:val="18"/>
               </w:rPr>
             </w:pPr>
           </w:p>
@@ -5244,8 +5244,8 @@
               <w:adjustRightInd w:val="0"/>
               <w:ind w:left="57" w:right="57"/>
               <w:rPr>
-                <w:sz w:val="20"/>
-                <w:szCs w:val="20"/>
+                <w:sz w:val="18"/>
+                <w:szCs w:val="18"/>
               </w:rPr>
             </w:pPr>
           </w:p>
@@ -5268,8 +5268,8 @@
               <w:adjustRightInd w:val="0"/>
               <w:ind w:left="57" w:right="57"/>
               <w:rPr>
-                <w:sz w:val="20"/>
-                <w:szCs w:val="20"/>
+                <w:sz w:val="18"/>
+                <w:szCs w:val="18"/>
               </w:rPr>
             </w:pPr>
           </w:p>
@@ -5291,8 +5291,8 @@
               <w:adjustRightInd w:val="0"/>
               <w:ind w:left="57" w:right="57"/>
               <w:rPr>
-                <w:sz w:val="20"/>
-                <w:szCs w:val="20"/>
+                <w:sz w:val="18"/>
+                <w:szCs w:val="18"/>
               </w:rPr>
             </w:pPr>
           </w:p>
@@ -5316,8 +5316,8 @@
               <w:adjustRightInd w:val="0"/>
               <w:ind w:left="57" w:right="57"/>
               <w:rPr>
-                <w:sz w:val="20"/>
-                <w:szCs w:val="20"/>
+                <w:sz w:val="18"/>
+                <w:szCs w:val="18"/>
               </w:rPr>
             </w:pPr>
           </w:p>
@@ -5340,8 +5340,8 @@
               <w:adjustRightInd w:val="0"/>
               <w:ind w:left="57" w:right="57"/>
               <w:rPr>
-                <w:sz w:val="20"/>
-                <w:szCs w:val="20"/>
+                <w:sz w:val="18"/>
+                <w:szCs w:val="18"/>
               </w:rPr>
             </w:pPr>
           </w:p>
@@ -5364,8 +5364,8 @@
               <w:adjustRightInd w:val="0"/>
               <w:ind w:left="57" w:right="57"/>
               <w:rPr>
-                <w:sz w:val="20"/>
-                <w:szCs w:val="20"/>
+                <w:sz w:val="18"/>
+                <w:szCs w:val="18"/>
               </w:rPr>
             </w:pPr>
           </w:p>
@@ -5388,8 +5388,8 @@
               <w:adjustRightInd w:val="0"/>
               <w:ind w:left="57" w:right="57"/>
               <w:rPr>
-                <w:sz w:val="20"/>
-                <w:szCs w:val="20"/>
+                <w:sz w:val="18"/>
+                <w:szCs w:val="18"/>
               </w:rPr>
             </w:pPr>
           </w:p>
@@ -5411,8 +5411,8 @@
               <w:adjustRightInd w:val="0"/>
               <w:ind w:left="57" w:right="57"/>
               <w:rPr>
-                <w:sz w:val="20"/>
-                <w:szCs w:val="20"/>
+                <w:sz w:val="18"/>
+                <w:szCs w:val="18"/>
               </w:rPr>
             </w:pPr>
           </w:p>
@@ -5436,8 +5436,8 @@
               <w:adjustRightInd w:val="0"/>
               <w:ind w:left="57" w:right="57"/>
               <w:rPr>
-                <w:sz w:val="20"/>
-                <w:szCs w:val="20"/>
+                <w:sz w:val="18"/>
+                <w:szCs w:val="18"/>
               </w:rPr>
             </w:pPr>
           </w:p>
@@ -5460,8 +5460,8 @@
               <w:adjustRightInd w:val="0"/>
               <w:ind w:left="57" w:right="57"/>
               <w:rPr>
-                <w:sz w:val="20"/>
-                <w:szCs w:val="20"/>
+                <w:sz w:val="18"/>
+                <w:szCs w:val="18"/>
               </w:rPr>
             </w:pPr>
           </w:p>
@@ -5484,8 +5484,8 @@
               <w:adjustRightInd w:val="0"/>
               <w:ind w:left="57" w:right="57"/>
               <w:rPr>
-                <w:sz w:val="20"/>
-                <w:szCs w:val="20"/>
+                <w:sz w:val="18"/>
+                <w:szCs w:val="18"/>
               </w:rPr>
             </w:pPr>
           </w:p>
@@ -5508,8 +5508,8 @@
               <w:adjustRightInd w:val="0"/>
               <w:ind w:left="57" w:right="57"/>
               <w:rPr>
-                <w:sz w:val="20"/>
-                <w:szCs w:val="20"/>
+                <w:sz w:val="18"/>
+                <w:szCs w:val="18"/>
               </w:rPr>
             </w:pPr>
           </w:p>
@@ -5531,8 +5531,8 @@
               <w:adjustRightInd w:val="0"/>
               <w:ind w:left="57" w:right="57"/>
               <w:rPr>
-                <w:sz w:val="20"/>
-                <w:szCs w:val="20"/>
+                <w:sz w:val="18"/>
+                <w:szCs w:val="18"/>
               </w:rPr>
             </w:pPr>
           </w:p>
@@ -5556,8 +5556,8 @@
               <w:adjustRightInd w:val="0"/>
               <w:ind w:left="57" w:right="57"/>
               <w:rPr>
-                <w:sz w:val="20"/>
-                <w:szCs w:val="20"/>
+                <w:sz w:val="18"/>
+                <w:szCs w:val="18"/>
               </w:rPr>
             </w:pPr>
           </w:p>
@@ -5580,8 +5580,8 @@
               <w:adjustRightInd w:val="0"/>
               <w:ind w:left="57" w:right="57"/>
               <w:rPr>
-                <w:sz w:val="20"/>
-                <w:szCs w:val="20"/>
+                <w:sz w:val="18"/>
+                <w:szCs w:val="18"/>
               </w:rPr>
             </w:pPr>
           </w:p>
@@ -5604,8 +5604,8 @@
               <w:adjustRightInd w:val="0"/>
               <w:ind w:left="57" w:right="57"/>
               <w:rPr>
-                <w:sz w:val="20"/>
-                <w:szCs w:val="20"/>
+                <w:sz w:val="18"/>
+                <w:szCs w:val="18"/>
               </w:rPr>
             </w:pPr>
           </w:p>
@@ -5628,8 +5628,8 @@
               <w:adjustRightInd w:val="0"/>
               <w:ind w:left="57" w:right="57"/>
               <w:rPr>
-                <w:sz w:val="20"/>
-                <w:szCs w:val="20"/>
+                <w:sz w:val="18"/>
+                <w:szCs w:val="18"/>
               </w:rPr>
             </w:pPr>
           </w:p>
@@ -5651,8 +5651,8 @@
               <w:adjustRightInd w:val="0"/>
               <w:ind w:left="57" w:right="57"/>
               <w:rPr>
-                <w:sz w:val="20"/>
-                <w:szCs w:val="20"/>
+                <w:sz w:val="18"/>
+                <w:szCs w:val="18"/>
               </w:rPr>
             </w:pPr>
           </w:p>
@@ -5666,8 +5666,8 @@
         <w:adjustRightInd w:val="0"/>
         <w:jc w:val="both"/>
         <w:rPr>
-          <w:sz w:val="10"/>
-          <w:szCs w:val="10"/>
+          <w:sz w:val="8"/>
+          <w:szCs w:val="8"/>
         </w:rPr>
       </w:pPr>
     </w:p>
@@ -5713,14 +5713,14 @@
           <w:p>
             <w:pPr>
               <w:rPr>
-                <w:sz w:val="20"/>
-                <w:szCs w:val="20"/>
-              </w:rPr>
-            </w:pPr>
-            <w:r>
-              <w:rPr>
-                <w:sz w:val="20"/>
-                <w:szCs w:val="20"/>
+                <w:sz w:val="18"/>
+                <w:szCs w:val="18"/>
+              </w:rPr>
+            </w:pPr>
+            <w:r>
+              <w:rPr>
+                <w:sz w:val="18"/>
+                <w:szCs w:val="18"/>
               </w:rPr>
               <w:t>Группа крови</w:t>
             </w:r>
@@ -5738,8 +5738,8 @@
             <w:pPr>
               <w:jc w:val="center"/>
               <w:rPr>
-                <w:sz w:val="20"/>
-                <w:szCs w:val="20"/>
+                <w:sz w:val="18"/>
+                <w:szCs w:val="18"/>
               </w:rPr>
             </w:pPr>
           </w:p>
@@ -5752,14 +5752,14 @@
           <w:p>
             <w:pPr>
               <w:rPr>
-                <w:sz w:val="20"/>
-                <w:szCs w:val="20"/>
-              </w:rPr>
-            </w:pPr>
-            <w:r>
-              <w:rPr>
-                <w:sz w:val="20"/>
-                <w:szCs w:val="20"/>
+                <w:sz w:val="18"/>
+                <w:szCs w:val="18"/>
+              </w:rPr>
+            </w:pPr>
+            <w:r>
+              <w:rPr>
+                <w:sz w:val="18"/>
+                <w:szCs w:val="18"/>
               </w:rPr>
               <w:t xml:space="preserve"> Резус-принадлежность</w:t>
             </w:r>
@@ -5777,8 +5777,8 @@
             <w:pPr>
               <w:jc w:val="center"/>
               <w:rPr>
-                <w:sz w:val="20"/>
-                <w:szCs w:val="20"/>
+                <w:sz w:val="18"/>
+                <w:szCs w:val="18"/>
               </w:rPr>
             </w:pPr>
           </w:p>
@@ -5792,22 +5792,22 @@
             <w:pPr>
               <w:jc w:val="center"/>
               <w:rPr>
-                <w:sz w:val="20"/>
-                <w:szCs w:val="20"/>
-              </w:rPr>
-            </w:pPr>
-            <w:r>
-              <w:rPr>
-                <w:sz w:val="20"/>
-                <w:szCs w:val="20"/>
+                <w:sz w:val="18"/>
+                <w:szCs w:val="18"/>
+              </w:rPr>
+            </w:pPr>
+            <w:r>
+              <w:rPr>
+                <w:sz w:val="18"/>
+                <w:szCs w:val="18"/>
               </w:rPr>
               <w:t xml:space="preserve">антиген К1 системы </w:t>
             </w:r>
             <w:proofErr w:type="spellStart"/>
             <w:r>
               <w:rPr>
-                <w:sz w:val="20"/>
-                <w:szCs w:val="20"/>
+                <w:sz w:val="18"/>
+                <w:szCs w:val="18"/>
               </w:rPr>
               <w:t>Kell</w:t>
             </w:r>
@@ -5826,8 +5826,8 @@
             <w:pPr>
               <w:jc w:val="center"/>
               <w:rPr>
-                <w:sz w:val="20"/>
-                <w:szCs w:val="20"/>
+                <w:sz w:val="18"/>
+                <w:szCs w:val="18"/>
               </w:rPr>
             </w:pPr>
           </w:p>
@@ -5840,14 +5840,14 @@
           <w:p>
             <w:pPr>
               <w:rPr>
-                <w:sz w:val="20"/>
-                <w:szCs w:val="20"/>
-              </w:rPr>
-            </w:pPr>
-            <w:r>
-              <w:rPr>
-                <w:sz w:val="20"/>
-                <w:szCs w:val="20"/>
+                <w:sz w:val="18"/>
+                <w:szCs w:val="18"/>
+              </w:rPr>
+            </w:pPr>
+            <w:r>
+              <w:rPr>
+                <w:sz w:val="18"/>
+                <w:szCs w:val="18"/>
               </w:rPr>
               <w:t xml:space="preserve"> иные сведения</w:t>
             </w:r>
@@ -5861,8 +5861,8 @@
         <w:autoSpaceDN w:val="0"/>
         <w:adjustRightInd w:val="0"/>
         <w:rPr>
-          <w:sz w:val="2"/>
-          <w:szCs w:val="2"/>
+          <w:sz w:val="4"/>
+          <w:szCs w:val="4"/>
         </w:rPr>
       </w:pPr>
     </w:p>
@@ -5903,14 +5903,14 @@
           <w:p>
             <w:pPr>
               <w:rPr>
-                <w:sz w:val="20"/>
-                <w:szCs w:val="20"/>
-              </w:rPr>
-            </w:pPr>
-            <w:r>
-              <w:rPr>
-                <w:sz w:val="20"/>
-                <w:szCs w:val="20"/>
+                <w:sz w:val="18"/>
+                <w:szCs w:val="18"/>
+              </w:rPr>
+            </w:pPr>
+            <w:r>
+              <w:rPr>
+                <w:sz w:val="18"/>
+                <w:szCs w:val="18"/>
               </w:rPr>
               <w:t>иные сведения групповой принадлежности крови (при наличии)</w:t>
             </w:r>
@@ -5928,8 +5928,8 @@
             <w:pPr>
               <w:jc w:val="center"/>
               <w:rPr>
-                <w:sz w:val="20"/>
-                <w:szCs w:val="20"/>
+                <w:sz w:val="18"/>
+                <w:szCs w:val="18"/>
               </w:rPr>
             </w:pPr>
           </w:p>
@@ -5943,30 +5943,30 @@
         <w:adjustRightInd w:val="0"/>
         <w:jc w:val="both"/>
         <w:rPr>
-          <w:sz w:val="2"/>
-          <w:szCs w:val="2"/>
+          <w:sz w:val="4"/>
+          <w:szCs w:val="4"/>
         </w:rPr>
       </w:pPr>
       <w:bookmarkStart w:id="2" w:name="sub_1202"/>
       <w:r>
         <w:rPr>
-          <w:sz w:val="20"/>
-          <w:szCs w:val="20"/>
+          <w:sz w:val="18"/>
+          <w:szCs w:val="18"/>
         </w:rPr>
         <w:t xml:space="preserve">Аллергические реакции на лекарственные препараты, пищевая аллергия или </w:t>
       </w:r>
       <w:bookmarkEnd w:id="2"/>
       <w:r>
         <w:rPr>
-          <w:sz w:val="20"/>
-          <w:szCs w:val="20"/>
+          <w:sz w:val="18"/>
+          <w:szCs w:val="18"/>
         </w:rPr>
         <w:t>иные виды непереносимости в анамнезе,</w:t>
       </w:r>
       <w:r>
         <w:rPr>
-          <w:sz w:val="20"/>
-          <w:szCs w:val="20"/>
+          <w:sz w:val="18"/>
+          <w:szCs w:val="18"/>
         </w:rPr>
         <w:br/>
       </w:r>
@@ -6008,14 +6008,14 @@
           <w:p>
             <w:pPr>
               <w:rPr>
-                <w:sz w:val="20"/>
-                <w:szCs w:val="20"/>
-              </w:rPr>
-            </w:pPr>
-            <w:r>
-              <w:rPr>
-                <w:sz w:val="20"/>
-                <w:szCs w:val="20"/>
+                <w:sz w:val="18"/>
+                <w:szCs w:val="18"/>
+              </w:rPr>
+            </w:pPr>
+            <w:r>
+              <w:rPr>
+                <w:sz w:val="18"/>
+                <w:szCs w:val="18"/>
               </w:rPr>
               <w:t>с указанием типа и вида аллергической реакции</w:t>
             </w:r>
@@ -6033,8 +6033,8 @@
             <w:pPr>
               <w:jc w:val="center"/>
               <w:rPr>
-                <w:sz w:val="20"/>
-                <w:szCs w:val="20"/>
+                <w:sz w:val="18"/>
+                <w:szCs w:val="18"/>
               </w:rPr>
             </w:pPr>
           </w:p>
@@ -6054,9 +6054,498 @@
             <w:pPr>
               <w:jc w:val="center"/>
               <w:rPr>
-                <w:sz w:val="20"/>
-                <w:szCs w:val="20"/>
-              </w:rPr>
+                <w:sz w:val="18"/>
+                <w:szCs w:val="18"/>
+              </w:rPr>
+            </w:pPr>
+          </w:p>
+        </w:tc>
+      </w:tr>
+      <w:tr>
+        <w:tc>
+          <w:tcPr>
+            <w:tcW w:w="10191" w:type="dxa"/>
+            <w:gridSpan w:val="2"/>
+            <w:tcBorders>
+              <w:bottom w:val="single" w:sz="4" w:space="0" w:color="auto"/>
+            </w:tcBorders>
+            <w:vAlign w:val="bottom"/>
+          </w:tcPr>
+          <w:p>
+            <w:pPr>
+              <w:jc w:val="center"/>
+              <w:rPr>
+                <w:sz w:val="18"/>
+                <w:szCs w:val="18"/>
+              </w:rPr>
+            </w:pPr>
+          </w:p>
+        </w:tc>
+      </w:tr>
+    </w:tbl>
+    <w:tbl>
+      <w:tblPr>
+        <w:tblStyle w:val="12"/>
+        <w:tblW w:w="10190" w:type="dxa"/>
+        <w:tblInd w:w="0" w:type="dxa"/>
+        <w:tblLook w:val="04A0" w:firstRow="1" w:lastRow="0" w:firstColumn="1" w:lastColumn="0" w:noHBand="0" w:noVBand="1"/>
+      </w:tblPr>
+      <w:tblGrid>
+        <w:gridCol w:w="875"/>
+        <w:gridCol w:w="1358"/>
+        <w:gridCol w:w="4967"/>
+        <w:gridCol w:w="2990"/>
+      </w:tblGrid>
+      <w:tr>
+        <w:trPr>
+          <w:trHeight w:val="446"/>
+        </w:trPr>
+        <w:tc>
+          <w:tcPr>
+            <w:tcW w:w="875" w:type="dxa"/>
+            <w:tcBorders>
+              <w:top w:val="single" w:sz="4" w:space="0" w:color="auto"/>
+              <w:left w:val="single" w:sz="4" w:space="0" w:color="auto"/>
+              <w:bottom w:val="single" w:sz="4" w:space="0" w:color="auto"/>
+              <w:right w:val="single" w:sz="4" w:space="0" w:color="auto"/>
+            </w:tcBorders>
+            <w:hideMark/>
+          </w:tcPr>
+          <w:p>
+            <w:pPr>
+              <w:pStyle w:val="ConsPlusNonformat"/>
+              <w:jc w:val="center"/>
+              <w:rPr>
+                <w:sz w:val="16"/>
+                <w:szCs w:val="16"/>
+              </w:rPr>
+            </w:pPr>
+            <w:r>
+              <w:rPr>
+                <w:rFonts w:eastAsia="Times New Roman"/>
+                <w:b/>
+                <w:sz w:val="16"/>
+                <w:szCs w:val="16"/>
+              </w:rPr>
+              <w:t>№ п/п</w:t>
+            </w:r>
+          </w:p>
+        </w:tc>
+        <w:tc>
+          <w:tcPr>
+            <w:tcW w:w="1358" w:type="dxa"/>
+            <w:tcBorders>
+              <w:top w:val="single" w:sz="4" w:space="0" w:color="auto"/>
+              <w:left w:val="single" w:sz="4" w:space="0" w:color="auto"/>
+              <w:bottom w:val="single" w:sz="4" w:space="0" w:color="auto"/>
+              <w:right w:val="single" w:sz="4" w:space="0" w:color="auto"/>
+            </w:tcBorders>
+            <w:hideMark/>
+          </w:tcPr>
+          <w:p>
+            <w:pPr>
+              <w:pStyle w:val="ConsPlusNonformat"/>
+              <w:jc w:val="center"/>
+              <w:rPr>
+                <w:sz w:val="16"/>
+                <w:szCs w:val="16"/>
+              </w:rPr>
+            </w:pPr>
+            <w:r>
+              <w:rPr>
+                <w:rFonts w:eastAsia="Times New Roman"/>
+                <w:b/>
+                <w:sz w:val="16"/>
+                <w:szCs w:val="16"/>
+              </w:rPr>
+              <w:t>Дата</w:t>
+            </w:r>
+          </w:p>
+        </w:tc>
+        <w:tc>
+          <w:tcPr>
+            <w:tcW w:w="4967" w:type="dxa"/>
+            <w:tcBorders>
+              <w:top w:val="single" w:sz="4" w:space="0" w:color="auto"/>
+              <w:left w:val="single" w:sz="4" w:space="0" w:color="auto"/>
+              <w:bottom w:val="single" w:sz="4" w:space="0" w:color="auto"/>
+              <w:right w:val="single" w:sz="4" w:space="0" w:color="auto"/>
+            </w:tcBorders>
+            <w:hideMark/>
+          </w:tcPr>
+          <w:p>
+            <w:pPr>
+              <w:pStyle w:val="ConsPlusNonformat"/>
+              <w:jc w:val="center"/>
+              <w:rPr>
+                <w:sz w:val="16"/>
+                <w:szCs w:val="16"/>
+              </w:rPr>
+            </w:pPr>
+            <w:r>
+              <w:rPr>
+                <w:rFonts w:eastAsia="Times New Roman"/>
+                <w:b/>
+                <w:sz w:val="16"/>
+                <w:szCs w:val="16"/>
+              </w:rPr>
+              <w:t>Вид исследования, количество и вид процедур</w:t>
+            </w:r>
+          </w:p>
+        </w:tc>
+        <w:tc>
+          <w:tcPr>
+            <w:tcW w:w="2990" w:type="dxa"/>
+            <w:tcBorders>
+              <w:top w:val="single" w:sz="4" w:space="0" w:color="auto"/>
+              <w:left w:val="single" w:sz="4" w:space="0" w:color="auto"/>
+              <w:bottom w:val="single" w:sz="4" w:space="0" w:color="auto"/>
+              <w:right w:val="single" w:sz="4" w:space="0" w:color="auto"/>
+            </w:tcBorders>
+            <w:hideMark/>
+          </w:tcPr>
+          <w:p>
+            <w:pPr>
+              <w:pStyle w:val="ConsPlusNonformat"/>
+              <w:jc w:val="center"/>
+              <w:rPr>
+                <w:sz w:val="16"/>
+                <w:szCs w:val="16"/>
+              </w:rPr>
+            </w:pPr>
+            <w:r>
+              <w:rPr>
+                <w:rFonts w:eastAsia="Times New Roman"/>
+                <w:b/>
+                <w:sz w:val="16"/>
+                <w:szCs w:val="16"/>
+              </w:rPr>
+              <w:t xml:space="preserve">Эффективная доза за исследование, </w:t>
+            </w:r>
+            <w:proofErr w:type="spellStart"/>
+            <w:r>
+              <w:rPr>
+                <w:rFonts w:eastAsia="Times New Roman"/>
+                <w:b/>
+                <w:sz w:val="16"/>
+                <w:szCs w:val="16"/>
+              </w:rPr>
+              <w:t>мЗв</w:t>
+            </w:r>
+            <w:proofErr w:type="spellEnd"/>
+          </w:p>
+        </w:tc>
+      </w:tr>
+      <w:tr>
+        <w:trPr>
+          <w:trHeight w:val="276"/>
+        </w:trPr>
+        <w:tc>
+          <w:tcPr>
+            <w:tcW w:w="875" w:type="dxa"/>
+            <w:tcBorders>
+              <w:top w:val="single" w:sz="4" w:space="0" w:color="auto"/>
+              <w:left w:val="single" w:sz="4" w:space="0" w:color="auto"/>
+              <w:bottom w:val="single" w:sz="4" w:space="0" w:color="auto"/>
+              <w:right w:val="single" w:sz="4" w:space="0" w:color="auto"/>
+            </w:tcBorders>
+          </w:tcPr>
+          <w:p>
+            <w:pPr>
+              <w:pStyle w:val="ConsPlusNonformat"/>
+              <w:jc w:val="both"/>
+            </w:pPr>
+          </w:p>
+        </w:tc>
+        <w:tc>
+          <w:tcPr>
+            <w:tcW w:w="1358" w:type="dxa"/>
+            <w:tcBorders>
+              <w:top w:val="single" w:sz="4" w:space="0" w:color="auto"/>
+              <w:left w:val="single" w:sz="4" w:space="0" w:color="auto"/>
+              <w:bottom w:val="single" w:sz="4" w:space="0" w:color="auto"/>
+              <w:right w:val="single" w:sz="4" w:space="0" w:color="auto"/>
+            </w:tcBorders>
+          </w:tcPr>
+          <w:p>
+            <w:pPr>
+              <w:pStyle w:val="ConsPlusNonformat"/>
+              <w:jc w:val="both"/>
+            </w:pPr>
+          </w:p>
+        </w:tc>
+        <w:tc>
+          <w:tcPr>
+            <w:tcW w:w="4967" w:type="dxa"/>
+            <w:tcBorders>
+              <w:top w:val="single" w:sz="4" w:space="0" w:color="auto"/>
+              <w:left w:val="single" w:sz="4" w:space="0" w:color="auto"/>
+              <w:bottom w:val="single" w:sz="4" w:space="0" w:color="auto"/>
+              <w:right w:val="single" w:sz="4" w:space="0" w:color="auto"/>
+            </w:tcBorders>
+            <w:hideMark/>
+          </w:tcPr>
+          <w:p>
+            <w:pPr>
+              <w:pStyle w:val="ConsPlusNonformat"/>
+              <w:jc w:val="both"/>
+            </w:pPr>
+            <w:r>
+              <w:rPr>
+                <w:rFonts w:eastAsia="Times New Roman"/>
+              </w:rPr>
+              <w:t>Цифровая рентгенограмма</w:t>
+            </w:r>
+          </w:p>
+        </w:tc>
+        <w:tc>
+          <w:tcPr>
+            <w:tcW w:w="2990" w:type="dxa"/>
+            <w:tcBorders>
+              <w:top w:val="single" w:sz="4" w:space="0" w:color="auto"/>
+              <w:left w:val="single" w:sz="4" w:space="0" w:color="auto"/>
+              <w:bottom w:val="single" w:sz="4" w:space="0" w:color="auto"/>
+              <w:right w:val="single" w:sz="4" w:space="0" w:color="auto"/>
+            </w:tcBorders>
+            <w:hideMark/>
+          </w:tcPr>
+          <w:p>
+            <w:pPr>
+              <w:pStyle w:val="ConsPlusNonformat"/>
+              <w:jc w:val="both"/>
+            </w:pPr>
+            <w:r>
+              <w:rPr>
+                <w:rFonts w:eastAsia="Times New Roman"/>
+              </w:rPr>
+              <w:t xml:space="preserve">                  </w:t>
+            </w:r>
+            <w:proofErr w:type="spellStart"/>
+            <w:r>
+              <w:rPr>
+                <w:rFonts w:eastAsia="Times New Roman"/>
+              </w:rPr>
+              <w:t>мЗв</w:t>
+            </w:r>
+            <w:proofErr w:type="spellEnd"/>
+          </w:p>
+        </w:tc>
+      </w:tr>
+      <w:tr>
+        <w:trPr>
+          <w:trHeight w:val="276"/>
+        </w:trPr>
+        <w:tc>
+          <w:tcPr>
+            <w:tcW w:w="875" w:type="dxa"/>
+            <w:tcBorders>
+              <w:top w:val="single" w:sz="4" w:space="0" w:color="auto"/>
+              <w:left w:val="single" w:sz="4" w:space="0" w:color="auto"/>
+              <w:bottom w:val="single" w:sz="4" w:space="0" w:color="auto"/>
+              <w:right w:val="single" w:sz="4" w:space="0" w:color="auto"/>
+            </w:tcBorders>
+          </w:tcPr>
+          <w:p>
+            <w:pPr>
+              <w:pStyle w:val="ConsPlusNonformat"/>
+              <w:jc w:val="both"/>
+            </w:pPr>
+          </w:p>
+        </w:tc>
+        <w:tc>
+          <w:tcPr>
+            <w:tcW w:w="1358" w:type="dxa"/>
+            <w:tcBorders>
+              <w:top w:val="single" w:sz="4" w:space="0" w:color="auto"/>
+              <w:left w:val="single" w:sz="4" w:space="0" w:color="auto"/>
+              <w:bottom w:val="single" w:sz="4" w:space="0" w:color="auto"/>
+              <w:right w:val="single" w:sz="4" w:space="0" w:color="auto"/>
+            </w:tcBorders>
+          </w:tcPr>
+          <w:p>
+            <w:pPr>
+              <w:pStyle w:val="ConsPlusNonformat"/>
+              <w:jc w:val="both"/>
+            </w:pPr>
+          </w:p>
+        </w:tc>
+        <w:tc>
+          <w:tcPr>
+            <w:tcW w:w="4967" w:type="dxa"/>
+            <w:tcBorders>
+              <w:top w:val="single" w:sz="4" w:space="0" w:color="auto"/>
+              <w:left w:val="single" w:sz="4" w:space="0" w:color="auto"/>
+              <w:bottom w:val="single" w:sz="4" w:space="0" w:color="auto"/>
+              <w:right w:val="single" w:sz="4" w:space="0" w:color="auto"/>
+            </w:tcBorders>
+          </w:tcPr>
+          <w:p>
+            <w:pPr>
+              <w:pStyle w:val="ConsPlusNonformat"/>
+              <w:jc w:val="both"/>
+            </w:pPr>
+          </w:p>
+        </w:tc>
+        <w:tc>
+          <w:tcPr>
+            <w:tcW w:w="2990" w:type="dxa"/>
+            <w:tcBorders>
+              <w:top w:val="single" w:sz="4" w:space="0" w:color="auto"/>
+              <w:left w:val="single" w:sz="4" w:space="0" w:color="auto"/>
+              <w:bottom w:val="single" w:sz="4" w:space="0" w:color="auto"/>
+              <w:right w:val="single" w:sz="4" w:space="0" w:color="auto"/>
+            </w:tcBorders>
+          </w:tcPr>
+          <w:p>
+            <w:pPr>
+              <w:pStyle w:val="ConsPlusNonformat"/>
+              <w:jc w:val="both"/>
+            </w:pPr>
+          </w:p>
+        </w:tc>
+      </w:tr>
+      <w:tr>
+        <w:trPr>
+          <w:trHeight w:val="261"/>
+        </w:trPr>
+        <w:tc>
+          <w:tcPr>
+            <w:tcW w:w="875" w:type="dxa"/>
+            <w:tcBorders>
+              <w:top w:val="single" w:sz="4" w:space="0" w:color="auto"/>
+              <w:left w:val="single" w:sz="4" w:space="0" w:color="auto"/>
+              <w:bottom w:val="single" w:sz="4" w:space="0" w:color="auto"/>
+              <w:right w:val="single" w:sz="4" w:space="0" w:color="auto"/>
+            </w:tcBorders>
+          </w:tcPr>
+          <w:p>
+            <w:pPr>
+              <w:pStyle w:val="ConsPlusNonformat"/>
+              <w:jc w:val="both"/>
+            </w:pPr>
+          </w:p>
+        </w:tc>
+        <w:tc>
+          <w:tcPr>
+            <w:tcW w:w="1358" w:type="dxa"/>
+            <w:tcBorders>
+              <w:top w:val="single" w:sz="4" w:space="0" w:color="auto"/>
+              <w:left w:val="single" w:sz="4" w:space="0" w:color="auto"/>
+              <w:bottom w:val="single" w:sz="4" w:space="0" w:color="auto"/>
+              <w:right w:val="single" w:sz="4" w:space="0" w:color="auto"/>
+            </w:tcBorders>
+          </w:tcPr>
+          <w:p>
+            <w:pPr>
+              <w:pStyle w:val="ConsPlusNonformat"/>
+              <w:jc w:val="both"/>
+            </w:pPr>
+          </w:p>
+        </w:tc>
+        <w:tc>
+          <w:tcPr>
+            <w:tcW w:w="4967" w:type="dxa"/>
+            <w:tcBorders>
+              <w:top w:val="single" w:sz="4" w:space="0" w:color="auto"/>
+              <w:left w:val="single" w:sz="4" w:space="0" w:color="auto"/>
+              <w:bottom w:val="single" w:sz="4" w:space="0" w:color="auto"/>
+              <w:right w:val="single" w:sz="4" w:space="0" w:color="auto"/>
+            </w:tcBorders>
+          </w:tcPr>
+          <w:p>
+            <w:pPr>
+              <w:pStyle w:val="ConsPlusNonformat"/>
+              <w:jc w:val="both"/>
+            </w:pPr>
+          </w:p>
+        </w:tc>
+        <w:tc>
+          <w:tcPr>
+            <w:tcW w:w="2990" w:type="dxa"/>
+            <w:tcBorders>
+              <w:top w:val="single" w:sz="4" w:space="0" w:color="auto"/>
+              <w:left w:val="single" w:sz="4" w:space="0" w:color="auto"/>
+              <w:bottom w:val="single" w:sz="4" w:space="0" w:color="auto"/>
+              <w:right w:val="single" w:sz="4" w:space="0" w:color="auto"/>
+            </w:tcBorders>
+          </w:tcPr>
+          <w:p>
+            <w:pPr>
+              <w:pStyle w:val="ConsPlusNonformat"/>
+              <w:jc w:val="both"/>
+            </w:pPr>
+          </w:p>
+        </w:tc>
+      </w:tr>
+      <w:tr>
+        <w:trPr>
+          <w:trHeight w:val="276"/>
+        </w:trPr>
+        <w:tc>
+          <w:tcPr>
+            <w:tcW w:w="875" w:type="dxa"/>
+            <w:tcBorders>
+              <w:top w:val="single" w:sz="4" w:space="0" w:color="auto"/>
+              <w:left w:val="single" w:sz="4" w:space="0" w:color="auto"/>
+              <w:bottom w:val="single" w:sz="4" w:space="0" w:color="auto"/>
+              <w:right w:val="single" w:sz="4" w:space="0" w:color="auto"/>
+            </w:tcBorders>
+          </w:tcPr>
+          <w:p>
+            <w:pPr>
+              <w:pStyle w:val="ConsPlusNonformat"/>
+              <w:jc w:val="both"/>
+            </w:pPr>
+          </w:p>
+        </w:tc>
+        <w:tc>
+          <w:tcPr>
+            <w:tcW w:w="1358" w:type="dxa"/>
+            <w:tcBorders>
+              <w:top w:val="single" w:sz="4" w:space="0" w:color="auto"/>
+              <w:left w:val="single" w:sz="4" w:space="0" w:color="auto"/>
+              <w:bottom w:val="single" w:sz="4" w:space="0" w:color="auto"/>
+              <w:right w:val="single" w:sz="4" w:space="0" w:color="auto"/>
+            </w:tcBorders>
+          </w:tcPr>
+          <w:p>
+            <w:pPr>
+              <w:pStyle w:val="ConsPlusNonformat"/>
+              <w:jc w:val="both"/>
+            </w:pPr>
+          </w:p>
+        </w:tc>
+        <w:tc>
+          <w:tcPr>
+            <w:tcW w:w="4967" w:type="dxa"/>
+            <w:tcBorders>
+              <w:top w:val="single" w:sz="4" w:space="0" w:color="auto"/>
+              <w:left w:val="single" w:sz="4" w:space="0" w:color="auto"/>
+              <w:bottom w:val="single" w:sz="4" w:space="0" w:color="auto"/>
+              <w:right w:val="single" w:sz="4" w:space="0" w:color="auto"/>
+            </w:tcBorders>
+          </w:tcPr>
+          <w:p>
+            <w:pPr>
+              <w:pStyle w:val="ConsPlusNonformat"/>
+              <w:jc w:val="both"/>
+            </w:pPr>
+          </w:p>
+        </w:tc>
+        <w:tc>
+          <w:tcPr>
+            <w:tcW w:w="2990" w:type="dxa"/>
+            <w:tcBorders>
+              <w:top w:val="single" w:sz="4" w:space="0" w:color="auto"/>
+              <w:left w:val="single" w:sz="4" w:space="0" w:color="auto"/>
+              <w:bottom w:val="single" w:sz="4" w:space="0" w:color="auto"/>
+              <w:right w:val="single" w:sz="4" w:space="0" w:color="auto"/>
+            </w:tcBorders>
+          </w:tcPr>
+          <w:p>
+            <w:pPr>
+              <w:pStyle w:val="ConsPlusNonformat"/>
+              <w:jc w:val="both"/>
             </w:pPr>
           </w:p>
         </w:tc>
@@ -6075,6 +6564,7 @@
         <w:rPr>
           <w:sz w:val="20"/>
           <w:szCs w:val="20"/>
+          <w:lang w:val="en-US"/>
         </w:rPr>
       </w:pPr>
       <w:r>
@@ -7613,6 +8103,7 @@
           <w:rFonts w:ascii="Times New Roman" w:hAnsi="Times New Roman"/>
           <w:color w:val="000000"/>
           <w:shd w:val="clear" w:color="auto" w:fill="FFFFFF"/>
+          <w:lang w:val="ru-RU"/>
         </w:rPr>
       </w:pPr>
     </w:p>
@@ -9262,6 +9753,44 @@
     <w:qFormat/>
     <w:rsid w:val="006426F9"/>
   </w:style>
+  <w:style w:type="paragraph" w:customStyle="1" w:styleId="ConsPlusNonformat">
+    <w:name w:val="ConsPlusNonformat"/>
+    <w:qFormat/>
+    <w:rsid w:val="0098403A"/>
+    <w:pPr>
+      <w:widowControl w:val="0"/>
+      <w:suppressAutoHyphens/>
+      <w:jc w:val="right"/>
+    </w:pPr>
+    <w:rPr>
+      <w:rFonts w:ascii="Courier New" w:eastAsiaTheme="minorEastAsia" w:hAnsi="Courier New" w:cs="Courier New"/>
+    </w:rPr>
+  </w:style>
+  <w:style w:type="table" w:customStyle="1" w:styleId="12">
+    <w:name w:val="Сетка таблицы1"/>
+    <w:basedOn w:val="a1"/>
+    <w:next w:val="ad"/>
+    <w:uiPriority w:val="59"/>
+    <w:rsid w:val="0098403A"/>
+    <w:pPr>
+      <w:suppressAutoHyphens/>
+    </w:pPr>
+    <w:rPr>
+      <w:rFonts w:asciiTheme="minorHAnsi" w:eastAsiaTheme="minorHAnsi" w:hAnsiTheme="minorHAnsi" w:cstheme="minorBidi"/>
+      <w:lang w:eastAsia="en-US"/>
+    </w:rPr>
+    <w:tblPr>
+      <w:tblInd w:w="0" w:type="nil"/>
+      <w:tblBorders>
+        <w:top w:val="single" w:sz="4" w:space="0" w:color="auto"/>
+        <w:left w:val="single" w:sz="4" w:space="0" w:color="auto"/>
+        <w:bottom w:val="single" w:sz="4" w:space="0" w:color="auto"/>
+        <w:right w:val="single" w:sz="4" w:space="0" w:color="auto"/>
+        <w:insideH w:val="single" w:sz="4" w:space="0" w:color="auto"/>
+        <w:insideV w:val="single" w:sz="4" w:space="0" w:color="auto"/>
+      </w:tblBorders>
+    </w:tblPr>
+  </w:style>
 </w:styles>
 </file>
 

--- a/patients/templates/patients/docs/card_paid_template.docx
+++ b/patients/templates/patients/docs/card_paid_template.docx
@@ -3228,11 +3228,57 @@
           <w:p>
             <w:pPr>
               <w:rPr>
-                <w:sz w:val="16"/>
-                <w:szCs w:val="16"/>
-                <w:lang w:val="en-US"/>
-              </w:rPr>
-            </w:pPr>
+                <w:b/>
+                <w:bCs/>
+                <w:sz w:val="16"/>
+                <w:szCs w:val="16"/>
+                <w:lang w:val="en-US"/>
+              </w:rPr>
+            </w:pPr>
+            <w:proofErr w:type="gramStart"/>
+            <w:r>
+              <w:rPr>
+                <w:b/>
+                <w:bCs/>
+                <w:sz w:val="16"/>
+                <w:szCs w:val="16"/>
+                <w:lang w:val="en-US"/>
+              </w:rPr>
+              <w:t xml:space="preserve">{{ </w:t>
+            </w:r>
+            <w:proofErr w:type="spellStart"/>
+            <w:r>
+              <w:rPr>
+                <w:b/>
+                <w:bCs/>
+                <w:sz w:val="16"/>
+                <w:szCs w:val="16"/>
+                <w:lang w:val="en-US"/>
+              </w:rPr>
+              <w:t>polis</w:t>
+            </w:r>
+            <w:proofErr w:type="gramEnd"/>
+            <w:r>
+              <w:rPr>
+                <w:b/>
+                <w:bCs/>
+                <w:sz w:val="16"/>
+                <w:szCs w:val="16"/>
+                <w:lang w:val="en-US"/>
+              </w:rPr>
+              <w:t>_oms</w:t>
+            </w:r>
+            <w:proofErr w:type="spellEnd"/>
+            <w:r>
+              <w:rPr>
+                <w:b/>
+                <w:bCs/>
+                <w:sz w:val="16"/>
+                <w:szCs w:val="16"/>
+                <w:lang w:val="en-US"/>
+              </w:rPr>
+              <w:t xml:space="preserve"> }}</w:t>
+            </w:r>
           </w:p>
         </w:tc>
       </w:tr>
@@ -3537,10 +3583,47 @@
           <w:p>
             <w:pPr>
               <w:rPr>
-                <w:sz w:val="16"/>
-                <w:szCs w:val="16"/>
-              </w:rPr>
-            </w:pPr>
+                <w:b/>
+                <w:bCs/>
+                <w:sz w:val="16"/>
+                <w:szCs w:val="16"/>
+                <w:lang w:val="en-US"/>
+              </w:rPr>
+            </w:pPr>
+            <w:proofErr w:type="gramStart"/>
+            <w:r>
+              <w:rPr>
+                <w:b/>
+                <w:bCs/>
+                <w:sz w:val="16"/>
+                <w:szCs w:val="16"/>
+                <w:lang w:val="en-US"/>
+              </w:rPr>
+              <w:t xml:space="preserve">{{ </w:t>
+            </w:r>
+            <w:proofErr w:type="spellStart"/>
+            <w:r>
+              <w:rPr>
+                <w:b/>
+                <w:bCs/>
+                <w:sz w:val="16"/>
+                <w:szCs w:val="16"/>
+                <w:lang w:val="en-US"/>
+              </w:rPr>
+              <w:t>snils</w:t>
+            </w:r>
+            <w:proofErr w:type="spellEnd"/>
+            <w:proofErr w:type="gramEnd"/>
+            <w:r>
+              <w:rPr>
+                <w:b/>
+                <w:bCs/>
+                <w:sz w:val="16"/>
+                <w:szCs w:val="16"/>
+                <w:lang w:val="en-US"/>
+              </w:rPr>
+              <w:t xml:space="preserve"> }}</w:t>
+            </w:r>
           </w:p>
         </w:tc>
       </w:tr>
